--- a/7-技术管理/运行记录类文件/070201-运维研发规划.docx
+++ b/7-技术管理/运行记录类文件/070201-运维研发规划.docx
@@ -1,7 +1,6 @@
 
 <file path=word/document.xml><?xml version="1.0" encoding="utf-8"?>
-<w:document xmlns:wpc="http://schemas.microsoft.com/office/word/2010/wordprocessingCanvas" xmlns:mc="http://schemas.openxmlformats.org/markup-compatibility/2006" xmlns:o="urn:schemas-microsoft-com:office:office" xmlns:r="http://schemas.openxmlformats.org/officeDocument/2006/relationships" xmlns:m="http://schemas.openxmlformats.org/officeDocument/2006/math" xmlns:v="urn:schemas-microsoft-com:vml" xmlns:wp14="http://schemas.microsoft.com/office/word/2010/wordprocessingDrawing" xmlns:wp="http://schemas.openxmlformats.org/drawingml/2006/wordprocessingDrawing" xmlns:w10="urn:schemas-microsoft-com:office:word" xmlns:w="http://schemas.openxmlformats.org/wordprocessingml/2006/main" xmlns:w14="http://schemas.microsoft.com/office/word/2010/wordml" xmlns:w15="http://schemas.microsoft.com/office/word/2012/wordml" xmlns:wne="http://schemas.microsoft.com/office/word/2006/wordml" xmlns:wpg="http://schemas.microsoft.com/office/word/2010/wordprocessingGroup" xmlns:wpi="http://schemas.microsoft.com/office/word/2010/wordprocessingInk" xmlns:wps="http://schemas.microsoft.com/office/word/2010/wordprocessingShape" mc:Ignorable="w14 w15 wp14">
-  <!-- Generated by Aspose.Words for .NET 13.3.0.1 -->
+<w:document xmlns:wpc="http://schemas.microsoft.com/office/word/2010/wordprocessingCanvas" xmlns:mc="http://schemas.openxmlformats.org/markup-compatibility/2006" xmlns:o="urn:schemas-microsoft-com:office:office" xmlns:r="http://schemas.openxmlformats.org/officeDocument/2006/relationships" xmlns:m="http://schemas.openxmlformats.org/officeDocument/2006/math" xmlns:v="urn:schemas-microsoft-com:vml" xmlns:wp14="http://schemas.microsoft.com/office/word/2010/wordprocessingDrawing" xmlns:wp="http://schemas.openxmlformats.org/drawingml/2006/wordprocessingDrawing" xmlns:w="http://schemas.openxmlformats.org/wordprocessingml/2006/main" xmlns:w14="http://schemas.microsoft.com/office/word/2010/wordml" xmlns:w10="urn:schemas-microsoft-com:office:word" xmlns:w15="http://schemas.microsoft.com/office/word/2012/wordml" xmlns:wpg="http://schemas.microsoft.com/office/word/2010/wordprocessingGroup" xmlns:wpi="http://schemas.microsoft.com/office/word/2010/wordprocessingInk" xmlns:wne="http://schemas.microsoft.com/office/word/2006/wordml" xmlns:wps="http://schemas.microsoft.com/office/word/2010/wordprocessingShape" xmlns:wpsCustomData="http://www.wps.cn/officeDocument/2013/wpsCustomData" mc:Ignorable="w14 w15 wp14">
   <w:body>
     <w:p>
       <w:pPr>
@@ -9,7 +8,7 @@
         <w:spacing w:before="78" w:line="219" w:lineRule="auto"/>
         <w:ind w:left="25"/>
         <w:rPr>
-          <w:rFonts w:ascii="宋体" w:eastAsia="宋体" w:hAnsi="宋体" w:cs="宋体" w:hint="eastAsia"/>
+          <w:rFonts w:hint="eastAsia" w:ascii="宋体" w:hAnsi="宋体" w:eastAsia="宋体" w:cs="宋体"/>
           <w:sz w:val="24"/>
           <w:szCs w:val="24"/>
           <w:lang w:eastAsia="zh-CN"/>
@@ -17,7 +16,7 @@
       </w:pPr>
       <w:r>
         <w:rPr>
-          <w:rFonts w:ascii="宋体" w:eastAsia="宋体" w:hAnsi="宋体" w:cs="宋体"/>
+          <w:rFonts w:ascii="宋体" w:hAnsi="宋体" w:eastAsia="宋体" w:cs="宋体"/>
           <w:b/>
           <w:bCs/>
           <w:spacing w:val="-3"/>
@@ -29,7 +28,7 @@
       </w:r>
       <w:r>
         <w:rPr>
-          <w:rFonts w:ascii="宋体" w:eastAsia="宋体" w:hAnsi="宋体" w:cs="宋体" w:hint="eastAsia"/>
+          <w:rFonts w:hint="eastAsia" w:ascii="宋体" w:hAnsi="宋体" w:eastAsia="宋体" w:cs="宋体"/>
           <w:b/>
           <w:bCs/>
           <w:spacing w:val="-3"/>
@@ -41,7 +40,7 @@
       </w:r>
       <w:r>
         <w:rPr>
-          <w:rFonts w:ascii="宋体" w:eastAsia="宋体" w:hAnsi="宋体" w:cs="宋体"/>
+          <w:rFonts w:ascii="宋体" w:hAnsi="宋体" w:eastAsia="宋体" w:cs="宋体"/>
           <w:b/>
           <w:bCs/>
           <w:spacing w:val="-3"/>
@@ -53,7 +52,7 @@
       </w:r>
       <w:r>
         <w:rPr>
-          <w:rFonts w:ascii="宋体" w:eastAsia="宋体" w:hAnsi="宋体" w:cs="宋体" w:hint="eastAsia"/>
+          <w:rFonts w:hint="eastAsia" w:ascii="宋体" w:hAnsi="宋体" w:eastAsia="宋体" w:cs="宋体"/>
           <w:b/>
           <w:bCs/>
           <w:spacing w:val="-3"/>
@@ -76,7 +75,7 @@
         <w:ind w:left="23"/>
         <w:textAlignment w:val="auto"/>
         <w:rPr>
-          <w:rFonts w:ascii="宋体" w:eastAsia="宋体" w:hAnsi="宋体" w:cs="宋体" w:hint="eastAsia"/>
+          <w:rFonts w:hint="eastAsia" w:ascii="宋体" w:hAnsi="宋体" w:eastAsia="宋体" w:cs="宋体"/>
           <w:sz w:val="24"/>
           <w:szCs w:val="24"/>
           <w:lang w:eastAsia="zh-CN"/>
@@ -84,7 +83,7 @@
       </w:pPr>
       <w:r>
         <w:rPr>
-          <w:rFonts w:ascii="宋体" w:eastAsia="宋体" w:hAnsi="宋体" w:cs="宋体"/>
+          <w:rFonts w:ascii="宋体" w:hAnsi="宋体" w:eastAsia="宋体" w:cs="宋体"/>
           <w:b/>
           <w:bCs/>
           <w:spacing w:val="240"/>
@@ -96,7 +95,7 @@
       </w:r>
       <w:r>
         <w:rPr>
-          <w:rFonts w:ascii="宋体" w:eastAsia="宋体" w:hAnsi="宋体" w:cs="宋体"/>
+          <w:rFonts w:ascii="宋体" w:hAnsi="宋体" w:eastAsia="宋体" w:cs="宋体"/>
           <w:b/>
           <w:bCs/>
           <w:sz w:val="24"/>
@@ -107,7 +106,7 @@
       </w:r>
       <w:r>
         <w:rPr>
-          <w:rFonts w:ascii="宋体" w:eastAsia="宋体" w:hAnsi="宋体" w:cs="宋体"/>
+          <w:rFonts w:ascii="宋体" w:hAnsi="宋体" w:eastAsia="宋体" w:cs="宋体"/>
           <w:b/>
           <w:bCs/>
           <w:spacing w:val="-5"/>
@@ -120,7 +119,7 @@
     </w:p>
     <w:p>
       <w:pPr>
-        <w:pStyle w:val="a"/>
+        <w:pStyle w:val="24"/>
         <w:widowControl w:val="0"/>
         <w:spacing w:after="1872"/>
         <w:rPr>
@@ -138,7 +137,7 @@
     </w:p>
     <w:p>
       <w:pPr>
-        <w:pStyle w:val="a0"/>
+        <w:pStyle w:val="25"/>
         <w:widowControl w:val="0"/>
         <w:spacing w:after="2808"/>
         <w:rPr>
@@ -157,17 +156,18 @@
     </w:p>
     <w:tbl>
       <w:tblPr>
-        <w:tblStyle w:val="TableGrid"/>
+        <w:tblStyle w:val="21"/>
         <w:tblW w:w="0" w:type="auto"/>
         <w:tblInd w:w="2443" w:type="dxa"/>
         <w:tblBorders>
-          <w:top w:val="nil"/>
-          <w:left w:val="nil"/>
-          <w:bottom w:val="nil"/>
-          <w:right w:val="nil"/>
-          <w:insideH w:val="nil"/>
-          <w:insideV w:val="nil"/>
+          <w:top w:val="none" w:color="auto" w:sz="0" w:space="0"/>
+          <w:left w:val="none" w:color="auto" w:sz="0" w:space="0"/>
+          <w:bottom w:val="none" w:color="auto" w:sz="0" w:space="0"/>
+          <w:right w:val="none" w:color="auto" w:sz="0" w:space="0"/>
+          <w:insideH w:val="none" w:color="auto" w:sz="0" w:space="0"/>
+          <w:insideV w:val="none" w:color="auto" w:sz="0" w:space="0"/>
         </w:tblBorders>
+        <w:tblLayout w:type="autofit"/>
         <w:tblCellMar>
           <w:top w:w="0" w:type="dxa"/>
           <w:left w:w="108" w:type="dxa"/>
@@ -181,15 +181,13 @@
       </w:tblGrid>
       <w:tr>
         <w:tblPrEx>
-          <w:tblW w:w="0" w:type="auto"/>
-          <w:tblInd w:w="2443" w:type="dxa"/>
           <w:tblBorders>
-            <w:top w:val="nil"/>
-            <w:left w:val="nil"/>
-            <w:bottom w:val="nil"/>
-            <w:right w:val="nil"/>
-            <w:insideH w:val="nil"/>
-            <w:insideV w:val="nil"/>
+            <w:top w:val="none" w:color="auto" w:sz="0" w:space="0"/>
+            <w:left w:val="none" w:color="auto" w:sz="0" w:space="0"/>
+            <w:bottom w:val="none" w:color="auto" w:sz="0" w:space="0"/>
+            <w:right w:val="none" w:color="auto" w:sz="0" w:space="0"/>
+            <w:insideH w:val="none" w:color="auto" w:sz="0" w:space="0"/>
+            <w:insideV w:val="none" w:color="auto" w:sz="0" w:space="0"/>
           </w:tblBorders>
           <w:tblCellMar>
             <w:top w:w="0" w:type="dxa"/>
@@ -199,7 +197,7 @@
           </w:tblCellMar>
         </w:tblPrEx>
         <w:trPr>
-          <w:trHeight w:val="810"/>
+          <w:trHeight w:val="810" w:hRule="atLeast"/>
         </w:trPr>
         <w:tc>
           <w:tcPr>
@@ -223,7 +221,7 @@
             </w:r>
             <w:r>
               <w:rPr>
-                <w:rFonts w:asciiTheme="minorAscii" w:eastAsiaTheme="minorEastAsia" w:hAnsiTheme="minorAscii" w:hint="default"/>
+                <w:rFonts w:hint="default" w:asciiTheme="minorAscii" w:hAnsiTheme="minorAscii" w:eastAsiaTheme="minorEastAsia"/>
                 <w:spacing w:val="227"/>
                 <w:sz w:val="21"/>
                 <w:vertAlign w:val="baseline"/>
@@ -262,7 +260,7 @@
             </w:r>
             <w:r>
               <w:rPr>
-                <w:rFonts w:asciiTheme="minorHAnsi" w:eastAsiaTheme="minorEastAsia" w:hAnsiTheme="minorHAnsi" w:hint="eastAsia"/>
+                <w:rFonts w:hint="eastAsia" w:asciiTheme="minorHAnsi" w:hAnsiTheme="minorHAnsi" w:eastAsiaTheme="minorEastAsia"/>
                 <w:spacing w:val="227"/>
                 <w:lang w:eastAsia="zh-CN"/>
               </w:rPr>
@@ -281,8 +279,14 @@
       </w:tr>
       <w:tr>
         <w:tblPrEx>
-          <w:tblW w:w="0" w:type="auto"/>
-          <w:tblInd w:w="2443" w:type="dxa"/>
+          <w:tblBorders>
+            <w:top w:val="none" w:color="auto" w:sz="0" w:space="0"/>
+            <w:left w:val="none" w:color="auto" w:sz="0" w:space="0"/>
+            <w:bottom w:val="none" w:color="auto" w:sz="0" w:space="0"/>
+            <w:right w:val="none" w:color="auto" w:sz="0" w:space="0"/>
+            <w:insideH w:val="none" w:color="auto" w:sz="0" w:space="0"/>
+            <w:insideV w:val="none" w:color="auto" w:sz="0" w:space="0"/>
+          </w:tblBorders>
           <w:tblCellMar>
             <w:top w:w="0" w:type="dxa"/>
             <w:left w:w="108" w:type="dxa"/>
@@ -291,7 +295,7 @@
           </w:tblCellMar>
         </w:tblPrEx>
         <w:trPr>
-          <w:trHeight w:val="810"/>
+          <w:trHeight w:val="810" w:hRule="atLeast"/>
         </w:trPr>
         <w:tc>
           <w:tcPr>
@@ -315,7 +319,7 @@
             </w:r>
             <w:r>
               <w:rPr>
-                <w:rFonts w:asciiTheme="minorAscii" w:eastAsiaTheme="minorEastAsia" w:hAnsiTheme="minorAscii" w:hint="default"/>
+                <w:rFonts w:hint="default" w:asciiTheme="minorAscii" w:hAnsiTheme="minorAscii" w:eastAsiaTheme="minorEastAsia"/>
                 <w:spacing w:val="227"/>
                 <w:sz w:val="21"/>
                 <w:vertAlign w:val="baseline"/>
@@ -348,13 +352,23 @@
             <w:r>
               <w:rPr>
                 <w:rFonts w:hint="eastAsia"/>
-                <w:lang w:eastAsia="zh-CN"/>
-              </w:rPr>
-              <w:t>编制时间</w:t>
-            </w:r>
-            <w:r>
-              <w:rPr>
-                <w:rFonts w:asciiTheme="minorHAnsi" w:eastAsiaTheme="minorEastAsia" w:hAnsiTheme="minorHAnsi" w:hint="eastAsia"/>
+                <w:vertAlign w:val="baseline"/>
+                <w:lang w:val="en-US" w:eastAsia="zh-CN"/>
+              </w:rPr>
+              <w:t>审核</w:t>
+            </w:r>
+            <w:bookmarkStart w:id="17" w:name="_GoBack"/>
+            <w:bookmarkEnd w:id="17"/>
+            <w:r>
+              <w:rPr>
+                <w:rFonts w:hint="eastAsia"/>
+                <w:lang w:eastAsia="zh-CN"/>
+              </w:rPr>
+              <w:t>时间</w:t>
+            </w:r>
+            <w:r>
+              <w:rPr>
+                <w:rFonts w:hint="eastAsia" w:asciiTheme="minorHAnsi" w:hAnsiTheme="minorHAnsi" w:eastAsiaTheme="minorEastAsia"/>
                 <w:spacing w:val="227"/>
                 <w:lang w:eastAsia="zh-CN"/>
               </w:rPr>
@@ -373,8 +387,14 @@
       </w:tr>
       <w:tr>
         <w:tblPrEx>
-          <w:tblW w:w="0" w:type="auto"/>
-          <w:tblInd w:w="2443" w:type="dxa"/>
+          <w:tblBorders>
+            <w:top w:val="none" w:color="auto" w:sz="0" w:space="0"/>
+            <w:left w:val="none" w:color="auto" w:sz="0" w:space="0"/>
+            <w:bottom w:val="none" w:color="auto" w:sz="0" w:space="0"/>
+            <w:right w:val="none" w:color="auto" w:sz="0" w:space="0"/>
+            <w:insideH w:val="none" w:color="auto" w:sz="0" w:space="0"/>
+            <w:insideV w:val="none" w:color="auto" w:sz="0" w:space="0"/>
+          </w:tblBorders>
           <w:tblCellMar>
             <w:top w:w="0" w:type="dxa"/>
             <w:left w:w="108" w:type="dxa"/>
@@ -383,7 +403,7 @@
           </w:tblCellMar>
         </w:tblPrEx>
         <w:trPr>
-          <w:trHeight w:val="635"/>
+          <w:trHeight w:val="635" w:hRule="atLeast"/>
         </w:trPr>
         <w:tc>
           <w:tcPr>
@@ -406,7 +426,7 @@
             </w:r>
             <w:r>
               <w:rPr>
-                <w:rFonts w:asciiTheme="minorHAnsi" w:eastAsiaTheme="minorEastAsia" w:hAnsiTheme="minorHAnsi" w:hint="eastAsia"/>
+                <w:rFonts w:hint="eastAsia" w:asciiTheme="minorHAnsi" w:hAnsiTheme="minorHAnsi" w:eastAsiaTheme="minorEastAsia"/>
                 <w:spacing w:val="227"/>
                 <w:lang w:eastAsia="zh-CN"/>
               </w:rPr>
@@ -443,7 +463,7 @@
             </w:r>
             <w:r>
               <w:rPr>
-                <w:rFonts w:asciiTheme="minorHAnsi" w:eastAsiaTheme="minorEastAsia" w:hAnsiTheme="minorHAnsi" w:hint="eastAsia"/>
+                <w:rFonts w:hint="eastAsia" w:asciiTheme="minorHAnsi" w:hAnsiTheme="minorHAnsi" w:eastAsiaTheme="minorEastAsia"/>
                 <w:spacing w:val="227"/>
                 <w:lang w:eastAsia="zh-CN"/>
               </w:rPr>
@@ -475,14 +495,14 @@
         <w:spacing w:before="153" w:line="225" w:lineRule="auto"/>
         <w:ind w:left="3634"/>
         <w:rPr>
-          <w:rFonts w:ascii="宋体" w:eastAsia="宋体" w:hAnsi="宋体" w:cs="宋体" w:hint="eastAsia"/>
+          <w:rFonts w:hint="eastAsia" w:ascii="宋体" w:hAnsi="宋体" w:eastAsia="宋体" w:cs="宋体"/>
           <w:sz w:val="31"/>
           <w:szCs w:val="31"/>
         </w:rPr>
       </w:pPr>
       <w:r>
         <w:rPr>
-          <w:rFonts w:ascii="宋体" w:eastAsia="宋体" w:hAnsi="宋体" w:cs="宋体"/>
+          <w:rFonts w:ascii="宋体" w:hAnsi="宋体" w:eastAsia="宋体" w:cs="宋体"/>
           <w:b/>
           <w:bCs/>
           <w:spacing w:val="4"/>
@@ -494,16 +514,16 @@
     </w:p>
     <w:tbl>
       <w:tblPr>
-        <w:tblStyle w:val="TableNormal0"/>
+        <w:tblStyle w:val="26"/>
         <w:tblW w:w="8301" w:type="dxa"/>
         <w:tblInd w:w="2" w:type="dxa"/>
         <w:tblBorders>
-          <w:top w:val="single" w:sz="2" w:space="0" w:color="000000"/>
-          <w:left w:val="single" w:sz="2" w:space="0" w:color="000000"/>
-          <w:bottom w:val="single" w:sz="2" w:space="0" w:color="000000"/>
-          <w:right w:val="single" w:sz="2" w:space="0" w:color="000000"/>
-          <w:insideH w:val="single" w:sz="2" w:space="0" w:color="000000"/>
-          <w:insideV w:val="single" w:sz="2" w:space="0" w:color="000000"/>
+          <w:top w:val="single" w:color="000000" w:sz="2" w:space="0"/>
+          <w:left w:val="single" w:color="000000" w:sz="2" w:space="0"/>
+          <w:bottom w:val="single" w:color="000000" w:sz="2" w:space="0"/>
+          <w:right w:val="single" w:color="000000" w:sz="2" w:space="0"/>
+          <w:insideH w:val="single" w:color="000000" w:sz="2" w:space="0"/>
+          <w:insideV w:val="single" w:color="000000" w:sz="2" w:space="0"/>
         </w:tblBorders>
         <w:tblLayout w:type="fixed"/>
         <w:tblCellMar>
@@ -523,17 +543,14 @@
       </w:tblGrid>
       <w:tr>
         <w:tblPrEx>
-          <w:tblW w:w="8301" w:type="dxa"/>
-          <w:tblInd w:w="2" w:type="dxa"/>
           <w:tblBorders>
-            <w:top w:val="single" w:sz="2" w:space="0" w:color="000000"/>
-            <w:left w:val="single" w:sz="2" w:space="0" w:color="000000"/>
-            <w:bottom w:val="single" w:sz="2" w:space="0" w:color="000000"/>
-            <w:right w:val="single" w:sz="2" w:space="0" w:color="000000"/>
-            <w:insideH w:val="single" w:sz="2" w:space="0" w:color="000000"/>
-            <w:insideV w:val="single" w:sz="2" w:space="0" w:color="000000"/>
+            <w:top w:val="single" w:color="000000" w:sz="2" w:space="0"/>
+            <w:left w:val="single" w:color="000000" w:sz="2" w:space="0"/>
+            <w:bottom w:val="single" w:color="000000" w:sz="2" w:space="0"/>
+            <w:right w:val="single" w:color="000000" w:sz="2" w:space="0"/>
+            <w:insideH w:val="single" w:color="000000" w:sz="2" w:space="0"/>
+            <w:insideV w:val="single" w:color="000000" w:sz="2" w:space="0"/>
           </w:tblBorders>
-          <w:tblLayout w:type="fixed"/>
           <w:tblCellMar>
             <w:top w:w="0" w:type="dxa"/>
             <w:left w:w="0" w:type="dxa"/>
@@ -542,7 +559,7 @@
           </w:tblCellMar>
         </w:tblPrEx>
         <w:trPr>
-          <w:trHeight w:val="593"/>
+          <w:trHeight w:val="593" w:hRule="atLeast"/>
         </w:trPr>
         <w:tc>
           <w:tcPr>
@@ -554,14 +571,14 @@
               <w:spacing w:before="176" w:line="228" w:lineRule="auto"/>
               <w:ind w:left="607"/>
               <w:rPr>
-                <w:rFonts w:ascii="宋体" w:eastAsia="宋体" w:hAnsi="宋体" w:cs="宋体" w:hint="eastAsia"/>
+                <w:rFonts w:hint="eastAsia" w:ascii="宋体" w:hAnsi="宋体" w:eastAsia="宋体" w:cs="宋体"/>
                 <w:sz w:val="20"/>
                 <w:szCs w:val="20"/>
               </w:rPr>
             </w:pPr>
             <w:r>
               <w:rPr>
-                <w:rFonts w:ascii="宋体" w:eastAsia="宋体" w:hAnsi="宋体" w:cs="宋体"/>
+                <w:rFonts w:ascii="宋体" w:hAnsi="宋体" w:eastAsia="宋体" w:cs="宋体"/>
                 <w:spacing w:val="-14"/>
                 <w:sz w:val="20"/>
                 <w:szCs w:val="20"/>
@@ -580,14 +597,14 @@
               <w:spacing w:before="175" w:line="227" w:lineRule="auto"/>
               <w:ind w:left="253"/>
               <w:rPr>
-                <w:rFonts w:ascii="宋体" w:eastAsia="宋体" w:hAnsi="宋体" w:cs="宋体" w:hint="eastAsia"/>
+                <w:rFonts w:hint="eastAsia" w:ascii="宋体" w:hAnsi="宋体" w:eastAsia="宋体" w:cs="宋体"/>
                 <w:sz w:val="20"/>
                 <w:szCs w:val="20"/>
               </w:rPr>
             </w:pPr>
             <w:r>
               <w:rPr>
-                <w:rFonts w:ascii="宋体" w:eastAsia="宋体" w:hAnsi="宋体" w:cs="宋体"/>
+                <w:rFonts w:ascii="宋体" w:hAnsi="宋体" w:eastAsia="宋体" w:cs="宋体"/>
                 <w:spacing w:val="4"/>
                 <w:sz w:val="20"/>
                 <w:szCs w:val="20"/>
@@ -606,14 +623,14 @@
               <w:spacing w:before="175" w:line="228" w:lineRule="auto"/>
               <w:ind w:left="730"/>
               <w:rPr>
-                <w:rFonts w:ascii="宋体" w:eastAsia="宋体" w:hAnsi="宋体" w:cs="宋体" w:hint="eastAsia"/>
+                <w:rFonts w:hint="eastAsia" w:ascii="宋体" w:hAnsi="宋体" w:eastAsia="宋体" w:cs="宋体"/>
                 <w:sz w:val="20"/>
                 <w:szCs w:val="20"/>
               </w:rPr>
             </w:pPr>
             <w:r>
               <w:rPr>
-                <w:rFonts w:ascii="宋体" w:eastAsia="宋体" w:hAnsi="宋体" w:cs="宋体"/>
+                <w:rFonts w:ascii="宋体" w:hAnsi="宋体" w:eastAsia="宋体" w:cs="宋体"/>
                 <w:spacing w:val="7"/>
                 <w:sz w:val="20"/>
                 <w:szCs w:val="20"/>
@@ -632,14 +649,14 @@
               <w:spacing w:before="175" w:line="228" w:lineRule="auto"/>
               <w:ind w:left="310"/>
               <w:rPr>
-                <w:rFonts w:ascii="宋体" w:eastAsia="宋体" w:hAnsi="宋体" w:cs="宋体" w:hint="eastAsia"/>
+                <w:rFonts w:hint="eastAsia" w:ascii="宋体" w:hAnsi="宋体" w:eastAsia="宋体" w:cs="宋体"/>
                 <w:sz w:val="20"/>
                 <w:szCs w:val="20"/>
               </w:rPr>
             </w:pPr>
             <w:r>
               <w:rPr>
-                <w:rFonts w:ascii="宋体" w:eastAsia="宋体" w:hAnsi="宋体" w:cs="宋体"/>
+                <w:rFonts w:ascii="宋体" w:hAnsi="宋体" w:eastAsia="宋体" w:cs="宋体"/>
                 <w:spacing w:val="6"/>
                 <w:sz w:val="20"/>
                 <w:szCs w:val="20"/>
@@ -658,7 +675,7 @@
               <w:spacing w:before="175" w:line="228" w:lineRule="auto"/>
               <w:ind w:left="310"/>
               <w:rPr>
-                <w:rFonts w:ascii="宋体" w:eastAsia="宋体" w:hAnsi="宋体" w:cs="宋体" w:hint="eastAsia"/>
+                <w:rFonts w:hint="eastAsia" w:ascii="宋体" w:hAnsi="宋体" w:eastAsia="宋体" w:cs="宋体"/>
                 <w:spacing w:val="6"/>
                 <w:sz w:val="20"/>
                 <w:szCs w:val="20"/>
@@ -667,7 +684,7 @@
             </w:pPr>
             <w:r>
               <w:rPr>
-                <w:rFonts w:ascii="宋体" w:eastAsia="宋体" w:hAnsi="宋体" w:cs="宋体" w:hint="eastAsia"/>
+                <w:rFonts w:hint="eastAsia" w:ascii="宋体" w:hAnsi="宋体" w:eastAsia="宋体" w:cs="宋体"/>
                 <w:spacing w:val="6"/>
                 <w:sz w:val="20"/>
                 <w:szCs w:val="20"/>
@@ -687,14 +704,14 @@
               <w:spacing w:before="176" w:line="229" w:lineRule="auto"/>
               <w:ind w:left="311"/>
               <w:rPr>
-                <w:rFonts w:ascii="宋体" w:eastAsia="宋体" w:hAnsi="宋体" w:cs="宋体" w:hint="eastAsia"/>
+                <w:rFonts w:hint="eastAsia" w:ascii="宋体" w:hAnsi="宋体" w:eastAsia="宋体" w:cs="宋体"/>
                 <w:sz w:val="20"/>
                 <w:szCs w:val="20"/>
               </w:rPr>
             </w:pPr>
             <w:r>
               <w:rPr>
-                <w:rFonts w:ascii="宋体" w:eastAsia="宋体" w:hAnsi="宋体" w:cs="宋体"/>
+                <w:rFonts w:ascii="宋体" w:hAnsi="宋体" w:eastAsia="宋体" w:cs="宋体"/>
                 <w:spacing w:val="7"/>
                 <w:sz w:val="20"/>
                 <w:szCs w:val="20"/>
@@ -706,9 +723,14 @@
       </w:tr>
       <w:tr>
         <w:tblPrEx>
-          <w:tblW w:w="8301" w:type="dxa"/>
-          <w:tblInd w:w="2" w:type="dxa"/>
-          <w:tblLayout w:type="fixed"/>
+          <w:tblBorders>
+            <w:top w:val="single" w:color="000000" w:sz="2" w:space="0"/>
+            <w:left w:val="single" w:color="000000" w:sz="2" w:space="0"/>
+            <w:bottom w:val="single" w:color="000000" w:sz="2" w:space="0"/>
+            <w:right w:val="single" w:color="000000" w:sz="2" w:space="0"/>
+            <w:insideH w:val="single" w:color="000000" w:sz="2" w:space="0"/>
+            <w:insideV w:val="single" w:color="000000" w:sz="2" w:space="0"/>
+          </w:tblBorders>
           <w:tblCellMar>
             <w:top w:w="0" w:type="dxa"/>
             <w:left w:w="0" w:type="dxa"/>
@@ -717,7 +739,7 @@
           </w:tblCellMar>
         </w:tblPrEx>
         <w:trPr>
-          <w:trHeight w:val="556"/>
+          <w:trHeight w:val="556" w:hRule="atLeast"/>
         </w:trPr>
         <w:tc>
           <w:tcPr>
@@ -729,14 +751,14 @@
               <w:spacing w:before="173" w:line="267" w:lineRule="exact"/>
               <w:ind w:left="260"/>
               <w:rPr>
-                <w:rFonts w:ascii="宋体" w:eastAsia="宋体" w:hAnsi="宋体" w:cs="宋体" w:hint="eastAsia"/>
+                <w:rFonts w:hint="eastAsia" w:ascii="宋体" w:hAnsi="宋体" w:eastAsia="宋体" w:cs="宋体"/>
                 <w:sz w:val="20"/>
                 <w:szCs w:val="20"/>
               </w:rPr>
             </w:pPr>
             <w:r>
               <w:rPr>
-                <w:rFonts w:ascii="宋体" w:eastAsia="宋体" w:hAnsi="宋体" w:cs="宋体"/>
+                <w:rFonts w:ascii="宋体" w:hAnsi="宋体" w:eastAsia="宋体" w:cs="宋体"/>
                 <w:spacing w:val="3"/>
                 <w:position w:val="1"/>
                 <w:sz w:val="20"/>
@@ -756,14 +778,14 @@
               <w:spacing w:before="173" w:line="267" w:lineRule="exact"/>
               <w:ind w:left="248"/>
               <w:rPr>
-                <w:rFonts w:ascii="宋体" w:eastAsia="宋体" w:hAnsi="宋体" w:cs="宋体" w:hint="eastAsia"/>
+                <w:rFonts w:hint="eastAsia" w:ascii="宋体" w:hAnsi="宋体" w:eastAsia="宋体" w:cs="宋体"/>
                 <w:sz w:val="20"/>
                 <w:szCs w:val="20"/>
               </w:rPr>
             </w:pPr>
             <w:r>
               <w:rPr>
-                <w:rFonts w:ascii="宋体" w:eastAsia="宋体" w:hAnsi="宋体" w:cs="宋体"/>
+                <w:rFonts w:ascii="宋体" w:hAnsi="宋体" w:eastAsia="宋体" w:cs="宋体"/>
                 <w:spacing w:val="4"/>
                 <w:position w:val="1"/>
                 <w:sz w:val="20"/>
@@ -784,14 +806,14 @@
               <w:ind w:left="114"/>
               <w:jc w:val="center"/>
               <w:rPr>
-                <w:rFonts w:ascii="宋体" w:eastAsia="宋体" w:hAnsi="宋体" w:cs="宋体" w:hint="eastAsia"/>
+                <w:rFonts w:hint="eastAsia" w:ascii="宋体" w:hAnsi="宋体" w:eastAsia="宋体" w:cs="宋体"/>
                 <w:sz w:val="20"/>
                 <w:szCs w:val="20"/>
               </w:rPr>
             </w:pPr>
             <w:r>
               <w:rPr>
-                <w:rFonts w:ascii="宋体" w:eastAsia="宋体" w:hAnsi="宋体" w:cs="宋体"/>
+                <w:rFonts w:ascii="宋体" w:hAnsi="宋体" w:eastAsia="宋体" w:cs="宋体"/>
                 <w:spacing w:val="7"/>
                 <w:sz w:val="20"/>
                 <w:szCs w:val="20"/>
@@ -809,7 +831,7 @@
               <w:spacing w:before="172" w:line="228" w:lineRule="auto"/>
               <w:ind w:left="313" w:leftChars="0"/>
               <w:rPr>
-                <w:rFonts w:ascii="宋体" w:eastAsia="宋体" w:hAnsi="宋体" w:cs="宋体" w:hint="eastAsia"/>
+                <w:rFonts w:hint="eastAsia" w:ascii="宋体" w:hAnsi="宋体" w:eastAsia="宋体" w:cs="宋体"/>
                 <w:sz w:val="20"/>
                 <w:szCs w:val="20"/>
                 <w:lang w:eastAsia="zh-CN"/>
@@ -817,7 +839,7 @@
             </w:pPr>
             <w:r>
               <w:rPr>
-                <w:rFonts w:ascii="宋体" w:hAnsi="宋体" w:cs="宋体" w:hint="eastAsia"/>
+                <w:rFonts w:hint="eastAsia" w:ascii="宋体" w:hAnsi="宋体" w:cs="宋体"/>
                 <w:sz w:val="20"/>
                 <w:szCs w:val="20"/>
                 <w:lang w:val="en-US" w:eastAsia="zh-CN"/>
@@ -835,7 +857,7 @@
               <w:spacing w:before="172" w:line="228" w:lineRule="auto"/>
               <w:ind w:left="313" w:leftChars="0"/>
               <w:rPr>
-                <w:rFonts w:ascii="宋体" w:eastAsia="宋体" w:hAnsi="宋体" w:cs="宋体" w:hint="eastAsia"/>
+                <w:rFonts w:hint="eastAsia" w:ascii="宋体" w:hAnsi="宋体" w:eastAsia="宋体" w:cs="宋体"/>
                 <w:spacing w:val="5"/>
                 <w:sz w:val="20"/>
                 <w:szCs w:val="20"/>
@@ -843,7 +865,7 @@
             </w:pPr>
             <w:r>
               <w:rPr>
-                <w:rFonts w:ascii="宋体" w:hAnsi="宋体" w:cs="宋体" w:hint="eastAsia"/>
+                <w:rFonts w:hint="eastAsia" w:ascii="宋体" w:hAnsi="宋体" w:cs="宋体"/>
                 <w:spacing w:val="5"/>
                 <w:sz w:val="20"/>
                 <w:szCs w:val="20"/>
@@ -863,14 +885,14 @@
               <w:spacing w:before="173" w:line="229" w:lineRule="auto"/>
               <w:ind w:left="314"/>
               <w:rPr>
-                <w:rFonts w:ascii="宋体" w:eastAsia="宋体" w:hAnsi="宋体" w:cs="宋体" w:hint="eastAsia"/>
+                <w:rFonts w:hint="eastAsia" w:ascii="宋体" w:hAnsi="宋体" w:eastAsia="宋体" w:cs="宋体"/>
                 <w:sz w:val="20"/>
                 <w:szCs w:val="20"/>
               </w:rPr>
             </w:pPr>
             <w:r>
               <w:rPr>
-                <w:rFonts w:ascii="宋体" w:eastAsia="宋体" w:hAnsi="宋体" w:cs="宋体" w:hint="eastAsia"/>
+                <w:rFonts w:hint="eastAsia" w:ascii="宋体" w:hAnsi="宋体" w:eastAsia="宋体" w:cs="宋体"/>
                 <w:spacing w:val="6"/>
                 <w:sz w:val="20"/>
                 <w:szCs w:val="20"/>
@@ -883,9 +905,14 @@
       </w:tr>
       <w:tr>
         <w:tblPrEx>
-          <w:tblW w:w="8301" w:type="dxa"/>
-          <w:tblInd w:w="2" w:type="dxa"/>
-          <w:tblLayout w:type="fixed"/>
+          <w:tblBorders>
+            <w:top w:val="single" w:color="000000" w:sz="2" w:space="0"/>
+            <w:left w:val="single" w:color="000000" w:sz="2" w:space="0"/>
+            <w:bottom w:val="single" w:color="000000" w:sz="2" w:space="0"/>
+            <w:right w:val="single" w:color="000000" w:sz="2" w:space="0"/>
+            <w:insideH w:val="single" w:color="000000" w:sz="2" w:space="0"/>
+            <w:insideV w:val="single" w:color="000000" w:sz="2" w:space="0"/>
+          </w:tblBorders>
           <w:tblCellMar>
             <w:top w:w="0" w:type="dxa"/>
             <w:left w:w="0" w:type="dxa"/>
@@ -894,7 +921,7 @@
           </w:tblCellMar>
         </w:tblPrEx>
         <w:trPr>
-          <w:trHeight w:val="556"/>
+          <w:trHeight w:val="556" w:hRule="atLeast"/>
         </w:trPr>
         <w:tc>
           <w:tcPr>
@@ -902,7 +929,7 @@
           </w:tcPr>
           <w:p>
             <w:pPr>
-              <w:pStyle w:val="TableText"/>
+              <w:pStyle w:val="27"/>
               <w:widowControl w:val="0"/>
               <w:rPr>
                 <w:rFonts w:hint="eastAsia"/>
@@ -916,7 +943,7 @@
           </w:tcPr>
           <w:p>
             <w:pPr>
-              <w:pStyle w:val="TableText"/>
+              <w:pStyle w:val="27"/>
               <w:widowControl w:val="0"/>
               <w:rPr>
                 <w:rFonts w:hint="eastAsia"/>
@@ -930,7 +957,7 @@
           </w:tcPr>
           <w:p>
             <w:pPr>
-              <w:pStyle w:val="TableText"/>
+              <w:pStyle w:val="27"/>
               <w:widowControl w:val="0"/>
               <w:rPr>
                 <w:rFonts w:hint="eastAsia"/>
@@ -968,7 +995,7 @@
           </w:tcPr>
           <w:p>
             <w:pPr>
-              <w:pStyle w:val="TableText"/>
+              <w:pStyle w:val="27"/>
               <w:widowControl w:val="0"/>
               <w:rPr>
                 <w:rFonts w:hint="eastAsia"/>
@@ -979,9 +1006,14 @@
       </w:tr>
       <w:tr>
         <w:tblPrEx>
-          <w:tblW w:w="8301" w:type="dxa"/>
-          <w:tblInd w:w="2" w:type="dxa"/>
-          <w:tblLayout w:type="fixed"/>
+          <w:tblBorders>
+            <w:top w:val="single" w:color="000000" w:sz="2" w:space="0"/>
+            <w:left w:val="single" w:color="000000" w:sz="2" w:space="0"/>
+            <w:bottom w:val="single" w:color="000000" w:sz="2" w:space="0"/>
+            <w:right w:val="single" w:color="000000" w:sz="2" w:space="0"/>
+            <w:insideH w:val="single" w:color="000000" w:sz="2" w:space="0"/>
+            <w:insideV w:val="single" w:color="000000" w:sz="2" w:space="0"/>
+          </w:tblBorders>
           <w:tblCellMar>
             <w:top w:w="0" w:type="dxa"/>
             <w:left w:w="0" w:type="dxa"/>
@@ -990,7 +1022,7 @@
           </w:tblCellMar>
         </w:tblPrEx>
         <w:trPr>
-          <w:trHeight w:val="556"/>
+          <w:trHeight w:val="556" w:hRule="atLeast"/>
         </w:trPr>
         <w:tc>
           <w:tcPr>
@@ -998,7 +1030,7 @@
           </w:tcPr>
           <w:p>
             <w:pPr>
-              <w:pStyle w:val="TableText"/>
+              <w:pStyle w:val="27"/>
               <w:widowControl w:val="0"/>
               <w:rPr>
                 <w:rFonts w:hint="eastAsia"/>
@@ -1012,7 +1044,7 @@
           </w:tcPr>
           <w:p>
             <w:pPr>
-              <w:pStyle w:val="TableText"/>
+              <w:pStyle w:val="27"/>
               <w:widowControl w:val="0"/>
               <w:rPr>
                 <w:rFonts w:hint="eastAsia"/>
@@ -1026,7 +1058,7 @@
           </w:tcPr>
           <w:p>
             <w:pPr>
-              <w:pStyle w:val="TableText"/>
+              <w:pStyle w:val="27"/>
               <w:widowControl w:val="0"/>
               <w:rPr>
                 <w:rFonts w:hint="eastAsia"/>
@@ -1064,7 +1096,7 @@
           </w:tcPr>
           <w:p>
             <w:pPr>
-              <w:pStyle w:val="TableText"/>
+              <w:pStyle w:val="27"/>
               <w:widowControl w:val="0"/>
               <w:rPr>
                 <w:rFonts w:hint="eastAsia"/>
@@ -1075,9 +1107,14 @@
       </w:tr>
       <w:tr>
         <w:tblPrEx>
-          <w:tblW w:w="8301" w:type="dxa"/>
-          <w:tblInd w:w="2" w:type="dxa"/>
-          <w:tblLayout w:type="fixed"/>
+          <w:tblBorders>
+            <w:top w:val="single" w:color="000000" w:sz="2" w:space="0"/>
+            <w:left w:val="single" w:color="000000" w:sz="2" w:space="0"/>
+            <w:bottom w:val="single" w:color="000000" w:sz="2" w:space="0"/>
+            <w:right w:val="single" w:color="000000" w:sz="2" w:space="0"/>
+            <w:insideH w:val="single" w:color="000000" w:sz="2" w:space="0"/>
+            <w:insideV w:val="single" w:color="000000" w:sz="2" w:space="0"/>
+          </w:tblBorders>
           <w:tblCellMar>
             <w:top w:w="0" w:type="dxa"/>
             <w:left w:w="0" w:type="dxa"/>
@@ -1086,7 +1123,7 @@
           </w:tblCellMar>
         </w:tblPrEx>
         <w:trPr>
-          <w:trHeight w:val="557"/>
+          <w:trHeight w:val="557" w:hRule="atLeast"/>
         </w:trPr>
         <w:tc>
           <w:tcPr>
@@ -1094,7 +1131,7 @@
           </w:tcPr>
           <w:p>
             <w:pPr>
-              <w:pStyle w:val="TableText"/>
+              <w:pStyle w:val="27"/>
               <w:widowControl w:val="0"/>
               <w:rPr>
                 <w:rFonts w:hint="eastAsia"/>
@@ -1108,7 +1145,7 @@
           </w:tcPr>
           <w:p>
             <w:pPr>
-              <w:pStyle w:val="TableText"/>
+              <w:pStyle w:val="27"/>
               <w:widowControl w:val="0"/>
               <w:rPr>
                 <w:rFonts w:hint="eastAsia"/>
@@ -1122,7 +1159,7 @@
           </w:tcPr>
           <w:p>
             <w:pPr>
-              <w:pStyle w:val="TableText"/>
+              <w:pStyle w:val="27"/>
               <w:widowControl w:val="0"/>
               <w:rPr>
                 <w:rFonts w:hint="eastAsia"/>
@@ -1136,7 +1173,7 @@
           </w:tcPr>
           <w:p>
             <w:pPr>
-              <w:pStyle w:val="TableText"/>
+              <w:pStyle w:val="27"/>
               <w:widowControl w:val="0"/>
               <w:rPr>
                 <w:rFonts w:hint="eastAsia"/>
@@ -1150,7 +1187,7 @@
           </w:tcPr>
           <w:p>
             <w:pPr>
-              <w:pStyle w:val="TableText"/>
+              <w:pStyle w:val="27"/>
               <w:widowControl w:val="0"/>
               <w:rPr>
                 <w:rFonts w:hint="eastAsia"/>
@@ -1164,7 +1201,7 @@
           </w:tcPr>
           <w:p>
             <w:pPr>
-              <w:pStyle w:val="TableText"/>
+              <w:pStyle w:val="27"/>
               <w:widowControl w:val="0"/>
               <w:rPr>
                 <w:rFonts w:hint="eastAsia"/>
@@ -1175,9 +1212,14 @@
       </w:tr>
       <w:tr>
         <w:tblPrEx>
-          <w:tblW w:w="8301" w:type="dxa"/>
-          <w:tblInd w:w="2" w:type="dxa"/>
-          <w:tblLayout w:type="fixed"/>
+          <w:tblBorders>
+            <w:top w:val="single" w:color="000000" w:sz="2" w:space="0"/>
+            <w:left w:val="single" w:color="000000" w:sz="2" w:space="0"/>
+            <w:bottom w:val="single" w:color="000000" w:sz="2" w:space="0"/>
+            <w:right w:val="single" w:color="000000" w:sz="2" w:space="0"/>
+            <w:insideH w:val="single" w:color="000000" w:sz="2" w:space="0"/>
+            <w:insideV w:val="single" w:color="000000" w:sz="2" w:space="0"/>
+          </w:tblBorders>
           <w:tblCellMar>
             <w:top w:w="0" w:type="dxa"/>
             <w:left w:w="0" w:type="dxa"/>
@@ -1186,7 +1228,7 @@
           </w:tblCellMar>
         </w:tblPrEx>
         <w:trPr>
-          <w:trHeight w:val="556"/>
+          <w:trHeight w:val="556" w:hRule="atLeast"/>
         </w:trPr>
         <w:tc>
           <w:tcPr>
@@ -1194,7 +1236,7 @@
           </w:tcPr>
           <w:p>
             <w:pPr>
-              <w:pStyle w:val="TableText"/>
+              <w:pStyle w:val="27"/>
               <w:widowControl w:val="0"/>
               <w:rPr>
                 <w:rFonts w:hint="eastAsia"/>
@@ -1208,7 +1250,7 @@
           </w:tcPr>
           <w:p>
             <w:pPr>
-              <w:pStyle w:val="TableText"/>
+              <w:pStyle w:val="27"/>
               <w:widowControl w:val="0"/>
               <w:rPr>
                 <w:rFonts w:hint="eastAsia"/>
@@ -1222,7 +1264,7 @@
           </w:tcPr>
           <w:p>
             <w:pPr>
-              <w:pStyle w:val="TableText"/>
+              <w:pStyle w:val="27"/>
               <w:widowControl w:val="0"/>
               <w:rPr>
                 <w:rFonts w:hint="eastAsia"/>
@@ -1236,7 +1278,7 @@
           </w:tcPr>
           <w:p>
             <w:pPr>
-              <w:pStyle w:val="TableText"/>
+              <w:pStyle w:val="27"/>
               <w:widowControl w:val="0"/>
               <w:rPr>
                 <w:rFonts w:hint="eastAsia"/>
@@ -1250,7 +1292,7 @@
           </w:tcPr>
           <w:p>
             <w:pPr>
-              <w:pStyle w:val="TableText"/>
+              <w:pStyle w:val="27"/>
               <w:widowControl w:val="0"/>
               <w:rPr>
                 <w:rFonts w:hint="eastAsia"/>
@@ -1264,7 +1306,7 @@
           </w:tcPr>
           <w:p>
             <w:pPr>
-              <w:pStyle w:val="TableText"/>
+              <w:pStyle w:val="27"/>
               <w:widowControl w:val="0"/>
               <w:rPr>
                 <w:rFonts w:hint="eastAsia"/>
@@ -1275,9 +1317,14 @@
       </w:tr>
       <w:tr>
         <w:tblPrEx>
-          <w:tblW w:w="8301" w:type="dxa"/>
-          <w:tblInd w:w="2" w:type="dxa"/>
-          <w:tblLayout w:type="fixed"/>
+          <w:tblBorders>
+            <w:top w:val="single" w:color="000000" w:sz="2" w:space="0"/>
+            <w:left w:val="single" w:color="000000" w:sz="2" w:space="0"/>
+            <w:bottom w:val="single" w:color="000000" w:sz="2" w:space="0"/>
+            <w:right w:val="single" w:color="000000" w:sz="2" w:space="0"/>
+            <w:insideH w:val="single" w:color="000000" w:sz="2" w:space="0"/>
+            <w:insideV w:val="single" w:color="000000" w:sz="2" w:space="0"/>
+          </w:tblBorders>
           <w:tblCellMar>
             <w:top w:w="0" w:type="dxa"/>
             <w:left w:w="0" w:type="dxa"/>
@@ -1286,7 +1333,7 @@
           </w:tblCellMar>
         </w:tblPrEx>
         <w:trPr>
-          <w:trHeight w:val="561"/>
+          <w:trHeight w:val="561" w:hRule="atLeast"/>
         </w:trPr>
         <w:tc>
           <w:tcPr>
@@ -1294,7 +1341,7 @@
           </w:tcPr>
           <w:p>
             <w:pPr>
-              <w:pStyle w:val="TableText"/>
+              <w:pStyle w:val="27"/>
               <w:widowControl w:val="0"/>
               <w:rPr>
                 <w:rFonts w:hint="eastAsia"/>
@@ -1308,7 +1355,7 @@
           </w:tcPr>
           <w:p>
             <w:pPr>
-              <w:pStyle w:val="TableText"/>
+              <w:pStyle w:val="27"/>
               <w:widowControl w:val="0"/>
               <w:rPr>
                 <w:rFonts w:hint="eastAsia"/>
@@ -1322,7 +1369,7 @@
           </w:tcPr>
           <w:p>
             <w:pPr>
-              <w:pStyle w:val="TableText"/>
+              <w:pStyle w:val="27"/>
               <w:widowControl w:val="0"/>
               <w:rPr>
                 <w:rFonts w:hint="eastAsia"/>
@@ -1336,7 +1383,7 @@
           </w:tcPr>
           <w:p>
             <w:pPr>
-              <w:pStyle w:val="TableText"/>
+              <w:pStyle w:val="27"/>
               <w:widowControl w:val="0"/>
               <w:rPr>
                 <w:rFonts w:hint="eastAsia"/>
@@ -1350,7 +1397,7 @@
           </w:tcPr>
           <w:p>
             <w:pPr>
-              <w:pStyle w:val="TableText"/>
+              <w:pStyle w:val="27"/>
               <w:widowControl w:val="0"/>
               <w:rPr>
                 <w:rFonts w:hint="eastAsia"/>
@@ -1364,7 +1411,7 @@
           </w:tcPr>
           <w:p>
             <w:pPr>
-              <w:pStyle w:val="TableText"/>
+              <w:pStyle w:val="27"/>
               <w:widowControl w:val="0"/>
               <w:rPr>
                 <w:rFonts w:hint="eastAsia"/>
@@ -1385,7 +1432,7 @@
     <w:sdt>
       <w:sdtPr>
         <w:rPr>
-          <w:rFonts w:ascii="宋体" w:eastAsia="宋体" w:hAnsi="宋体"/>
+          <w:rFonts w:ascii="宋体" w:hAnsi="宋体" w:eastAsia="宋体"/>
         </w:rPr>
         <w:id w:val="147468666"/>
         <w:docPartObj>
@@ -1395,7 +1442,7 @@
       </w:sdtPr>
       <w:sdtEndPr>
         <w:rPr>
-          <w:rFonts w:ascii="宋体" w:eastAsia="宋体" w:hAnsi="宋体" w:cs="宋体" w:hint="eastAsia"/>
+          <w:rFonts w:hint="eastAsia" w:ascii="宋体" w:hAnsi="宋体" w:eastAsia="宋体" w:cs="宋体"/>
           <w:sz w:val="24"/>
           <w:szCs w:val="24"/>
         </w:rPr>
@@ -1406,14 +1453,14 @@
             <w:widowControl w:val="0"/>
             <w:jc w:val="center"/>
             <w:rPr>
-              <w:rFonts w:ascii="宋体" w:eastAsia="宋体" w:hAnsi="宋体" w:cs="宋体" w:hint="eastAsia"/>
+              <w:rFonts w:hint="eastAsia" w:ascii="宋体" w:hAnsi="宋体" w:eastAsia="宋体" w:cs="宋体"/>
               <w:sz w:val="24"/>
               <w:szCs w:val="24"/>
             </w:rPr>
           </w:pPr>
           <w:r>
             <w:rPr>
-              <w:rFonts w:ascii="宋体" w:eastAsia="宋体" w:hAnsi="宋体" w:cs="宋体" w:hint="eastAsia"/>
+              <w:rFonts w:hint="eastAsia" w:ascii="宋体" w:hAnsi="宋体" w:eastAsia="宋体" w:cs="宋体"/>
               <w:sz w:val="24"/>
               <w:szCs w:val="24"/>
             </w:rPr>
@@ -1422,49 +1469,49 @@
         </w:p>
         <w:p>
           <w:pPr>
-            <w:pStyle w:val="TOC1"/>
+            <w:pStyle w:val="16"/>
             <w:tabs>
               <w:tab w:val="right" w:leader="dot" w:pos="8306"/>
             </w:tabs>
           </w:pPr>
           <w:r>
             <w:rPr>
-              <w:rFonts w:ascii="宋体" w:eastAsia="宋体" w:hAnsi="宋体" w:cs="宋体" w:hint="eastAsia"/>
+              <w:rFonts w:hint="eastAsia" w:ascii="宋体" w:hAnsi="宋体" w:eastAsia="宋体" w:cs="宋体"/>
               <w:szCs w:val="24"/>
             </w:rPr>
             <w:fldChar w:fldCharType="begin"/>
           </w:r>
           <w:r>
             <w:rPr>
-              <w:rFonts w:ascii="宋体" w:eastAsia="宋体" w:hAnsi="宋体" w:cs="宋体" w:hint="eastAsia"/>
+              <w:rFonts w:hint="eastAsia" w:ascii="宋体" w:hAnsi="宋体" w:eastAsia="宋体" w:cs="宋体"/>
               <w:szCs w:val="24"/>
             </w:rPr>
             <w:instrText xml:space="preserve">TOC \o "1-3" \h \u </w:instrText>
           </w:r>
           <w:r>
             <w:rPr>
-              <w:rFonts w:ascii="宋体" w:eastAsia="宋体" w:hAnsi="宋体" w:cs="宋体" w:hint="eastAsia"/>
+              <w:rFonts w:hint="eastAsia" w:ascii="宋体" w:hAnsi="宋体" w:eastAsia="宋体" w:cs="宋体"/>
               <w:szCs w:val="24"/>
             </w:rPr>
             <w:fldChar w:fldCharType="separate"/>
           </w:r>
           <w:r>
             <w:rPr>
-              <w:rFonts w:ascii="宋体" w:eastAsia="宋体" w:hAnsi="宋体" w:cs="宋体" w:hint="eastAsia"/>
+              <w:rFonts w:hint="eastAsia" w:ascii="宋体" w:hAnsi="宋体" w:eastAsia="宋体" w:cs="宋体"/>
               <w:szCs w:val="24"/>
             </w:rPr>
             <w:fldChar w:fldCharType="begin"/>
           </w:r>
           <w:r>
             <w:rPr>
-              <w:rFonts w:ascii="宋体" w:eastAsia="宋体" w:hAnsi="宋体" w:cs="宋体" w:hint="eastAsia"/>
+              <w:rFonts w:hint="eastAsia" w:ascii="宋体" w:hAnsi="宋体" w:eastAsia="宋体" w:cs="宋体"/>
               <w:szCs w:val="24"/>
             </w:rPr>
             <w:instrText xml:space="preserve"> HYPERLINK \l _Toc28659 </w:instrText>
           </w:r>
           <w:r>
             <w:rPr>
-              <w:rFonts w:ascii="宋体" w:eastAsia="宋体" w:hAnsi="宋体" w:cs="宋体" w:hint="eastAsia"/>
+              <w:rFonts w:hint="eastAsia" w:ascii="宋体" w:hAnsi="宋体" w:eastAsia="宋体" w:cs="宋体"/>
               <w:szCs w:val="24"/>
             </w:rPr>
             <w:fldChar w:fldCharType="separate"/>
@@ -1495,7 +1542,7 @@
           </w:r>
           <w:r>
             <w:rPr>
-              <w:rFonts w:ascii="宋体" w:eastAsia="宋体" w:hAnsi="宋体" w:cs="宋体" w:hint="eastAsia"/>
+              <w:rFonts w:hint="eastAsia" w:ascii="宋体" w:hAnsi="宋体" w:eastAsia="宋体" w:cs="宋体"/>
               <w:szCs w:val="24"/>
             </w:rPr>
             <w:fldChar w:fldCharType="end"/>
@@ -1503,28 +1550,28 @@
         </w:p>
         <w:p>
           <w:pPr>
-            <w:pStyle w:val="TOC1"/>
+            <w:pStyle w:val="16"/>
             <w:tabs>
               <w:tab w:val="right" w:leader="dot" w:pos="8306"/>
             </w:tabs>
           </w:pPr>
           <w:r>
             <w:rPr>
-              <w:rFonts w:ascii="宋体" w:eastAsia="宋体" w:hAnsi="宋体" w:cs="宋体" w:hint="eastAsia"/>
+              <w:rFonts w:hint="eastAsia" w:ascii="宋体" w:hAnsi="宋体" w:eastAsia="宋体" w:cs="宋体"/>
               <w:szCs w:val="24"/>
             </w:rPr>
             <w:fldChar w:fldCharType="begin"/>
           </w:r>
           <w:r>
             <w:rPr>
-              <w:rFonts w:ascii="宋体" w:eastAsia="宋体" w:hAnsi="宋体" w:cs="宋体" w:hint="eastAsia"/>
+              <w:rFonts w:hint="eastAsia" w:ascii="宋体" w:hAnsi="宋体" w:eastAsia="宋体" w:cs="宋体"/>
               <w:szCs w:val="24"/>
             </w:rPr>
             <w:instrText xml:space="preserve"> HYPERLINK \l _Toc24390 </w:instrText>
           </w:r>
           <w:r>
             <w:rPr>
-              <w:rFonts w:ascii="宋体" w:eastAsia="宋体" w:hAnsi="宋体" w:cs="宋体" w:hint="eastAsia"/>
+              <w:rFonts w:hint="eastAsia" w:ascii="宋体" w:hAnsi="宋体" w:eastAsia="宋体" w:cs="宋体"/>
               <w:szCs w:val="24"/>
             </w:rPr>
             <w:fldChar w:fldCharType="separate"/>
@@ -1556,7 +1603,7 @@
           </w:r>
           <w:r>
             <w:rPr>
-              <w:rFonts w:ascii="宋体" w:eastAsia="宋体" w:hAnsi="宋体" w:cs="宋体" w:hint="eastAsia"/>
+              <w:rFonts w:hint="eastAsia" w:ascii="宋体" w:hAnsi="宋体" w:eastAsia="宋体" w:cs="宋体"/>
               <w:szCs w:val="24"/>
             </w:rPr>
             <w:fldChar w:fldCharType="end"/>
@@ -1564,28 +1611,28 @@
         </w:p>
         <w:p>
           <w:pPr>
-            <w:pStyle w:val="TOC1"/>
+            <w:pStyle w:val="16"/>
             <w:tabs>
               <w:tab w:val="right" w:leader="dot" w:pos="8306"/>
             </w:tabs>
           </w:pPr>
           <w:r>
             <w:rPr>
-              <w:rFonts w:ascii="宋体" w:eastAsia="宋体" w:hAnsi="宋体" w:cs="宋体" w:hint="eastAsia"/>
+              <w:rFonts w:hint="eastAsia" w:ascii="宋体" w:hAnsi="宋体" w:eastAsia="宋体" w:cs="宋体"/>
               <w:szCs w:val="24"/>
             </w:rPr>
             <w:fldChar w:fldCharType="begin"/>
           </w:r>
           <w:r>
             <w:rPr>
-              <w:rFonts w:ascii="宋体" w:eastAsia="宋体" w:hAnsi="宋体" w:cs="宋体" w:hint="eastAsia"/>
+              <w:rFonts w:hint="eastAsia" w:ascii="宋体" w:hAnsi="宋体" w:eastAsia="宋体" w:cs="宋体"/>
               <w:szCs w:val="24"/>
             </w:rPr>
             <w:instrText xml:space="preserve"> HYPERLINK \l _Toc8794 </w:instrText>
           </w:r>
           <w:r>
             <w:rPr>
-              <w:rFonts w:ascii="宋体" w:eastAsia="宋体" w:hAnsi="宋体" w:cs="宋体" w:hint="eastAsia"/>
+              <w:rFonts w:hint="eastAsia" w:ascii="宋体" w:hAnsi="宋体" w:eastAsia="宋体" w:cs="宋体"/>
               <w:szCs w:val="24"/>
             </w:rPr>
             <w:fldChar w:fldCharType="separate"/>
@@ -1619,7 +1666,7 @@
           </w:r>
           <w:r>
             <w:rPr>
-              <w:rFonts w:ascii="宋体" w:eastAsia="宋体" w:hAnsi="宋体" w:cs="宋体" w:hint="eastAsia"/>
+              <w:rFonts w:hint="eastAsia" w:ascii="宋体" w:hAnsi="宋体" w:eastAsia="宋体" w:cs="宋体"/>
               <w:szCs w:val="24"/>
             </w:rPr>
             <w:fldChar w:fldCharType="end"/>
@@ -1627,28 +1674,28 @@
         </w:p>
         <w:p>
           <w:pPr>
-            <w:pStyle w:val="TOC1"/>
+            <w:pStyle w:val="16"/>
             <w:tabs>
               <w:tab w:val="right" w:leader="dot" w:pos="8306"/>
             </w:tabs>
           </w:pPr>
           <w:r>
             <w:rPr>
-              <w:rFonts w:ascii="宋体" w:eastAsia="宋体" w:hAnsi="宋体" w:cs="宋体" w:hint="eastAsia"/>
+              <w:rFonts w:hint="eastAsia" w:ascii="宋体" w:hAnsi="宋体" w:eastAsia="宋体" w:cs="宋体"/>
               <w:szCs w:val="24"/>
             </w:rPr>
             <w:fldChar w:fldCharType="begin"/>
           </w:r>
           <w:r>
             <w:rPr>
-              <w:rFonts w:ascii="宋体" w:eastAsia="宋体" w:hAnsi="宋体" w:cs="宋体" w:hint="eastAsia"/>
+              <w:rFonts w:hint="eastAsia" w:ascii="宋体" w:hAnsi="宋体" w:eastAsia="宋体" w:cs="宋体"/>
               <w:szCs w:val="24"/>
             </w:rPr>
             <w:instrText xml:space="preserve"> HYPERLINK \l _Toc22051 </w:instrText>
           </w:r>
           <w:r>
             <w:rPr>
-              <w:rFonts w:ascii="宋体" w:eastAsia="宋体" w:hAnsi="宋体" w:cs="宋体" w:hint="eastAsia"/>
+              <w:rFonts w:hint="eastAsia" w:ascii="宋体" w:hAnsi="宋体" w:eastAsia="宋体" w:cs="宋体"/>
               <w:szCs w:val="24"/>
             </w:rPr>
             <w:fldChar w:fldCharType="separate"/>
@@ -1687,7 +1734,7 @@
           </w:r>
           <w:r>
             <w:rPr>
-              <w:rFonts w:ascii="宋体" w:eastAsia="宋体" w:hAnsi="宋体" w:cs="宋体" w:hint="eastAsia"/>
+              <w:rFonts w:hint="eastAsia" w:ascii="宋体" w:hAnsi="宋体" w:eastAsia="宋体" w:cs="宋体"/>
               <w:szCs w:val="24"/>
             </w:rPr>
             <w:fldChar w:fldCharType="end"/>
@@ -1695,28 +1742,28 @@
         </w:p>
         <w:p>
           <w:pPr>
-            <w:pStyle w:val="TOC1"/>
+            <w:pStyle w:val="16"/>
             <w:tabs>
               <w:tab w:val="right" w:leader="dot" w:pos="8306"/>
             </w:tabs>
           </w:pPr>
           <w:r>
             <w:rPr>
-              <w:rFonts w:ascii="宋体" w:eastAsia="宋体" w:hAnsi="宋体" w:cs="宋体" w:hint="eastAsia"/>
+              <w:rFonts w:hint="eastAsia" w:ascii="宋体" w:hAnsi="宋体" w:eastAsia="宋体" w:cs="宋体"/>
               <w:szCs w:val="24"/>
             </w:rPr>
             <w:fldChar w:fldCharType="begin"/>
           </w:r>
           <w:r>
             <w:rPr>
-              <w:rFonts w:ascii="宋体" w:eastAsia="宋体" w:hAnsi="宋体" w:cs="宋体" w:hint="eastAsia"/>
+              <w:rFonts w:hint="eastAsia" w:ascii="宋体" w:hAnsi="宋体" w:eastAsia="宋体" w:cs="宋体"/>
               <w:szCs w:val="24"/>
             </w:rPr>
             <w:instrText xml:space="preserve"> HYPERLINK \l _Toc29480 </w:instrText>
           </w:r>
           <w:r>
             <w:rPr>
-              <w:rFonts w:ascii="宋体" w:eastAsia="宋体" w:hAnsi="宋体" w:cs="宋体" w:hint="eastAsia"/>
+              <w:rFonts w:hint="eastAsia" w:ascii="宋体" w:hAnsi="宋体" w:eastAsia="宋体" w:cs="宋体"/>
               <w:szCs w:val="24"/>
             </w:rPr>
             <w:fldChar w:fldCharType="separate"/>
@@ -1755,7 +1802,7 @@
           </w:r>
           <w:r>
             <w:rPr>
-              <w:rFonts w:ascii="宋体" w:eastAsia="宋体" w:hAnsi="宋体" w:cs="宋体" w:hint="eastAsia"/>
+              <w:rFonts w:hint="eastAsia" w:ascii="宋体" w:hAnsi="宋体" w:eastAsia="宋体" w:cs="宋体"/>
               <w:szCs w:val="24"/>
             </w:rPr>
             <w:fldChar w:fldCharType="end"/>
@@ -1763,28 +1810,28 @@
         </w:p>
         <w:p>
           <w:pPr>
-            <w:pStyle w:val="TOC1"/>
+            <w:pStyle w:val="16"/>
             <w:tabs>
               <w:tab w:val="right" w:leader="dot" w:pos="8306"/>
             </w:tabs>
           </w:pPr>
           <w:r>
             <w:rPr>
-              <w:rFonts w:ascii="宋体" w:eastAsia="宋体" w:hAnsi="宋体" w:cs="宋体" w:hint="eastAsia"/>
+              <w:rFonts w:hint="eastAsia" w:ascii="宋体" w:hAnsi="宋体" w:eastAsia="宋体" w:cs="宋体"/>
               <w:szCs w:val="24"/>
             </w:rPr>
             <w:fldChar w:fldCharType="begin"/>
           </w:r>
           <w:r>
             <w:rPr>
-              <w:rFonts w:ascii="宋体" w:eastAsia="宋体" w:hAnsi="宋体" w:cs="宋体" w:hint="eastAsia"/>
+              <w:rFonts w:hint="eastAsia" w:ascii="宋体" w:hAnsi="宋体" w:eastAsia="宋体" w:cs="宋体"/>
               <w:szCs w:val="24"/>
             </w:rPr>
             <w:instrText xml:space="preserve"> HYPERLINK \l _Toc9385 </w:instrText>
           </w:r>
           <w:r>
             <w:rPr>
-              <w:rFonts w:ascii="宋体" w:eastAsia="宋体" w:hAnsi="宋体" w:cs="宋体" w:hint="eastAsia"/>
+              <w:rFonts w:hint="eastAsia" w:ascii="宋体" w:hAnsi="宋体" w:eastAsia="宋体" w:cs="宋体"/>
               <w:szCs w:val="24"/>
             </w:rPr>
             <w:fldChar w:fldCharType="separate"/>
@@ -1823,7 +1870,7 @@
           </w:r>
           <w:r>
             <w:rPr>
-              <w:rFonts w:ascii="宋体" w:eastAsia="宋体" w:hAnsi="宋体" w:cs="宋体" w:hint="eastAsia"/>
+              <w:rFonts w:hint="eastAsia" w:ascii="宋体" w:hAnsi="宋体" w:eastAsia="宋体" w:cs="宋体"/>
               <w:szCs w:val="24"/>
             </w:rPr>
             <w:fldChar w:fldCharType="end"/>
@@ -1831,28 +1878,28 @@
         </w:p>
         <w:p>
           <w:pPr>
-            <w:pStyle w:val="TOC2"/>
+            <w:pStyle w:val="17"/>
             <w:tabs>
               <w:tab w:val="right" w:leader="dot" w:pos="8306"/>
             </w:tabs>
           </w:pPr>
           <w:r>
             <w:rPr>
-              <w:rFonts w:ascii="宋体" w:eastAsia="宋体" w:hAnsi="宋体" w:cs="宋体" w:hint="eastAsia"/>
+              <w:rFonts w:hint="eastAsia" w:ascii="宋体" w:hAnsi="宋体" w:eastAsia="宋体" w:cs="宋体"/>
               <w:szCs w:val="24"/>
             </w:rPr>
             <w:fldChar w:fldCharType="begin"/>
           </w:r>
           <w:r>
             <w:rPr>
-              <w:rFonts w:ascii="宋体" w:eastAsia="宋体" w:hAnsi="宋体" w:cs="宋体" w:hint="eastAsia"/>
+              <w:rFonts w:hint="eastAsia" w:ascii="宋体" w:hAnsi="宋体" w:eastAsia="宋体" w:cs="宋体"/>
               <w:szCs w:val="24"/>
             </w:rPr>
             <w:instrText xml:space="preserve"> HYPERLINK \l _Toc8557 </w:instrText>
           </w:r>
           <w:r>
             <w:rPr>
-              <w:rFonts w:ascii="宋体" w:eastAsia="宋体" w:hAnsi="宋体" w:cs="宋体" w:hint="eastAsia"/>
+              <w:rFonts w:hint="eastAsia" w:ascii="宋体" w:hAnsi="宋体" w:eastAsia="宋体" w:cs="宋体"/>
               <w:szCs w:val="24"/>
             </w:rPr>
             <w:fldChar w:fldCharType="separate"/>
@@ -1891,7 +1938,7 @@
           </w:r>
           <w:r>
             <w:rPr>
-              <w:rFonts w:ascii="宋体" w:eastAsia="宋体" w:hAnsi="宋体" w:cs="宋体" w:hint="eastAsia"/>
+              <w:rFonts w:hint="eastAsia" w:ascii="宋体" w:hAnsi="宋体" w:eastAsia="宋体" w:cs="宋体"/>
               <w:szCs w:val="24"/>
             </w:rPr>
             <w:fldChar w:fldCharType="end"/>
@@ -1899,28 +1946,28 @@
         </w:p>
         <w:p>
           <w:pPr>
-            <w:pStyle w:val="TOC2"/>
+            <w:pStyle w:val="17"/>
             <w:tabs>
               <w:tab w:val="right" w:leader="dot" w:pos="8306"/>
             </w:tabs>
           </w:pPr>
           <w:r>
             <w:rPr>
-              <w:rFonts w:ascii="宋体" w:eastAsia="宋体" w:hAnsi="宋体" w:cs="宋体" w:hint="eastAsia"/>
+              <w:rFonts w:hint="eastAsia" w:ascii="宋体" w:hAnsi="宋体" w:eastAsia="宋体" w:cs="宋体"/>
               <w:szCs w:val="24"/>
             </w:rPr>
             <w:fldChar w:fldCharType="begin"/>
           </w:r>
           <w:r>
             <w:rPr>
-              <w:rFonts w:ascii="宋体" w:eastAsia="宋体" w:hAnsi="宋体" w:cs="宋体" w:hint="eastAsia"/>
+              <w:rFonts w:hint="eastAsia" w:ascii="宋体" w:hAnsi="宋体" w:eastAsia="宋体" w:cs="宋体"/>
               <w:szCs w:val="24"/>
             </w:rPr>
             <w:instrText xml:space="preserve"> HYPERLINK \l _Toc13950 </w:instrText>
           </w:r>
           <w:r>
             <w:rPr>
-              <w:rFonts w:ascii="宋体" w:eastAsia="宋体" w:hAnsi="宋体" w:cs="宋体" w:hint="eastAsia"/>
+              <w:rFonts w:hint="eastAsia" w:ascii="宋体" w:hAnsi="宋体" w:eastAsia="宋体" w:cs="宋体"/>
               <w:szCs w:val="24"/>
             </w:rPr>
             <w:fldChar w:fldCharType="separate"/>
@@ -1959,7 +2006,7 @@
           </w:r>
           <w:r>
             <w:rPr>
-              <w:rFonts w:ascii="宋体" w:eastAsia="宋体" w:hAnsi="宋体" w:cs="宋体" w:hint="eastAsia"/>
+              <w:rFonts w:hint="eastAsia" w:ascii="宋体" w:hAnsi="宋体" w:eastAsia="宋体" w:cs="宋体"/>
               <w:szCs w:val="24"/>
             </w:rPr>
             <w:fldChar w:fldCharType="end"/>
@@ -1967,28 +2014,28 @@
         </w:p>
         <w:p>
           <w:pPr>
-            <w:pStyle w:val="TOC2"/>
+            <w:pStyle w:val="17"/>
             <w:tabs>
               <w:tab w:val="right" w:leader="dot" w:pos="8306"/>
             </w:tabs>
           </w:pPr>
           <w:r>
             <w:rPr>
-              <w:rFonts w:ascii="宋体" w:eastAsia="宋体" w:hAnsi="宋体" w:cs="宋体" w:hint="eastAsia"/>
+              <w:rFonts w:hint="eastAsia" w:ascii="宋体" w:hAnsi="宋体" w:eastAsia="宋体" w:cs="宋体"/>
               <w:szCs w:val="24"/>
             </w:rPr>
             <w:fldChar w:fldCharType="begin"/>
           </w:r>
           <w:r>
             <w:rPr>
-              <w:rFonts w:ascii="宋体" w:eastAsia="宋体" w:hAnsi="宋体" w:cs="宋体" w:hint="eastAsia"/>
+              <w:rFonts w:hint="eastAsia" w:ascii="宋体" w:hAnsi="宋体" w:eastAsia="宋体" w:cs="宋体"/>
               <w:szCs w:val="24"/>
             </w:rPr>
             <w:instrText xml:space="preserve"> HYPERLINK \l _Toc22432 </w:instrText>
           </w:r>
           <w:r>
             <w:rPr>
-              <w:rFonts w:ascii="宋体" w:eastAsia="宋体" w:hAnsi="宋体" w:cs="宋体" w:hint="eastAsia"/>
+              <w:rFonts w:hint="eastAsia" w:ascii="宋体" w:hAnsi="宋体" w:eastAsia="宋体" w:cs="宋体"/>
               <w:szCs w:val="24"/>
             </w:rPr>
             <w:fldChar w:fldCharType="separate"/>
@@ -2027,7 +2074,7 @@
           </w:r>
           <w:r>
             <w:rPr>
-              <w:rFonts w:ascii="宋体" w:eastAsia="宋体" w:hAnsi="宋体" w:cs="宋体" w:hint="eastAsia"/>
+              <w:rFonts w:hint="eastAsia" w:ascii="宋体" w:hAnsi="宋体" w:eastAsia="宋体" w:cs="宋体"/>
               <w:szCs w:val="24"/>
             </w:rPr>
             <w:fldChar w:fldCharType="end"/>
@@ -2035,28 +2082,28 @@
         </w:p>
         <w:p>
           <w:pPr>
-            <w:pStyle w:val="TOC2"/>
+            <w:pStyle w:val="17"/>
             <w:tabs>
               <w:tab w:val="right" w:leader="dot" w:pos="8306"/>
             </w:tabs>
           </w:pPr>
           <w:r>
             <w:rPr>
-              <w:rFonts w:ascii="宋体" w:eastAsia="宋体" w:hAnsi="宋体" w:cs="宋体" w:hint="eastAsia"/>
+              <w:rFonts w:hint="eastAsia" w:ascii="宋体" w:hAnsi="宋体" w:eastAsia="宋体" w:cs="宋体"/>
               <w:szCs w:val="24"/>
             </w:rPr>
             <w:fldChar w:fldCharType="begin"/>
           </w:r>
           <w:r>
             <w:rPr>
-              <w:rFonts w:ascii="宋体" w:eastAsia="宋体" w:hAnsi="宋体" w:cs="宋体" w:hint="eastAsia"/>
+              <w:rFonts w:hint="eastAsia" w:ascii="宋体" w:hAnsi="宋体" w:eastAsia="宋体" w:cs="宋体"/>
               <w:szCs w:val="24"/>
             </w:rPr>
             <w:instrText xml:space="preserve"> HYPERLINK \l _Toc3047 </w:instrText>
           </w:r>
           <w:r>
             <w:rPr>
-              <w:rFonts w:ascii="宋体" w:eastAsia="宋体" w:hAnsi="宋体" w:cs="宋体" w:hint="eastAsia"/>
+              <w:rFonts w:hint="eastAsia" w:ascii="宋体" w:hAnsi="宋体" w:eastAsia="宋体" w:cs="宋体"/>
               <w:szCs w:val="24"/>
             </w:rPr>
             <w:fldChar w:fldCharType="separate"/>
@@ -2095,7 +2142,7 @@
           </w:r>
           <w:r>
             <w:rPr>
-              <w:rFonts w:ascii="宋体" w:eastAsia="宋体" w:hAnsi="宋体" w:cs="宋体" w:hint="eastAsia"/>
+              <w:rFonts w:hint="eastAsia" w:ascii="宋体" w:hAnsi="宋体" w:eastAsia="宋体" w:cs="宋体"/>
               <w:szCs w:val="24"/>
             </w:rPr>
             <w:fldChar w:fldCharType="end"/>
@@ -2103,28 +2150,28 @@
         </w:p>
         <w:p>
           <w:pPr>
-            <w:pStyle w:val="TOC3"/>
+            <w:pStyle w:val="13"/>
             <w:tabs>
               <w:tab w:val="right" w:leader="dot" w:pos="8306"/>
             </w:tabs>
           </w:pPr>
           <w:r>
             <w:rPr>
-              <w:rFonts w:ascii="宋体" w:eastAsia="宋体" w:hAnsi="宋体" w:cs="宋体" w:hint="eastAsia"/>
+              <w:rFonts w:hint="eastAsia" w:ascii="宋体" w:hAnsi="宋体" w:eastAsia="宋体" w:cs="宋体"/>
               <w:szCs w:val="24"/>
             </w:rPr>
             <w:fldChar w:fldCharType="begin"/>
           </w:r>
           <w:r>
             <w:rPr>
-              <w:rFonts w:ascii="宋体" w:eastAsia="宋体" w:hAnsi="宋体" w:cs="宋体" w:hint="eastAsia"/>
+              <w:rFonts w:hint="eastAsia" w:ascii="宋体" w:hAnsi="宋体" w:eastAsia="宋体" w:cs="宋体"/>
               <w:szCs w:val="24"/>
             </w:rPr>
             <w:instrText xml:space="preserve"> HYPERLINK \l _Toc15870 </w:instrText>
           </w:r>
           <w:r>
             <w:rPr>
-              <w:rFonts w:ascii="宋体" w:eastAsia="宋体" w:hAnsi="宋体" w:cs="宋体" w:hint="eastAsia"/>
+              <w:rFonts w:hint="eastAsia" w:ascii="宋体" w:hAnsi="宋体" w:eastAsia="宋体" w:cs="宋体"/>
               <w:szCs w:val="24"/>
             </w:rPr>
             <w:fldChar w:fldCharType="separate"/>
@@ -2163,7 +2210,7 @@
           </w:r>
           <w:r>
             <w:rPr>
-              <w:rFonts w:ascii="宋体" w:eastAsia="宋体" w:hAnsi="宋体" w:cs="宋体" w:hint="eastAsia"/>
+              <w:rFonts w:hint="eastAsia" w:ascii="宋体" w:hAnsi="宋体" w:eastAsia="宋体" w:cs="宋体"/>
               <w:szCs w:val="24"/>
             </w:rPr>
             <w:fldChar w:fldCharType="end"/>
@@ -2171,28 +2218,28 @@
         </w:p>
         <w:p>
           <w:pPr>
-            <w:pStyle w:val="TOC3"/>
+            <w:pStyle w:val="13"/>
             <w:tabs>
               <w:tab w:val="right" w:leader="dot" w:pos="8306"/>
             </w:tabs>
           </w:pPr>
           <w:r>
             <w:rPr>
-              <w:rFonts w:ascii="宋体" w:eastAsia="宋体" w:hAnsi="宋体" w:cs="宋体" w:hint="eastAsia"/>
+              <w:rFonts w:hint="eastAsia" w:ascii="宋体" w:hAnsi="宋体" w:eastAsia="宋体" w:cs="宋体"/>
               <w:szCs w:val="24"/>
             </w:rPr>
             <w:fldChar w:fldCharType="begin"/>
           </w:r>
           <w:r>
             <w:rPr>
-              <w:rFonts w:ascii="宋体" w:eastAsia="宋体" w:hAnsi="宋体" w:cs="宋体" w:hint="eastAsia"/>
+              <w:rFonts w:hint="eastAsia" w:ascii="宋体" w:hAnsi="宋体" w:eastAsia="宋体" w:cs="宋体"/>
               <w:szCs w:val="24"/>
             </w:rPr>
             <w:instrText xml:space="preserve"> HYPERLINK \l _Toc14635 </w:instrText>
           </w:r>
           <w:r>
             <w:rPr>
-              <w:rFonts w:ascii="宋体" w:eastAsia="宋体" w:hAnsi="宋体" w:cs="宋体" w:hint="eastAsia"/>
+              <w:rFonts w:hint="eastAsia" w:ascii="宋体" w:hAnsi="宋体" w:eastAsia="宋体" w:cs="宋体"/>
               <w:szCs w:val="24"/>
             </w:rPr>
             <w:fldChar w:fldCharType="separate"/>
@@ -2231,7 +2278,7 @@
           </w:r>
           <w:r>
             <w:rPr>
-              <w:rFonts w:ascii="宋体" w:eastAsia="宋体" w:hAnsi="宋体" w:cs="宋体" w:hint="eastAsia"/>
+              <w:rFonts w:hint="eastAsia" w:ascii="宋体" w:hAnsi="宋体" w:eastAsia="宋体" w:cs="宋体"/>
               <w:szCs w:val="24"/>
             </w:rPr>
             <w:fldChar w:fldCharType="end"/>
@@ -2239,28 +2286,28 @@
         </w:p>
         <w:p>
           <w:pPr>
-            <w:pStyle w:val="TOC1"/>
+            <w:pStyle w:val="16"/>
             <w:tabs>
               <w:tab w:val="right" w:leader="dot" w:pos="8306"/>
             </w:tabs>
           </w:pPr>
           <w:r>
             <w:rPr>
-              <w:rFonts w:ascii="宋体" w:eastAsia="宋体" w:hAnsi="宋体" w:cs="宋体" w:hint="eastAsia"/>
+              <w:rFonts w:hint="eastAsia" w:ascii="宋体" w:hAnsi="宋体" w:eastAsia="宋体" w:cs="宋体"/>
               <w:szCs w:val="24"/>
             </w:rPr>
             <w:fldChar w:fldCharType="begin"/>
           </w:r>
           <w:r>
             <w:rPr>
-              <w:rFonts w:ascii="宋体" w:eastAsia="宋体" w:hAnsi="宋体" w:cs="宋体" w:hint="eastAsia"/>
+              <w:rFonts w:hint="eastAsia" w:ascii="宋体" w:hAnsi="宋体" w:eastAsia="宋体" w:cs="宋体"/>
               <w:szCs w:val="24"/>
             </w:rPr>
             <w:instrText xml:space="preserve"> HYPERLINK \l _Toc22715 </w:instrText>
           </w:r>
           <w:r>
             <w:rPr>
-              <w:rFonts w:ascii="宋体" w:eastAsia="宋体" w:hAnsi="宋体" w:cs="宋体" w:hint="eastAsia"/>
+              <w:rFonts w:hint="eastAsia" w:ascii="宋体" w:hAnsi="宋体" w:eastAsia="宋体" w:cs="宋体"/>
               <w:szCs w:val="24"/>
             </w:rPr>
             <w:fldChar w:fldCharType="separate"/>
@@ -2299,7 +2346,7 @@
           </w:r>
           <w:r>
             <w:rPr>
-              <w:rFonts w:ascii="宋体" w:eastAsia="宋体" w:hAnsi="宋体" w:cs="宋体" w:hint="eastAsia"/>
+              <w:rFonts w:hint="eastAsia" w:ascii="宋体" w:hAnsi="宋体" w:eastAsia="宋体" w:cs="宋体"/>
               <w:szCs w:val="24"/>
             </w:rPr>
             <w:fldChar w:fldCharType="end"/>
@@ -2307,28 +2354,28 @@
         </w:p>
         <w:p>
           <w:pPr>
-            <w:pStyle w:val="TOC1"/>
+            <w:pStyle w:val="16"/>
             <w:tabs>
               <w:tab w:val="right" w:leader="dot" w:pos="8306"/>
             </w:tabs>
           </w:pPr>
           <w:r>
             <w:rPr>
-              <w:rFonts w:ascii="宋体" w:eastAsia="宋体" w:hAnsi="宋体" w:cs="宋体" w:hint="eastAsia"/>
+              <w:rFonts w:hint="eastAsia" w:ascii="宋体" w:hAnsi="宋体" w:eastAsia="宋体" w:cs="宋体"/>
               <w:szCs w:val="24"/>
             </w:rPr>
             <w:fldChar w:fldCharType="begin"/>
           </w:r>
           <w:r>
             <w:rPr>
-              <w:rFonts w:ascii="宋体" w:eastAsia="宋体" w:hAnsi="宋体" w:cs="宋体" w:hint="eastAsia"/>
+              <w:rFonts w:hint="eastAsia" w:ascii="宋体" w:hAnsi="宋体" w:eastAsia="宋体" w:cs="宋体"/>
               <w:szCs w:val="24"/>
             </w:rPr>
             <w:instrText xml:space="preserve"> HYPERLINK \l _Toc13937 </w:instrText>
           </w:r>
           <w:r>
             <w:rPr>
-              <w:rFonts w:ascii="宋体" w:eastAsia="宋体" w:hAnsi="宋体" w:cs="宋体" w:hint="eastAsia"/>
+              <w:rFonts w:hint="eastAsia" w:ascii="宋体" w:hAnsi="宋体" w:eastAsia="宋体" w:cs="宋体"/>
               <w:szCs w:val="24"/>
             </w:rPr>
             <w:fldChar w:fldCharType="separate"/>
@@ -2367,7 +2414,7 @@
           </w:r>
           <w:r>
             <w:rPr>
-              <w:rFonts w:ascii="宋体" w:eastAsia="宋体" w:hAnsi="宋体" w:cs="宋体" w:hint="eastAsia"/>
+              <w:rFonts w:hint="eastAsia" w:ascii="宋体" w:hAnsi="宋体" w:eastAsia="宋体" w:cs="宋体"/>
               <w:szCs w:val="24"/>
             </w:rPr>
             <w:fldChar w:fldCharType="end"/>
@@ -2375,28 +2422,28 @@
         </w:p>
         <w:p>
           <w:pPr>
-            <w:pStyle w:val="TOC1"/>
+            <w:pStyle w:val="16"/>
             <w:tabs>
               <w:tab w:val="right" w:leader="dot" w:pos="8306"/>
             </w:tabs>
           </w:pPr>
           <w:r>
             <w:rPr>
-              <w:rFonts w:ascii="宋体" w:eastAsia="宋体" w:hAnsi="宋体" w:cs="宋体" w:hint="eastAsia"/>
+              <w:rFonts w:hint="eastAsia" w:ascii="宋体" w:hAnsi="宋体" w:eastAsia="宋体" w:cs="宋体"/>
               <w:szCs w:val="24"/>
             </w:rPr>
             <w:fldChar w:fldCharType="begin"/>
           </w:r>
           <w:r>
             <w:rPr>
-              <w:rFonts w:ascii="宋体" w:eastAsia="宋体" w:hAnsi="宋体" w:cs="宋体" w:hint="eastAsia"/>
+              <w:rFonts w:hint="eastAsia" w:ascii="宋体" w:hAnsi="宋体" w:eastAsia="宋体" w:cs="宋体"/>
               <w:szCs w:val="24"/>
             </w:rPr>
             <w:instrText xml:space="preserve"> HYPERLINK \l _Toc22794 </w:instrText>
           </w:r>
           <w:r>
             <w:rPr>
-              <w:rFonts w:ascii="宋体" w:eastAsia="宋体" w:hAnsi="宋体" w:cs="宋体" w:hint="eastAsia"/>
+              <w:rFonts w:hint="eastAsia" w:ascii="宋体" w:hAnsi="宋体" w:eastAsia="宋体" w:cs="宋体"/>
               <w:szCs w:val="24"/>
             </w:rPr>
             <w:fldChar w:fldCharType="separate"/>
@@ -2435,7 +2482,7 @@
           </w:r>
           <w:r>
             <w:rPr>
-              <w:rFonts w:ascii="宋体" w:eastAsia="宋体" w:hAnsi="宋体" w:cs="宋体" w:hint="eastAsia"/>
+              <w:rFonts w:hint="eastAsia" w:ascii="宋体" w:hAnsi="宋体" w:eastAsia="宋体" w:cs="宋体"/>
               <w:szCs w:val="24"/>
             </w:rPr>
             <w:fldChar w:fldCharType="end"/>
@@ -2445,14 +2492,14 @@
           <w:pPr>
             <w:widowControl w:val="0"/>
             <w:rPr>
-              <w:rFonts w:ascii="宋体" w:eastAsia="宋体" w:hAnsi="宋体" w:cs="宋体" w:hint="eastAsia"/>
+              <w:rFonts w:hint="eastAsia" w:ascii="宋体" w:hAnsi="宋体" w:eastAsia="宋体" w:cs="宋体"/>
               <w:sz w:val="24"/>
               <w:szCs w:val="24"/>
             </w:rPr>
           </w:pPr>
           <w:r>
             <w:rPr>
-              <w:rFonts w:ascii="宋体" w:eastAsia="宋体" w:hAnsi="宋体" w:cs="宋体" w:hint="eastAsia"/>
+              <w:rFonts w:hint="eastAsia" w:ascii="宋体" w:hAnsi="宋体" w:eastAsia="宋体" w:cs="宋体"/>
               <w:szCs w:val="24"/>
             </w:rPr>
             <w:fldChar w:fldCharType="end"/>
@@ -2470,7 +2517,7 @@
     </w:p>
     <w:p>
       <w:pPr>
-        <w:pStyle w:val="1"/>
+        <w:pStyle w:val="28"/>
         <w:keepNext w:val="0"/>
         <w:keepLines w:val="0"/>
         <w:widowControl w:val="0"/>
@@ -2483,7 +2530,7 @@
     </w:p>
     <w:p>
       <w:pPr>
-        <w:pStyle w:val="a1"/>
+        <w:pStyle w:val="29"/>
         <w:widowControl w:val="0"/>
         <w:ind w:firstLine="480"/>
       </w:pPr>
@@ -2505,7 +2552,7 @@
     </w:p>
     <w:p>
       <w:pPr>
-        <w:pStyle w:val="1"/>
+        <w:pStyle w:val="28"/>
         <w:keepNext w:val="0"/>
         <w:keepLines w:val="0"/>
         <w:widowControl w:val="0"/>
@@ -2525,7 +2572,7 @@
     </w:p>
     <w:p>
       <w:pPr>
-        <w:pStyle w:val="a1"/>
+        <w:pStyle w:val="29"/>
         <w:widowControl w:val="0"/>
         <w:ind w:firstLine="480"/>
       </w:pPr>
@@ -2535,7 +2582,7 @@
     </w:p>
     <w:p>
       <w:pPr>
-        <w:pStyle w:val="1"/>
+        <w:pStyle w:val="28"/>
         <w:keepNext w:val="0"/>
         <w:keepLines w:val="0"/>
         <w:widowControl w:val="0"/>
@@ -2555,7 +2602,7 @@
     </w:p>
     <w:p>
       <w:pPr>
-        <w:pStyle w:val="a1"/>
+        <w:pStyle w:val="29"/>
         <w:widowControl w:val="0"/>
         <w:ind w:firstLine="480"/>
       </w:pPr>
@@ -2568,11 +2615,11 @@
     </w:p>
     <w:p>
       <w:pPr>
-        <w:pStyle w:val="a1"/>
+        <w:pStyle w:val="29"/>
         <w:widowControl w:val="0"/>
         <w:ind w:firstLine="480"/>
         <w:rPr>
-          <w:rFonts w:ascii="宋体" w:hAnsi="宋体" w:cs="宋体" w:hint="eastAsia"/>
+          <w:rFonts w:hint="eastAsia" w:ascii="宋体" w:hAnsi="宋体" w:cs="宋体"/>
           <w:szCs w:val="20"/>
         </w:rPr>
       </w:pPr>
@@ -2585,7 +2632,7 @@
     </w:p>
     <w:p>
       <w:pPr>
-        <w:pStyle w:val="1"/>
+        <w:pStyle w:val="28"/>
         <w:keepNext w:val="0"/>
         <w:keepLines w:val="0"/>
         <w:widowControl w:val="0"/>
@@ -2605,7 +2652,7 @@
     </w:p>
     <w:p>
       <w:pPr>
-        <w:pStyle w:val="2"/>
+        <w:pStyle w:val="30"/>
         <w:keepNext w:val="0"/>
         <w:keepLines w:val="0"/>
         <w:widowControl w:val="0"/>
@@ -2625,7 +2672,7 @@
     </w:p>
     <w:p>
       <w:pPr>
-        <w:pStyle w:val="a1"/>
+        <w:pStyle w:val="29"/>
         <w:widowControl w:val="0"/>
         <w:ind w:firstLine="480"/>
       </w:pPr>
@@ -2638,7 +2685,7 @@
     </w:p>
     <w:p>
       <w:pPr>
-        <w:pStyle w:val="a1"/>
+        <w:pStyle w:val="29"/>
         <w:widowControl w:val="0"/>
         <w:ind w:firstLine="480"/>
       </w:pPr>
@@ -2651,11 +2698,11 @@
     </w:p>
     <w:p>
       <w:pPr>
-        <w:pStyle w:val="a1"/>
+        <w:pStyle w:val="29"/>
         <w:widowControl w:val="0"/>
         <w:ind w:firstLine="480"/>
         <w:rPr>
-          <w:rFonts w:ascii="宋体" w:hAnsi="宋体" w:cs="宋体" w:hint="eastAsia"/>
+          <w:rFonts w:hint="eastAsia" w:ascii="宋体" w:hAnsi="宋体" w:cs="宋体"/>
           <w:szCs w:val="24"/>
         </w:rPr>
       </w:pPr>
@@ -2668,7 +2715,7 @@
     </w:p>
     <w:p>
       <w:pPr>
-        <w:pStyle w:val="2"/>
+        <w:pStyle w:val="30"/>
         <w:keepNext w:val="0"/>
         <w:keepLines w:val="0"/>
         <w:widowControl w:val="0"/>
@@ -2688,7 +2735,7 @@
     </w:p>
     <w:p>
       <w:pPr>
-        <w:pStyle w:val="a1"/>
+        <w:pStyle w:val="29"/>
         <w:ind w:firstLine="480"/>
       </w:pPr>
       <w:r>
@@ -2700,7 +2747,7 @@
     </w:p>
     <w:p>
       <w:pPr>
-        <w:pStyle w:val="2"/>
+        <w:pStyle w:val="30"/>
         <w:keepNext w:val="0"/>
         <w:keepLines w:val="0"/>
         <w:widowControl w:val="0"/>
@@ -2720,7 +2767,7 @@
     </w:p>
     <w:p>
       <w:pPr>
-        <w:pStyle w:val="a1"/>
+        <w:pStyle w:val="29"/>
         <w:widowControl w:val="0"/>
         <w:ind w:firstLine="480"/>
       </w:pPr>
@@ -2743,91 +2790,91 @@
       </w:pPr>
       <w:r>
         <w:rPr>
-          <w:rFonts w:eastAsia="宋体" w:hint="eastAsia"/>
+          <w:rFonts w:hint="eastAsia" w:eastAsia="宋体"/>
           <w:lang w:eastAsia="zh-CN"/>
         </w:rPr>
         <w:t>表</w:t>
       </w:r>
       <w:r>
         <w:rPr>
-          <w:rFonts w:eastAsia="宋体" w:hint="eastAsia"/>
+          <w:rFonts w:hint="eastAsia" w:eastAsia="宋体"/>
           <w:lang w:eastAsia="zh-CN"/>
         </w:rPr>
         <w:fldChar w:fldCharType="begin"/>
       </w:r>
       <w:r>
         <w:rPr>
-          <w:rFonts w:eastAsia="宋体" w:hint="eastAsia"/>
+          <w:rFonts w:hint="eastAsia" w:eastAsia="宋体"/>
           <w:lang w:eastAsia="zh-CN"/>
         </w:rPr>
         <w:instrText xml:space="preserve"> STYLEREF "柴_标题1" \n \* Charformat </w:instrText>
       </w:r>
       <w:r>
         <w:rPr>
-          <w:rFonts w:eastAsia="宋体" w:hint="eastAsia"/>
+          <w:rFonts w:hint="eastAsia" w:eastAsia="宋体"/>
           <w:lang w:eastAsia="zh-CN"/>
         </w:rPr>
         <w:fldChar w:fldCharType="separate"/>
       </w:r>
       <w:r>
         <w:rPr>
-          <w:rFonts w:eastAsia="宋体" w:hint="eastAsia"/>
+          <w:rFonts w:hint="eastAsia" w:eastAsia="宋体"/>
           <w:lang w:eastAsia="zh-CN"/>
         </w:rPr>
         <w:t>4</w:t>
       </w:r>
       <w:r>
         <w:rPr>
-          <w:rFonts w:eastAsia="宋体" w:hint="eastAsia"/>
+          <w:rFonts w:hint="eastAsia" w:eastAsia="宋体"/>
           <w:lang w:eastAsia="zh-CN"/>
         </w:rPr>
         <w:fldChar w:fldCharType="end"/>
       </w:r>
       <w:r>
         <w:rPr>
-          <w:rFonts w:eastAsia="宋体" w:hint="eastAsia"/>
+          <w:rFonts w:hint="eastAsia" w:eastAsia="宋体"/>
           <w:lang w:eastAsia="zh-CN"/>
         </w:rPr>
         <w:t xml:space="preserve">- </w:t>
       </w:r>
       <w:r>
         <w:rPr>
-          <w:rFonts w:eastAsia="宋体" w:hint="eastAsia"/>
+          <w:rFonts w:hint="eastAsia" w:eastAsia="宋体"/>
           <w:lang w:eastAsia="zh-CN"/>
         </w:rPr>
         <w:fldChar w:fldCharType="begin"/>
       </w:r>
       <w:r>
         <w:rPr>
-          <w:rFonts w:eastAsia="宋体" w:hint="eastAsia"/>
+          <w:rFonts w:hint="eastAsia" w:eastAsia="宋体"/>
           <w:lang w:eastAsia="zh-CN"/>
         </w:rPr>
         <w:instrText xml:space="preserve"> SEQ 表 \* ARABIC  \s 1 </w:instrText>
       </w:r>
       <w:r>
         <w:rPr>
-          <w:rFonts w:eastAsia="宋体" w:hint="eastAsia"/>
+          <w:rFonts w:hint="eastAsia" w:eastAsia="宋体"/>
           <w:lang w:eastAsia="zh-CN"/>
         </w:rPr>
         <w:fldChar w:fldCharType="separate"/>
       </w:r>
       <w:r>
         <w:rPr>
-          <w:rFonts w:eastAsia="宋体" w:hint="eastAsia"/>
+          <w:rFonts w:hint="eastAsia" w:eastAsia="宋体"/>
           <w:lang w:eastAsia="zh-CN"/>
         </w:rPr>
         <w:t>1</w:t>
       </w:r>
       <w:r>
         <w:rPr>
-          <w:rFonts w:eastAsia="宋体" w:hint="eastAsia"/>
+          <w:rFonts w:hint="eastAsia" w:eastAsia="宋体"/>
           <w:lang w:eastAsia="zh-CN"/>
         </w:rPr>
         <w:fldChar w:fldCharType="end"/>
       </w:r>
       <w:r>
         <w:rPr>
-          <w:rFonts w:eastAsia="宋体" w:hint="eastAsia"/>
+          <w:rFonts w:hint="eastAsia" w:eastAsia="宋体"/>
           <w:lang w:eastAsia="zh-CN"/>
         </w:rPr>
         <w:t xml:space="preserve"> </w:t>
@@ -2841,7 +2888,7 @@
       </w:r>
       <w:r>
         <w:rPr>
-          <w:rFonts w:eastAsia="宋体" w:hint="eastAsia"/>
+          <w:rFonts w:hint="eastAsia" w:eastAsia="宋体"/>
           <w:lang w:eastAsia="zh-CN"/>
         </w:rPr>
         <w:t>进度</w:t>
@@ -2849,17 +2896,18 @@
     </w:p>
     <w:tbl>
       <w:tblPr>
-        <w:tblStyle w:val="TableGrid"/>
+        <w:tblStyle w:val="21"/>
         <w:tblW w:w="8522" w:type="dxa"/>
         <w:jc w:val="center"/>
         <w:tblBorders>
-          <w:top w:val="nil"/>
-          <w:left w:val="nil"/>
-          <w:bottom w:val="nil"/>
-          <w:right w:val="nil"/>
-          <w:insideH w:val="nil"/>
-          <w:insideV w:val="nil"/>
+          <w:top w:val="none" w:color="auto" w:sz="0" w:space="0"/>
+          <w:left w:val="none" w:color="auto" w:sz="0" w:space="0"/>
+          <w:bottom w:val="none" w:color="auto" w:sz="0" w:space="0"/>
+          <w:right w:val="none" w:color="auto" w:sz="0" w:space="0"/>
+          <w:insideH w:val="none" w:color="auto" w:sz="0" w:space="0"/>
+          <w:insideV w:val="none" w:color="auto" w:sz="0" w:space="0"/>
         </w:tblBorders>
+        <w:tblLayout w:type="autofit"/>
         <w:tblCellMar>
           <w:top w:w="0" w:type="dxa"/>
           <w:left w:w="108" w:type="dxa"/>
@@ -2875,15 +2923,13 @@
       </w:tblGrid>
       <w:tr>
         <w:tblPrEx>
-          <w:tblW w:w="8522" w:type="dxa"/>
-          <w:jc w:val="center"/>
           <w:tblBorders>
-            <w:top w:val="nil"/>
-            <w:left w:val="nil"/>
-            <w:bottom w:val="nil"/>
-            <w:right w:val="nil"/>
-            <w:insideH w:val="nil"/>
-            <w:insideV w:val="nil"/>
+            <w:top w:val="none" w:color="auto" w:sz="0" w:space="0"/>
+            <w:left w:val="none" w:color="auto" w:sz="0" w:space="0"/>
+            <w:bottom w:val="none" w:color="auto" w:sz="0" w:space="0"/>
+            <w:right w:val="none" w:color="auto" w:sz="0" w:space="0"/>
+            <w:insideH w:val="none" w:color="auto" w:sz="0" w:space="0"/>
+            <w:insideV w:val="none" w:color="auto" w:sz="0" w:space="0"/>
           </w:tblBorders>
           <w:tblCellMar>
             <w:top w:w="0" w:type="dxa"/>
@@ -2893,7 +2939,7 @@
           </w:tblCellMar>
         </w:tblPrEx>
         <w:trPr>
-          <w:trHeight w:val="0"/>
+          <w:trHeight w:val="0" w:hRule="atLeast"/>
           <w:tblHeader/>
           <w:jc w:val="center"/>
         </w:trPr>
@@ -2901,8 +2947,8 @@
           <w:tcPr>
             <w:tcW w:w="917" w:type="dxa"/>
             <w:tcBorders>
-              <w:top w:val="single" w:sz="12" w:space="0" w:color="auto"/>
-              <w:left w:val="single" w:sz="12" w:space="0" w:color="auto"/>
+              <w:top w:val="single" w:color="auto" w:sz="12" w:space="0"/>
+              <w:left w:val="single" w:color="auto" w:sz="12" w:space="0"/>
               <w:bottom w:val="nil"/>
               <w:right w:val="nil"/>
             </w:tcBorders>
@@ -2916,11 +2962,11 @@
           </w:tcPr>
           <w:p>
             <w:pPr>
-              <w:pStyle w:val="a1"/>
+              <w:pStyle w:val="29"/>
               <w:widowControl w:val="0"/>
               <w:snapToGrid w:val="0"/>
               <w:spacing w:line="240" w:lineRule="auto"/>
-              <w:ind w:left="0" w:right="0" w:firstLine="0" w:leftChars="0" w:rightChars="0" w:firstLineChars="0"/>
+              <w:ind w:left="0" w:leftChars="0" w:right="0" w:rightChars="0" w:firstLine="0" w:firstLineChars="0"/>
               <w:jc w:val="center"/>
               <w:rPr>
                 <w:rFonts w:ascii="Arial" w:eastAsia="宋体"/>
@@ -2928,10 +2974,9 @@
                 <w:sz w:val="24"/>
               </w:rPr>
             </w:pPr>
-            <w:bookmarkStart w:id="9" w:name="_GoBack" w:colFirst="0" w:colLast="3"/>
-            <w:r>
-              <w:rPr>
-                <w:rFonts w:ascii="Arial" w:eastAsia="宋体" w:hint="eastAsia"/>
+            <w:r>
+              <w:rPr>
+                <w:rFonts w:hint="eastAsia" w:ascii="Arial" w:eastAsia="宋体"/>
                 <w:b/>
                 <w:sz w:val="24"/>
               </w:rPr>
@@ -2943,8 +2988,8 @@
           <w:tcPr>
             <w:tcW w:w="0" w:type="auto"/>
             <w:tcBorders>
-              <w:top w:val="single" w:sz="12" w:space="0" w:color="auto"/>
-              <w:left w:val="single" w:sz="4" w:space="0" w:color="auto"/>
+              <w:top w:val="single" w:color="auto" w:sz="12" w:space="0"/>
+              <w:left w:val="single" w:color="auto" w:sz="4" w:space="0"/>
               <w:bottom w:val="nil"/>
               <w:right w:val="nil"/>
             </w:tcBorders>
@@ -2958,11 +3003,11 @@
           </w:tcPr>
           <w:p>
             <w:pPr>
-              <w:pStyle w:val="a1"/>
+              <w:pStyle w:val="29"/>
               <w:widowControl w:val="0"/>
               <w:snapToGrid w:val="0"/>
               <w:spacing w:line="240" w:lineRule="auto"/>
-              <w:ind w:left="0" w:right="0" w:firstLine="0" w:leftChars="0" w:rightChars="0" w:firstLineChars="0"/>
+              <w:ind w:left="0" w:leftChars="0" w:right="0" w:rightChars="0" w:firstLine="0" w:firstLineChars="0"/>
               <w:jc w:val="center"/>
               <w:rPr>
                 <w:rFonts w:ascii="Arial" w:eastAsia="宋体"/>
@@ -2972,7 +3017,7 @@
             </w:pPr>
             <w:r>
               <w:rPr>
-                <w:rFonts w:ascii="Arial" w:eastAsia="宋体" w:hint="eastAsia"/>
+                <w:rFonts w:hint="eastAsia" w:ascii="Arial" w:eastAsia="宋体"/>
                 <w:b/>
                 <w:sz w:val="24"/>
               </w:rPr>
@@ -2984,8 +3029,8 @@
           <w:tcPr>
             <w:tcW w:w="4580" w:type="dxa"/>
             <w:tcBorders>
-              <w:top w:val="single" w:sz="12" w:space="0" w:color="auto"/>
-              <w:left w:val="single" w:sz="4" w:space="0" w:color="auto"/>
+              <w:top w:val="single" w:color="auto" w:sz="12" w:space="0"/>
+              <w:left w:val="single" w:color="auto" w:sz="4" w:space="0"/>
               <w:bottom w:val="nil"/>
               <w:right w:val="nil"/>
             </w:tcBorders>
@@ -2999,11 +3044,11 @@
           </w:tcPr>
           <w:p>
             <w:pPr>
-              <w:pStyle w:val="a1"/>
+              <w:pStyle w:val="29"/>
               <w:widowControl w:val="0"/>
               <w:snapToGrid w:val="0"/>
               <w:spacing w:line="240" w:lineRule="auto"/>
-              <w:ind w:left="0" w:right="0" w:firstLine="0" w:leftChars="0" w:rightChars="0" w:firstLineChars="0"/>
+              <w:ind w:left="0" w:leftChars="0" w:right="0" w:rightChars="0" w:firstLine="0" w:firstLineChars="0"/>
               <w:jc w:val="center"/>
               <w:rPr>
                 <w:rFonts w:ascii="Arial" w:eastAsia="宋体"/>
@@ -3013,7 +3058,7 @@
             </w:pPr>
             <w:r>
               <w:rPr>
-                <w:rFonts w:ascii="Arial" w:eastAsia="宋体" w:hint="eastAsia"/>
+                <w:rFonts w:hint="eastAsia" w:ascii="Arial" w:eastAsia="宋体"/>
                 <w:b/>
                 <w:sz w:val="24"/>
               </w:rPr>
@@ -3025,10 +3070,10 @@
           <w:tcPr>
             <w:tcW w:w="1254" w:type="dxa"/>
             <w:tcBorders>
-              <w:top w:val="single" w:sz="12" w:space="0" w:color="auto"/>
-              <w:left w:val="single" w:sz="4" w:space="0" w:color="auto"/>
+              <w:top w:val="single" w:color="auto" w:sz="12" w:space="0"/>
+              <w:left w:val="single" w:color="auto" w:sz="4" w:space="0"/>
               <w:bottom w:val="nil"/>
-              <w:right w:val="single" w:sz="12" w:space="0" w:color="auto"/>
+              <w:right w:val="single" w:color="auto" w:sz="12" w:space="0"/>
             </w:tcBorders>
             <w:tcMar>
               <w:top w:w="-1" w:type="dxa"/>
@@ -3042,7 +3087,7 @@
             <w:pPr>
               <w:widowControl w:val="0"/>
               <w:snapToGrid w:val="0"/>
-              <w:ind w:left="0" w:right="0" w:firstLine="0" w:leftChars="0" w:rightChars="0" w:firstLineChars="0"/>
+              <w:ind w:left="0" w:leftChars="0" w:right="0" w:rightChars="0" w:firstLine="0" w:firstLineChars="0"/>
               <w:jc w:val="center"/>
               <w:rPr>
                 <w:rFonts w:ascii="Arial" w:eastAsia="宋体"/>
@@ -3053,7 +3098,7 @@
             </w:pPr>
             <w:r>
               <w:rPr>
-                <w:rFonts w:ascii="Arial" w:eastAsia="宋体" w:hint="eastAsia"/>
+                <w:rFonts w:hint="eastAsia" w:ascii="Arial" w:eastAsia="宋体"/>
                 <w:b/>
                 <w:sz w:val="24"/>
                 <w:lang w:eastAsia="zh-CN"/>
@@ -3065,8 +3110,14 @@
       </w:tr>
       <w:tr>
         <w:tblPrEx>
-          <w:tblW w:w="8522" w:type="dxa"/>
-          <w:jc w:val="center"/>
+          <w:tblBorders>
+            <w:top w:val="none" w:color="auto" w:sz="0" w:space="0"/>
+            <w:left w:val="none" w:color="auto" w:sz="0" w:space="0"/>
+            <w:bottom w:val="none" w:color="auto" w:sz="0" w:space="0"/>
+            <w:right w:val="none" w:color="auto" w:sz="0" w:space="0"/>
+            <w:insideH w:val="none" w:color="auto" w:sz="0" w:space="0"/>
+            <w:insideV w:val="none" w:color="auto" w:sz="0" w:space="0"/>
+          </w:tblBorders>
           <w:tblCellMar>
             <w:top w:w="0" w:type="dxa"/>
             <w:left w:w="108" w:type="dxa"/>
@@ -3075,15 +3126,15 @@
           </w:tblCellMar>
         </w:tblPrEx>
         <w:trPr>
-          <w:trHeight w:val="0"/>
+          <w:trHeight w:val="0" w:hRule="atLeast"/>
           <w:jc w:val="center"/>
         </w:trPr>
         <w:tc>
           <w:tcPr>
             <w:tcW w:w="917" w:type="dxa"/>
             <w:tcBorders>
-              <w:top w:val="single" w:sz="4" w:space="0" w:color="auto"/>
-              <w:left w:val="single" w:sz="12" w:space="0" w:color="auto"/>
+              <w:top w:val="single" w:color="auto" w:sz="4" w:space="0"/>
+              <w:left w:val="single" w:color="auto" w:sz="12" w:space="0"/>
               <w:bottom w:val="nil"/>
               <w:right w:val="nil"/>
             </w:tcBorders>
@@ -3097,7 +3148,7 @@
           </w:tcPr>
           <w:p>
             <w:pPr>
-              <w:pStyle w:val="a1"/>
+              <w:pStyle w:val="29"/>
               <w:widowControl w:val="0"/>
               <w:numPr>
                 <w:ilvl w:val="0"/>
@@ -3105,7 +3156,7 @@
               </w:numPr>
               <w:snapToGrid w:val="0"/>
               <w:spacing w:line="240" w:lineRule="auto"/>
-              <w:ind w:left="0" w:right="0" w:firstLine="0" w:leftChars="0" w:rightChars="0" w:firstLineChars="0"/>
+              <w:ind w:left="0" w:leftChars="0" w:right="0" w:rightChars="0" w:firstLine="0" w:firstLineChars="0"/>
               <w:jc w:val="center"/>
               <w:rPr>
                 <w:rFonts w:ascii="Arial" w:eastAsia="Arial"/>
@@ -3118,8 +3169,8 @@
           <w:tcPr>
             <w:tcW w:w="0" w:type="auto"/>
             <w:tcBorders>
-              <w:top w:val="single" w:sz="4" w:space="0" w:color="auto"/>
-              <w:left w:val="single" w:sz="4" w:space="0" w:color="auto"/>
+              <w:top w:val="single" w:color="auto" w:sz="4" w:space="0"/>
+              <w:left w:val="single" w:color="auto" w:sz="4" w:space="0"/>
               <w:bottom w:val="nil"/>
               <w:right w:val="nil"/>
             </w:tcBorders>
@@ -3135,7 +3186,7 @@
             <w:pPr>
               <w:widowControl w:val="0"/>
               <w:snapToGrid w:val="0"/>
-              <w:ind w:left="0" w:right="0" w:firstLine="0" w:leftChars="0" w:rightChars="0" w:firstLineChars="0"/>
+              <w:ind w:left="0" w:leftChars="0" w:right="0" w:rightChars="0" w:firstLine="0" w:firstLineChars="0"/>
               <w:jc w:val="center"/>
               <w:rPr>
                 <w:rFonts w:ascii="Arial" w:eastAsia="Arial"/>
@@ -3145,7 +3196,7 @@
             </w:pPr>
             <w:r>
               <w:rPr>
-                <w:rFonts w:ascii="Arial" w:eastAsia="Arial" w:hint="eastAsia"/>
+                <w:rFonts w:hint="eastAsia" w:ascii="Arial" w:eastAsia="Arial"/>
                 <w:sz w:val="21"/>
                 <w:lang w:eastAsia="zh-CN"/>
               </w:rPr>
@@ -3157,8 +3208,8 @@
           <w:tcPr>
             <w:tcW w:w="4580" w:type="dxa"/>
             <w:tcBorders>
-              <w:top w:val="single" w:sz="4" w:space="0" w:color="auto"/>
-              <w:left w:val="single" w:sz="4" w:space="0" w:color="auto"/>
+              <w:top w:val="single" w:color="auto" w:sz="4" w:space="0"/>
+              <w:left w:val="single" w:color="auto" w:sz="4" w:space="0"/>
               <w:bottom w:val="nil"/>
               <w:right w:val="nil"/>
             </w:tcBorders>
@@ -3178,7 +3229,7 @@
                 <w:numId w:val="3"/>
               </w:numPr>
               <w:snapToGrid w:val="0"/>
-              <w:ind w:left="0" w:right="0" w:firstLine="0" w:leftChars="0" w:rightChars="0" w:firstLineChars="0"/>
+              <w:ind w:left="0" w:leftChars="0" w:right="0" w:rightChars="0" w:firstLine="0" w:firstLineChars="0"/>
               <w:jc w:val="left"/>
               <w:rPr>
                 <w:rFonts w:ascii="Arial" w:eastAsia="Arial"/>
@@ -3203,7 +3254,7 @@
                 <w:numId w:val="3"/>
               </w:numPr>
               <w:snapToGrid w:val="0"/>
-              <w:ind w:left="0" w:right="0" w:firstLine="0" w:leftChars="0" w:rightChars="0" w:firstLineChars="0"/>
+              <w:ind w:left="0" w:leftChars="0" w:right="0" w:rightChars="0" w:firstLine="0" w:firstLineChars="0"/>
               <w:jc w:val="left"/>
               <w:rPr>
                 <w:rFonts w:ascii="Arial" w:eastAsia="Arial"/>
@@ -3224,10 +3275,10 @@
           <w:tcPr>
             <w:tcW w:w="1254" w:type="dxa"/>
             <w:tcBorders>
-              <w:top w:val="single" w:sz="4" w:space="0" w:color="auto"/>
-              <w:left w:val="single" w:sz="4" w:space="0" w:color="auto"/>
+              <w:top w:val="single" w:color="auto" w:sz="4" w:space="0"/>
+              <w:left w:val="single" w:color="auto" w:sz="4" w:space="0"/>
               <w:bottom w:val="nil"/>
-              <w:right w:val="single" w:sz="12" w:space="0" w:color="auto"/>
+              <w:right w:val="single" w:color="auto" w:sz="12" w:space="0"/>
             </w:tcBorders>
             <w:tcMar>
               <w:top w:w="-1" w:type="dxa"/>
@@ -3241,7 +3292,7 @@
             <w:pPr>
               <w:widowControl w:val="0"/>
               <w:snapToGrid w:val="0"/>
-              <w:ind w:left="0" w:right="0" w:firstLine="0" w:leftChars="0" w:rightChars="0" w:firstLineChars="0"/>
+              <w:ind w:left="0" w:leftChars="0" w:right="0" w:rightChars="0" w:firstLine="0" w:firstLineChars="0"/>
               <w:jc w:val="left"/>
               <w:rPr>
                 <w:rFonts w:ascii="Arial" w:eastAsia="Arial"/>
@@ -3251,7 +3302,7 @@
             </w:pPr>
             <w:r>
               <w:rPr>
-                <w:rFonts w:ascii="Arial" w:eastAsia="Arial" w:hint="eastAsia"/>
+                <w:rFonts w:hint="eastAsia" w:ascii="Arial" w:eastAsia="Arial"/>
                 <w:sz w:val="21"/>
                 <w:lang w:eastAsia="zh-CN"/>
               </w:rPr>
@@ -3262,8 +3313,14 @@
       </w:tr>
       <w:tr>
         <w:tblPrEx>
-          <w:tblW w:w="8522" w:type="dxa"/>
-          <w:jc w:val="center"/>
+          <w:tblBorders>
+            <w:top w:val="none" w:color="auto" w:sz="0" w:space="0"/>
+            <w:left w:val="none" w:color="auto" w:sz="0" w:space="0"/>
+            <w:bottom w:val="none" w:color="auto" w:sz="0" w:space="0"/>
+            <w:right w:val="none" w:color="auto" w:sz="0" w:space="0"/>
+            <w:insideH w:val="none" w:color="auto" w:sz="0" w:space="0"/>
+            <w:insideV w:val="none" w:color="auto" w:sz="0" w:space="0"/>
+          </w:tblBorders>
           <w:tblCellMar>
             <w:top w:w="0" w:type="dxa"/>
             <w:left w:w="108" w:type="dxa"/>
@@ -3272,15 +3329,15 @@
           </w:tblCellMar>
         </w:tblPrEx>
         <w:trPr>
-          <w:trHeight w:val="0"/>
+          <w:trHeight w:val="0" w:hRule="atLeast"/>
           <w:jc w:val="center"/>
         </w:trPr>
         <w:tc>
           <w:tcPr>
             <w:tcW w:w="917" w:type="dxa"/>
             <w:tcBorders>
-              <w:top w:val="single" w:sz="4" w:space="0" w:color="auto"/>
-              <w:left w:val="single" w:sz="12" w:space="0" w:color="auto"/>
+              <w:top w:val="single" w:color="auto" w:sz="4" w:space="0"/>
+              <w:left w:val="single" w:color="auto" w:sz="12" w:space="0"/>
               <w:bottom w:val="nil"/>
               <w:right w:val="nil"/>
             </w:tcBorders>
@@ -3294,7 +3351,7 @@
           </w:tcPr>
           <w:p>
             <w:pPr>
-              <w:pStyle w:val="a1"/>
+              <w:pStyle w:val="29"/>
               <w:widowControl w:val="0"/>
               <w:numPr>
                 <w:ilvl w:val="0"/>
@@ -3302,7 +3359,7 @@
               </w:numPr>
               <w:snapToGrid w:val="0"/>
               <w:spacing w:line="240" w:lineRule="auto"/>
-              <w:ind w:left="0" w:right="0" w:firstLine="0" w:leftChars="0" w:rightChars="0" w:firstLineChars="0"/>
+              <w:ind w:left="0" w:leftChars="0" w:right="0" w:rightChars="0" w:firstLine="0" w:firstLineChars="0"/>
               <w:jc w:val="center"/>
               <w:rPr>
                 <w:rFonts w:ascii="Arial" w:eastAsia="Arial"/>
@@ -3315,8 +3372,8 @@
           <w:tcPr>
             <w:tcW w:w="0" w:type="auto"/>
             <w:tcBorders>
-              <w:top w:val="single" w:sz="4" w:space="0" w:color="auto"/>
-              <w:left w:val="single" w:sz="4" w:space="0" w:color="auto"/>
+              <w:top w:val="single" w:color="auto" w:sz="4" w:space="0"/>
+              <w:left w:val="single" w:color="auto" w:sz="4" w:space="0"/>
               <w:bottom w:val="nil"/>
               <w:right w:val="nil"/>
             </w:tcBorders>
@@ -3332,7 +3389,7 @@
             <w:pPr>
               <w:widowControl w:val="0"/>
               <w:snapToGrid w:val="0"/>
-              <w:ind w:left="0" w:right="0" w:firstLine="0" w:leftChars="0" w:rightChars="0" w:firstLineChars="0"/>
+              <w:ind w:left="0" w:leftChars="0" w:right="0" w:rightChars="0" w:firstLine="0" w:firstLineChars="0"/>
               <w:jc w:val="center"/>
               <w:rPr>
                 <w:rFonts w:ascii="Arial" w:eastAsia="Arial"/>
@@ -3342,7 +3399,7 @@
             </w:pPr>
             <w:r>
               <w:rPr>
-                <w:rFonts w:ascii="Arial" w:eastAsia="Arial" w:hint="eastAsia"/>
+                <w:rFonts w:hint="eastAsia" w:ascii="Arial" w:eastAsia="Arial"/>
                 <w:sz w:val="21"/>
                 <w:lang w:eastAsia="zh-CN"/>
               </w:rPr>
@@ -3354,8 +3411,8 @@
           <w:tcPr>
             <w:tcW w:w="4580" w:type="dxa"/>
             <w:tcBorders>
-              <w:top w:val="single" w:sz="4" w:space="0" w:color="auto"/>
-              <w:left w:val="single" w:sz="4" w:space="0" w:color="auto"/>
+              <w:top w:val="single" w:color="auto" w:sz="4" w:space="0"/>
+              <w:left w:val="single" w:color="auto" w:sz="4" w:space="0"/>
               <w:bottom w:val="nil"/>
               <w:right w:val="nil"/>
             </w:tcBorders>
@@ -3375,7 +3432,7 @@
                 <w:numId w:val="4"/>
               </w:numPr>
               <w:snapToGrid w:val="0"/>
-              <w:ind w:left="0" w:right="0" w:firstLine="0" w:leftChars="0" w:rightChars="0" w:firstLineChars="0"/>
+              <w:ind w:left="0" w:leftChars="0" w:right="0" w:rightChars="0" w:firstLine="0" w:firstLineChars="0"/>
               <w:jc w:val="left"/>
               <w:rPr>
                 <w:rFonts w:ascii="Arial" w:eastAsia="Arial"/>
@@ -3397,10 +3454,10 @@
           <w:tcPr>
             <w:tcW w:w="1254" w:type="dxa"/>
             <w:tcBorders>
-              <w:top w:val="single" w:sz="4" w:space="0" w:color="auto"/>
-              <w:left w:val="single" w:sz="4" w:space="0" w:color="auto"/>
+              <w:top w:val="single" w:color="auto" w:sz="4" w:space="0"/>
+              <w:left w:val="single" w:color="auto" w:sz="4" w:space="0"/>
               <w:bottom w:val="nil"/>
-              <w:right w:val="single" w:sz="12" w:space="0" w:color="auto"/>
+              <w:right w:val="single" w:color="auto" w:sz="12" w:space="0"/>
             </w:tcBorders>
             <w:tcMar>
               <w:top w:w="-1" w:type="dxa"/>
@@ -3414,7 +3471,7 @@
             <w:pPr>
               <w:widowControl w:val="0"/>
               <w:snapToGrid w:val="0"/>
-              <w:ind w:left="0" w:right="0" w:firstLine="0" w:leftChars="0" w:rightChars="0" w:firstLineChars="0"/>
+              <w:ind w:left="0" w:leftChars="0" w:right="0" w:rightChars="0" w:firstLine="0" w:firstLineChars="0"/>
               <w:jc w:val="left"/>
               <w:rPr>
                 <w:rFonts w:ascii="Arial" w:eastAsia="Arial"/>
@@ -3424,7 +3481,7 @@
             </w:pPr>
             <w:r>
               <w:rPr>
-                <w:rFonts w:ascii="Arial" w:eastAsia="Arial" w:hint="eastAsia"/>
+                <w:rFonts w:hint="eastAsia" w:ascii="Arial" w:eastAsia="Arial"/>
                 <w:sz w:val="21"/>
                 <w:lang w:eastAsia="zh-CN"/>
               </w:rPr>
@@ -3435,8 +3492,14 @@
       </w:tr>
       <w:tr>
         <w:tblPrEx>
-          <w:tblW w:w="8522" w:type="dxa"/>
-          <w:jc w:val="center"/>
+          <w:tblBorders>
+            <w:top w:val="none" w:color="auto" w:sz="0" w:space="0"/>
+            <w:left w:val="none" w:color="auto" w:sz="0" w:space="0"/>
+            <w:bottom w:val="none" w:color="auto" w:sz="0" w:space="0"/>
+            <w:right w:val="none" w:color="auto" w:sz="0" w:space="0"/>
+            <w:insideH w:val="none" w:color="auto" w:sz="0" w:space="0"/>
+            <w:insideV w:val="none" w:color="auto" w:sz="0" w:space="0"/>
+          </w:tblBorders>
           <w:tblCellMar>
             <w:top w:w="0" w:type="dxa"/>
             <w:left w:w="108" w:type="dxa"/>
@@ -3445,15 +3508,15 @@
           </w:tblCellMar>
         </w:tblPrEx>
         <w:trPr>
-          <w:trHeight w:val="0"/>
+          <w:trHeight w:val="0" w:hRule="atLeast"/>
           <w:jc w:val="center"/>
         </w:trPr>
         <w:tc>
           <w:tcPr>
             <w:tcW w:w="917" w:type="dxa"/>
             <w:tcBorders>
-              <w:top w:val="single" w:sz="4" w:space="0" w:color="auto"/>
-              <w:left w:val="single" w:sz="12" w:space="0" w:color="auto"/>
+              <w:top w:val="single" w:color="auto" w:sz="4" w:space="0"/>
+              <w:left w:val="single" w:color="auto" w:sz="12" w:space="0"/>
               <w:bottom w:val="nil"/>
               <w:right w:val="nil"/>
             </w:tcBorders>
@@ -3467,7 +3530,7 @@
           </w:tcPr>
           <w:p>
             <w:pPr>
-              <w:pStyle w:val="a1"/>
+              <w:pStyle w:val="29"/>
               <w:widowControl w:val="0"/>
               <w:numPr>
                 <w:ilvl w:val="0"/>
@@ -3475,7 +3538,7 @@
               </w:numPr>
               <w:snapToGrid w:val="0"/>
               <w:spacing w:line="240" w:lineRule="auto"/>
-              <w:ind w:left="0" w:right="0" w:firstLine="0" w:leftChars="0" w:rightChars="0" w:firstLineChars="0"/>
+              <w:ind w:left="0" w:leftChars="0" w:right="0" w:rightChars="0" w:firstLine="0" w:firstLineChars="0"/>
               <w:jc w:val="center"/>
               <w:rPr>
                 <w:rFonts w:ascii="Arial" w:eastAsia="Arial"/>
@@ -3488,8 +3551,8 @@
           <w:tcPr>
             <w:tcW w:w="0" w:type="auto"/>
             <w:tcBorders>
-              <w:top w:val="single" w:sz="4" w:space="0" w:color="auto"/>
-              <w:left w:val="single" w:sz="4" w:space="0" w:color="auto"/>
+              <w:top w:val="single" w:color="auto" w:sz="4" w:space="0"/>
+              <w:left w:val="single" w:color="auto" w:sz="4" w:space="0"/>
               <w:bottom w:val="nil"/>
               <w:right w:val="nil"/>
             </w:tcBorders>
@@ -3505,7 +3568,7 @@
             <w:pPr>
               <w:widowControl w:val="0"/>
               <w:snapToGrid w:val="0"/>
-              <w:ind w:left="0" w:right="0" w:firstLine="0" w:leftChars="0" w:rightChars="0" w:firstLineChars="0"/>
+              <w:ind w:left="0" w:leftChars="0" w:right="0" w:rightChars="0" w:firstLine="0" w:firstLineChars="0"/>
               <w:jc w:val="center"/>
               <w:rPr>
                 <w:rFonts w:ascii="Arial" w:eastAsia="Arial"/>
@@ -3515,7 +3578,7 @@
             </w:pPr>
             <w:r>
               <w:rPr>
-                <w:rFonts w:ascii="Arial" w:eastAsia="Arial" w:hint="eastAsia"/>
+                <w:rFonts w:hint="eastAsia" w:ascii="Arial" w:eastAsia="Arial"/>
                 <w:sz w:val="21"/>
                 <w:lang w:eastAsia="zh-CN"/>
               </w:rPr>
@@ -3527,8 +3590,8 @@
           <w:tcPr>
             <w:tcW w:w="4580" w:type="dxa"/>
             <w:tcBorders>
-              <w:top w:val="single" w:sz="4" w:space="0" w:color="auto"/>
-              <w:left w:val="single" w:sz="4" w:space="0" w:color="auto"/>
+              <w:top w:val="single" w:color="auto" w:sz="4" w:space="0"/>
+              <w:left w:val="single" w:color="auto" w:sz="4" w:space="0"/>
               <w:bottom w:val="nil"/>
               <w:right w:val="nil"/>
             </w:tcBorders>
@@ -3548,7 +3611,7 @@
                 <w:numId w:val="5"/>
               </w:numPr>
               <w:snapToGrid w:val="0"/>
-              <w:ind w:left="0" w:right="0" w:firstLine="0" w:leftChars="0" w:rightChars="0" w:firstLineChars="0"/>
+              <w:ind w:left="0" w:leftChars="0" w:right="0" w:rightChars="0" w:firstLine="0" w:firstLineChars="0"/>
               <w:jc w:val="left"/>
               <w:rPr>
                 <w:rFonts w:ascii="Arial" w:eastAsia="Arial"/>
@@ -3571,7 +3634,7 @@
                 <w:numId w:val="5"/>
               </w:numPr>
               <w:snapToGrid w:val="0"/>
-              <w:ind w:left="0" w:right="0" w:firstLine="0" w:leftChars="0" w:rightChars="0" w:firstLineChars="0"/>
+              <w:ind w:left="0" w:leftChars="0" w:right="0" w:rightChars="0" w:firstLine="0" w:firstLineChars="0"/>
               <w:jc w:val="left"/>
               <w:rPr>
                 <w:rFonts w:ascii="Arial" w:eastAsia="Arial"/>
@@ -3596,7 +3659,7 @@
                 <w:numId w:val="5"/>
               </w:numPr>
               <w:snapToGrid w:val="0"/>
-              <w:ind w:left="0" w:right="0" w:firstLine="0" w:leftChars="0" w:rightChars="0" w:firstLineChars="0"/>
+              <w:ind w:left="0" w:leftChars="0" w:right="0" w:rightChars="0" w:firstLine="0" w:firstLineChars="0"/>
               <w:jc w:val="left"/>
               <w:rPr>
                 <w:rFonts w:ascii="Arial" w:eastAsia="Arial"/>
@@ -3618,10 +3681,10 @@
           <w:tcPr>
             <w:tcW w:w="1254" w:type="dxa"/>
             <w:tcBorders>
-              <w:top w:val="single" w:sz="4" w:space="0" w:color="auto"/>
-              <w:left w:val="single" w:sz="4" w:space="0" w:color="auto"/>
+              <w:top w:val="single" w:color="auto" w:sz="4" w:space="0"/>
+              <w:left w:val="single" w:color="auto" w:sz="4" w:space="0"/>
               <w:bottom w:val="nil"/>
-              <w:right w:val="single" w:sz="12" w:space="0" w:color="auto"/>
+              <w:right w:val="single" w:color="auto" w:sz="12" w:space="0"/>
             </w:tcBorders>
             <w:tcMar>
               <w:top w:w="-1" w:type="dxa"/>
@@ -3635,7 +3698,7 @@
             <w:pPr>
               <w:widowControl w:val="0"/>
               <w:snapToGrid w:val="0"/>
-              <w:ind w:left="0" w:right="0" w:firstLine="0" w:leftChars="0" w:rightChars="0" w:firstLineChars="0"/>
+              <w:ind w:left="0" w:leftChars="0" w:right="0" w:rightChars="0" w:firstLine="0" w:firstLineChars="0"/>
               <w:jc w:val="left"/>
               <w:rPr>
                 <w:rFonts w:ascii="Arial" w:eastAsia="Arial"/>
@@ -3645,7 +3708,7 @@
             </w:pPr>
             <w:r>
               <w:rPr>
-                <w:rFonts w:ascii="Arial" w:eastAsia="Arial" w:hint="eastAsia"/>
+                <w:rFonts w:hint="eastAsia" w:ascii="Arial" w:eastAsia="Arial"/>
                 <w:sz w:val="21"/>
                 <w:lang w:eastAsia="zh-CN"/>
               </w:rPr>
@@ -3656,8 +3719,14 @@
       </w:tr>
       <w:tr>
         <w:tblPrEx>
-          <w:tblW w:w="8522" w:type="dxa"/>
-          <w:jc w:val="center"/>
+          <w:tblBorders>
+            <w:top w:val="none" w:color="auto" w:sz="0" w:space="0"/>
+            <w:left w:val="none" w:color="auto" w:sz="0" w:space="0"/>
+            <w:bottom w:val="none" w:color="auto" w:sz="0" w:space="0"/>
+            <w:right w:val="none" w:color="auto" w:sz="0" w:space="0"/>
+            <w:insideH w:val="none" w:color="auto" w:sz="0" w:space="0"/>
+            <w:insideV w:val="none" w:color="auto" w:sz="0" w:space="0"/>
+          </w:tblBorders>
           <w:tblCellMar>
             <w:top w:w="0" w:type="dxa"/>
             <w:left w:w="108" w:type="dxa"/>
@@ -3666,15 +3735,15 @@
           </w:tblCellMar>
         </w:tblPrEx>
         <w:trPr>
-          <w:trHeight w:val="0"/>
+          <w:trHeight w:val="0" w:hRule="atLeast"/>
           <w:jc w:val="center"/>
         </w:trPr>
         <w:tc>
           <w:tcPr>
             <w:tcW w:w="917" w:type="dxa"/>
             <w:tcBorders>
-              <w:top w:val="single" w:sz="4" w:space="0" w:color="auto"/>
-              <w:left w:val="single" w:sz="12" w:space="0" w:color="auto"/>
+              <w:top w:val="single" w:color="auto" w:sz="4" w:space="0"/>
+              <w:left w:val="single" w:color="auto" w:sz="12" w:space="0"/>
               <w:bottom w:val="nil"/>
               <w:right w:val="nil"/>
             </w:tcBorders>
@@ -3688,7 +3757,7 @@
           </w:tcPr>
           <w:p>
             <w:pPr>
-              <w:pStyle w:val="a1"/>
+              <w:pStyle w:val="29"/>
               <w:widowControl w:val="0"/>
               <w:numPr>
                 <w:ilvl w:val="0"/>
@@ -3696,7 +3765,7 @@
               </w:numPr>
               <w:snapToGrid w:val="0"/>
               <w:spacing w:line="240" w:lineRule="auto"/>
-              <w:ind w:left="0" w:right="0" w:firstLine="0" w:leftChars="0" w:rightChars="0" w:firstLineChars="0"/>
+              <w:ind w:left="0" w:leftChars="0" w:right="0" w:rightChars="0" w:firstLine="0" w:firstLineChars="0"/>
               <w:jc w:val="center"/>
               <w:rPr>
                 <w:rFonts w:ascii="Arial" w:eastAsia="Arial"/>
@@ -3710,8 +3779,8 @@
             <w:tcW w:w="0" w:type="auto"/>
             <w:vMerge w:val="restart"/>
             <w:tcBorders>
-              <w:top w:val="single" w:sz="4" w:space="0" w:color="auto"/>
-              <w:left w:val="single" w:sz="4" w:space="0" w:color="auto"/>
+              <w:top w:val="single" w:color="auto" w:sz="4" w:space="0"/>
+              <w:left w:val="single" w:color="auto" w:sz="4" w:space="0"/>
               <w:bottom w:val="nil"/>
               <w:right w:val="nil"/>
             </w:tcBorders>
@@ -3727,7 +3796,7 @@
             <w:pPr>
               <w:widowControl w:val="0"/>
               <w:snapToGrid w:val="0"/>
-              <w:ind w:left="0" w:right="0" w:firstLine="0" w:leftChars="0" w:rightChars="0" w:firstLineChars="0"/>
+              <w:ind w:left="0" w:leftChars="0" w:right="0" w:rightChars="0" w:firstLine="0" w:firstLineChars="0"/>
               <w:jc w:val="center"/>
               <w:rPr>
                 <w:rFonts w:ascii="Arial" w:eastAsia="Arial"/>
@@ -3737,7 +3806,7 @@
             </w:pPr>
             <w:r>
               <w:rPr>
-                <w:rFonts w:ascii="Arial" w:eastAsia="Arial" w:hint="eastAsia"/>
+                <w:rFonts w:hint="eastAsia" w:ascii="Arial" w:eastAsia="Arial"/>
                 <w:sz w:val="21"/>
                 <w:lang w:eastAsia="zh-CN"/>
               </w:rPr>
@@ -3749,8 +3818,8 @@
           <w:tcPr>
             <w:tcW w:w="4580" w:type="dxa"/>
             <w:tcBorders>
-              <w:top w:val="single" w:sz="4" w:space="0" w:color="auto"/>
-              <w:left w:val="single" w:sz="4" w:space="0" w:color="auto"/>
+              <w:top w:val="single" w:color="auto" w:sz="4" w:space="0"/>
+              <w:left w:val="single" w:color="auto" w:sz="4" w:space="0"/>
               <w:bottom w:val="nil"/>
               <w:right w:val="nil"/>
             </w:tcBorders>
@@ -3770,7 +3839,7 @@
                 <w:numId w:val="6"/>
               </w:numPr>
               <w:snapToGrid w:val="0"/>
-              <w:ind w:left="0" w:right="0" w:firstLine="0" w:leftChars="0" w:rightChars="0" w:firstLineChars="0"/>
+              <w:ind w:left="0" w:leftChars="0" w:right="0" w:rightChars="0" w:firstLine="0" w:firstLineChars="0"/>
               <w:jc w:val="left"/>
               <w:rPr>
                 <w:rFonts w:ascii="Arial" w:eastAsia="Arial"/>
@@ -3780,7 +3849,7 @@
             </w:pPr>
             <w:r>
               <w:rPr>
-                <w:rFonts w:ascii="Arial" w:eastAsia="Arial" w:hint="eastAsia"/>
+                <w:rFonts w:hint="eastAsia" w:ascii="Arial" w:eastAsia="Arial"/>
                 <w:sz w:val="21"/>
                 <w:lang w:eastAsia="zh-CN"/>
               </w:rPr>
@@ -3792,10 +3861,10 @@
           <w:tcPr>
             <w:tcW w:w="1254" w:type="dxa"/>
             <w:tcBorders>
-              <w:top w:val="single" w:sz="4" w:space="0" w:color="auto"/>
-              <w:left w:val="single" w:sz="4" w:space="0" w:color="auto"/>
+              <w:top w:val="single" w:color="auto" w:sz="4" w:space="0"/>
+              <w:left w:val="single" w:color="auto" w:sz="4" w:space="0"/>
               <w:bottom w:val="nil"/>
-              <w:right w:val="single" w:sz="12" w:space="0" w:color="auto"/>
+              <w:right w:val="single" w:color="auto" w:sz="12" w:space="0"/>
             </w:tcBorders>
             <w:tcMar>
               <w:top w:w="-1" w:type="dxa"/>
@@ -3809,7 +3878,7 @@
             <w:pPr>
               <w:widowControl w:val="0"/>
               <w:snapToGrid w:val="0"/>
-              <w:ind w:left="0" w:right="0" w:firstLine="0" w:leftChars="0" w:rightChars="0" w:firstLineChars="0"/>
+              <w:ind w:left="0" w:leftChars="0" w:right="0" w:rightChars="0" w:firstLine="0" w:firstLineChars="0"/>
               <w:jc w:val="left"/>
               <w:rPr>
                 <w:rFonts w:ascii="Arial" w:eastAsia="Arial"/>
@@ -3819,7 +3888,7 @@
             </w:pPr>
             <w:r>
               <w:rPr>
-                <w:rFonts w:ascii="Arial" w:eastAsia="Arial" w:hint="eastAsia"/>
+                <w:rFonts w:hint="eastAsia" w:ascii="Arial" w:eastAsia="Arial"/>
                 <w:sz w:val="21"/>
                 <w:lang w:eastAsia="zh-CN"/>
               </w:rPr>
@@ -3830,8 +3899,14 @@
       </w:tr>
       <w:tr>
         <w:tblPrEx>
-          <w:tblW w:w="8522" w:type="dxa"/>
-          <w:jc w:val="center"/>
+          <w:tblBorders>
+            <w:top w:val="none" w:color="auto" w:sz="0" w:space="0"/>
+            <w:left w:val="none" w:color="auto" w:sz="0" w:space="0"/>
+            <w:bottom w:val="none" w:color="auto" w:sz="0" w:space="0"/>
+            <w:right w:val="none" w:color="auto" w:sz="0" w:space="0"/>
+            <w:insideH w:val="none" w:color="auto" w:sz="0" w:space="0"/>
+            <w:insideV w:val="none" w:color="auto" w:sz="0" w:space="0"/>
+          </w:tblBorders>
           <w:tblCellMar>
             <w:top w:w="0" w:type="dxa"/>
             <w:left w:w="108" w:type="dxa"/>
@@ -3840,15 +3915,15 @@
           </w:tblCellMar>
         </w:tblPrEx>
         <w:trPr>
-          <w:trHeight w:val="0"/>
+          <w:trHeight w:val="0" w:hRule="atLeast"/>
           <w:jc w:val="center"/>
         </w:trPr>
         <w:tc>
           <w:tcPr>
             <w:tcW w:w="917" w:type="dxa"/>
             <w:tcBorders>
-              <w:top w:val="single" w:sz="4" w:space="0" w:color="auto"/>
-              <w:left w:val="single" w:sz="12" w:space="0" w:color="auto"/>
+              <w:top w:val="single" w:color="auto" w:sz="4" w:space="0"/>
+              <w:left w:val="single" w:color="auto" w:sz="12" w:space="0"/>
               <w:bottom w:val="nil"/>
               <w:right w:val="nil"/>
             </w:tcBorders>
@@ -3862,7 +3937,7 @@
           </w:tcPr>
           <w:p>
             <w:pPr>
-              <w:pStyle w:val="a1"/>
+              <w:pStyle w:val="29"/>
               <w:widowControl w:val="0"/>
               <w:numPr>
                 <w:ilvl w:val="0"/>
@@ -3870,7 +3945,7 @@
               </w:numPr>
               <w:snapToGrid w:val="0"/>
               <w:spacing w:line="240" w:lineRule="auto"/>
-              <w:ind w:left="0" w:right="0" w:firstLine="0" w:leftChars="0" w:rightChars="0" w:firstLineChars="0"/>
+              <w:ind w:left="0" w:leftChars="0" w:right="0" w:rightChars="0" w:firstLine="0" w:firstLineChars="0"/>
               <w:jc w:val="center"/>
               <w:rPr>
                 <w:rFonts w:ascii="Arial" w:eastAsia="Arial"/>
@@ -3882,10 +3957,10 @@
         <w:tc>
           <w:tcPr>
             <w:tcW w:w="0" w:type="auto"/>
-            <w:vMerge/>
+            <w:vMerge w:val="continue"/>
             <w:tcBorders>
-              <w:top w:val="single" w:sz="4" w:space="0" w:color="auto"/>
-              <w:left w:val="single" w:sz="4" w:space="0" w:color="auto"/>
+              <w:top w:val="single" w:color="auto" w:sz="4" w:space="0"/>
+              <w:left w:val="single" w:color="auto" w:sz="4" w:space="0"/>
               <w:bottom w:val="nil"/>
               <w:right w:val="nil"/>
             </w:tcBorders>
@@ -3899,11 +3974,11 @@
           </w:tcPr>
           <w:p>
             <w:pPr>
-              <w:pStyle w:val="a1"/>
+              <w:pStyle w:val="29"/>
               <w:widowControl w:val="0"/>
               <w:snapToGrid w:val="0"/>
               <w:spacing w:line="240" w:lineRule="auto"/>
-              <w:ind w:left="0" w:right="0" w:firstLine="0" w:leftChars="0" w:rightChars="0" w:firstLineChars="0"/>
+              <w:ind w:left="0" w:leftChars="0" w:right="0" w:rightChars="0" w:firstLine="0" w:firstLineChars="0"/>
               <w:jc w:val="center"/>
               <w:rPr>
                 <w:rFonts w:ascii="Arial" w:eastAsia="Arial"/>
@@ -3916,8 +3991,8 @@
           <w:tcPr>
             <w:tcW w:w="4580" w:type="dxa"/>
             <w:tcBorders>
-              <w:top w:val="single" w:sz="4" w:space="0" w:color="auto"/>
-              <w:left w:val="single" w:sz="4" w:space="0" w:color="auto"/>
+              <w:top w:val="single" w:color="auto" w:sz="4" w:space="0"/>
+              <w:left w:val="single" w:color="auto" w:sz="4" w:space="0"/>
               <w:bottom w:val="nil"/>
               <w:right w:val="nil"/>
             </w:tcBorders>
@@ -3937,7 +4012,7 @@
                 <w:numId w:val="6"/>
               </w:numPr>
               <w:snapToGrid w:val="0"/>
-              <w:ind w:left="0" w:right="0" w:firstLine="0" w:leftChars="0" w:rightChars="0" w:firstLineChars="0"/>
+              <w:ind w:left="0" w:leftChars="0" w:right="0" w:rightChars="0" w:firstLine="0" w:firstLineChars="0"/>
               <w:jc w:val="left"/>
               <w:rPr>
                 <w:rFonts w:ascii="Arial" w:eastAsia="Arial"/>
@@ -3947,7 +4022,7 @@
             </w:pPr>
             <w:r>
               <w:rPr>
-                <w:rFonts w:ascii="Arial" w:eastAsia="Arial" w:hint="eastAsia"/>
+                <w:rFonts w:hint="eastAsia" w:ascii="Arial" w:eastAsia="Arial"/>
                 <w:sz w:val="21"/>
                 <w:lang w:eastAsia="zh-CN"/>
               </w:rPr>
@@ -3959,10 +4034,10 @@
           <w:tcPr>
             <w:tcW w:w="1254" w:type="dxa"/>
             <w:tcBorders>
-              <w:top w:val="single" w:sz="4" w:space="0" w:color="auto"/>
-              <w:left w:val="single" w:sz="4" w:space="0" w:color="auto"/>
+              <w:top w:val="single" w:color="auto" w:sz="4" w:space="0"/>
+              <w:left w:val="single" w:color="auto" w:sz="4" w:space="0"/>
               <w:bottom w:val="nil"/>
-              <w:right w:val="single" w:sz="12" w:space="0" w:color="auto"/>
+              <w:right w:val="single" w:color="auto" w:sz="12" w:space="0"/>
             </w:tcBorders>
             <w:tcMar>
               <w:top w:w="-1" w:type="dxa"/>
@@ -3976,7 +4051,7 @@
             <w:pPr>
               <w:widowControl w:val="0"/>
               <w:snapToGrid w:val="0"/>
-              <w:ind w:left="0" w:right="0" w:firstLine="0" w:leftChars="0" w:rightChars="0" w:firstLineChars="0"/>
+              <w:ind w:left="0" w:leftChars="0" w:right="0" w:rightChars="0" w:firstLine="0" w:firstLineChars="0"/>
               <w:jc w:val="left"/>
               <w:rPr>
                 <w:rFonts w:ascii="Arial" w:eastAsia="Arial"/>
@@ -3986,7 +4061,7 @@
             </w:pPr>
             <w:r>
               <w:rPr>
-                <w:rFonts w:ascii="Arial" w:eastAsia="Arial" w:hint="eastAsia"/>
+                <w:rFonts w:hint="eastAsia" w:ascii="Arial" w:eastAsia="Arial"/>
                 <w:sz w:val="21"/>
                 <w:lang w:eastAsia="zh-CN"/>
               </w:rPr>
@@ -3997,8 +4072,14 @@
       </w:tr>
       <w:tr>
         <w:tblPrEx>
-          <w:tblW w:w="8522" w:type="dxa"/>
-          <w:jc w:val="center"/>
+          <w:tblBorders>
+            <w:top w:val="none" w:color="auto" w:sz="0" w:space="0"/>
+            <w:left w:val="none" w:color="auto" w:sz="0" w:space="0"/>
+            <w:bottom w:val="none" w:color="auto" w:sz="0" w:space="0"/>
+            <w:right w:val="none" w:color="auto" w:sz="0" w:space="0"/>
+            <w:insideH w:val="none" w:color="auto" w:sz="0" w:space="0"/>
+            <w:insideV w:val="none" w:color="auto" w:sz="0" w:space="0"/>
+          </w:tblBorders>
           <w:tblCellMar>
             <w:top w:w="0" w:type="dxa"/>
             <w:left w:w="108" w:type="dxa"/>
@@ -4007,15 +4088,15 @@
           </w:tblCellMar>
         </w:tblPrEx>
         <w:trPr>
-          <w:trHeight w:val="0"/>
+          <w:trHeight w:val="0" w:hRule="atLeast"/>
           <w:jc w:val="center"/>
         </w:trPr>
         <w:tc>
           <w:tcPr>
             <w:tcW w:w="917" w:type="dxa"/>
             <w:tcBorders>
-              <w:top w:val="single" w:sz="4" w:space="0" w:color="auto"/>
-              <w:left w:val="single" w:sz="12" w:space="0" w:color="auto"/>
+              <w:top w:val="single" w:color="auto" w:sz="4" w:space="0"/>
+              <w:left w:val="single" w:color="auto" w:sz="12" w:space="0"/>
               <w:bottom w:val="nil"/>
               <w:right w:val="nil"/>
             </w:tcBorders>
@@ -4029,7 +4110,7 @@
           </w:tcPr>
           <w:p>
             <w:pPr>
-              <w:pStyle w:val="a1"/>
+              <w:pStyle w:val="29"/>
               <w:widowControl w:val="0"/>
               <w:numPr>
                 <w:ilvl w:val="0"/>
@@ -4037,7 +4118,7 @@
               </w:numPr>
               <w:snapToGrid w:val="0"/>
               <w:spacing w:line="240" w:lineRule="auto"/>
-              <w:ind w:left="0" w:right="0" w:firstLine="0" w:leftChars="0" w:rightChars="0" w:firstLineChars="0"/>
+              <w:ind w:left="0" w:leftChars="0" w:right="0" w:rightChars="0" w:firstLine="0" w:firstLineChars="0"/>
               <w:jc w:val="center"/>
               <w:rPr>
                 <w:rFonts w:ascii="Arial" w:eastAsia="Arial"/>
@@ -4049,10 +4130,10 @@
         <w:tc>
           <w:tcPr>
             <w:tcW w:w="0" w:type="auto"/>
-            <w:vMerge/>
+            <w:vMerge w:val="continue"/>
             <w:tcBorders>
-              <w:top w:val="single" w:sz="4" w:space="0" w:color="auto"/>
-              <w:left w:val="single" w:sz="4" w:space="0" w:color="auto"/>
+              <w:top w:val="single" w:color="auto" w:sz="4" w:space="0"/>
+              <w:left w:val="single" w:color="auto" w:sz="4" w:space="0"/>
               <w:bottom w:val="nil"/>
               <w:right w:val="nil"/>
             </w:tcBorders>
@@ -4066,11 +4147,11 @@
           </w:tcPr>
           <w:p>
             <w:pPr>
-              <w:pStyle w:val="a1"/>
+              <w:pStyle w:val="29"/>
               <w:widowControl w:val="0"/>
               <w:snapToGrid w:val="0"/>
               <w:spacing w:line="240" w:lineRule="auto"/>
-              <w:ind w:left="0" w:right="0" w:firstLine="0" w:leftChars="0" w:rightChars="0" w:firstLineChars="0"/>
+              <w:ind w:left="0" w:leftChars="0" w:right="0" w:rightChars="0" w:firstLine="0" w:firstLineChars="0"/>
               <w:jc w:val="center"/>
               <w:rPr>
                 <w:rFonts w:ascii="Arial" w:eastAsia="Arial"/>
@@ -4083,8 +4164,8 @@
           <w:tcPr>
             <w:tcW w:w="4580" w:type="dxa"/>
             <w:tcBorders>
-              <w:top w:val="single" w:sz="4" w:space="0" w:color="auto"/>
-              <w:left w:val="single" w:sz="4" w:space="0" w:color="auto"/>
+              <w:top w:val="single" w:color="auto" w:sz="4" w:space="0"/>
+              <w:left w:val="single" w:color="auto" w:sz="4" w:space="0"/>
               <w:bottom w:val="nil"/>
               <w:right w:val="nil"/>
             </w:tcBorders>
@@ -4104,7 +4185,7 @@
                 <w:numId w:val="6"/>
               </w:numPr>
               <w:snapToGrid w:val="0"/>
-              <w:ind w:left="0" w:right="0" w:firstLine="0" w:leftChars="0" w:rightChars="0" w:firstLineChars="0"/>
+              <w:ind w:left="0" w:leftChars="0" w:right="0" w:rightChars="0" w:firstLine="0" w:firstLineChars="0"/>
               <w:jc w:val="left"/>
               <w:rPr>
                 <w:rFonts w:ascii="Arial" w:eastAsia="Arial"/>
@@ -4114,7 +4195,7 @@
             </w:pPr>
             <w:r>
               <w:rPr>
-                <w:rFonts w:ascii="Arial" w:eastAsia="Arial" w:hint="eastAsia"/>
+                <w:rFonts w:hint="eastAsia" w:ascii="Arial" w:eastAsia="Arial"/>
                 <w:sz w:val="21"/>
                 <w:lang w:eastAsia="zh-CN"/>
               </w:rPr>
@@ -4126,10 +4207,10 @@
           <w:tcPr>
             <w:tcW w:w="1254" w:type="dxa"/>
             <w:tcBorders>
-              <w:top w:val="single" w:sz="4" w:space="0" w:color="auto"/>
-              <w:left w:val="single" w:sz="4" w:space="0" w:color="auto"/>
+              <w:top w:val="single" w:color="auto" w:sz="4" w:space="0"/>
+              <w:left w:val="single" w:color="auto" w:sz="4" w:space="0"/>
               <w:bottom w:val="nil"/>
-              <w:right w:val="single" w:sz="12" w:space="0" w:color="auto"/>
+              <w:right w:val="single" w:color="auto" w:sz="12" w:space="0"/>
             </w:tcBorders>
             <w:tcMar>
               <w:top w:w="-1" w:type="dxa"/>
@@ -4143,7 +4224,7 @@
             <w:pPr>
               <w:widowControl w:val="0"/>
               <w:snapToGrid w:val="0"/>
-              <w:ind w:left="0" w:right="0" w:firstLine="0" w:leftChars="0" w:rightChars="0" w:firstLineChars="0"/>
+              <w:ind w:left="0" w:leftChars="0" w:right="0" w:rightChars="0" w:firstLine="0" w:firstLineChars="0"/>
               <w:jc w:val="left"/>
               <w:rPr>
                 <w:rFonts w:ascii="Arial" w:eastAsia="Arial"/>
@@ -4153,7 +4234,7 @@
             </w:pPr>
             <w:r>
               <w:rPr>
-                <w:rFonts w:ascii="Arial" w:eastAsia="Arial" w:hint="eastAsia"/>
+                <w:rFonts w:hint="eastAsia" w:ascii="Arial" w:eastAsia="Arial"/>
                 <w:sz w:val="21"/>
                 <w:lang w:eastAsia="zh-CN"/>
               </w:rPr>
@@ -4161,7 +4242,7 @@
             </w:r>
             <w:r>
               <w:rPr>
-                <w:rFonts w:ascii="Arial" w:eastAsia="Arial" w:hint="eastAsia"/>
+                <w:rFonts w:hint="eastAsia" w:ascii="Arial" w:eastAsia="Arial"/>
                 <w:sz w:val="21"/>
                 <w:lang w:val="en-US" w:eastAsia="zh-CN"/>
               </w:rPr>
@@ -4169,7 +4250,7 @@
             </w:r>
             <w:r>
               <w:rPr>
-                <w:rFonts w:ascii="Arial" w:eastAsia="Arial" w:hint="eastAsia"/>
+                <w:rFonts w:hint="eastAsia" w:ascii="Arial" w:eastAsia="Arial"/>
                 <w:sz w:val="21"/>
                 <w:lang w:eastAsia="zh-CN"/>
               </w:rPr>
@@ -4180,8 +4261,14 @@
       </w:tr>
       <w:tr>
         <w:tblPrEx>
-          <w:tblW w:w="8522" w:type="dxa"/>
-          <w:jc w:val="center"/>
+          <w:tblBorders>
+            <w:top w:val="none" w:color="auto" w:sz="0" w:space="0"/>
+            <w:left w:val="none" w:color="auto" w:sz="0" w:space="0"/>
+            <w:bottom w:val="none" w:color="auto" w:sz="0" w:space="0"/>
+            <w:right w:val="none" w:color="auto" w:sz="0" w:space="0"/>
+            <w:insideH w:val="none" w:color="auto" w:sz="0" w:space="0"/>
+            <w:insideV w:val="none" w:color="auto" w:sz="0" w:space="0"/>
+          </w:tblBorders>
           <w:tblCellMar>
             <w:top w:w="0" w:type="dxa"/>
             <w:left w:w="108" w:type="dxa"/>
@@ -4190,15 +4277,15 @@
           </w:tblCellMar>
         </w:tblPrEx>
         <w:trPr>
-          <w:trHeight w:val="0"/>
+          <w:trHeight w:val="0" w:hRule="atLeast"/>
           <w:jc w:val="center"/>
         </w:trPr>
         <w:tc>
           <w:tcPr>
             <w:tcW w:w="917" w:type="dxa"/>
             <w:tcBorders>
-              <w:top w:val="single" w:sz="4" w:space="0" w:color="auto"/>
-              <w:left w:val="single" w:sz="12" w:space="0" w:color="auto"/>
+              <w:top w:val="single" w:color="auto" w:sz="4" w:space="0"/>
+              <w:left w:val="single" w:color="auto" w:sz="12" w:space="0"/>
               <w:bottom w:val="nil"/>
               <w:right w:val="nil"/>
             </w:tcBorders>
@@ -4212,7 +4299,7 @@
           </w:tcPr>
           <w:p>
             <w:pPr>
-              <w:pStyle w:val="a1"/>
+              <w:pStyle w:val="29"/>
               <w:widowControl w:val="0"/>
               <w:numPr>
                 <w:ilvl w:val="0"/>
@@ -4220,7 +4307,7 @@
               </w:numPr>
               <w:snapToGrid w:val="0"/>
               <w:spacing w:line="240" w:lineRule="auto"/>
-              <w:ind w:left="0" w:right="0" w:firstLine="0" w:leftChars="0" w:rightChars="0" w:firstLineChars="0"/>
+              <w:ind w:left="0" w:leftChars="0" w:right="0" w:rightChars="0" w:firstLine="0" w:firstLineChars="0"/>
               <w:jc w:val="center"/>
               <w:rPr>
                 <w:rFonts w:ascii="Arial" w:eastAsia="Arial"/>
@@ -4232,10 +4319,10 @@
         <w:tc>
           <w:tcPr>
             <w:tcW w:w="0" w:type="auto"/>
-            <w:vMerge/>
+            <w:vMerge w:val="continue"/>
             <w:tcBorders>
-              <w:top w:val="single" w:sz="4" w:space="0" w:color="auto"/>
-              <w:left w:val="single" w:sz="4" w:space="0" w:color="auto"/>
+              <w:top w:val="single" w:color="auto" w:sz="4" w:space="0"/>
+              <w:left w:val="single" w:color="auto" w:sz="4" w:space="0"/>
               <w:bottom w:val="nil"/>
               <w:right w:val="nil"/>
             </w:tcBorders>
@@ -4249,11 +4336,11 @@
           </w:tcPr>
           <w:p>
             <w:pPr>
-              <w:pStyle w:val="a1"/>
+              <w:pStyle w:val="29"/>
               <w:widowControl w:val="0"/>
               <w:snapToGrid w:val="0"/>
               <w:spacing w:line="240" w:lineRule="auto"/>
-              <w:ind w:left="0" w:right="0" w:firstLine="0" w:leftChars="0" w:rightChars="0" w:firstLineChars="0"/>
+              <w:ind w:left="0" w:leftChars="0" w:right="0" w:rightChars="0" w:firstLine="0" w:firstLineChars="0"/>
               <w:jc w:val="center"/>
               <w:rPr>
                 <w:rFonts w:ascii="Arial" w:eastAsia="Arial"/>
@@ -4266,8 +4353,8 @@
           <w:tcPr>
             <w:tcW w:w="4580" w:type="dxa"/>
             <w:tcBorders>
-              <w:top w:val="single" w:sz="4" w:space="0" w:color="auto"/>
-              <w:left w:val="single" w:sz="4" w:space="0" w:color="auto"/>
+              <w:top w:val="single" w:color="auto" w:sz="4" w:space="0"/>
+              <w:left w:val="single" w:color="auto" w:sz="4" w:space="0"/>
               <w:bottom w:val="nil"/>
               <w:right w:val="nil"/>
             </w:tcBorders>
@@ -4287,7 +4374,7 @@
                 <w:numId w:val="6"/>
               </w:numPr>
               <w:snapToGrid w:val="0"/>
-              <w:ind w:left="0" w:right="0" w:firstLine="0" w:leftChars="0" w:rightChars="0" w:firstLineChars="0"/>
+              <w:ind w:left="0" w:leftChars="0" w:right="0" w:rightChars="0" w:firstLine="0" w:firstLineChars="0"/>
               <w:jc w:val="left"/>
               <w:rPr>
                 <w:rFonts w:ascii="Arial" w:eastAsia="Arial"/>
@@ -4297,7 +4384,7 @@
             </w:pPr>
             <w:r>
               <w:rPr>
-                <w:rFonts w:ascii="Arial" w:eastAsia="Arial" w:hint="eastAsia"/>
+                <w:rFonts w:hint="eastAsia" w:ascii="Arial" w:eastAsia="Arial"/>
                 <w:sz w:val="21"/>
                 <w:lang w:eastAsia="zh-CN"/>
               </w:rPr>
@@ -4309,10 +4396,10 @@
           <w:tcPr>
             <w:tcW w:w="1254" w:type="dxa"/>
             <w:tcBorders>
-              <w:top w:val="single" w:sz="4" w:space="0" w:color="auto"/>
-              <w:left w:val="single" w:sz="4" w:space="0" w:color="auto"/>
+              <w:top w:val="single" w:color="auto" w:sz="4" w:space="0"/>
+              <w:left w:val="single" w:color="auto" w:sz="4" w:space="0"/>
               <w:bottom w:val="nil"/>
-              <w:right w:val="single" w:sz="12" w:space="0" w:color="auto"/>
+              <w:right w:val="single" w:color="auto" w:sz="12" w:space="0"/>
             </w:tcBorders>
             <w:tcMar>
               <w:top w:w="-1" w:type="dxa"/>
@@ -4326,7 +4413,7 @@
             <w:pPr>
               <w:widowControl w:val="0"/>
               <w:snapToGrid w:val="0"/>
-              <w:ind w:left="0" w:right="0" w:firstLine="0" w:leftChars="0" w:rightChars="0" w:firstLineChars="0"/>
+              <w:ind w:left="0" w:leftChars="0" w:right="0" w:rightChars="0" w:firstLine="0" w:firstLineChars="0"/>
               <w:jc w:val="left"/>
               <w:rPr>
                 <w:rFonts w:ascii="Arial" w:eastAsia="Arial"/>
@@ -4336,7 +4423,7 @@
             </w:pPr>
             <w:r>
               <w:rPr>
-                <w:rFonts w:ascii="Arial" w:eastAsia="Arial" w:hint="eastAsia"/>
+                <w:rFonts w:hint="eastAsia" w:ascii="Arial" w:eastAsia="Arial"/>
                 <w:sz w:val="21"/>
                 <w:lang w:eastAsia="zh-CN"/>
               </w:rPr>
@@ -4344,7 +4431,7 @@
             </w:r>
             <w:r>
               <w:rPr>
-                <w:rFonts w:ascii="Arial" w:eastAsia="Arial" w:hint="eastAsia"/>
+                <w:rFonts w:hint="eastAsia" w:ascii="Arial" w:eastAsia="Arial"/>
                 <w:sz w:val="21"/>
                 <w:lang w:val="en-US" w:eastAsia="zh-CN"/>
               </w:rPr>
@@ -4352,7 +4439,7 @@
             </w:r>
             <w:r>
               <w:rPr>
-                <w:rFonts w:ascii="Arial" w:eastAsia="Arial" w:hint="eastAsia"/>
+                <w:rFonts w:hint="eastAsia" w:ascii="Arial" w:eastAsia="Arial"/>
                 <w:sz w:val="21"/>
                 <w:lang w:eastAsia="zh-CN"/>
               </w:rPr>
@@ -4363,8 +4450,14 @@
       </w:tr>
       <w:tr>
         <w:tblPrEx>
-          <w:tblW w:w="8522" w:type="dxa"/>
-          <w:jc w:val="center"/>
+          <w:tblBorders>
+            <w:top w:val="none" w:color="auto" w:sz="0" w:space="0"/>
+            <w:left w:val="none" w:color="auto" w:sz="0" w:space="0"/>
+            <w:bottom w:val="none" w:color="auto" w:sz="0" w:space="0"/>
+            <w:right w:val="none" w:color="auto" w:sz="0" w:space="0"/>
+            <w:insideH w:val="none" w:color="auto" w:sz="0" w:space="0"/>
+            <w:insideV w:val="none" w:color="auto" w:sz="0" w:space="0"/>
+          </w:tblBorders>
           <w:tblCellMar>
             <w:top w:w="0" w:type="dxa"/>
             <w:left w:w="108" w:type="dxa"/>
@@ -4373,15 +4466,15 @@
           </w:tblCellMar>
         </w:tblPrEx>
         <w:trPr>
-          <w:trHeight w:val="0"/>
+          <w:trHeight w:val="0" w:hRule="atLeast"/>
           <w:jc w:val="center"/>
         </w:trPr>
         <w:tc>
           <w:tcPr>
             <w:tcW w:w="917" w:type="dxa"/>
             <w:tcBorders>
-              <w:top w:val="single" w:sz="4" w:space="0" w:color="auto"/>
-              <w:left w:val="single" w:sz="12" w:space="0" w:color="auto"/>
+              <w:top w:val="single" w:color="auto" w:sz="4" w:space="0"/>
+              <w:left w:val="single" w:color="auto" w:sz="12" w:space="0"/>
               <w:bottom w:val="nil"/>
               <w:right w:val="nil"/>
             </w:tcBorders>
@@ -4395,7 +4488,7 @@
           </w:tcPr>
           <w:p>
             <w:pPr>
-              <w:pStyle w:val="a1"/>
+              <w:pStyle w:val="29"/>
               <w:widowControl w:val="0"/>
               <w:numPr>
                 <w:ilvl w:val="0"/>
@@ -4403,7 +4496,7 @@
               </w:numPr>
               <w:snapToGrid w:val="0"/>
               <w:spacing w:line="240" w:lineRule="auto"/>
-              <w:ind w:left="0" w:right="0" w:firstLine="0" w:leftChars="0" w:rightChars="0" w:firstLineChars="0"/>
+              <w:ind w:left="0" w:leftChars="0" w:right="0" w:rightChars="0" w:firstLine="0" w:firstLineChars="0"/>
               <w:jc w:val="center"/>
               <w:rPr>
                 <w:rFonts w:ascii="Arial" w:eastAsia="Arial"/>
@@ -4415,10 +4508,10 @@
         <w:tc>
           <w:tcPr>
             <w:tcW w:w="0" w:type="auto"/>
-            <w:vMerge/>
+            <w:vMerge w:val="continue"/>
             <w:tcBorders>
-              <w:top w:val="single" w:sz="4" w:space="0" w:color="auto"/>
-              <w:left w:val="single" w:sz="4" w:space="0" w:color="auto"/>
+              <w:top w:val="single" w:color="auto" w:sz="4" w:space="0"/>
+              <w:left w:val="single" w:color="auto" w:sz="4" w:space="0"/>
               <w:bottom w:val="nil"/>
               <w:right w:val="nil"/>
             </w:tcBorders>
@@ -4432,11 +4525,11 @@
           </w:tcPr>
           <w:p>
             <w:pPr>
-              <w:pStyle w:val="a1"/>
+              <w:pStyle w:val="29"/>
               <w:widowControl w:val="0"/>
               <w:snapToGrid w:val="0"/>
               <w:spacing w:line="240" w:lineRule="auto"/>
-              <w:ind w:left="0" w:right="0" w:firstLine="0" w:leftChars="0" w:rightChars="0" w:firstLineChars="0"/>
+              <w:ind w:left="0" w:leftChars="0" w:right="0" w:rightChars="0" w:firstLine="0" w:firstLineChars="0"/>
               <w:jc w:val="center"/>
               <w:rPr>
                 <w:rFonts w:ascii="Arial" w:eastAsia="Arial"/>
@@ -4449,8 +4542,8 @@
           <w:tcPr>
             <w:tcW w:w="4580" w:type="dxa"/>
             <w:tcBorders>
-              <w:top w:val="single" w:sz="4" w:space="0" w:color="auto"/>
-              <w:left w:val="single" w:sz="4" w:space="0" w:color="auto"/>
+              <w:top w:val="single" w:color="auto" w:sz="4" w:space="0"/>
+              <w:left w:val="single" w:color="auto" w:sz="4" w:space="0"/>
               <w:bottom w:val="nil"/>
               <w:right w:val="nil"/>
             </w:tcBorders>
@@ -4470,7 +4563,7 @@
                 <w:numId w:val="6"/>
               </w:numPr>
               <w:snapToGrid w:val="0"/>
-              <w:ind w:left="0" w:right="0" w:firstLine="0" w:leftChars="0" w:rightChars="0" w:firstLineChars="0"/>
+              <w:ind w:left="0" w:leftChars="0" w:right="0" w:rightChars="0" w:firstLine="0" w:firstLineChars="0"/>
               <w:jc w:val="left"/>
               <w:rPr>
                 <w:rFonts w:ascii="Arial" w:eastAsia="Arial"/>
@@ -4480,7 +4573,7 @@
             </w:pPr>
             <w:r>
               <w:rPr>
-                <w:rFonts w:ascii="Arial" w:eastAsia="Arial" w:hint="eastAsia"/>
+                <w:rFonts w:hint="eastAsia" w:ascii="Arial" w:eastAsia="Arial"/>
                 <w:sz w:val="21"/>
                 <w:lang w:eastAsia="zh-CN"/>
               </w:rPr>
@@ -4492,10 +4585,10 @@
           <w:tcPr>
             <w:tcW w:w="1254" w:type="dxa"/>
             <w:tcBorders>
-              <w:top w:val="single" w:sz="4" w:space="0" w:color="auto"/>
-              <w:left w:val="single" w:sz="4" w:space="0" w:color="auto"/>
+              <w:top w:val="single" w:color="auto" w:sz="4" w:space="0"/>
+              <w:left w:val="single" w:color="auto" w:sz="4" w:space="0"/>
               <w:bottom w:val="nil"/>
-              <w:right w:val="single" w:sz="12" w:space="0" w:color="auto"/>
+              <w:right w:val="single" w:color="auto" w:sz="12" w:space="0"/>
             </w:tcBorders>
             <w:tcMar>
               <w:top w:w="-1" w:type="dxa"/>
@@ -4509,7 +4602,7 @@
             <w:pPr>
               <w:widowControl w:val="0"/>
               <w:snapToGrid w:val="0"/>
-              <w:ind w:left="0" w:right="0" w:firstLine="0" w:leftChars="0" w:rightChars="0" w:firstLineChars="0"/>
+              <w:ind w:left="0" w:leftChars="0" w:right="0" w:rightChars="0" w:firstLine="0" w:firstLineChars="0"/>
               <w:jc w:val="left"/>
               <w:rPr>
                 <w:rFonts w:ascii="Arial" w:eastAsia="Arial"/>
@@ -4519,7 +4612,7 @@
             </w:pPr>
             <w:r>
               <w:rPr>
-                <w:rFonts w:ascii="Arial" w:eastAsia="Arial" w:hint="eastAsia"/>
+                <w:rFonts w:hint="eastAsia" w:ascii="Arial" w:eastAsia="Arial"/>
                 <w:sz w:val="21"/>
                 <w:lang w:eastAsia="zh-CN"/>
               </w:rPr>
@@ -4527,7 +4620,7 @@
             </w:r>
             <w:r>
               <w:rPr>
-                <w:rFonts w:ascii="Arial" w:eastAsia="Arial" w:hint="eastAsia"/>
+                <w:rFonts w:hint="eastAsia" w:ascii="Arial" w:eastAsia="Arial"/>
                 <w:sz w:val="21"/>
                 <w:lang w:val="en-US" w:eastAsia="zh-CN"/>
               </w:rPr>
@@ -4535,7 +4628,7 @@
             </w:r>
             <w:r>
               <w:rPr>
-                <w:rFonts w:ascii="Arial" w:eastAsia="Arial" w:hint="eastAsia"/>
+                <w:rFonts w:hint="eastAsia" w:ascii="Arial" w:eastAsia="Arial"/>
                 <w:sz w:val="21"/>
                 <w:lang w:eastAsia="zh-CN"/>
               </w:rPr>
@@ -4543,7 +4636,7 @@
             </w:r>
             <w:r>
               <w:rPr>
-                <w:rFonts w:ascii="Arial" w:eastAsia="Arial" w:hint="eastAsia"/>
+                <w:rFonts w:hint="eastAsia" w:ascii="Arial" w:eastAsia="Arial"/>
                 <w:sz w:val="21"/>
                 <w:lang w:val="en-US" w:eastAsia="zh-CN"/>
               </w:rPr>
@@ -4551,7 +4644,7 @@
             </w:r>
             <w:r>
               <w:rPr>
-                <w:rFonts w:ascii="Arial" w:eastAsia="Arial" w:hint="eastAsia"/>
+                <w:rFonts w:hint="eastAsia" w:ascii="Arial" w:eastAsia="Arial"/>
                 <w:sz w:val="21"/>
                 <w:lang w:eastAsia="zh-CN"/>
               </w:rPr>
@@ -4562,8 +4655,14 @@
       </w:tr>
       <w:tr>
         <w:tblPrEx>
-          <w:tblW w:w="8522" w:type="dxa"/>
-          <w:jc w:val="center"/>
+          <w:tblBorders>
+            <w:top w:val="none" w:color="auto" w:sz="0" w:space="0"/>
+            <w:left w:val="none" w:color="auto" w:sz="0" w:space="0"/>
+            <w:bottom w:val="none" w:color="auto" w:sz="0" w:space="0"/>
+            <w:right w:val="none" w:color="auto" w:sz="0" w:space="0"/>
+            <w:insideH w:val="none" w:color="auto" w:sz="0" w:space="0"/>
+            <w:insideV w:val="none" w:color="auto" w:sz="0" w:space="0"/>
+          </w:tblBorders>
           <w:tblCellMar>
             <w:top w:w="0" w:type="dxa"/>
             <w:left w:w="108" w:type="dxa"/>
@@ -4572,15 +4671,15 @@
           </w:tblCellMar>
         </w:tblPrEx>
         <w:trPr>
-          <w:trHeight w:val="0"/>
+          <w:trHeight w:val="0" w:hRule="atLeast"/>
           <w:jc w:val="center"/>
         </w:trPr>
         <w:tc>
           <w:tcPr>
             <w:tcW w:w="917" w:type="dxa"/>
             <w:tcBorders>
-              <w:top w:val="single" w:sz="4" w:space="0" w:color="auto"/>
-              <w:left w:val="single" w:sz="12" w:space="0" w:color="auto"/>
+              <w:top w:val="single" w:color="auto" w:sz="4" w:space="0"/>
+              <w:left w:val="single" w:color="auto" w:sz="12" w:space="0"/>
               <w:bottom w:val="nil"/>
               <w:right w:val="nil"/>
             </w:tcBorders>
@@ -4594,7 +4693,7 @@
           </w:tcPr>
           <w:p>
             <w:pPr>
-              <w:pStyle w:val="a1"/>
+              <w:pStyle w:val="29"/>
               <w:widowControl w:val="0"/>
               <w:numPr>
                 <w:ilvl w:val="0"/>
@@ -4602,7 +4701,7 @@
               </w:numPr>
               <w:snapToGrid w:val="0"/>
               <w:spacing w:line="240" w:lineRule="auto"/>
-              <w:ind w:left="0" w:right="0" w:firstLine="0" w:leftChars="0" w:rightChars="0" w:firstLineChars="0"/>
+              <w:ind w:left="0" w:leftChars="0" w:right="0" w:rightChars="0" w:firstLine="0" w:firstLineChars="0"/>
               <w:jc w:val="center"/>
               <w:rPr>
                 <w:rFonts w:ascii="Arial" w:eastAsia="Arial"/>
@@ -4615,8 +4714,8 @@
           <w:tcPr>
             <w:tcW w:w="0" w:type="auto"/>
             <w:tcBorders>
-              <w:top w:val="single" w:sz="4" w:space="0" w:color="auto"/>
-              <w:left w:val="single" w:sz="4" w:space="0" w:color="auto"/>
+              <w:top w:val="single" w:color="auto" w:sz="4" w:space="0"/>
+              <w:left w:val="single" w:color="auto" w:sz="4" w:space="0"/>
               <w:bottom w:val="nil"/>
               <w:right w:val="nil"/>
             </w:tcBorders>
@@ -4632,7 +4731,7 @@
             <w:pPr>
               <w:widowControl w:val="0"/>
               <w:snapToGrid w:val="0"/>
-              <w:ind w:left="0" w:right="0" w:firstLine="0" w:leftChars="0" w:rightChars="0" w:firstLineChars="0"/>
+              <w:ind w:left="0" w:leftChars="0" w:right="0" w:rightChars="0" w:firstLine="0" w:firstLineChars="0"/>
               <w:jc w:val="center"/>
               <w:rPr>
                 <w:rFonts w:ascii="Arial" w:eastAsia="Arial"/>
@@ -4643,7 +4742,7 @@
             </w:pPr>
             <w:r>
               <w:rPr>
-                <w:rFonts w:ascii="Arial" w:eastAsia="Arial" w:hint="eastAsia"/>
+                <w:rFonts w:hint="eastAsia" w:ascii="Arial" w:eastAsia="Arial"/>
                 <w:sz w:val="21"/>
                 <w:lang w:eastAsia="zh-CN"/>
               </w:rPr>
@@ -4655,8 +4754,8 @@
           <w:tcPr>
             <w:tcW w:w="4580" w:type="dxa"/>
             <w:tcBorders>
-              <w:top w:val="single" w:sz="4" w:space="0" w:color="auto"/>
-              <w:left w:val="single" w:sz="4" w:space="0" w:color="auto"/>
+              <w:top w:val="single" w:color="auto" w:sz="4" w:space="0"/>
+              <w:left w:val="single" w:color="auto" w:sz="4" w:space="0"/>
               <w:bottom w:val="nil"/>
               <w:right w:val="nil"/>
             </w:tcBorders>
@@ -4676,7 +4775,7 @@
                 <w:numId w:val="7"/>
               </w:numPr>
               <w:snapToGrid w:val="0"/>
-              <w:ind w:left="0" w:right="0" w:firstLine="0" w:leftChars="0" w:rightChars="0" w:firstLineChars="0"/>
+              <w:ind w:left="0" w:leftChars="0" w:right="0" w:rightChars="0" w:firstLine="0" w:firstLineChars="0"/>
               <w:jc w:val="left"/>
               <w:rPr>
                 <w:rFonts w:ascii="Arial" w:eastAsia="Arial"/>
@@ -4686,7 +4785,7 @@
             </w:pPr>
             <w:r>
               <w:rPr>
-                <w:rFonts w:ascii="Arial" w:eastAsia="Arial" w:hint="eastAsia"/>
+                <w:rFonts w:hint="eastAsia" w:ascii="Arial" w:eastAsia="Arial"/>
                 <w:sz w:val="21"/>
                 <w:lang w:eastAsia="zh-CN"/>
               </w:rPr>
@@ -4698,10 +4797,10 @@
           <w:tcPr>
             <w:tcW w:w="1254" w:type="dxa"/>
             <w:tcBorders>
-              <w:top w:val="single" w:sz="4" w:space="0" w:color="auto"/>
-              <w:left w:val="single" w:sz="4" w:space="0" w:color="auto"/>
+              <w:top w:val="single" w:color="auto" w:sz="4" w:space="0"/>
+              <w:left w:val="single" w:color="auto" w:sz="4" w:space="0"/>
               <w:bottom w:val="nil"/>
-              <w:right w:val="single" w:sz="12" w:space="0" w:color="auto"/>
+              <w:right w:val="single" w:color="auto" w:sz="12" w:space="0"/>
             </w:tcBorders>
             <w:tcMar>
               <w:top w:w="-1" w:type="dxa"/>
@@ -4715,7 +4814,7 @@
             <w:pPr>
               <w:widowControl w:val="0"/>
               <w:snapToGrid w:val="0"/>
-              <w:ind w:left="0" w:right="0" w:firstLine="0" w:leftChars="0" w:rightChars="0" w:firstLineChars="0"/>
+              <w:ind w:left="0" w:leftChars="0" w:right="0" w:rightChars="0" w:firstLine="0" w:firstLineChars="0"/>
               <w:jc w:val="left"/>
               <w:rPr>
                 <w:rFonts w:ascii="Arial" w:eastAsia="Arial"/>
@@ -4726,7 +4825,7 @@
             </w:pPr>
             <w:r>
               <w:rPr>
-                <w:rFonts w:ascii="Arial" w:eastAsia="Arial" w:hint="eastAsia"/>
+                <w:rFonts w:hint="eastAsia" w:ascii="Arial" w:eastAsia="Arial"/>
                 <w:sz w:val="21"/>
                 <w:lang w:eastAsia="zh-CN"/>
               </w:rPr>
@@ -4734,7 +4833,7 @@
             </w:r>
             <w:r>
               <w:rPr>
-                <w:rFonts w:ascii="Arial" w:eastAsia="Arial" w:hint="eastAsia"/>
+                <w:rFonts w:hint="eastAsia" w:ascii="Arial" w:eastAsia="Arial"/>
                 <w:sz w:val="21"/>
                 <w:lang w:val="en-US" w:eastAsia="zh-CN"/>
               </w:rPr>
@@ -4742,7 +4841,7 @@
             </w:r>
             <w:r>
               <w:rPr>
-                <w:rFonts w:ascii="Arial" w:eastAsia="Arial" w:hAnsi="宋体" w:cs="宋体" w:hint="eastAsia"/>
+                <w:rFonts w:hint="eastAsia" w:ascii="Arial" w:hAnsi="宋体" w:eastAsia="Arial" w:cs="宋体"/>
                 <w:sz w:val="21"/>
                 <w:lang w:eastAsia="zh-CN"/>
               </w:rPr>
@@ -4750,7 +4849,7 @@
             </w:r>
             <w:r>
               <w:rPr>
-                <w:rFonts w:ascii="Arial" w:eastAsia="Arial" w:hint="eastAsia"/>
+                <w:rFonts w:hint="eastAsia" w:ascii="Arial" w:eastAsia="Arial"/>
                 <w:sz w:val="21"/>
                 <w:lang w:eastAsia="zh-CN"/>
               </w:rPr>
@@ -4758,7 +4857,7 @@
             </w:r>
             <w:r>
               <w:rPr>
-                <w:rFonts w:ascii="Arial" w:eastAsia="Arial" w:hint="eastAsia"/>
+                <w:rFonts w:hint="eastAsia" w:ascii="Arial" w:eastAsia="Arial"/>
                 <w:sz w:val="21"/>
                 <w:lang w:val="en-US" w:eastAsia="zh-CN"/>
               </w:rPr>
@@ -4766,7 +4865,7 @@
             </w:r>
             <w:r>
               <w:rPr>
-                <w:rFonts w:ascii="Arial" w:eastAsia="Arial" w:hAnsi="宋体" w:cs="宋体" w:hint="eastAsia"/>
+                <w:rFonts w:hint="eastAsia" w:ascii="Arial" w:hAnsi="宋体" w:eastAsia="Arial" w:cs="宋体"/>
                 <w:sz w:val="21"/>
                 <w:lang w:eastAsia="zh-CN"/>
               </w:rPr>
@@ -4777,8 +4876,14 @@
       </w:tr>
       <w:tr>
         <w:tblPrEx>
-          <w:tblW w:w="8522" w:type="dxa"/>
-          <w:jc w:val="center"/>
+          <w:tblBorders>
+            <w:top w:val="none" w:color="auto" w:sz="0" w:space="0"/>
+            <w:left w:val="none" w:color="auto" w:sz="0" w:space="0"/>
+            <w:bottom w:val="none" w:color="auto" w:sz="0" w:space="0"/>
+            <w:right w:val="none" w:color="auto" w:sz="0" w:space="0"/>
+            <w:insideH w:val="none" w:color="auto" w:sz="0" w:space="0"/>
+            <w:insideV w:val="none" w:color="auto" w:sz="0" w:space="0"/>
+          </w:tblBorders>
           <w:tblCellMar>
             <w:top w:w="0" w:type="dxa"/>
             <w:left w:w="108" w:type="dxa"/>
@@ -4787,15 +4892,15 @@
           </w:tblCellMar>
         </w:tblPrEx>
         <w:trPr>
-          <w:trHeight w:val="0"/>
+          <w:trHeight w:val="0" w:hRule="atLeast"/>
           <w:jc w:val="center"/>
         </w:trPr>
         <w:tc>
           <w:tcPr>
             <w:tcW w:w="917" w:type="dxa"/>
             <w:tcBorders>
-              <w:top w:val="single" w:sz="4" w:space="0" w:color="auto"/>
-              <w:left w:val="single" w:sz="12" w:space="0" w:color="auto"/>
+              <w:top w:val="single" w:color="auto" w:sz="4" w:space="0"/>
+              <w:left w:val="single" w:color="auto" w:sz="12" w:space="0"/>
               <w:bottom w:val="nil"/>
               <w:right w:val="nil"/>
             </w:tcBorders>
@@ -4809,7 +4914,7 @@
           </w:tcPr>
           <w:p>
             <w:pPr>
-              <w:pStyle w:val="a1"/>
+              <w:pStyle w:val="29"/>
               <w:widowControl w:val="0"/>
               <w:numPr>
                 <w:ilvl w:val="0"/>
@@ -4817,7 +4922,7 @@
               </w:numPr>
               <w:snapToGrid w:val="0"/>
               <w:spacing w:line="240" w:lineRule="auto"/>
-              <w:ind w:left="0" w:right="0" w:firstLine="0" w:leftChars="0" w:rightChars="0" w:firstLineChars="0"/>
+              <w:ind w:left="0" w:leftChars="0" w:right="0" w:rightChars="0" w:firstLine="0" w:firstLineChars="0"/>
               <w:jc w:val="center"/>
               <w:rPr>
                 <w:rFonts w:ascii="Arial" w:eastAsia="Arial"/>
@@ -4830,8 +4935,8 @@
           <w:tcPr>
             <w:tcW w:w="0" w:type="auto"/>
             <w:tcBorders>
-              <w:top w:val="single" w:sz="4" w:space="0" w:color="auto"/>
-              <w:left w:val="single" w:sz="4" w:space="0" w:color="auto"/>
+              <w:top w:val="single" w:color="auto" w:sz="4" w:space="0"/>
+              <w:left w:val="single" w:color="auto" w:sz="4" w:space="0"/>
               <w:bottom w:val="nil"/>
               <w:right w:val="nil"/>
             </w:tcBorders>
@@ -4847,7 +4952,7 @@
             <w:pPr>
               <w:widowControl w:val="0"/>
               <w:snapToGrid w:val="0"/>
-              <w:ind w:left="0" w:right="0" w:firstLine="0" w:leftChars="0" w:rightChars="0" w:firstLineChars="0"/>
+              <w:ind w:left="0" w:leftChars="0" w:right="0" w:rightChars="0" w:firstLine="0" w:firstLineChars="0"/>
               <w:jc w:val="center"/>
               <w:rPr>
                 <w:rFonts w:ascii="Arial" w:eastAsia="Arial"/>
@@ -4858,7 +4963,7 @@
             </w:pPr>
             <w:r>
               <w:rPr>
-                <w:rFonts w:ascii="Arial" w:eastAsia="Arial" w:hint="eastAsia"/>
+                <w:rFonts w:hint="eastAsia" w:ascii="Arial" w:eastAsia="Arial"/>
                 <w:sz w:val="21"/>
                 <w:lang w:eastAsia="zh-CN"/>
               </w:rPr>
@@ -4870,8 +4975,8 @@
           <w:tcPr>
             <w:tcW w:w="4580" w:type="dxa"/>
             <w:tcBorders>
-              <w:top w:val="single" w:sz="4" w:space="0" w:color="auto"/>
-              <w:left w:val="single" w:sz="4" w:space="0" w:color="auto"/>
+              <w:top w:val="single" w:color="auto" w:sz="4" w:space="0"/>
+              <w:left w:val="single" w:color="auto" w:sz="4" w:space="0"/>
               <w:bottom w:val="nil"/>
               <w:right w:val="nil"/>
             </w:tcBorders>
@@ -4891,7 +4996,7 @@
                 <w:numId w:val="8"/>
               </w:numPr>
               <w:snapToGrid w:val="0"/>
-              <w:ind w:left="0" w:right="0" w:firstLine="0" w:leftChars="0" w:rightChars="0" w:firstLineChars="0"/>
+              <w:ind w:left="0" w:leftChars="0" w:right="0" w:rightChars="0" w:firstLine="0" w:firstLineChars="0"/>
               <w:jc w:val="left"/>
               <w:rPr>
                 <w:rFonts w:ascii="Arial" w:eastAsia="Arial"/>
@@ -4901,7 +5006,7 @@
             </w:pPr>
             <w:r>
               <w:rPr>
-                <w:rFonts w:ascii="Arial" w:eastAsia="Arial" w:hint="eastAsia"/>
+                <w:rFonts w:hint="eastAsia" w:ascii="Arial" w:eastAsia="Arial"/>
                 <w:sz w:val="21"/>
                 <w:lang w:eastAsia="zh-CN"/>
               </w:rPr>
@@ -4913,10 +5018,10 @@
           <w:tcPr>
             <w:tcW w:w="1254" w:type="dxa"/>
             <w:tcBorders>
-              <w:top w:val="single" w:sz="4" w:space="0" w:color="auto"/>
-              <w:left w:val="single" w:sz="4" w:space="0" w:color="auto"/>
+              <w:top w:val="single" w:color="auto" w:sz="4" w:space="0"/>
+              <w:left w:val="single" w:color="auto" w:sz="4" w:space="0"/>
               <w:bottom w:val="nil"/>
-              <w:right w:val="single" w:sz="12" w:space="0" w:color="auto"/>
+              <w:right w:val="single" w:color="auto" w:sz="12" w:space="0"/>
             </w:tcBorders>
             <w:tcMar>
               <w:top w:w="-1" w:type="dxa"/>
@@ -4930,7 +5035,7 @@
             <w:pPr>
               <w:widowControl w:val="0"/>
               <w:snapToGrid w:val="0"/>
-              <w:ind w:left="0" w:right="0" w:firstLine="0" w:leftChars="0" w:rightChars="0" w:firstLineChars="0"/>
+              <w:ind w:left="0" w:leftChars="0" w:right="0" w:rightChars="0" w:firstLine="0" w:firstLineChars="0"/>
               <w:jc w:val="left"/>
               <w:rPr>
                 <w:rFonts w:ascii="Arial" w:eastAsia="Arial"/>
@@ -4941,7 +5046,7 @@
             </w:pPr>
             <w:r>
               <w:rPr>
-                <w:rFonts w:ascii="Arial" w:eastAsia="Arial" w:hint="eastAsia"/>
+                <w:rFonts w:hint="eastAsia" w:ascii="Arial" w:eastAsia="Arial"/>
                 <w:sz w:val="21"/>
                 <w:lang w:eastAsia="zh-CN"/>
               </w:rPr>
@@ -4949,7 +5054,7 @@
             </w:r>
             <w:r>
               <w:rPr>
-                <w:rFonts w:ascii="Arial" w:eastAsia="Arial" w:hAnsi="宋体" w:cs="宋体" w:hint="eastAsia"/>
+                <w:rFonts w:hint="eastAsia" w:ascii="Arial" w:hAnsi="宋体" w:eastAsia="Arial" w:cs="宋体"/>
                 <w:sz w:val="21"/>
                 <w:lang w:eastAsia="zh-CN"/>
               </w:rPr>
@@ -4957,7 +5062,7 @@
             </w:r>
             <w:r>
               <w:rPr>
-                <w:rFonts w:ascii="Arial" w:eastAsia="Arial" w:hAnsi="宋体" w:cs="宋体" w:hint="eastAsia"/>
+                <w:rFonts w:hint="eastAsia" w:ascii="Arial" w:hAnsi="宋体" w:eastAsia="Arial" w:cs="宋体"/>
                 <w:sz w:val="21"/>
                 <w:lang w:val="en-US" w:eastAsia="zh-CN"/>
               </w:rPr>
@@ -4965,7 +5070,7 @@
             </w:r>
             <w:r>
               <w:rPr>
-                <w:rFonts w:ascii="Arial" w:eastAsia="Arial" w:hAnsi="宋体" w:cs="宋体" w:hint="eastAsia"/>
+                <w:rFonts w:hint="eastAsia" w:ascii="Arial" w:hAnsi="宋体" w:eastAsia="Arial" w:cs="宋体"/>
                 <w:sz w:val="21"/>
                 <w:lang w:eastAsia="zh-CN"/>
               </w:rPr>
@@ -4976,8 +5081,14 @@
       </w:tr>
       <w:tr>
         <w:tblPrEx>
-          <w:tblW w:w="8522" w:type="dxa"/>
-          <w:jc w:val="center"/>
+          <w:tblBorders>
+            <w:top w:val="none" w:color="auto" w:sz="0" w:space="0"/>
+            <w:left w:val="none" w:color="auto" w:sz="0" w:space="0"/>
+            <w:bottom w:val="none" w:color="auto" w:sz="0" w:space="0"/>
+            <w:right w:val="none" w:color="auto" w:sz="0" w:space="0"/>
+            <w:insideH w:val="none" w:color="auto" w:sz="0" w:space="0"/>
+            <w:insideV w:val="none" w:color="auto" w:sz="0" w:space="0"/>
+          </w:tblBorders>
           <w:tblCellMar>
             <w:top w:w="0" w:type="dxa"/>
             <w:left w:w="108" w:type="dxa"/>
@@ -4986,16 +5097,16 @@
           </w:tblCellMar>
         </w:tblPrEx>
         <w:trPr>
-          <w:trHeight w:val="0"/>
+          <w:trHeight w:val="0" w:hRule="atLeast"/>
           <w:jc w:val="center"/>
         </w:trPr>
         <w:tc>
           <w:tcPr>
             <w:tcW w:w="917" w:type="dxa"/>
             <w:tcBorders>
-              <w:top w:val="single" w:sz="4" w:space="0" w:color="auto"/>
-              <w:left w:val="single" w:sz="12" w:space="0" w:color="auto"/>
-              <w:bottom w:val="single" w:sz="12" w:space="0" w:color="auto"/>
+              <w:top w:val="single" w:color="auto" w:sz="4" w:space="0"/>
+              <w:left w:val="single" w:color="auto" w:sz="12" w:space="0"/>
+              <w:bottom w:val="single" w:color="auto" w:sz="12" w:space="0"/>
               <w:right w:val="nil"/>
             </w:tcBorders>
             <w:tcMar>
@@ -5008,7 +5119,7 @@
           </w:tcPr>
           <w:p>
             <w:pPr>
-              <w:pStyle w:val="a1"/>
+              <w:pStyle w:val="29"/>
               <w:widowControl w:val="0"/>
               <w:numPr>
                 <w:ilvl w:val="0"/>
@@ -5016,7 +5127,7 @@
               </w:numPr>
               <w:snapToGrid w:val="0"/>
               <w:spacing w:line="240" w:lineRule="auto"/>
-              <w:ind w:left="0" w:right="0" w:firstLine="0" w:leftChars="0" w:rightChars="0" w:firstLineChars="0"/>
+              <w:ind w:left="0" w:leftChars="0" w:right="0" w:rightChars="0" w:firstLine="0" w:firstLineChars="0"/>
               <w:jc w:val="center"/>
               <w:rPr>
                 <w:rFonts w:ascii="Arial" w:eastAsia="Arial"/>
@@ -5030,9 +5141,9 @@
           <w:tcPr>
             <w:tcW w:w="1771" w:type="dxa"/>
             <w:tcBorders>
-              <w:top w:val="single" w:sz="4" w:space="0" w:color="auto"/>
-              <w:left w:val="single" w:sz="4" w:space="0" w:color="auto"/>
-              <w:bottom w:val="single" w:sz="12" w:space="0" w:color="auto"/>
+              <w:top w:val="single" w:color="auto" w:sz="4" w:space="0"/>
+              <w:left w:val="single" w:color="auto" w:sz="4" w:space="0"/>
+              <w:bottom w:val="single" w:color="auto" w:sz="12" w:space="0"/>
               <w:right w:val="nil"/>
             </w:tcBorders>
             <w:tcMar>
@@ -5047,7 +5158,7 @@
             <w:pPr>
               <w:widowControl w:val="0"/>
               <w:snapToGrid w:val="0"/>
-              <w:ind w:left="0" w:right="0" w:firstLine="0" w:leftChars="0" w:rightChars="0" w:firstLineChars="0"/>
+              <w:ind w:left="0" w:leftChars="0" w:right="0" w:rightChars="0" w:firstLine="0" w:firstLineChars="0"/>
               <w:jc w:val="center"/>
               <w:rPr>
                 <w:rFonts w:ascii="Arial" w:eastAsia="Arial"/>
@@ -5058,7 +5169,7 @@
             </w:pPr>
             <w:r>
               <w:rPr>
-                <w:rFonts w:ascii="Arial" w:eastAsia="Arial" w:hint="eastAsia"/>
+                <w:rFonts w:hint="eastAsia" w:ascii="Arial" w:eastAsia="Arial"/>
                 <w:sz w:val="21"/>
                 <w:lang w:eastAsia="zh-CN"/>
               </w:rPr>
@@ -5070,9 +5181,9 @@
           <w:tcPr>
             <w:tcW w:w="4580" w:type="dxa"/>
             <w:tcBorders>
-              <w:top w:val="single" w:sz="4" w:space="0" w:color="auto"/>
-              <w:left w:val="single" w:sz="4" w:space="0" w:color="auto"/>
-              <w:bottom w:val="single" w:sz="12" w:space="0" w:color="auto"/>
+              <w:top w:val="single" w:color="auto" w:sz="4" w:space="0"/>
+              <w:left w:val="single" w:color="auto" w:sz="4" w:space="0"/>
+              <w:bottom w:val="single" w:color="auto" w:sz="12" w:space="0"/>
               <w:right w:val="nil"/>
             </w:tcBorders>
             <w:tcMar>
@@ -5091,7 +5202,7 @@
                 <w:numId w:val="9"/>
               </w:numPr>
               <w:snapToGrid w:val="0"/>
-              <w:ind w:left="0" w:right="0" w:firstLine="0" w:leftChars="0" w:rightChars="0" w:firstLineChars="0"/>
+              <w:ind w:left="0" w:leftChars="0" w:right="0" w:rightChars="0" w:firstLine="0" w:firstLineChars="0"/>
               <w:jc w:val="left"/>
               <w:rPr>
                 <w:rFonts w:ascii="Arial" w:eastAsia="Arial"/>
@@ -5101,7 +5212,7 @@
             </w:pPr>
             <w:r>
               <w:rPr>
-                <w:rFonts w:ascii="Arial" w:eastAsia="Arial" w:hint="eastAsia"/>
+                <w:rFonts w:hint="eastAsia" w:ascii="Arial" w:eastAsia="Arial"/>
                 <w:sz w:val="21"/>
                 <w:lang w:eastAsia="zh-CN"/>
               </w:rPr>
@@ -5113,10 +5224,10 @@
           <w:tcPr>
             <w:tcW w:w="1254" w:type="dxa"/>
             <w:tcBorders>
-              <w:top w:val="single" w:sz="4" w:space="0" w:color="auto"/>
-              <w:left w:val="single" w:sz="4" w:space="0" w:color="auto"/>
-              <w:bottom w:val="single" w:sz="12" w:space="0" w:color="auto"/>
-              <w:right w:val="single" w:sz="12" w:space="0" w:color="auto"/>
+              <w:top w:val="single" w:color="auto" w:sz="4" w:space="0"/>
+              <w:left w:val="single" w:color="auto" w:sz="4" w:space="0"/>
+              <w:bottom w:val="single" w:color="auto" w:sz="12" w:space="0"/>
+              <w:right w:val="single" w:color="auto" w:sz="12" w:space="0"/>
             </w:tcBorders>
             <w:tcMar>
               <w:top w:w="-1" w:type="dxa"/>
@@ -5130,7 +5241,7 @@
             <w:pPr>
               <w:widowControl w:val="0"/>
               <w:snapToGrid w:val="0"/>
-              <w:ind w:left="0" w:right="0" w:firstLine="0" w:leftChars="0" w:rightChars="0" w:firstLineChars="0"/>
+              <w:ind w:left="0" w:leftChars="0" w:right="0" w:rightChars="0" w:firstLine="0" w:firstLineChars="0"/>
               <w:jc w:val="left"/>
               <w:rPr>
                 <w:rFonts w:ascii="Arial" w:eastAsia="Arial"/>
@@ -5141,7 +5252,7 @@
             </w:pPr>
             <w:r>
               <w:rPr>
-                <w:rFonts w:ascii="Arial" w:eastAsia="Arial" w:hAnsi="Arial" w:cs="Arial" w:hint="eastAsia"/>
+                <w:rFonts w:hint="eastAsia" w:ascii="Arial" w:hAnsi="Arial" w:eastAsia="Arial" w:cs="Arial"/>
                 <w:sz w:val="21"/>
                 <w:lang w:eastAsia="zh-CN"/>
               </w:rPr>
@@ -5149,7 +5260,7 @@
             </w:r>
             <w:r>
               <w:rPr>
-                <w:rFonts w:ascii="Arial" w:eastAsia="Arial" w:hAnsi="Arial" w:cs="Arial" w:hint="eastAsia"/>
+                <w:rFonts w:hint="eastAsia" w:ascii="Arial" w:hAnsi="Arial" w:eastAsia="Arial" w:cs="Arial"/>
                 <w:sz w:val="21"/>
                 <w:lang w:val="en-US" w:eastAsia="zh-CN"/>
               </w:rPr>
@@ -5157,7 +5268,7 @@
             </w:r>
             <w:r>
               <w:rPr>
-                <w:rFonts w:ascii="Arial" w:eastAsia="Arial" w:hAnsi="Arial" w:cs="Arial" w:hint="eastAsia"/>
+                <w:rFonts w:hint="eastAsia" w:ascii="Arial" w:hAnsi="Arial" w:eastAsia="Arial" w:cs="Arial"/>
                 <w:sz w:val="21"/>
                 <w:lang w:eastAsia="zh-CN"/>
               </w:rPr>
@@ -5169,7 +5280,7 @@
     </w:tbl>
     <w:p>
       <w:pPr>
-        <w:pStyle w:val="2"/>
+        <w:pStyle w:val="30"/>
         <w:keepNext w:val="0"/>
         <w:keepLines w:val="0"/>
         <w:widowControl w:val="0"/>
@@ -5177,42 +5288,41 @@
           <w:lang w:eastAsia="zh-CN"/>
         </w:rPr>
       </w:pPr>
+      <w:bookmarkStart w:id="9" w:name="_Toc3047"/>
+      <w:r>
+        <w:rPr>
+          <w:rFonts w:hint="eastAsia"/>
+          <w:lang w:eastAsia="zh-CN"/>
+        </w:rPr>
+        <w:t>研发资源支撑</w:t>
+      </w:r>
       <w:bookmarkEnd w:id="9"/>
-      <w:bookmarkStart w:id="10" w:name="_Toc3047"/>
-      <w:r>
+    </w:p>
+    <w:p>
+      <w:pPr>
+        <w:pStyle w:val="31"/>
+        <w:keepNext w:val="0"/>
+        <w:keepLines w:val="0"/>
+        <w:widowControl w:val="0"/>
+        <w:ind w:firstLine="474"/>
         <w:rPr>
           <w:rFonts w:hint="eastAsia"/>
           <w:lang w:eastAsia="zh-CN"/>
         </w:rPr>
-        <w:t>研发资源支撑</w:t>
+      </w:pPr>
+      <w:bookmarkStart w:id="10" w:name="_Toc15870"/>
+      <w:r>
+        <w:rPr>
+          <w:rFonts w:hint="eastAsia"/>
+          <w:lang w:eastAsia="zh-CN"/>
+        </w:rPr>
+        <w:t>人员支撑</w:t>
       </w:r>
       <w:bookmarkEnd w:id="10"/>
     </w:p>
     <w:p>
       <w:pPr>
-        <w:pStyle w:val="3"/>
-        <w:keepNext w:val="0"/>
-        <w:keepLines w:val="0"/>
-        <w:widowControl w:val="0"/>
-        <w:ind w:firstLine="474"/>
-        <w:rPr>
-          <w:rFonts w:hint="eastAsia"/>
-          <w:lang w:eastAsia="zh-CN"/>
-        </w:rPr>
-      </w:pPr>
-      <w:bookmarkStart w:id="11" w:name="_Toc15870"/>
-      <w:r>
-        <w:rPr>
-          <w:rFonts w:hint="eastAsia"/>
-          <w:lang w:eastAsia="zh-CN"/>
-        </w:rPr>
-        <w:t>人员支撑</w:t>
-      </w:r>
-      <w:bookmarkEnd w:id="11"/>
-    </w:p>
-    <w:p>
-      <w:pPr>
-        <w:pStyle w:val="a1"/>
+        <w:pStyle w:val="29"/>
         <w:widowControl w:val="0"/>
         <w:ind w:firstLine="480"/>
       </w:pPr>
@@ -5247,91 +5357,91 @@
       </w:pPr>
       <w:r>
         <w:rPr>
-          <w:rFonts w:eastAsia="宋体" w:hint="eastAsia"/>
+          <w:rFonts w:hint="eastAsia" w:eastAsia="宋体"/>
           <w:lang w:eastAsia="zh-CN"/>
         </w:rPr>
         <w:t>表</w:t>
       </w:r>
       <w:r>
         <w:rPr>
-          <w:rFonts w:eastAsia="宋体" w:hint="eastAsia"/>
+          <w:rFonts w:hint="eastAsia" w:eastAsia="宋体"/>
           <w:lang w:eastAsia="zh-CN"/>
         </w:rPr>
         <w:fldChar w:fldCharType="begin"/>
       </w:r>
       <w:r>
         <w:rPr>
-          <w:rFonts w:eastAsia="宋体" w:hint="eastAsia"/>
+          <w:rFonts w:hint="eastAsia" w:eastAsia="宋体"/>
           <w:lang w:eastAsia="zh-CN"/>
         </w:rPr>
         <w:instrText xml:space="preserve"> STYLEREF "柴_标题1" \n \* Charformat </w:instrText>
       </w:r>
       <w:r>
         <w:rPr>
-          <w:rFonts w:eastAsia="宋体" w:hint="eastAsia"/>
+          <w:rFonts w:hint="eastAsia" w:eastAsia="宋体"/>
           <w:lang w:eastAsia="zh-CN"/>
         </w:rPr>
         <w:fldChar w:fldCharType="separate"/>
       </w:r>
       <w:r>
         <w:rPr>
-          <w:rFonts w:eastAsia="宋体" w:hint="eastAsia"/>
+          <w:rFonts w:hint="eastAsia" w:eastAsia="宋体"/>
           <w:lang w:eastAsia="zh-CN"/>
         </w:rPr>
         <w:t>4</w:t>
       </w:r>
       <w:r>
         <w:rPr>
-          <w:rFonts w:eastAsia="宋体" w:hint="eastAsia"/>
+          <w:rFonts w:hint="eastAsia" w:eastAsia="宋体"/>
           <w:lang w:eastAsia="zh-CN"/>
         </w:rPr>
         <w:fldChar w:fldCharType="end"/>
       </w:r>
       <w:r>
         <w:rPr>
-          <w:rFonts w:eastAsia="宋体" w:hint="eastAsia"/>
+          <w:rFonts w:hint="eastAsia" w:eastAsia="宋体"/>
           <w:lang w:eastAsia="zh-CN"/>
         </w:rPr>
         <w:t xml:space="preserve">- </w:t>
       </w:r>
       <w:r>
         <w:rPr>
-          <w:rFonts w:eastAsia="宋体" w:hint="eastAsia"/>
+          <w:rFonts w:hint="eastAsia" w:eastAsia="宋体"/>
           <w:lang w:eastAsia="zh-CN"/>
         </w:rPr>
         <w:fldChar w:fldCharType="begin"/>
       </w:r>
       <w:r>
         <w:rPr>
-          <w:rFonts w:eastAsia="宋体" w:hint="eastAsia"/>
+          <w:rFonts w:hint="eastAsia" w:eastAsia="宋体"/>
           <w:lang w:eastAsia="zh-CN"/>
         </w:rPr>
         <w:instrText xml:space="preserve"> SEQ 表 \* ARABIC  \s 1 </w:instrText>
       </w:r>
       <w:r>
         <w:rPr>
-          <w:rFonts w:eastAsia="宋体" w:hint="eastAsia"/>
+          <w:rFonts w:hint="eastAsia" w:eastAsia="宋体"/>
           <w:lang w:eastAsia="zh-CN"/>
         </w:rPr>
         <w:fldChar w:fldCharType="separate"/>
       </w:r>
       <w:r>
         <w:rPr>
-          <w:rFonts w:eastAsia="宋体" w:hint="eastAsia"/>
+          <w:rFonts w:hint="eastAsia" w:eastAsia="宋体"/>
           <w:lang w:eastAsia="zh-CN"/>
         </w:rPr>
         <w:t>2</w:t>
       </w:r>
       <w:r>
         <w:rPr>
-          <w:rFonts w:eastAsia="宋体" w:hint="eastAsia"/>
+          <w:rFonts w:hint="eastAsia" w:eastAsia="宋体"/>
           <w:lang w:eastAsia="zh-CN"/>
         </w:rPr>
         <w:fldChar w:fldCharType="end"/>
       </w:r>
       <w:r>
         <w:rPr>
-          <w:rFonts w:eastAsia="宋体" w:hint="eastAsia"/>
+          <w:rFonts w:hint="eastAsia" w:eastAsia="宋体"/>
           <w:lang w:eastAsia="zh-CN"/>
         </w:rPr>
         <w:t xml:space="preserve"> </w:t>
@@ -5345,7 +5455,7 @@
       </w:r>
       <w:r>
         <w:rPr>
-          <w:rFonts w:eastAsia="宋体" w:hint="eastAsia"/>
+          <w:rFonts w:hint="eastAsia" w:eastAsia="宋体"/>
           <w:lang w:eastAsia="zh-CN"/>
         </w:rPr>
         <w:t>人员支持</w:t>
@@ -5353,16 +5463,16 @@
     </w:p>
     <w:tbl>
       <w:tblPr>
-        <w:tblStyle w:val="TableNormal0"/>
+        <w:tblStyle w:val="26"/>
         <w:tblW w:w="8504" w:type="dxa"/>
         <w:tblInd w:w="278" w:type="dxa"/>
         <w:tblBorders>
-          <w:top w:val="single" w:sz="4" w:space="0" w:color="000000"/>
-          <w:left w:val="single" w:sz="4" w:space="0" w:color="000000"/>
-          <w:bottom w:val="single" w:sz="4" w:space="0" w:color="000000"/>
-          <w:right w:val="single" w:sz="4" w:space="0" w:color="000000"/>
-          <w:insideH w:val="single" w:sz="4" w:space="0" w:color="000000"/>
-          <w:insideV w:val="single" w:sz="4" w:space="0" w:color="000000"/>
+          <w:top w:val="single" w:color="000000" w:sz="4" w:space="0"/>
+          <w:left w:val="single" w:color="000000" w:sz="4" w:space="0"/>
+          <w:bottom w:val="single" w:color="000000" w:sz="4" w:space="0"/>
+          <w:right w:val="single" w:color="000000" w:sz="4" w:space="0"/>
+          <w:insideH w:val="single" w:color="000000" w:sz="4" w:space="0"/>
+          <w:insideV w:val="single" w:color="000000" w:sz="4" w:space="0"/>
         </w:tblBorders>
         <w:tblLayout w:type="fixed"/>
         <w:tblCellMar>
@@ -5380,17 +5490,14 @@
       </w:tblGrid>
       <w:tr>
         <w:tblPrEx>
-          <w:tblW w:w="8504" w:type="dxa"/>
-          <w:tblInd w:w="278" w:type="dxa"/>
           <w:tblBorders>
-            <w:top w:val="single" w:sz="4" w:space="0" w:color="000000"/>
-            <w:left w:val="single" w:sz="4" w:space="0" w:color="000000"/>
-            <w:bottom w:val="single" w:sz="4" w:space="0" w:color="000000"/>
-            <w:right w:val="single" w:sz="4" w:space="0" w:color="000000"/>
-            <w:insideH w:val="single" w:sz="4" w:space="0" w:color="000000"/>
-            <w:insideV w:val="single" w:sz="4" w:space="0" w:color="000000"/>
+            <w:top w:val="single" w:color="000000" w:sz="4" w:space="0"/>
+            <w:left w:val="single" w:color="000000" w:sz="4" w:space="0"/>
+            <w:bottom w:val="single" w:color="000000" w:sz="4" w:space="0"/>
+            <w:right w:val="single" w:color="000000" w:sz="4" w:space="0"/>
+            <w:insideH w:val="single" w:color="000000" w:sz="4" w:space="0"/>
+            <w:insideV w:val="single" w:color="000000" w:sz="4" w:space="0"/>
           </w:tblBorders>
-          <w:tblLayout w:type="fixed"/>
           <w:tblCellMar>
             <w:top w:w="0" w:type="dxa"/>
             <w:left w:w="0" w:type="dxa"/>
@@ -5399,7 +5506,7 @@
           </w:tblCellMar>
         </w:tblPrEx>
         <w:trPr>
-          <w:trHeight w:val="377"/>
+          <w:trHeight w:val="377" w:hRule="atLeast"/>
         </w:trPr>
         <w:tc>
           <w:tcPr>
@@ -5407,7 +5514,7 @@
           </w:tcPr>
           <w:p>
             <w:pPr>
-              <w:pStyle w:val="TableText"/>
+              <w:pStyle w:val="27"/>
               <w:widowControl w:val="0"/>
               <w:spacing w:before="116" w:line="193" w:lineRule="auto"/>
               <w:ind w:left="113"/>
@@ -5437,7 +5544,7 @@
           </w:tcPr>
           <w:p>
             <w:pPr>
-              <w:pStyle w:val="TableText"/>
+              <w:pStyle w:val="27"/>
               <w:widowControl w:val="0"/>
               <w:spacing w:before="116" w:line="193" w:lineRule="auto"/>
               <w:ind w:left="113"/>
@@ -5461,7 +5568,7 @@
           </w:tcPr>
           <w:p>
             <w:pPr>
-              <w:pStyle w:val="TableText"/>
+              <w:pStyle w:val="27"/>
               <w:widowControl w:val="0"/>
               <w:spacing w:before="116" w:line="193" w:lineRule="auto"/>
               <w:ind w:left="110"/>
@@ -5485,7 +5592,7 @@
           </w:tcPr>
           <w:p>
             <w:pPr>
-              <w:pStyle w:val="TableText"/>
+              <w:pStyle w:val="27"/>
               <w:widowControl w:val="0"/>
               <w:spacing w:before="116" w:line="193" w:lineRule="auto"/>
               <w:ind w:left="117"/>
@@ -5506,9 +5613,14 @@
       </w:tr>
       <w:tr>
         <w:tblPrEx>
-          <w:tblW w:w="8504" w:type="dxa"/>
-          <w:tblInd w:w="278" w:type="dxa"/>
-          <w:tblLayout w:type="fixed"/>
+          <w:tblBorders>
+            <w:top w:val="single" w:color="000000" w:sz="4" w:space="0"/>
+            <w:left w:val="single" w:color="000000" w:sz="4" w:space="0"/>
+            <w:bottom w:val="single" w:color="000000" w:sz="4" w:space="0"/>
+            <w:right w:val="single" w:color="000000" w:sz="4" w:space="0"/>
+            <w:insideH w:val="single" w:color="000000" w:sz="4" w:space="0"/>
+            <w:insideV w:val="single" w:color="000000" w:sz="4" w:space="0"/>
+          </w:tblBorders>
           <w:tblCellMar>
             <w:top w:w="0" w:type="dxa"/>
             <w:left w:w="0" w:type="dxa"/>
@@ -5517,7 +5629,7 @@
           </w:tblCellMar>
         </w:tblPrEx>
         <w:trPr>
-          <w:trHeight w:val="611"/>
+          <w:trHeight w:val="611" w:hRule="atLeast"/>
         </w:trPr>
         <w:tc>
           <w:tcPr>
@@ -5525,7 +5637,7 @@
           </w:tcPr>
           <w:p>
             <w:pPr>
-              <w:pStyle w:val="TableText"/>
+              <w:pStyle w:val="27"/>
               <w:widowControl w:val="0"/>
               <w:numPr>
                 <w:ilvl w:val="0"/>
@@ -5548,7 +5660,7 @@
           </w:tcPr>
           <w:p>
             <w:pPr>
-              <w:pStyle w:val="TableText"/>
+              <w:pStyle w:val="27"/>
               <w:widowControl w:val="0"/>
               <w:spacing w:before="78" w:line="220" w:lineRule="auto"/>
               <w:ind w:left="125"/>
@@ -5579,7 +5691,7 @@
           </w:tcPr>
           <w:p>
             <w:pPr>
-              <w:pStyle w:val="TableText"/>
+              <w:pStyle w:val="27"/>
               <w:widowControl w:val="0"/>
               <w:spacing w:before="78" w:line="220" w:lineRule="auto"/>
               <w:ind w:left="125"/>
@@ -5605,7 +5717,7 @@
           </w:tcPr>
           <w:p>
             <w:pPr>
-              <w:pStyle w:val="TableText"/>
+              <w:pStyle w:val="27"/>
               <w:widowControl w:val="0"/>
               <w:spacing w:before="78" w:line="220" w:lineRule="auto"/>
               <w:ind w:left="125"/>
@@ -5625,9 +5737,14 @@
       </w:tr>
       <w:tr>
         <w:tblPrEx>
-          <w:tblW w:w="8504" w:type="dxa"/>
-          <w:tblInd w:w="278" w:type="dxa"/>
-          <w:tblLayout w:type="fixed"/>
+          <w:tblBorders>
+            <w:top w:val="single" w:color="000000" w:sz="4" w:space="0"/>
+            <w:left w:val="single" w:color="000000" w:sz="4" w:space="0"/>
+            <w:bottom w:val="single" w:color="000000" w:sz="4" w:space="0"/>
+            <w:right w:val="single" w:color="000000" w:sz="4" w:space="0"/>
+            <w:insideH w:val="single" w:color="000000" w:sz="4" w:space="0"/>
+            <w:insideV w:val="single" w:color="000000" w:sz="4" w:space="0"/>
+          </w:tblBorders>
           <w:tblCellMar>
             <w:top w:w="0" w:type="dxa"/>
             <w:left w:w="0" w:type="dxa"/>
@@ -5636,7 +5753,7 @@
           </w:tblCellMar>
         </w:tblPrEx>
         <w:trPr>
-          <w:trHeight w:val="901"/>
+          <w:trHeight w:val="901" w:hRule="atLeast"/>
         </w:trPr>
         <w:tc>
           <w:tcPr>
@@ -5644,7 +5761,7 @@
           </w:tcPr>
           <w:p>
             <w:pPr>
-              <w:pStyle w:val="TableText"/>
+              <w:pStyle w:val="27"/>
               <w:widowControl w:val="0"/>
               <w:numPr>
                 <w:ilvl w:val="0"/>
@@ -5667,7 +5784,7 @@
           </w:tcPr>
           <w:p>
             <w:pPr>
-              <w:pStyle w:val="TableText"/>
+              <w:pStyle w:val="27"/>
               <w:widowControl w:val="0"/>
               <w:spacing w:before="78" w:line="220" w:lineRule="auto"/>
               <w:ind w:left="125"/>
@@ -5698,7 +5815,7 @@
           </w:tcPr>
           <w:p>
             <w:pPr>
-              <w:pStyle w:val="TableText"/>
+              <w:pStyle w:val="27"/>
               <w:widowControl w:val="0"/>
               <w:spacing w:before="78" w:line="220" w:lineRule="auto"/>
               <w:ind w:left="125"/>
@@ -5723,7 +5840,7 @@
           </w:tcPr>
           <w:p>
             <w:pPr>
-              <w:pStyle w:val="TableText"/>
+              <w:pStyle w:val="27"/>
               <w:widowControl w:val="0"/>
               <w:spacing w:before="78" w:line="220" w:lineRule="auto"/>
               <w:ind w:left="125"/>
@@ -5743,9 +5860,14 @@
       </w:tr>
       <w:tr>
         <w:tblPrEx>
-          <w:tblW w:w="8504" w:type="dxa"/>
-          <w:tblInd w:w="278" w:type="dxa"/>
-          <w:tblLayout w:type="fixed"/>
+          <w:tblBorders>
+            <w:top w:val="single" w:color="000000" w:sz="4" w:space="0"/>
+            <w:left w:val="single" w:color="000000" w:sz="4" w:space="0"/>
+            <w:bottom w:val="single" w:color="000000" w:sz="4" w:space="0"/>
+            <w:right w:val="single" w:color="000000" w:sz="4" w:space="0"/>
+            <w:insideH w:val="single" w:color="000000" w:sz="4" w:space="0"/>
+            <w:insideV w:val="single" w:color="000000" w:sz="4" w:space="0"/>
+          </w:tblBorders>
           <w:tblCellMar>
             <w:top w:w="0" w:type="dxa"/>
             <w:left w:w="0" w:type="dxa"/>
@@ -5754,7 +5876,7 @@
           </w:tblCellMar>
         </w:tblPrEx>
         <w:trPr>
-          <w:trHeight w:val="580"/>
+          <w:trHeight w:val="580" w:hRule="atLeast"/>
         </w:trPr>
         <w:tc>
           <w:tcPr>
@@ -5762,7 +5884,7 @@
           </w:tcPr>
           <w:p>
             <w:pPr>
-              <w:pStyle w:val="TableText"/>
+              <w:pStyle w:val="27"/>
               <w:widowControl w:val="0"/>
               <w:numPr>
                 <w:ilvl w:val="0"/>
@@ -5785,7 +5907,7 @@
           </w:tcPr>
           <w:p>
             <w:pPr>
-              <w:pStyle w:val="TableText"/>
+              <w:pStyle w:val="27"/>
               <w:widowControl w:val="0"/>
               <w:spacing w:before="78" w:line="220" w:lineRule="auto"/>
               <w:ind w:left="125"/>
@@ -5808,7 +5930,7 @@
           </w:tcPr>
           <w:p>
             <w:pPr>
-              <w:pStyle w:val="TableText"/>
+              <w:pStyle w:val="27"/>
               <w:widowControl w:val="0"/>
               <w:spacing w:before="78" w:line="220" w:lineRule="auto"/>
               <w:ind w:left="125"/>
@@ -5833,7 +5955,7 @@
           </w:tcPr>
           <w:p>
             <w:pPr>
-              <w:pStyle w:val="TableText"/>
+              <w:pStyle w:val="27"/>
               <w:widowControl w:val="0"/>
               <w:spacing w:before="78" w:line="220" w:lineRule="auto"/>
               <w:ind w:left="125"/>
@@ -5853,9 +5975,14 @@
       </w:tr>
       <w:tr>
         <w:tblPrEx>
-          <w:tblW w:w="8504" w:type="dxa"/>
-          <w:tblInd w:w="278" w:type="dxa"/>
-          <w:tblLayout w:type="fixed"/>
+          <w:tblBorders>
+            <w:top w:val="single" w:color="000000" w:sz="4" w:space="0"/>
+            <w:left w:val="single" w:color="000000" w:sz="4" w:space="0"/>
+            <w:bottom w:val="single" w:color="000000" w:sz="4" w:space="0"/>
+            <w:right w:val="single" w:color="000000" w:sz="4" w:space="0"/>
+            <w:insideH w:val="single" w:color="000000" w:sz="4" w:space="0"/>
+            <w:insideV w:val="single" w:color="000000" w:sz="4" w:space="0"/>
+          </w:tblBorders>
           <w:tblCellMar>
             <w:top w:w="0" w:type="dxa"/>
             <w:left w:w="0" w:type="dxa"/>
@@ -5864,7 +5991,7 @@
           </w:tblCellMar>
         </w:tblPrEx>
         <w:trPr>
-          <w:trHeight w:val="457"/>
+          <w:trHeight w:val="457" w:hRule="atLeast"/>
         </w:trPr>
         <w:tc>
           <w:tcPr>
@@ -5872,7 +5999,7 @@
           </w:tcPr>
           <w:p>
             <w:pPr>
-              <w:pStyle w:val="TableText"/>
+              <w:pStyle w:val="27"/>
               <w:widowControl w:val="0"/>
               <w:numPr>
                 <w:ilvl w:val="0"/>
@@ -5895,7 +6022,7 @@
           </w:tcPr>
           <w:p>
             <w:pPr>
-              <w:pStyle w:val="TableText"/>
+              <w:pStyle w:val="27"/>
               <w:widowControl w:val="0"/>
               <w:spacing w:before="118" w:line="220" w:lineRule="auto"/>
               <w:ind w:left="115"/>
@@ -5926,7 +6053,7 @@
           </w:tcPr>
           <w:p>
             <w:pPr>
-              <w:pStyle w:val="TableText"/>
+              <w:pStyle w:val="27"/>
               <w:widowControl w:val="0"/>
               <w:spacing w:before="118" w:line="218" w:lineRule="auto"/>
               <w:jc w:val="both"/>
@@ -5950,7 +6077,7 @@
           </w:tcPr>
           <w:p>
             <w:pPr>
-              <w:pStyle w:val="TableText"/>
+              <w:pStyle w:val="27"/>
               <w:widowControl w:val="0"/>
               <w:spacing w:before="119" w:line="222" w:lineRule="auto"/>
               <w:ind w:left="132"/>
@@ -5969,9 +6096,14 @@
       </w:tr>
       <w:tr>
         <w:tblPrEx>
-          <w:tblW w:w="8504" w:type="dxa"/>
-          <w:tblInd w:w="278" w:type="dxa"/>
-          <w:tblLayout w:type="fixed"/>
+          <w:tblBorders>
+            <w:top w:val="single" w:color="000000" w:sz="4" w:space="0"/>
+            <w:left w:val="single" w:color="000000" w:sz="4" w:space="0"/>
+            <w:bottom w:val="single" w:color="000000" w:sz="4" w:space="0"/>
+            <w:right w:val="single" w:color="000000" w:sz="4" w:space="0"/>
+            <w:insideH w:val="single" w:color="000000" w:sz="4" w:space="0"/>
+            <w:insideV w:val="single" w:color="000000" w:sz="4" w:space="0"/>
+          </w:tblBorders>
           <w:tblCellMar>
             <w:top w:w="0" w:type="dxa"/>
             <w:left w:w="0" w:type="dxa"/>
@@ -5980,7 +6112,7 @@
           </w:tblCellMar>
         </w:tblPrEx>
         <w:trPr>
-          <w:trHeight w:val="699"/>
+          <w:trHeight w:val="699" w:hRule="atLeast"/>
         </w:trPr>
         <w:tc>
           <w:tcPr>
@@ -5988,7 +6120,7 @@
           </w:tcPr>
           <w:p>
             <w:pPr>
-              <w:pStyle w:val="TableText"/>
+              <w:pStyle w:val="27"/>
               <w:widowControl w:val="0"/>
               <w:numPr>
                 <w:ilvl w:val="0"/>
@@ -6011,7 +6143,7 @@
           </w:tcPr>
           <w:p>
             <w:pPr>
-              <w:pStyle w:val="TableText"/>
+              <w:pStyle w:val="27"/>
               <w:widowControl w:val="0"/>
               <w:spacing w:before="232" w:line="220" w:lineRule="auto"/>
               <w:ind w:left="114"/>
@@ -6043,7 +6175,7 @@
           </w:tcPr>
           <w:p>
             <w:pPr>
-              <w:pStyle w:val="TableText"/>
+              <w:pStyle w:val="27"/>
               <w:widowControl w:val="0"/>
               <w:spacing w:before="120" w:line="222" w:lineRule="auto"/>
               <w:ind w:left="120"/>
@@ -6063,7 +6195,7 @@
     </w:tbl>
     <w:p>
       <w:pPr>
-        <w:pStyle w:val="3"/>
+        <w:pStyle w:val="31"/>
         <w:keepNext w:val="0"/>
         <w:keepLines w:val="0"/>
         <w:widowControl w:val="0"/>
@@ -6073,7 +6205,7 @@
           <w:lang w:eastAsia="zh-CN"/>
         </w:rPr>
       </w:pPr>
-      <w:bookmarkStart w:id="12" w:name="_Toc14635"/>
+      <w:bookmarkStart w:id="11" w:name="_Toc14635"/>
       <w:r>
         <w:rPr>
           <w:rFonts w:hint="eastAsia"/>
@@ -6081,11 +6213,11 @@
         </w:rPr>
         <w:t>硬件支撑</w:t>
       </w:r>
-      <w:bookmarkEnd w:id="12"/>
+      <w:bookmarkEnd w:id="11"/>
     </w:p>
     <w:p>
       <w:pPr>
-        <w:pStyle w:val="a1"/>
+        <w:pStyle w:val="29"/>
         <w:widowControl w:val="0"/>
         <w:ind w:firstLine="480"/>
       </w:pPr>
@@ -6115,91 +6247,91 @@
       </w:pPr>
       <w:r>
         <w:rPr>
-          <w:rFonts w:eastAsia="宋体" w:hint="eastAsia"/>
+          <w:rFonts w:hint="eastAsia" w:eastAsia="宋体"/>
           <w:lang w:eastAsia="zh-CN"/>
         </w:rPr>
         <w:t>表</w:t>
       </w:r>
       <w:r>
         <w:rPr>
-          <w:rFonts w:eastAsia="宋体" w:hint="eastAsia"/>
+          <w:rFonts w:hint="eastAsia" w:eastAsia="宋体"/>
           <w:lang w:eastAsia="zh-CN"/>
         </w:rPr>
         <w:fldChar w:fldCharType="begin"/>
       </w:r>
       <w:r>
         <w:rPr>
-          <w:rFonts w:eastAsia="宋体" w:hint="eastAsia"/>
+          <w:rFonts w:hint="eastAsia" w:eastAsia="宋体"/>
           <w:lang w:eastAsia="zh-CN"/>
         </w:rPr>
         <w:instrText xml:space="preserve"> STYLEREF "柴_标题1" \n \* Charformat </w:instrText>
       </w:r>
       <w:r>
         <w:rPr>
-          <w:rFonts w:eastAsia="宋体" w:hint="eastAsia"/>
+          <w:rFonts w:hint="eastAsia" w:eastAsia="宋体"/>
           <w:lang w:eastAsia="zh-CN"/>
         </w:rPr>
         <w:fldChar w:fldCharType="separate"/>
       </w:r>
       <w:r>
         <w:rPr>
-          <w:rFonts w:eastAsia="宋体" w:hint="eastAsia"/>
+          <w:rFonts w:hint="eastAsia" w:eastAsia="宋体"/>
           <w:lang w:eastAsia="zh-CN"/>
         </w:rPr>
         <w:t>4</w:t>
       </w:r>
       <w:r>
         <w:rPr>
-          <w:rFonts w:eastAsia="宋体" w:hint="eastAsia"/>
+          <w:rFonts w:hint="eastAsia" w:eastAsia="宋体"/>
           <w:lang w:eastAsia="zh-CN"/>
         </w:rPr>
         <w:fldChar w:fldCharType="end"/>
       </w:r>
       <w:r>
         <w:rPr>
-          <w:rFonts w:eastAsia="宋体" w:hint="eastAsia"/>
+          <w:rFonts w:hint="eastAsia" w:eastAsia="宋体"/>
           <w:lang w:eastAsia="zh-CN"/>
         </w:rPr>
         <w:t xml:space="preserve">- </w:t>
       </w:r>
       <w:r>
         <w:rPr>
-          <w:rFonts w:eastAsia="宋体" w:hint="eastAsia"/>
+          <w:rFonts w:hint="eastAsia" w:eastAsia="宋体"/>
           <w:lang w:eastAsia="zh-CN"/>
         </w:rPr>
         <w:fldChar w:fldCharType="begin"/>
       </w:r>
       <w:r>
         <w:rPr>
-          <w:rFonts w:eastAsia="宋体" w:hint="eastAsia"/>
+          <w:rFonts w:hint="eastAsia" w:eastAsia="宋体"/>
           <w:lang w:eastAsia="zh-CN"/>
         </w:rPr>
         <w:instrText xml:space="preserve"> SEQ 表 \* ARABIC  \s 1 </w:instrText>
       </w:r>
       <w:r>
         <w:rPr>
-          <w:rFonts w:eastAsia="宋体" w:hint="eastAsia"/>
+          <w:rFonts w:hint="eastAsia" w:eastAsia="宋体"/>
           <w:lang w:eastAsia="zh-CN"/>
         </w:rPr>
         <w:fldChar w:fldCharType="separate"/>
       </w:r>
       <w:r>
         <w:rPr>
-          <w:rFonts w:eastAsia="宋体" w:hint="eastAsia"/>
+          <w:rFonts w:hint="eastAsia" w:eastAsia="宋体"/>
           <w:lang w:eastAsia="zh-CN"/>
         </w:rPr>
         <w:t>3</w:t>
       </w:r>
       <w:r>
         <w:rPr>
-          <w:rFonts w:eastAsia="宋体" w:hint="eastAsia"/>
+          <w:rFonts w:hint="eastAsia" w:eastAsia="宋体"/>
           <w:lang w:eastAsia="zh-CN"/>
         </w:rPr>
         <w:fldChar w:fldCharType="end"/>
       </w:r>
       <w:r>
         <w:rPr>
-          <w:rFonts w:eastAsia="宋体" w:hint="eastAsia"/>
+          <w:rFonts w:hint="eastAsia" w:eastAsia="宋体"/>
           <w:lang w:eastAsia="zh-CN"/>
         </w:rPr>
         <w:t xml:space="preserve"> </w:t>
@@ -6213,7 +6345,7 @@
       </w:r>
       <w:r>
         <w:rPr>
-          <w:rFonts w:eastAsia="宋体" w:hint="eastAsia"/>
+          <w:rFonts w:hint="eastAsia" w:eastAsia="宋体"/>
           <w:lang w:eastAsia="zh-CN"/>
         </w:rPr>
         <w:t>升级硬件支持</w:t>
@@ -6221,16 +6353,16 @@
     </w:p>
     <w:tbl>
       <w:tblPr>
-        <w:tblStyle w:val="TableNormal0"/>
+        <w:tblStyle w:val="26"/>
         <w:tblW w:w="8505" w:type="dxa"/>
         <w:tblInd w:w="7" w:type="dxa"/>
         <w:tblBorders>
-          <w:top w:val="single" w:sz="2" w:space="0" w:color="000000"/>
-          <w:left w:val="single" w:sz="2" w:space="0" w:color="000000"/>
-          <w:bottom w:val="single" w:sz="2" w:space="0" w:color="000000"/>
-          <w:right w:val="single" w:sz="2" w:space="0" w:color="000000"/>
-          <w:insideH w:val="single" w:sz="2" w:space="0" w:color="000000"/>
-          <w:insideV w:val="single" w:sz="2" w:space="0" w:color="000000"/>
+          <w:top w:val="single" w:color="000000" w:sz="2" w:space="0"/>
+          <w:left w:val="single" w:color="000000" w:sz="2" w:space="0"/>
+          <w:bottom w:val="single" w:color="000000" w:sz="2" w:space="0"/>
+          <w:right w:val="single" w:color="000000" w:sz="2" w:space="0"/>
+          <w:insideH w:val="single" w:color="000000" w:sz="2" w:space="0"/>
+          <w:insideV w:val="single" w:color="000000" w:sz="2" w:space="0"/>
         </w:tblBorders>
         <w:tblLayout w:type="fixed"/>
         <w:tblCellMar>
@@ -6250,17 +6382,14 @@
       </w:tblGrid>
       <w:tr>
         <w:tblPrEx>
-          <w:tblW w:w="8505" w:type="dxa"/>
-          <w:tblInd w:w="7" w:type="dxa"/>
           <w:tblBorders>
-            <w:top w:val="single" w:sz="2" w:space="0" w:color="000000"/>
-            <w:left w:val="single" w:sz="2" w:space="0" w:color="000000"/>
-            <w:bottom w:val="single" w:sz="2" w:space="0" w:color="000000"/>
-            <w:right w:val="single" w:sz="2" w:space="0" w:color="000000"/>
-            <w:insideH w:val="single" w:sz="2" w:space="0" w:color="000000"/>
-            <w:insideV w:val="single" w:sz="2" w:space="0" w:color="000000"/>
+            <w:top w:val="single" w:color="000000" w:sz="2" w:space="0"/>
+            <w:left w:val="single" w:color="000000" w:sz="2" w:space="0"/>
+            <w:bottom w:val="single" w:color="000000" w:sz="2" w:space="0"/>
+            <w:right w:val="single" w:color="000000" w:sz="2" w:space="0"/>
+            <w:insideH w:val="single" w:color="000000" w:sz="2" w:space="0"/>
+            <w:insideV w:val="single" w:color="000000" w:sz="2" w:space="0"/>
           </w:tblBorders>
-          <w:tblLayout w:type="fixed"/>
           <w:tblCellMar>
             <w:top w:w="0" w:type="dxa"/>
             <w:left w:w="0" w:type="dxa"/>
@@ -6269,7 +6398,7 @@
           </w:tblCellMar>
         </w:tblPrEx>
         <w:trPr>
-          <w:trHeight w:val="409"/>
+          <w:trHeight w:val="409" w:hRule="atLeast"/>
         </w:trPr>
         <w:tc>
           <w:tcPr>
@@ -6281,7 +6410,7 @@
               <w:spacing w:before="90" w:line="222" w:lineRule="auto"/>
               <w:ind w:left="192"/>
               <w:rPr>
-                <w:rFonts w:ascii="宋体" w:eastAsia="宋体" w:hAnsi="宋体" w:cs="宋体" w:hint="eastAsia"/>
+                <w:rFonts w:hint="eastAsia" w:ascii="宋体" w:hAnsi="宋体" w:eastAsia="宋体" w:cs="宋体"/>
                 <w:sz w:val="22"/>
                 <w:szCs w:val="22"/>
                 <w:lang w:eastAsia="zh-CN"/>
@@ -6289,7 +6418,7 @@
             </w:pPr>
             <w:r>
               <w:rPr>
-                <w:rFonts w:ascii="宋体" w:eastAsia="宋体" w:hAnsi="宋体" w:cs="宋体" w:hint="eastAsia"/>
+                <w:rFonts w:hint="eastAsia" w:ascii="宋体" w:hAnsi="宋体" w:eastAsia="宋体" w:cs="宋体"/>
                 <w:sz w:val="22"/>
                 <w:szCs w:val="22"/>
                 <w:lang w:eastAsia="zh-CN"/>
@@ -6308,14 +6437,14 @@
               <w:spacing w:before="90" w:line="222" w:lineRule="auto"/>
               <w:ind w:left="552"/>
               <w:rPr>
-                <w:rFonts w:ascii="宋体" w:eastAsia="宋体" w:hAnsi="宋体" w:cs="宋体" w:hint="eastAsia"/>
+                <w:rFonts w:hint="eastAsia" w:ascii="宋体" w:hAnsi="宋体" w:eastAsia="宋体" w:cs="宋体"/>
                 <w:sz w:val="22"/>
                 <w:szCs w:val="22"/>
               </w:rPr>
             </w:pPr>
             <w:r>
               <w:rPr>
-                <w:rFonts w:ascii="宋体" w:eastAsia="宋体" w:hAnsi="宋体" w:cs="宋体"/>
+                <w:rFonts w:ascii="宋体" w:hAnsi="宋体" w:eastAsia="宋体" w:cs="宋体"/>
                 <w:spacing w:val="-3"/>
                 <w:sz w:val="22"/>
                 <w:szCs w:val="22"/>
@@ -6334,14 +6463,14 @@
               <w:spacing w:before="90" w:line="220" w:lineRule="auto"/>
               <w:ind w:left="251"/>
               <w:rPr>
-                <w:rFonts w:ascii="宋体" w:eastAsia="宋体" w:hAnsi="宋体" w:cs="宋体" w:hint="eastAsia"/>
+                <w:rFonts w:hint="eastAsia" w:ascii="宋体" w:hAnsi="宋体" w:eastAsia="宋体" w:cs="宋体"/>
                 <w:sz w:val="22"/>
                 <w:szCs w:val="22"/>
               </w:rPr>
             </w:pPr>
             <w:r>
               <w:rPr>
-                <w:rFonts w:ascii="宋体" w:eastAsia="宋体" w:hAnsi="宋体" w:cs="宋体"/>
+                <w:rFonts w:ascii="宋体" w:hAnsi="宋体" w:eastAsia="宋体" w:cs="宋体"/>
                 <w:spacing w:val="-3"/>
                 <w:sz w:val="22"/>
                 <w:szCs w:val="22"/>
@@ -6360,14 +6489,14 @@
               <w:spacing w:before="90" w:line="220" w:lineRule="auto"/>
               <w:ind w:left="190"/>
               <w:rPr>
-                <w:rFonts w:ascii="宋体" w:eastAsia="宋体" w:hAnsi="宋体" w:cs="宋体" w:hint="eastAsia"/>
+                <w:rFonts w:hint="eastAsia" w:ascii="宋体" w:hAnsi="宋体" w:eastAsia="宋体" w:cs="宋体"/>
                 <w:sz w:val="22"/>
                 <w:szCs w:val="22"/>
               </w:rPr>
             </w:pPr>
             <w:r>
               <w:rPr>
-                <w:rFonts w:ascii="宋体" w:eastAsia="宋体" w:hAnsi="宋体" w:cs="宋体"/>
+                <w:rFonts w:ascii="宋体" w:hAnsi="宋体" w:eastAsia="宋体" w:cs="宋体"/>
                 <w:spacing w:val="-5"/>
                 <w:sz w:val="22"/>
                 <w:szCs w:val="22"/>
@@ -6386,14 +6515,14 @@
               <w:spacing w:before="91" w:line="219" w:lineRule="auto"/>
               <w:ind w:left="654"/>
               <w:rPr>
-                <w:rFonts w:ascii="宋体" w:eastAsia="宋体" w:hAnsi="宋体" w:cs="宋体" w:hint="eastAsia"/>
+                <w:rFonts w:hint="eastAsia" w:ascii="宋体" w:hAnsi="宋体" w:eastAsia="宋体" w:cs="宋体"/>
                 <w:sz w:val="22"/>
                 <w:szCs w:val="22"/>
               </w:rPr>
             </w:pPr>
             <w:r>
               <w:rPr>
-                <w:rFonts w:ascii="宋体" w:eastAsia="宋体" w:hAnsi="宋体" w:cs="宋体"/>
+                <w:rFonts w:ascii="宋体" w:hAnsi="宋体" w:eastAsia="宋体" w:cs="宋体"/>
                 <w:spacing w:val="-2"/>
                 <w:sz w:val="22"/>
                 <w:szCs w:val="22"/>
@@ -6412,14 +6541,14 @@
               <w:spacing w:before="90" w:line="222" w:lineRule="auto"/>
               <w:ind w:left="472"/>
               <w:rPr>
-                <w:rFonts w:ascii="宋体" w:eastAsia="宋体" w:hAnsi="宋体" w:cs="宋体" w:hint="eastAsia"/>
+                <w:rFonts w:hint="eastAsia" w:ascii="宋体" w:hAnsi="宋体" w:eastAsia="宋体" w:cs="宋体"/>
                 <w:sz w:val="22"/>
                 <w:szCs w:val="22"/>
               </w:rPr>
             </w:pPr>
             <w:r>
               <w:rPr>
-                <w:rFonts w:ascii="宋体" w:eastAsia="宋体" w:hAnsi="宋体" w:cs="宋体"/>
+                <w:rFonts w:ascii="宋体" w:hAnsi="宋体" w:eastAsia="宋体" w:cs="宋体"/>
                 <w:spacing w:val="-5"/>
                 <w:sz w:val="22"/>
                 <w:szCs w:val="22"/>
@@ -6431,9 +6560,14 @@
       </w:tr>
       <w:tr>
         <w:tblPrEx>
-          <w:tblW w:w="8505" w:type="dxa"/>
-          <w:tblInd w:w="7" w:type="dxa"/>
-          <w:tblLayout w:type="fixed"/>
+          <w:tblBorders>
+            <w:top w:val="single" w:color="000000" w:sz="2" w:space="0"/>
+            <w:left w:val="single" w:color="000000" w:sz="2" w:space="0"/>
+            <w:bottom w:val="single" w:color="000000" w:sz="2" w:space="0"/>
+            <w:right w:val="single" w:color="000000" w:sz="2" w:space="0"/>
+            <w:insideH w:val="single" w:color="000000" w:sz="2" w:space="0"/>
+            <w:insideV w:val="single" w:color="000000" w:sz="2" w:space="0"/>
+          </w:tblBorders>
           <w:tblCellMar>
             <w:top w:w="0" w:type="dxa"/>
             <w:left w:w="0" w:type="dxa"/>
@@ -6442,7 +6576,7 @@
           </w:tblCellMar>
         </w:tblPrEx>
         <w:trPr>
-          <w:trHeight w:val="404"/>
+          <w:trHeight w:val="404" w:hRule="atLeast"/>
         </w:trPr>
         <w:tc>
           <w:tcPr>
@@ -6454,14 +6588,14 @@
               <w:spacing w:before="89" w:line="242" w:lineRule="auto"/>
               <w:ind w:left="372"/>
               <w:rPr>
-                <w:rFonts w:ascii="宋体" w:eastAsia="宋体" w:hAnsi="宋体" w:cs="宋体" w:hint="eastAsia"/>
+                <w:rFonts w:hint="eastAsia" w:ascii="宋体" w:hAnsi="宋体" w:eastAsia="宋体" w:cs="宋体"/>
                 <w:sz w:val="22"/>
                 <w:szCs w:val="22"/>
               </w:rPr>
             </w:pPr>
             <w:r>
               <w:rPr>
-                <w:rFonts w:ascii="宋体" w:eastAsia="宋体" w:hAnsi="宋体" w:cs="宋体"/>
+                <w:rFonts w:ascii="宋体" w:hAnsi="宋体" w:eastAsia="宋体" w:cs="宋体"/>
                 <w:sz w:val="22"/>
                 <w:szCs w:val="22"/>
               </w:rPr>
@@ -6479,14 +6613,14 @@
               <w:spacing w:before="89" w:line="220" w:lineRule="auto"/>
               <w:ind w:left="111"/>
               <w:rPr>
-                <w:rFonts w:ascii="宋体" w:eastAsia="宋体" w:hAnsi="宋体" w:cs="宋体" w:hint="eastAsia"/>
+                <w:rFonts w:hint="eastAsia" w:ascii="宋体" w:hAnsi="宋体" w:eastAsia="宋体" w:cs="宋体"/>
                 <w:sz w:val="22"/>
                 <w:szCs w:val="22"/>
               </w:rPr>
             </w:pPr>
             <w:r>
               <w:rPr>
-                <w:rFonts w:ascii="宋体" w:eastAsia="宋体" w:hAnsi="宋体" w:cs="宋体"/>
+                <w:rFonts w:ascii="宋体" w:hAnsi="宋体" w:eastAsia="宋体" w:cs="宋体"/>
                 <w:spacing w:val="-2"/>
                 <w:sz w:val="22"/>
                 <w:szCs w:val="22"/>
@@ -6505,14 +6639,14 @@
               <w:spacing w:before="90" w:line="219" w:lineRule="auto"/>
               <w:ind w:left="113"/>
               <w:rPr>
-                <w:rFonts w:ascii="宋体" w:eastAsia="宋体" w:hAnsi="宋体" w:cs="宋体" w:hint="eastAsia"/>
+                <w:rFonts w:hint="eastAsia" w:ascii="宋体" w:hAnsi="宋体" w:eastAsia="宋体" w:cs="宋体"/>
                 <w:sz w:val="22"/>
                 <w:szCs w:val="22"/>
               </w:rPr>
             </w:pPr>
             <w:r>
               <w:rPr>
-                <w:rFonts w:ascii="宋体" w:eastAsia="宋体" w:hAnsi="宋体" w:cs="宋体"/>
+                <w:rFonts w:ascii="宋体" w:hAnsi="宋体" w:eastAsia="宋体" w:cs="宋体"/>
                 <w:spacing w:val="-2"/>
                 <w:sz w:val="22"/>
                 <w:szCs w:val="22"/>
@@ -6531,14 +6665,14 @@
               <w:spacing w:before="89" w:line="242" w:lineRule="auto"/>
               <w:ind w:left="370"/>
               <w:rPr>
-                <w:rFonts w:ascii="宋体" w:eastAsia="宋体" w:hAnsi="宋体" w:cs="宋体" w:hint="eastAsia"/>
+                <w:rFonts w:hint="eastAsia" w:ascii="宋体" w:hAnsi="宋体" w:eastAsia="宋体" w:cs="宋体"/>
                 <w:sz w:val="22"/>
                 <w:szCs w:val="22"/>
               </w:rPr>
             </w:pPr>
             <w:r>
               <w:rPr>
-                <w:rFonts w:ascii="宋体" w:eastAsia="宋体" w:hAnsi="宋体" w:cs="宋体"/>
+                <w:rFonts w:ascii="宋体" w:hAnsi="宋体" w:eastAsia="宋体" w:cs="宋体"/>
                 <w:sz w:val="22"/>
                 <w:szCs w:val="22"/>
               </w:rPr>
@@ -6556,14 +6690,14 @@
               <w:spacing w:before="89"/>
               <w:ind w:left="126"/>
               <w:rPr>
-                <w:rFonts w:ascii="宋体" w:eastAsia="宋体" w:hAnsi="宋体" w:cs="宋体" w:hint="eastAsia"/>
+                <w:rFonts w:hint="eastAsia" w:ascii="宋体" w:hAnsi="宋体" w:eastAsia="宋体" w:cs="宋体"/>
                 <w:sz w:val="22"/>
                 <w:szCs w:val="22"/>
               </w:rPr>
             </w:pPr>
             <w:r>
               <w:rPr>
-                <w:rFonts w:ascii="宋体" w:eastAsia="宋体" w:hAnsi="宋体" w:cs="宋体"/>
+                <w:rFonts w:ascii="宋体" w:hAnsi="宋体" w:eastAsia="宋体" w:cs="宋体"/>
                 <w:spacing w:val="-3"/>
                 <w:sz w:val="22"/>
                 <w:szCs w:val="22"/>
@@ -6582,14 +6716,14 @@
               <w:spacing w:before="89" w:line="221" w:lineRule="auto"/>
               <w:ind w:left="470"/>
               <w:rPr>
-                <w:rFonts w:ascii="宋体" w:eastAsia="宋体" w:hAnsi="宋体" w:cs="宋体" w:hint="eastAsia"/>
+                <w:rFonts w:hint="eastAsia" w:ascii="宋体" w:hAnsi="宋体" w:eastAsia="宋体" w:cs="宋体"/>
                 <w:sz w:val="22"/>
                 <w:szCs w:val="22"/>
               </w:rPr>
             </w:pPr>
             <w:r>
               <w:rPr>
-                <w:rFonts w:ascii="宋体" w:eastAsia="宋体" w:hAnsi="宋体" w:cs="宋体"/>
+                <w:rFonts w:ascii="宋体" w:hAnsi="宋体" w:eastAsia="宋体" w:cs="宋体"/>
                 <w:spacing w:val="-4"/>
                 <w:sz w:val="22"/>
                 <w:szCs w:val="22"/>
@@ -6601,9 +6735,14 @@
       </w:tr>
       <w:tr>
         <w:tblPrEx>
-          <w:tblW w:w="8505" w:type="dxa"/>
-          <w:tblInd w:w="7" w:type="dxa"/>
-          <w:tblLayout w:type="fixed"/>
+          <w:tblBorders>
+            <w:top w:val="single" w:color="000000" w:sz="2" w:space="0"/>
+            <w:left w:val="single" w:color="000000" w:sz="2" w:space="0"/>
+            <w:bottom w:val="single" w:color="000000" w:sz="2" w:space="0"/>
+            <w:right w:val="single" w:color="000000" w:sz="2" w:space="0"/>
+            <w:insideH w:val="single" w:color="000000" w:sz="2" w:space="0"/>
+            <w:insideV w:val="single" w:color="000000" w:sz="2" w:space="0"/>
+          </w:tblBorders>
           <w:tblCellMar>
             <w:top w:w="0" w:type="dxa"/>
             <w:left w:w="0" w:type="dxa"/>
@@ -6612,7 +6751,7 @@
           </w:tblCellMar>
         </w:tblPrEx>
         <w:trPr>
-          <w:trHeight w:val="404"/>
+          <w:trHeight w:val="404" w:hRule="atLeast"/>
         </w:trPr>
         <w:tc>
           <w:tcPr>
@@ -6624,14 +6763,14 @@
               <w:spacing w:before="90" w:line="242" w:lineRule="auto"/>
               <w:ind w:left="359"/>
               <w:rPr>
-                <w:rFonts w:ascii="宋体" w:eastAsia="宋体" w:hAnsi="宋体" w:cs="宋体" w:hint="eastAsia"/>
+                <w:rFonts w:hint="eastAsia" w:ascii="宋体" w:hAnsi="宋体" w:eastAsia="宋体" w:cs="宋体"/>
                 <w:sz w:val="22"/>
                 <w:szCs w:val="22"/>
               </w:rPr>
             </w:pPr>
             <w:r>
               <w:rPr>
-                <w:rFonts w:ascii="宋体" w:eastAsia="宋体" w:hAnsi="宋体" w:cs="宋体"/>
+                <w:rFonts w:ascii="宋体" w:hAnsi="宋体" w:eastAsia="宋体" w:cs="宋体"/>
                 <w:sz w:val="22"/>
                 <w:szCs w:val="22"/>
               </w:rPr>
@@ -6649,14 +6788,14 @@
               <w:spacing w:before="91" w:line="220" w:lineRule="auto"/>
               <w:ind w:left="110"/>
               <w:rPr>
-                <w:rFonts w:ascii="宋体" w:eastAsia="宋体" w:hAnsi="宋体" w:cs="宋体" w:hint="eastAsia"/>
+                <w:rFonts w:hint="eastAsia" w:ascii="宋体" w:hAnsi="宋体" w:eastAsia="宋体" w:cs="宋体"/>
                 <w:sz w:val="22"/>
                 <w:szCs w:val="22"/>
               </w:rPr>
             </w:pPr>
             <w:r>
               <w:rPr>
-                <w:rFonts w:ascii="宋体" w:eastAsia="宋体" w:hAnsi="宋体" w:cs="宋体"/>
+                <w:rFonts w:ascii="宋体" w:hAnsi="宋体" w:eastAsia="宋体" w:cs="宋体"/>
                 <w:spacing w:val="-2"/>
                 <w:sz w:val="22"/>
                 <w:szCs w:val="22"/>
@@ -6675,14 +6814,14 @@
               <w:spacing w:before="91" w:line="219" w:lineRule="auto"/>
               <w:ind w:left="113"/>
               <w:rPr>
-                <w:rFonts w:ascii="宋体" w:eastAsia="宋体" w:hAnsi="宋体" w:cs="宋体" w:hint="eastAsia"/>
+                <w:rFonts w:hint="eastAsia" w:ascii="宋体" w:hAnsi="宋体" w:eastAsia="宋体" w:cs="宋体"/>
                 <w:sz w:val="22"/>
                 <w:szCs w:val="22"/>
               </w:rPr>
             </w:pPr>
             <w:r>
               <w:rPr>
-                <w:rFonts w:ascii="宋体" w:eastAsia="宋体" w:hAnsi="宋体" w:cs="宋体"/>
+                <w:rFonts w:ascii="宋体" w:hAnsi="宋体" w:eastAsia="宋体" w:cs="宋体"/>
                 <w:spacing w:val="-2"/>
                 <w:sz w:val="22"/>
                 <w:szCs w:val="22"/>
@@ -6701,14 +6840,14 @@
               <w:spacing w:before="90" w:line="242" w:lineRule="auto"/>
               <w:ind w:left="370"/>
               <w:rPr>
-                <w:rFonts w:ascii="宋体" w:eastAsia="宋体" w:hAnsi="宋体" w:cs="宋体" w:hint="eastAsia"/>
+                <w:rFonts w:hint="eastAsia" w:ascii="宋体" w:hAnsi="宋体" w:eastAsia="宋体" w:cs="宋体"/>
                 <w:sz w:val="22"/>
                 <w:szCs w:val="22"/>
               </w:rPr>
             </w:pPr>
             <w:r>
               <w:rPr>
-                <w:rFonts w:ascii="宋体" w:eastAsia="宋体" w:hAnsi="宋体" w:cs="宋体"/>
+                <w:rFonts w:ascii="宋体" w:hAnsi="宋体" w:eastAsia="宋体" w:cs="宋体"/>
                 <w:sz w:val="22"/>
                 <w:szCs w:val="22"/>
               </w:rPr>
@@ -6726,14 +6865,14 @@
               <w:spacing w:before="90" w:line="221" w:lineRule="auto"/>
               <w:ind w:left="115"/>
               <w:rPr>
-                <w:rFonts w:ascii="宋体" w:eastAsia="宋体" w:hAnsi="宋体" w:cs="宋体" w:hint="eastAsia"/>
+                <w:rFonts w:hint="eastAsia" w:ascii="宋体" w:hAnsi="宋体" w:eastAsia="宋体" w:cs="宋体"/>
                 <w:sz w:val="22"/>
                 <w:szCs w:val="22"/>
               </w:rPr>
             </w:pPr>
             <w:r>
               <w:rPr>
-                <w:rFonts w:ascii="宋体" w:eastAsia="宋体" w:hAnsi="宋体" w:cs="宋体"/>
+                <w:rFonts w:ascii="宋体" w:hAnsi="宋体" w:eastAsia="宋体" w:cs="宋体"/>
                 <w:spacing w:val="5"/>
                 <w:sz w:val="22"/>
                 <w:szCs w:val="22"/>
@@ -6752,14 +6891,14 @@
               <w:spacing w:before="90" w:line="221" w:lineRule="auto"/>
               <w:ind w:left="470"/>
               <w:rPr>
-                <w:rFonts w:ascii="宋体" w:eastAsia="宋体" w:hAnsi="宋体" w:cs="宋体" w:hint="eastAsia"/>
+                <w:rFonts w:hint="eastAsia" w:ascii="宋体" w:hAnsi="宋体" w:eastAsia="宋体" w:cs="宋体"/>
                 <w:sz w:val="22"/>
                 <w:szCs w:val="22"/>
               </w:rPr>
             </w:pPr>
             <w:r>
               <w:rPr>
-                <w:rFonts w:ascii="宋体" w:eastAsia="宋体" w:hAnsi="宋体" w:cs="宋体"/>
+                <w:rFonts w:ascii="宋体" w:hAnsi="宋体" w:eastAsia="宋体" w:cs="宋体"/>
                 <w:spacing w:val="-4"/>
                 <w:sz w:val="22"/>
                 <w:szCs w:val="22"/>
@@ -6771,9 +6910,14 @@
       </w:tr>
       <w:tr>
         <w:tblPrEx>
-          <w:tblW w:w="8505" w:type="dxa"/>
-          <w:tblInd w:w="7" w:type="dxa"/>
-          <w:tblLayout w:type="fixed"/>
+          <w:tblBorders>
+            <w:top w:val="single" w:color="000000" w:sz="2" w:space="0"/>
+            <w:left w:val="single" w:color="000000" w:sz="2" w:space="0"/>
+            <w:bottom w:val="single" w:color="000000" w:sz="2" w:space="0"/>
+            <w:right w:val="single" w:color="000000" w:sz="2" w:space="0"/>
+            <w:insideH w:val="single" w:color="000000" w:sz="2" w:space="0"/>
+            <w:insideV w:val="single" w:color="000000" w:sz="2" w:space="0"/>
+          </w:tblBorders>
           <w:tblCellMar>
             <w:top w:w="0" w:type="dxa"/>
             <w:left w:w="0" w:type="dxa"/>
@@ -6782,7 +6926,7 @@
           </w:tblCellMar>
         </w:tblPrEx>
         <w:trPr>
-          <w:trHeight w:val="423"/>
+          <w:trHeight w:val="423" w:hRule="atLeast"/>
         </w:trPr>
         <w:tc>
           <w:tcPr>
@@ -6794,14 +6938,14 @@
               <w:spacing w:before="99"/>
               <w:ind w:left="360"/>
               <w:rPr>
-                <w:rFonts w:ascii="宋体" w:eastAsia="宋体" w:hAnsi="宋体" w:cs="宋体" w:hint="eastAsia"/>
+                <w:rFonts w:hint="eastAsia" w:ascii="宋体" w:hAnsi="宋体" w:eastAsia="宋体" w:cs="宋体"/>
                 <w:sz w:val="22"/>
                 <w:szCs w:val="22"/>
               </w:rPr>
             </w:pPr>
             <w:r>
               <w:rPr>
-                <w:rFonts w:ascii="宋体" w:eastAsia="宋体" w:hAnsi="宋体" w:cs="宋体"/>
+                <w:rFonts w:ascii="宋体" w:hAnsi="宋体" w:eastAsia="宋体" w:cs="宋体"/>
                 <w:sz w:val="22"/>
                 <w:szCs w:val="22"/>
               </w:rPr>
@@ -6819,14 +6963,14 @@
               <w:spacing w:before="100" w:line="219" w:lineRule="auto"/>
               <w:ind w:left="111"/>
               <w:rPr>
-                <w:rFonts w:ascii="宋体" w:eastAsia="宋体" w:hAnsi="宋体" w:cs="宋体" w:hint="eastAsia"/>
+                <w:rFonts w:hint="eastAsia" w:ascii="宋体" w:hAnsi="宋体" w:eastAsia="宋体" w:cs="宋体"/>
                 <w:sz w:val="22"/>
                 <w:szCs w:val="22"/>
               </w:rPr>
             </w:pPr>
             <w:r>
               <w:rPr>
-                <w:rFonts w:ascii="宋体" w:eastAsia="宋体" w:hAnsi="宋体" w:cs="宋体"/>
+                <w:rFonts w:ascii="宋体" w:hAnsi="宋体" w:eastAsia="宋体" w:cs="宋体"/>
                 <w:spacing w:val="-2"/>
                 <w:sz w:val="22"/>
                 <w:szCs w:val="22"/>
@@ -6845,14 +6989,14 @@
               <w:spacing w:before="100" w:line="219" w:lineRule="auto"/>
               <w:ind w:left="113"/>
               <w:rPr>
-                <w:rFonts w:ascii="宋体" w:eastAsia="宋体" w:hAnsi="宋体" w:cs="宋体" w:hint="eastAsia"/>
+                <w:rFonts w:hint="eastAsia" w:ascii="宋体" w:hAnsi="宋体" w:eastAsia="宋体" w:cs="宋体"/>
                 <w:sz w:val="22"/>
                 <w:szCs w:val="22"/>
               </w:rPr>
             </w:pPr>
             <w:r>
               <w:rPr>
-                <w:rFonts w:ascii="宋体" w:eastAsia="宋体" w:hAnsi="宋体" w:cs="宋体"/>
+                <w:rFonts w:ascii="宋体" w:hAnsi="宋体" w:eastAsia="宋体" w:cs="宋体"/>
                 <w:spacing w:val="-2"/>
                 <w:sz w:val="22"/>
                 <w:szCs w:val="22"/>
@@ -6871,14 +7015,14 @@
               <w:spacing w:before="99"/>
               <w:ind w:left="358"/>
               <w:rPr>
-                <w:rFonts w:ascii="宋体" w:eastAsia="宋体" w:hAnsi="宋体" w:cs="宋体" w:hint="eastAsia"/>
+                <w:rFonts w:hint="eastAsia" w:ascii="宋体" w:hAnsi="宋体" w:eastAsia="宋体" w:cs="宋体"/>
                 <w:sz w:val="22"/>
                 <w:szCs w:val="22"/>
               </w:rPr>
             </w:pPr>
             <w:r>
               <w:rPr>
-                <w:rFonts w:ascii="宋体" w:eastAsia="宋体" w:hAnsi="宋体" w:cs="宋体"/>
+                <w:rFonts w:ascii="宋体" w:hAnsi="宋体" w:eastAsia="宋体" w:cs="宋体"/>
                 <w:sz w:val="22"/>
                 <w:szCs w:val="22"/>
               </w:rPr>
@@ -6896,14 +7040,14 @@
               <w:spacing w:before="99"/>
               <w:ind w:left="112"/>
               <w:rPr>
-                <w:rFonts w:ascii="宋体" w:eastAsia="宋体" w:hAnsi="宋体" w:cs="宋体" w:hint="eastAsia"/>
+                <w:rFonts w:hint="eastAsia" w:ascii="宋体" w:hAnsi="宋体" w:eastAsia="宋体" w:cs="宋体"/>
                 <w:sz w:val="22"/>
                 <w:szCs w:val="22"/>
               </w:rPr>
             </w:pPr>
             <w:r>
               <w:rPr>
-                <w:rFonts w:ascii="宋体" w:eastAsia="宋体" w:hAnsi="宋体" w:cs="宋体"/>
+                <w:rFonts w:ascii="宋体" w:hAnsi="宋体" w:eastAsia="宋体" w:cs="宋体"/>
                 <w:spacing w:val="-1"/>
                 <w:sz w:val="22"/>
                 <w:szCs w:val="22"/>
@@ -6922,14 +7066,14 @@
               <w:spacing w:before="99" w:line="221" w:lineRule="auto"/>
               <w:ind w:left="493"/>
               <w:rPr>
-                <w:rFonts w:ascii="宋体" w:eastAsia="宋体" w:hAnsi="宋体" w:cs="宋体" w:hint="eastAsia"/>
+                <w:rFonts w:hint="eastAsia" w:ascii="宋体" w:hAnsi="宋体" w:eastAsia="宋体" w:cs="宋体"/>
                 <w:sz w:val="22"/>
                 <w:szCs w:val="22"/>
               </w:rPr>
             </w:pPr>
             <w:r>
               <w:rPr>
-                <w:rFonts w:ascii="宋体" w:eastAsia="宋体" w:hAnsi="宋体" w:cs="宋体"/>
+                <w:rFonts w:ascii="宋体" w:hAnsi="宋体" w:eastAsia="宋体" w:cs="宋体"/>
                 <w:spacing w:val="-16"/>
                 <w:sz w:val="22"/>
                 <w:szCs w:val="22"/>
@@ -6942,7 +7086,7 @@
     </w:tbl>
     <w:p>
       <w:pPr>
-        <w:pStyle w:val="1"/>
+        <w:pStyle w:val="28"/>
         <w:keepNext w:val="0"/>
         <w:keepLines w:val="0"/>
         <w:widowControl w:val="0"/>
@@ -6950,23 +7094,23 @@
           <w:lang w:eastAsia="zh-CN"/>
         </w:rPr>
       </w:pPr>
-      <w:bookmarkStart w:id="13" w:name="bookmark14"/>
+      <w:bookmarkStart w:id="12" w:name="bookmark14"/>
+      <w:bookmarkEnd w:id="12"/>
+      <w:bookmarkStart w:id="13" w:name="bookmark3"/>
       <w:bookmarkEnd w:id="13"/>
-      <w:bookmarkStart w:id="14" w:name="bookmark3"/>
+      <w:bookmarkStart w:id="14" w:name="_Toc22715"/>
+      <w:r>
+        <w:rPr>
+          <w:rFonts w:hint="eastAsia"/>
+          <w:lang w:eastAsia="zh-CN"/>
+        </w:rPr>
+        <w:t>运维手册研发计划</w:t>
+      </w:r>
       <w:bookmarkEnd w:id="14"/>
-      <w:bookmarkStart w:id="15" w:name="_Toc22715"/>
-      <w:r>
-        <w:rPr>
-          <w:rFonts w:hint="eastAsia"/>
-          <w:lang w:eastAsia="zh-CN"/>
-        </w:rPr>
-        <w:t>运维手册研发计划</w:t>
-      </w:r>
-      <w:bookmarkEnd w:id="15"/>
     </w:p>
     <w:p>
       <w:pPr>
-        <w:pStyle w:val="a1"/>
+        <w:pStyle w:val="29"/>
         <w:widowControl w:val="0"/>
         <w:ind w:firstLine="480"/>
       </w:pPr>
@@ -6988,91 +7132,91 @@
       </w:pPr>
       <w:r>
         <w:rPr>
-          <w:rFonts w:eastAsia="宋体" w:hint="eastAsia"/>
+          <w:rFonts w:hint="eastAsia" w:eastAsia="宋体"/>
           <w:lang w:eastAsia="zh-CN"/>
         </w:rPr>
         <w:t>表</w:t>
       </w:r>
       <w:r>
         <w:rPr>
-          <w:rFonts w:eastAsia="宋体" w:hint="eastAsia"/>
+          <w:rFonts w:hint="eastAsia" w:eastAsia="宋体"/>
           <w:lang w:eastAsia="zh-CN"/>
         </w:rPr>
         <w:fldChar w:fldCharType="begin"/>
       </w:r>
       <w:r>
         <w:rPr>
-          <w:rFonts w:eastAsia="宋体" w:hint="eastAsia"/>
+          <w:rFonts w:hint="eastAsia" w:eastAsia="宋体"/>
           <w:lang w:eastAsia="zh-CN"/>
         </w:rPr>
         <w:instrText xml:space="preserve"> STYLEREF "柴_标题1" \n \* Charformat </w:instrText>
       </w:r>
       <w:r>
         <w:rPr>
-          <w:rFonts w:eastAsia="宋体" w:hint="eastAsia"/>
+          <w:rFonts w:hint="eastAsia" w:eastAsia="宋体"/>
           <w:lang w:eastAsia="zh-CN"/>
         </w:rPr>
         <w:fldChar w:fldCharType="separate"/>
       </w:r>
       <w:r>
         <w:rPr>
-          <w:rFonts w:eastAsia="宋体" w:hint="eastAsia"/>
+          <w:rFonts w:hint="eastAsia" w:eastAsia="宋体"/>
           <w:lang w:eastAsia="zh-CN"/>
         </w:rPr>
         <w:t>5</w:t>
       </w:r>
       <w:r>
         <w:rPr>
-          <w:rFonts w:eastAsia="宋体" w:hint="eastAsia"/>
+          <w:rFonts w:hint="eastAsia" w:eastAsia="宋体"/>
           <w:lang w:eastAsia="zh-CN"/>
         </w:rPr>
         <w:fldChar w:fldCharType="end"/>
       </w:r>
       <w:r>
         <w:rPr>
-          <w:rFonts w:eastAsia="宋体" w:hint="eastAsia"/>
+          <w:rFonts w:hint="eastAsia" w:eastAsia="宋体"/>
           <w:lang w:eastAsia="zh-CN"/>
         </w:rPr>
         <w:t xml:space="preserve">- </w:t>
       </w:r>
       <w:r>
         <w:rPr>
-          <w:rFonts w:eastAsia="宋体" w:hint="eastAsia"/>
+          <w:rFonts w:hint="eastAsia" w:eastAsia="宋体"/>
           <w:lang w:eastAsia="zh-CN"/>
         </w:rPr>
         <w:fldChar w:fldCharType="begin"/>
       </w:r>
       <w:r>
         <w:rPr>
-          <w:rFonts w:eastAsia="宋体" w:hint="eastAsia"/>
+          <w:rFonts w:hint="eastAsia" w:eastAsia="宋体"/>
           <w:lang w:eastAsia="zh-CN"/>
         </w:rPr>
         <w:instrText xml:space="preserve"> SEQ 表 \* ARABIC  \s 1 </w:instrText>
       </w:r>
       <w:r>
         <w:rPr>
-          <w:rFonts w:eastAsia="宋体" w:hint="eastAsia"/>
+          <w:rFonts w:hint="eastAsia" w:eastAsia="宋体"/>
           <w:lang w:eastAsia="zh-CN"/>
         </w:rPr>
         <w:fldChar w:fldCharType="separate"/>
       </w:r>
       <w:r>
         <w:rPr>
-          <w:rFonts w:eastAsia="宋体" w:hint="eastAsia"/>
+          <w:rFonts w:hint="eastAsia" w:eastAsia="宋体"/>
           <w:lang w:eastAsia="zh-CN"/>
         </w:rPr>
         <w:t>1</w:t>
       </w:r>
       <w:r>
         <w:rPr>
-          <w:rFonts w:eastAsia="宋体" w:hint="eastAsia"/>
+          <w:rFonts w:hint="eastAsia" w:eastAsia="宋体"/>
           <w:lang w:eastAsia="zh-CN"/>
         </w:rPr>
         <w:fldChar w:fldCharType="end"/>
       </w:r>
       <w:r>
         <w:rPr>
-          <w:rFonts w:eastAsia="宋体" w:hint="eastAsia"/>
+          <w:rFonts w:hint="eastAsia" w:eastAsia="宋体"/>
           <w:lang w:eastAsia="zh-CN"/>
         </w:rPr>
         <w:t xml:space="preserve"> 研发手册计划表</w:t>
@@ -7080,16 +7224,16 @@
     </w:p>
     <w:tbl>
       <w:tblPr>
-        <w:tblStyle w:val="TableNormal0"/>
+        <w:tblStyle w:val="26"/>
         <w:tblW w:w="4828" w:type="dxa"/>
         <w:jc w:val="center"/>
         <w:tblBorders>
-          <w:top w:val="single" w:sz="2" w:space="0" w:color="000000"/>
-          <w:left w:val="single" w:sz="2" w:space="0" w:color="000000"/>
-          <w:bottom w:val="single" w:sz="2" w:space="0" w:color="000000"/>
-          <w:right w:val="single" w:sz="2" w:space="0" w:color="000000"/>
-          <w:insideH w:val="single" w:sz="2" w:space="0" w:color="000000"/>
-          <w:insideV w:val="single" w:sz="2" w:space="0" w:color="000000"/>
+          <w:top w:val="single" w:color="000000" w:sz="2" w:space="0"/>
+          <w:left w:val="single" w:color="000000" w:sz="2" w:space="0"/>
+          <w:bottom w:val="single" w:color="000000" w:sz="2" w:space="0"/>
+          <w:right w:val="single" w:color="000000" w:sz="2" w:space="0"/>
+          <w:insideH w:val="single" w:color="000000" w:sz="2" w:space="0"/>
+          <w:insideV w:val="single" w:color="000000" w:sz="2" w:space="0"/>
         </w:tblBorders>
         <w:tblLayout w:type="fixed"/>
         <w:tblCellMar>
@@ -7106,17 +7250,14 @@
       </w:tblGrid>
       <w:tr>
         <w:tblPrEx>
-          <w:tblW w:w="4828" w:type="dxa"/>
-          <w:jc w:val="center"/>
           <w:tblBorders>
-            <w:top w:val="single" w:sz="2" w:space="0" w:color="000000"/>
-            <w:left w:val="single" w:sz="2" w:space="0" w:color="000000"/>
-            <w:bottom w:val="single" w:sz="2" w:space="0" w:color="000000"/>
-            <w:right w:val="single" w:sz="2" w:space="0" w:color="000000"/>
-            <w:insideH w:val="single" w:sz="2" w:space="0" w:color="000000"/>
-            <w:insideV w:val="single" w:sz="2" w:space="0" w:color="000000"/>
+            <w:top w:val="single" w:color="000000" w:sz="2" w:space="0"/>
+            <w:left w:val="single" w:color="000000" w:sz="2" w:space="0"/>
+            <w:bottom w:val="single" w:color="000000" w:sz="2" w:space="0"/>
+            <w:right w:val="single" w:color="000000" w:sz="2" w:space="0"/>
+            <w:insideH w:val="single" w:color="000000" w:sz="2" w:space="0"/>
+            <w:insideV w:val="single" w:color="000000" w:sz="2" w:space="0"/>
           </w:tblBorders>
-          <w:tblLayout w:type="fixed"/>
           <w:tblCellMar>
             <w:top w:w="0" w:type="dxa"/>
             <w:left w:w="0" w:type="dxa"/>
@@ -7125,7 +7266,7 @@
           </w:tblCellMar>
         </w:tblPrEx>
         <w:trPr>
-          <w:trHeight w:val="409"/>
+          <w:trHeight w:val="409" w:hRule="atLeast"/>
           <w:jc w:val="center"/>
         </w:trPr>
         <w:tc>
@@ -7138,7 +7279,7 @@
               <w:spacing w:before="90" w:line="222" w:lineRule="auto"/>
               <w:ind w:left="192"/>
               <w:rPr>
-                <w:rFonts w:ascii="宋体" w:eastAsia="宋体" w:hAnsi="宋体" w:cs="宋体" w:hint="eastAsia"/>
+                <w:rFonts w:hint="eastAsia" w:ascii="宋体" w:hAnsi="宋体" w:eastAsia="宋体" w:cs="宋体"/>
                 <w:sz w:val="22"/>
                 <w:szCs w:val="22"/>
                 <w:lang w:eastAsia="zh-CN"/>
@@ -7146,7 +7287,7 @@
             </w:pPr>
             <w:r>
               <w:rPr>
-                <w:rFonts w:ascii="宋体" w:eastAsia="宋体" w:hAnsi="宋体" w:cs="宋体" w:hint="eastAsia"/>
+                <w:rFonts w:hint="eastAsia" w:ascii="宋体" w:hAnsi="宋体" w:eastAsia="宋体" w:cs="宋体"/>
                 <w:sz w:val="22"/>
                 <w:szCs w:val="22"/>
                 <w:lang w:eastAsia="zh-CN"/>
@@ -7165,7 +7306,7 @@
               <w:spacing w:before="90" w:line="222" w:lineRule="auto"/>
               <w:ind w:left="552"/>
               <w:rPr>
-                <w:rFonts w:ascii="宋体" w:eastAsia="宋体" w:hAnsi="宋体" w:cs="宋体" w:hint="eastAsia"/>
+                <w:rFonts w:hint="eastAsia" w:ascii="宋体" w:hAnsi="宋体" w:eastAsia="宋体" w:cs="宋体"/>
                 <w:sz w:val="22"/>
                 <w:szCs w:val="22"/>
                 <w:lang w:eastAsia="zh-CN"/>
@@ -7173,7 +7314,7 @@
             </w:pPr>
             <w:r>
               <w:rPr>
-                <w:rFonts w:ascii="宋体" w:eastAsia="宋体" w:hAnsi="宋体" w:cs="宋体" w:hint="eastAsia"/>
+                <w:rFonts w:hint="eastAsia" w:ascii="宋体" w:hAnsi="宋体" w:eastAsia="宋体" w:cs="宋体"/>
                 <w:spacing w:val="-3"/>
                 <w:sz w:val="22"/>
                 <w:szCs w:val="22"/>
@@ -7193,7 +7334,7 @@
               <w:spacing w:before="90" w:line="220" w:lineRule="auto"/>
               <w:ind w:left="251"/>
               <w:rPr>
-                <w:rFonts w:ascii="宋体" w:eastAsia="宋体" w:hAnsi="宋体" w:cs="宋体" w:hint="eastAsia"/>
+                <w:rFonts w:hint="eastAsia" w:ascii="宋体" w:hAnsi="宋体" w:eastAsia="宋体" w:cs="宋体"/>
                 <w:sz w:val="22"/>
                 <w:szCs w:val="22"/>
                 <w:lang w:eastAsia="zh-CN"/>
@@ -7201,7 +7342,7 @@
             </w:pPr>
             <w:r>
               <w:rPr>
-                <w:rFonts w:ascii="宋体" w:eastAsia="宋体" w:hAnsi="宋体" w:cs="宋体" w:hint="eastAsia"/>
+                <w:rFonts w:hint="eastAsia" w:ascii="宋体" w:hAnsi="宋体" w:eastAsia="宋体" w:cs="宋体"/>
                 <w:spacing w:val="-3"/>
                 <w:sz w:val="22"/>
                 <w:szCs w:val="22"/>
@@ -7214,9 +7355,14 @@
       </w:tr>
       <w:tr>
         <w:tblPrEx>
-          <w:tblW w:w="4828" w:type="dxa"/>
-          <w:jc w:val="center"/>
-          <w:tblLayout w:type="fixed"/>
+          <w:tblBorders>
+            <w:top w:val="single" w:color="000000" w:sz="2" w:space="0"/>
+            <w:left w:val="single" w:color="000000" w:sz="2" w:space="0"/>
+            <w:bottom w:val="single" w:color="000000" w:sz="2" w:space="0"/>
+            <w:right w:val="single" w:color="000000" w:sz="2" w:space="0"/>
+            <w:insideH w:val="single" w:color="000000" w:sz="2" w:space="0"/>
+            <w:insideV w:val="single" w:color="000000" w:sz="2" w:space="0"/>
+          </w:tblBorders>
           <w:tblCellMar>
             <w:top w:w="0" w:type="dxa"/>
             <w:left w:w="0" w:type="dxa"/>
@@ -7225,7 +7371,7 @@
           </w:tblCellMar>
         </w:tblPrEx>
         <w:trPr>
-          <w:trHeight w:val="404"/>
+          <w:trHeight w:val="404" w:hRule="atLeast"/>
           <w:jc w:val="center"/>
         </w:trPr>
         <w:tc>
@@ -7242,7 +7388,7 @@
               <w:spacing w:before="89" w:line="242" w:lineRule="auto"/>
               <w:jc w:val="center"/>
               <w:rPr>
-                <w:rFonts w:ascii="宋体" w:eastAsia="宋体" w:hAnsi="宋体" w:cs="宋体" w:hint="eastAsia"/>
+                <w:rFonts w:hint="eastAsia" w:ascii="宋体" w:hAnsi="宋体" w:eastAsia="宋体" w:cs="宋体"/>
                 <w:sz w:val="22"/>
                 <w:szCs w:val="22"/>
               </w:rPr>
@@ -7259,7 +7405,7 @@
               <w:spacing w:before="89" w:line="220" w:lineRule="auto"/>
               <w:ind w:left="111"/>
               <w:rPr>
-                <w:rFonts w:ascii="宋体" w:eastAsia="宋体" w:hAnsi="宋体" w:cs="宋体" w:hint="eastAsia"/>
+                <w:rFonts w:hint="eastAsia" w:ascii="宋体" w:hAnsi="宋体" w:eastAsia="宋体" w:cs="宋体"/>
                 <w:sz w:val="22"/>
                 <w:szCs w:val="22"/>
                 <w:lang w:eastAsia="zh-CN"/>
@@ -7267,7 +7413,7 @@
             </w:pPr>
             <w:r>
               <w:rPr>
-                <w:rFonts w:ascii="宋体" w:eastAsia="宋体" w:hAnsi="宋体" w:cs="宋体" w:hint="eastAsia"/>
+                <w:rFonts w:hint="eastAsia" w:ascii="宋体" w:hAnsi="宋体" w:eastAsia="宋体" w:cs="宋体"/>
                 <w:spacing w:val="-2"/>
                 <w:sz w:val="22"/>
                 <w:szCs w:val="22"/>
@@ -7287,7 +7433,7 @@
               <w:spacing w:before="90" w:line="219" w:lineRule="auto"/>
               <w:ind w:left="113"/>
               <w:rPr>
-                <w:rFonts w:ascii="宋体" w:eastAsia="宋体" w:hAnsi="宋体" w:cs="宋体" w:hint="eastAsia"/>
+                <w:rFonts w:hint="eastAsia" w:ascii="宋体" w:hAnsi="宋体" w:eastAsia="宋体" w:cs="宋体"/>
                 <w:sz w:val="22"/>
                 <w:szCs w:val="22"/>
                 <w:lang w:eastAsia="zh-CN"/>
@@ -7295,7 +7441,7 @@
             </w:pPr>
             <w:r>
               <w:rPr>
-                <w:rFonts w:ascii="宋体" w:eastAsia="宋体" w:hAnsi="宋体" w:cs="宋体" w:hint="eastAsia"/>
+                <w:rFonts w:hint="eastAsia" w:ascii="宋体" w:hAnsi="宋体" w:eastAsia="宋体" w:cs="宋体"/>
                 <w:sz w:val="22"/>
                 <w:szCs w:val="22"/>
                 <w:lang w:eastAsia="zh-CN"/>
@@ -7304,7 +7450,7 @@
             </w:r>
             <w:r>
               <w:rPr>
-                <w:rFonts w:ascii="宋体" w:eastAsia="宋体" w:hAnsi="宋体" w:cs="宋体" w:hint="eastAsia"/>
+                <w:rFonts w:hint="eastAsia" w:ascii="宋体" w:hAnsi="宋体" w:eastAsia="宋体" w:cs="宋体"/>
                 <w:sz w:val="22"/>
                 <w:szCs w:val="22"/>
                 <w:lang w:val="en-US" w:eastAsia="zh-CN"/>
@@ -7313,7 +7459,7 @@
             </w:r>
             <w:r>
               <w:rPr>
-                <w:rFonts w:ascii="宋体" w:eastAsia="宋体" w:hAnsi="宋体" w:cs="宋体" w:hint="eastAsia"/>
+                <w:rFonts w:hint="eastAsia" w:ascii="宋体" w:hAnsi="宋体" w:eastAsia="宋体" w:cs="宋体"/>
                 <w:sz w:val="22"/>
                 <w:szCs w:val="22"/>
                 <w:lang w:eastAsia="zh-CN"/>
@@ -7325,9 +7471,14 @@
       </w:tr>
       <w:tr>
         <w:tblPrEx>
-          <w:tblW w:w="4828" w:type="dxa"/>
-          <w:jc w:val="center"/>
-          <w:tblLayout w:type="fixed"/>
+          <w:tblBorders>
+            <w:top w:val="single" w:color="000000" w:sz="2" w:space="0"/>
+            <w:left w:val="single" w:color="000000" w:sz="2" w:space="0"/>
+            <w:bottom w:val="single" w:color="000000" w:sz="2" w:space="0"/>
+            <w:right w:val="single" w:color="000000" w:sz="2" w:space="0"/>
+            <w:insideH w:val="single" w:color="000000" w:sz="2" w:space="0"/>
+            <w:insideV w:val="single" w:color="000000" w:sz="2" w:space="0"/>
+          </w:tblBorders>
           <w:tblCellMar>
             <w:top w:w="0" w:type="dxa"/>
             <w:left w:w="0" w:type="dxa"/>
@@ -7336,7 +7487,7 @@
           </w:tblCellMar>
         </w:tblPrEx>
         <w:trPr>
-          <w:trHeight w:val="404"/>
+          <w:trHeight w:val="404" w:hRule="atLeast"/>
           <w:jc w:val="center"/>
         </w:trPr>
         <w:tc>
@@ -7353,7 +7504,7 @@
               <w:spacing w:before="90" w:line="242" w:lineRule="auto"/>
               <w:jc w:val="center"/>
               <w:rPr>
-                <w:rFonts w:ascii="宋体" w:eastAsia="宋体" w:hAnsi="宋体" w:cs="宋体" w:hint="eastAsia"/>
+                <w:rFonts w:hint="eastAsia" w:ascii="宋体" w:hAnsi="宋体" w:eastAsia="宋体" w:cs="宋体"/>
                 <w:sz w:val="22"/>
                 <w:szCs w:val="22"/>
               </w:rPr>
@@ -7370,7 +7521,7 @@
               <w:spacing w:before="91" w:line="220" w:lineRule="auto"/>
               <w:ind w:left="110"/>
               <w:rPr>
-                <w:rFonts w:ascii="宋体" w:eastAsia="宋体" w:hAnsi="宋体" w:cs="宋体" w:hint="eastAsia"/>
+                <w:rFonts w:hint="eastAsia" w:ascii="宋体" w:hAnsi="宋体" w:eastAsia="宋体" w:cs="宋体"/>
                 <w:sz w:val="22"/>
                 <w:szCs w:val="22"/>
                 <w:lang w:eastAsia="zh-CN"/>
@@ -7378,7 +7529,7 @@
             </w:pPr>
             <w:r>
               <w:rPr>
-                <w:rFonts w:ascii="宋体" w:eastAsia="宋体" w:hAnsi="宋体" w:cs="宋体" w:hint="eastAsia"/>
+                <w:rFonts w:hint="eastAsia" w:ascii="宋体" w:hAnsi="宋体" w:eastAsia="宋体" w:cs="宋体"/>
                 <w:sz w:val="22"/>
                 <w:szCs w:val="22"/>
                 <w:lang w:eastAsia="zh-CN"/>
@@ -7397,14 +7548,14 @@
               <w:spacing w:before="91" w:line="219" w:lineRule="auto"/>
               <w:ind w:left="113"/>
               <w:rPr>
-                <w:rFonts w:ascii="宋体" w:eastAsia="宋体" w:hAnsi="宋体" w:cs="宋体" w:hint="eastAsia"/>
+                <w:rFonts w:hint="eastAsia" w:ascii="宋体" w:hAnsi="宋体" w:eastAsia="宋体" w:cs="宋体"/>
                 <w:sz w:val="22"/>
                 <w:szCs w:val="22"/>
               </w:rPr>
             </w:pPr>
             <w:r>
               <w:rPr>
-                <w:rFonts w:ascii="宋体" w:eastAsia="宋体" w:hAnsi="宋体" w:cs="宋体" w:hint="eastAsia"/>
+                <w:rFonts w:hint="eastAsia" w:ascii="宋体" w:hAnsi="宋体" w:eastAsia="宋体" w:cs="宋体"/>
                 <w:sz w:val="22"/>
                 <w:szCs w:val="22"/>
                 <w:lang w:eastAsia="zh-CN"/>
@@ -7413,7 +7564,7 @@
             </w:r>
             <w:r>
               <w:rPr>
-                <w:rFonts w:ascii="宋体" w:eastAsia="宋体" w:hAnsi="宋体" w:cs="宋体" w:hint="eastAsia"/>
+                <w:rFonts w:hint="eastAsia" w:ascii="宋体" w:hAnsi="宋体" w:eastAsia="宋体" w:cs="宋体"/>
                 <w:sz w:val="22"/>
                 <w:szCs w:val="22"/>
                 <w:lang w:val="en-US" w:eastAsia="zh-CN"/>
@@ -7422,7 +7573,7 @@
             </w:r>
             <w:r>
               <w:rPr>
-                <w:rFonts w:ascii="宋体" w:eastAsia="宋体" w:hAnsi="宋体" w:cs="宋体" w:hint="eastAsia"/>
+                <w:rFonts w:hint="eastAsia" w:ascii="宋体" w:hAnsi="宋体" w:eastAsia="宋体" w:cs="宋体"/>
                 <w:sz w:val="22"/>
                 <w:szCs w:val="22"/>
                 <w:lang w:eastAsia="zh-CN"/>
@@ -7434,9 +7585,14 @@
       </w:tr>
       <w:tr>
         <w:tblPrEx>
-          <w:tblW w:w="4828" w:type="dxa"/>
-          <w:jc w:val="center"/>
-          <w:tblLayout w:type="fixed"/>
+          <w:tblBorders>
+            <w:top w:val="single" w:color="000000" w:sz="2" w:space="0"/>
+            <w:left w:val="single" w:color="000000" w:sz="2" w:space="0"/>
+            <w:bottom w:val="single" w:color="000000" w:sz="2" w:space="0"/>
+            <w:right w:val="single" w:color="000000" w:sz="2" w:space="0"/>
+            <w:insideH w:val="single" w:color="000000" w:sz="2" w:space="0"/>
+            <w:insideV w:val="single" w:color="000000" w:sz="2" w:space="0"/>
+          </w:tblBorders>
           <w:tblCellMar>
             <w:top w:w="0" w:type="dxa"/>
             <w:left w:w="0" w:type="dxa"/>
@@ -7445,7 +7601,7 @@
           </w:tblCellMar>
         </w:tblPrEx>
         <w:trPr>
-          <w:trHeight w:val="423"/>
+          <w:trHeight w:val="423" w:hRule="atLeast"/>
           <w:jc w:val="center"/>
         </w:trPr>
         <w:tc>
@@ -7462,7 +7618,7 @@
               <w:spacing w:before="99"/>
               <w:jc w:val="center"/>
               <w:rPr>
-                <w:rFonts w:ascii="宋体" w:eastAsia="宋体" w:hAnsi="宋体" w:cs="宋体" w:hint="eastAsia"/>
+                <w:rFonts w:hint="eastAsia" w:ascii="宋体" w:hAnsi="宋体" w:eastAsia="宋体" w:cs="宋体"/>
                 <w:sz w:val="22"/>
                 <w:szCs w:val="22"/>
               </w:rPr>
@@ -7479,7 +7635,7 @@
               <w:spacing w:before="100" w:line="219" w:lineRule="auto"/>
               <w:ind w:left="111"/>
               <w:rPr>
-                <w:rFonts w:ascii="宋体" w:eastAsia="宋体" w:hAnsi="宋体" w:cs="宋体" w:hint="eastAsia"/>
+                <w:rFonts w:hint="eastAsia" w:ascii="宋体" w:hAnsi="宋体" w:eastAsia="宋体" w:cs="宋体"/>
                 <w:sz w:val="22"/>
                 <w:szCs w:val="22"/>
                 <w:lang w:eastAsia="zh-CN"/>
@@ -7487,7 +7643,7 @@
             </w:pPr>
             <w:r>
               <w:rPr>
-                <w:rFonts w:ascii="宋体" w:eastAsia="宋体" w:hAnsi="宋体" w:cs="宋体" w:hint="eastAsia"/>
+                <w:rFonts w:hint="eastAsia" w:ascii="宋体" w:hAnsi="宋体" w:eastAsia="宋体" w:cs="宋体"/>
                 <w:sz w:val="22"/>
                 <w:szCs w:val="22"/>
                 <w:lang w:eastAsia="zh-CN"/>
@@ -7506,14 +7662,14 @@
               <w:spacing w:before="100" w:line="219" w:lineRule="auto"/>
               <w:ind w:left="113"/>
               <w:rPr>
-                <w:rFonts w:ascii="宋体" w:eastAsia="宋体" w:hAnsi="宋体" w:cs="宋体" w:hint="eastAsia"/>
+                <w:rFonts w:hint="eastAsia" w:ascii="宋体" w:hAnsi="宋体" w:eastAsia="宋体" w:cs="宋体"/>
                 <w:sz w:val="22"/>
                 <w:szCs w:val="22"/>
               </w:rPr>
             </w:pPr>
             <w:r>
               <w:rPr>
-                <w:rFonts w:ascii="宋体" w:eastAsia="宋体" w:hAnsi="宋体" w:cs="宋体" w:hint="eastAsia"/>
+                <w:rFonts w:hint="eastAsia" w:ascii="宋体" w:hAnsi="宋体" w:eastAsia="宋体" w:cs="宋体"/>
                 <w:sz w:val="22"/>
                 <w:szCs w:val="22"/>
                 <w:lang w:eastAsia="zh-CN"/>
@@ -7522,7 +7678,7 @@
             </w:r>
             <w:r>
               <w:rPr>
-                <w:rFonts w:ascii="宋体" w:eastAsia="宋体" w:hAnsi="宋体" w:cs="宋体" w:hint="eastAsia"/>
+                <w:rFonts w:hint="eastAsia" w:ascii="宋体" w:hAnsi="宋体" w:eastAsia="宋体" w:cs="宋体"/>
                 <w:sz w:val="22"/>
                 <w:szCs w:val="22"/>
                 <w:lang w:val="en-US" w:eastAsia="zh-CN"/>
@@ -7531,7 +7687,7 @@
             </w:r>
             <w:r>
               <w:rPr>
-                <w:rFonts w:ascii="宋体" w:eastAsia="宋体" w:hAnsi="宋体" w:cs="宋体" w:hint="eastAsia"/>
+                <w:rFonts w:hint="eastAsia" w:ascii="宋体" w:hAnsi="宋体" w:eastAsia="宋体" w:cs="宋体"/>
                 <w:sz w:val="22"/>
                 <w:szCs w:val="22"/>
                 <w:lang w:eastAsia="zh-CN"/>
@@ -7540,7 +7696,7 @@
             </w:r>
             <w:r>
               <w:rPr>
-                <w:rFonts w:ascii="宋体" w:eastAsia="宋体" w:hAnsi="宋体" w:cs="宋体" w:hint="eastAsia"/>
+                <w:rFonts w:hint="eastAsia" w:ascii="宋体" w:hAnsi="宋体" w:eastAsia="宋体" w:cs="宋体"/>
                 <w:sz w:val="22"/>
                 <w:szCs w:val="22"/>
                 <w:lang w:val="en-US" w:eastAsia="zh-CN"/>
@@ -7549,7 +7705,7 @@
             </w:r>
             <w:r>
               <w:rPr>
-                <w:rFonts w:ascii="宋体" w:eastAsia="宋体" w:hAnsi="宋体" w:cs="宋体" w:hint="eastAsia"/>
+                <w:rFonts w:hint="eastAsia" w:ascii="宋体" w:hAnsi="宋体" w:eastAsia="宋体" w:cs="宋体"/>
                 <w:sz w:val="22"/>
                 <w:szCs w:val="22"/>
                 <w:lang w:eastAsia="zh-CN"/>
@@ -7562,7 +7718,7 @@
     </w:tbl>
     <w:p>
       <w:pPr>
-        <w:pStyle w:val="1"/>
+        <w:pStyle w:val="28"/>
         <w:keepNext w:val="0"/>
         <w:keepLines w:val="0"/>
         <w:widowControl w:val="0"/>
@@ -7570,7 +7726,7 @@
           <w:lang w:eastAsia="zh-CN"/>
         </w:rPr>
       </w:pPr>
-      <w:bookmarkStart w:id="16" w:name="_Toc13937"/>
+      <w:bookmarkStart w:id="15" w:name="_Toc13937"/>
       <w:r>
         <w:rPr>
           <w:rFonts w:hint="eastAsia"/>
@@ -7578,11 +7734,11 @@
         </w:rPr>
         <w:t>研发经费计划</w:t>
       </w:r>
-      <w:bookmarkEnd w:id="16"/>
+      <w:bookmarkEnd w:id="15"/>
     </w:p>
     <w:p>
       <w:pPr>
-        <w:pStyle w:val="a1"/>
+        <w:pStyle w:val="29"/>
         <w:widowControl w:val="0"/>
         <w:ind w:firstLine="480"/>
       </w:pPr>
@@ -7617,91 +7773,91 @@
       </w:pPr>
       <w:r>
         <w:rPr>
-          <w:rFonts w:eastAsia="宋体" w:hint="eastAsia"/>
+          <w:rFonts w:hint="eastAsia" w:eastAsia="宋体"/>
           <w:lang w:eastAsia="zh-CN"/>
         </w:rPr>
         <w:t>表</w:t>
       </w:r>
       <w:r>
         <w:rPr>
-          <w:rFonts w:eastAsia="宋体" w:hint="eastAsia"/>
+          <w:rFonts w:hint="eastAsia" w:eastAsia="宋体"/>
           <w:lang w:eastAsia="zh-CN"/>
         </w:rPr>
         <w:fldChar w:fldCharType="begin"/>
       </w:r>
       <w:r>
         <w:rPr>
-          <w:rFonts w:eastAsia="宋体" w:hint="eastAsia"/>
+          <w:rFonts w:hint="eastAsia" w:eastAsia="宋体"/>
           <w:lang w:eastAsia="zh-CN"/>
         </w:rPr>
         <w:instrText xml:space="preserve"> STYLEREF "柴_标题1" \n \* Charformat </w:instrText>
       </w:r>
       <w:r>
         <w:rPr>
-          <w:rFonts w:eastAsia="宋体" w:hint="eastAsia"/>
+          <w:rFonts w:hint="eastAsia" w:eastAsia="宋体"/>
           <w:lang w:eastAsia="zh-CN"/>
         </w:rPr>
         <w:fldChar w:fldCharType="separate"/>
       </w:r>
       <w:r>
         <w:rPr>
-          <w:rFonts w:eastAsia="宋体" w:hint="eastAsia"/>
+          <w:rFonts w:hint="eastAsia" w:eastAsia="宋体"/>
           <w:lang w:eastAsia="zh-CN"/>
         </w:rPr>
         <w:t>5</w:t>
       </w:r>
       <w:r>
         <w:rPr>
-          <w:rFonts w:eastAsia="宋体" w:hint="eastAsia"/>
+          <w:rFonts w:hint="eastAsia" w:eastAsia="宋体"/>
           <w:lang w:eastAsia="zh-CN"/>
         </w:rPr>
         <w:fldChar w:fldCharType="end"/>
       </w:r>
       <w:r>
         <w:rPr>
-          <w:rFonts w:eastAsia="宋体" w:hint="eastAsia"/>
+          <w:rFonts w:hint="eastAsia" w:eastAsia="宋体"/>
           <w:lang w:eastAsia="zh-CN"/>
         </w:rPr>
         <w:t xml:space="preserve">- </w:t>
       </w:r>
       <w:r>
         <w:rPr>
-          <w:rFonts w:eastAsia="宋体" w:hint="eastAsia"/>
+          <w:rFonts w:hint="eastAsia" w:eastAsia="宋体"/>
           <w:lang w:eastAsia="zh-CN"/>
         </w:rPr>
         <w:fldChar w:fldCharType="begin"/>
       </w:r>
       <w:r>
         <w:rPr>
-          <w:rFonts w:eastAsia="宋体" w:hint="eastAsia"/>
+          <w:rFonts w:hint="eastAsia" w:eastAsia="宋体"/>
           <w:lang w:eastAsia="zh-CN"/>
         </w:rPr>
         <w:instrText xml:space="preserve"> SEQ 表 \* ARABIC  \s 1 </w:instrText>
       </w:r>
       <w:r>
         <w:rPr>
-          <w:rFonts w:eastAsia="宋体" w:hint="eastAsia"/>
+          <w:rFonts w:hint="eastAsia" w:eastAsia="宋体"/>
           <w:lang w:eastAsia="zh-CN"/>
         </w:rPr>
         <w:fldChar w:fldCharType="separate"/>
       </w:r>
       <w:r>
         <w:rPr>
-          <w:rFonts w:eastAsia="宋体" w:hint="eastAsia"/>
+          <w:rFonts w:hint="eastAsia" w:eastAsia="宋体"/>
           <w:lang w:eastAsia="zh-CN"/>
         </w:rPr>
         <w:t>1</w:t>
       </w:r>
       <w:r>
         <w:rPr>
-          <w:rFonts w:eastAsia="宋体" w:hint="eastAsia"/>
+          <w:rFonts w:hint="eastAsia" w:eastAsia="宋体"/>
           <w:lang w:eastAsia="zh-CN"/>
         </w:rPr>
         <w:fldChar w:fldCharType="end"/>
       </w:r>
       <w:r>
         <w:rPr>
-          <w:rFonts w:eastAsia="宋体" w:hint="eastAsia"/>
+          <w:rFonts w:hint="eastAsia" w:eastAsia="宋体"/>
           <w:lang w:eastAsia="zh-CN"/>
         </w:rPr>
         <w:t xml:space="preserve"> 研发手册计划表</w:t>
@@ -7709,16 +7865,16 @@
     </w:p>
     <w:tbl>
       <w:tblPr>
-        <w:tblStyle w:val="TableNormal0"/>
+        <w:tblStyle w:val="26"/>
         <w:tblW w:w="4828" w:type="dxa"/>
         <w:jc w:val="center"/>
         <w:tblBorders>
-          <w:top w:val="single" w:sz="2" w:space="0" w:color="000000"/>
-          <w:left w:val="single" w:sz="2" w:space="0" w:color="000000"/>
-          <w:bottom w:val="single" w:sz="2" w:space="0" w:color="000000"/>
-          <w:right w:val="single" w:sz="2" w:space="0" w:color="000000"/>
-          <w:insideH w:val="single" w:sz="2" w:space="0" w:color="000000"/>
-          <w:insideV w:val="single" w:sz="2" w:space="0" w:color="000000"/>
+          <w:top w:val="single" w:color="000000" w:sz="2" w:space="0"/>
+          <w:left w:val="single" w:color="000000" w:sz="2" w:space="0"/>
+          <w:bottom w:val="single" w:color="000000" w:sz="2" w:space="0"/>
+          <w:right w:val="single" w:color="000000" w:sz="2" w:space="0"/>
+          <w:insideH w:val="single" w:color="000000" w:sz="2" w:space="0"/>
+          <w:insideV w:val="single" w:color="000000" w:sz="2" w:space="0"/>
         </w:tblBorders>
         <w:tblLayout w:type="fixed"/>
         <w:tblCellMar>
@@ -7735,17 +7891,14 @@
       </w:tblGrid>
       <w:tr>
         <w:tblPrEx>
-          <w:tblW w:w="4828" w:type="dxa"/>
-          <w:jc w:val="center"/>
           <w:tblBorders>
-            <w:top w:val="single" w:sz="2" w:space="0" w:color="000000"/>
-            <w:left w:val="single" w:sz="2" w:space="0" w:color="000000"/>
-            <w:bottom w:val="single" w:sz="2" w:space="0" w:color="000000"/>
-            <w:right w:val="single" w:sz="2" w:space="0" w:color="000000"/>
-            <w:insideH w:val="single" w:sz="2" w:space="0" w:color="000000"/>
-            <w:insideV w:val="single" w:sz="2" w:space="0" w:color="000000"/>
+            <w:top w:val="single" w:color="000000" w:sz="2" w:space="0"/>
+            <w:left w:val="single" w:color="000000" w:sz="2" w:space="0"/>
+            <w:bottom w:val="single" w:color="000000" w:sz="2" w:space="0"/>
+            <w:right w:val="single" w:color="000000" w:sz="2" w:space="0"/>
+            <w:insideH w:val="single" w:color="000000" w:sz="2" w:space="0"/>
+            <w:insideV w:val="single" w:color="000000" w:sz="2" w:space="0"/>
           </w:tblBorders>
-          <w:tblLayout w:type="fixed"/>
           <w:tblCellMar>
             <w:top w:w="0" w:type="dxa"/>
             <w:left w:w="0" w:type="dxa"/>
@@ -7754,7 +7907,7 @@
           </w:tblCellMar>
         </w:tblPrEx>
         <w:trPr>
-          <w:trHeight w:val="409"/>
+          <w:trHeight w:val="409" w:hRule="atLeast"/>
           <w:jc w:val="center"/>
         </w:trPr>
         <w:tc>
@@ -7767,7 +7920,7 @@
               <w:spacing w:before="90" w:line="222" w:lineRule="auto"/>
               <w:ind w:left="192"/>
               <w:rPr>
-                <w:rFonts w:ascii="宋体" w:eastAsia="宋体" w:hAnsi="宋体" w:cs="宋体" w:hint="eastAsia"/>
+                <w:rFonts w:hint="eastAsia" w:ascii="宋体" w:hAnsi="宋体" w:eastAsia="宋体" w:cs="宋体"/>
                 <w:sz w:val="22"/>
                 <w:szCs w:val="22"/>
                 <w:lang w:eastAsia="zh-CN"/>
@@ -7775,7 +7928,7 @@
             </w:pPr>
             <w:r>
               <w:rPr>
-                <w:rFonts w:ascii="宋体" w:eastAsia="宋体" w:hAnsi="宋体" w:cs="宋体" w:hint="eastAsia"/>
+                <w:rFonts w:hint="eastAsia" w:ascii="宋体" w:hAnsi="宋体" w:eastAsia="宋体" w:cs="宋体"/>
                 <w:sz w:val="22"/>
                 <w:szCs w:val="22"/>
                 <w:lang w:eastAsia="zh-CN"/>
@@ -7794,7 +7947,7 @@
               <w:spacing w:before="90" w:line="222" w:lineRule="auto"/>
               <w:ind w:left="552"/>
               <w:rPr>
-                <w:rFonts w:ascii="宋体" w:eastAsia="宋体" w:hAnsi="宋体" w:cs="宋体" w:hint="eastAsia"/>
+                <w:rFonts w:hint="eastAsia" w:ascii="宋体" w:hAnsi="宋体" w:eastAsia="宋体" w:cs="宋体"/>
                 <w:sz w:val="22"/>
                 <w:szCs w:val="22"/>
                 <w:lang w:eastAsia="zh-CN"/>
@@ -7802,7 +7955,7 @@
             </w:pPr>
             <w:r>
               <w:rPr>
-                <w:rFonts w:ascii="宋体" w:eastAsia="宋体" w:hAnsi="宋体" w:cs="宋体" w:hint="eastAsia"/>
+                <w:rFonts w:hint="eastAsia" w:ascii="宋体" w:hAnsi="宋体" w:eastAsia="宋体" w:cs="宋体"/>
                 <w:spacing w:val="-3"/>
                 <w:sz w:val="22"/>
                 <w:szCs w:val="22"/>
@@ -7822,7 +7975,7 @@
               <w:spacing w:before="90" w:line="220" w:lineRule="auto"/>
               <w:ind w:left="251"/>
               <w:rPr>
-                <w:rFonts w:ascii="宋体" w:eastAsia="宋体" w:hAnsi="宋体" w:cs="宋体" w:hint="eastAsia"/>
+                <w:rFonts w:hint="eastAsia" w:ascii="宋体" w:hAnsi="宋体" w:eastAsia="宋体" w:cs="宋体"/>
                 <w:sz w:val="22"/>
                 <w:szCs w:val="22"/>
                 <w:lang w:eastAsia="zh-CN"/>
@@ -7830,7 +7983,7 @@
             </w:pPr>
             <w:r>
               <w:rPr>
-                <w:rFonts w:ascii="宋体" w:eastAsia="宋体" w:hAnsi="宋体" w:cs="宋体" w:hint="eastAsia"/>
+                <w:rFonts w:hint="eastAsia" w:ascii="宋体" w:hAnsi="宋体" w:eastAsia="宋体" w:cs="宋体"/>
                 <w:sz w:val="22"/>
                 <w:szCs w:val="22"/>
                 <w:lang w:eastAsia="zh-CN"/>
@@ -7842,9 +7995,14 @@
       </w:tr>
       <w:tr>
         <w:tblPrEx>
-          <w:tblW w:w="4828" w:type="dxa"/>
-          <w:jc w:val="center"/>
-          <w:tblLayout w:type="fixed"/>
+          <w:tblBorders>
+            <w:top w:val="single" w:color="000000" w:sz="2" w:space="0"/>
+            <w:left w:val="single" w:color="000000" w:sz="2" w:space="0"/>
+            <w:bottom w:val="single" w:color="000000" w:sz="2" w:space="0"/>
+            <w:right w:val="single" w:color="000000" w:sz="2" w:space="0"/>
+            <w:insideH w:val="single" w:color="000000" w:sz="2" w:space="0"/>
+            <w:insideV w:val="single" w:color="000000" w:sz="2" w:space="0"/>
+          </w:tblBorders>
           <w:tblCellMar>
             <w:top w:w="0" w:type="dxa"/>
             <w:left w:w="0" w:type="dxa"/>
@@ -7853,7 +8011,7 @@
           </w:tblCellMar>
         </w:tblPrEx>
         <w:trPr>
-          <w:trHeight w:val="404"/>
+          <w:trHeight w:val="404" w:hRule="atLeast"/>
           <w:jc w:val="center"/>
         </w:trPr>
         <w:tc>
@@ -7870,7 +8028,7 @@
               <w:spacing w:before="89" w:line="242" w:lineRule="auto"/>
               <w:jc w:val="center"/>
               <w:rPr>
-                <w:rFonts w:ascii="宋体" w:eastAsia="宋体" w:hAnsi="宋体" w:cs="宋体" w:hint="eastAsia"/>
+                <w:rFonts w:hint="eastAsia" w:ascii="宋体" w:hAnsi="宋体" w:eastAsia="宋体" w:cs="宋体"/>
                 <w:sz w:val="22"/>
                 <w:szCs w:val="22"/>
               </w:rPr>
@@ -7887,7 +8045,7 @@
               <w:spacing w:before="89" w:line="220" w:lineRule="auto"/>
               <w:ind w:left="111"/>
               <w:rPr>
-                <w:rFonts w:ascii="宋体" w:eastAsia="宋体" w:hAnsi="宋体" w:cs="宋体" w:hint="eastAsia"/>
+                <w:rFonts w:hint="eastAsia" w:ascii="宋体" w:hAnsi="宋体" w:eastAsia="宋体" w:cs="宋体"/>
                 <w:sz w:val="22"/>
                 <w:szCs w:val="22"/>
                 <w:lang w:eastAsia="zh-CN"/>
@@ -7895,7 +8053,7 @@
             </w:pPr>
             <w:r>
               <w:rPr>
-                <w:rFonts w:ascii="宋体" w:eastAsia="宋体" w:hAnsi="宋体" w:cs="宋体" w:hint="eastAsia"/>
+                <w:rFonts w:hint="eastAsia" w:ascii="宋体" w:hAnsi="宋体" w:eastAsia="宋体" w:cs="宋体"/>
                 <w:spacing w:val="-2"/>
                 <w:sz w:val="22"/>
                 <w:szCs w:val="22"/>
@@ -7915,7 +8073,7 @@
               <w:spacing w:before="90" w:line="219" w:lineRule="auto"/>
               <w:ind w:left="113"/>
               <w:rPr>
-                <w:rFonts w:ascii="宋体" w:eastAsia="宋体" w:hAnsi="宋体" w:cs="宋体" w:hint="eastAsia"/>
+                <w:rFonts w:hint="eastAsia" w:ascii="宋体" w:hAnsi="宋体" w:eastAsia="宋体" w:cs="宋体"/>
                 <w:sz w:val="22"/>
                 <w:szCs w:val="22"/>
                 <w:lang w:eastAsia="zh-CN"/>
@@ -7923,7 +8081,7 @@
             </w:pPr>
             <w:r>
               <w:rPr>
-                <w:rFonts w:ascii="宋体" w:eastAsia="宋体" w:hAnsi="宋体" w:cs="宋体" w:hint="eastAsia"/>
+                <w:rFonts w:hint="eastAsia" w:ascii="宋体" w:hAnsi="宋体" w:eastAsia="宋体" w:cs="宋体"/>
                 <w:sz w:val="22"/>
                 <w:szCs w:val="22"/>
                 <w:lang w:eastAsia="zh-CN"/>
@@ -7935,9 +8093,14 @@
       </w:tr>
       <w:tr>
         <w:tblPrEx>
-          <w:tblW w:w="4828" w:type="dxa"/>
-          <w:jc w:val="center"/>
-          <w:tblLayout w:type="fixed"/>
+          <w:tblBorders>
+            <w:top w:val="single" w:color="000000" w:sz="2" w:space="0"/>
+            <w:left w:val="single" w:color="000000" w:sz="2" w:space="0"/>
+            <w:bottom w:val="single" w:color="000000" w:sz="2" w:space="0"/>
+            <w:right w:val="single" w:color="000000" w:sz="2" w:space="0"/>
+            <w:insideH w:val="single" w:color="000000" w:sz="2" w:space="0"/>
+            <w:insideV w:val="single" w:color="000000" w:sz="2" w:space="0"/>
+          </w:tblBorders>
           <w:tblCellMar>
             <w:top w:w="0" w:type="dxa"/>
             <w:left w:w="0" w:type="dxa"/>
@@ -7946,7 +8109,7 @@
           </w:tblCellMar>
         </w:tblPrEx>
         <w:trPr>
-          <w:trHeight w:val="404"/>
+          <w:trHeight w:val="404" w:hRule="atLeast"/>
           <w:jc w:val="center"/>
         </w:trPr>
         <w:tc>
@@ -7963,7 +8126,7 @@
               <w:spacing w:before="90" w:line="242" w:lineRule="auto"/>
               <w:jc w:val="center"/>
               <w:rPr>
-                <w:rFonts w:ascii="宋体" w:eastAsia="宋体" w:hAnsi="宋体" w:cs="宋体" w:hint="eastAsia"/>
+                <w:rFonts w:hint="eastAsia" w:ascii="宋体" w:hAnsi="宋体" w:eastAsia="宋体" w:cs="宋体"/>
                 <w:sz w:val="22"/>
                 <w:szCs w:val="22"/>
               </w:rPr>
@@ -7980,7 +8143,7 @@
               <w:spacing w:before="91" w:line="220" w:lineRule="auto"/>
               <w:ind w:left="110"/>
               <w:rPr>
-                <w:rFonts w:ascii="宋体" w:eastAsia="宋体" w:hAnsi="宋体" w:cs="宋体" w:hint="eastAsia"/>
+                <w:rFonts w:hint="eastAsia" w:ascii="宋体" w:hAnsi="宋体" w:eastAsia="宋体" w:cs="宋体"/>
                 <w:sz w:val="22"/>
                 <w:szCs w:val="22"/>
                 <w:lang w:eastAsia="zh-CN"/>
@@ -7988,7 +8151,7 @@
             </w:pPr>
             <w:r>
               <w:rPr>
-                <w:rFonts w:ascii="宋体" w:eastAsia="宋体" w:hAnsi="宋体" w:cs="宋体" w:hint="eastAsia"/>
+                <w:rFonts w:hint="eastAsia" w:ascii="宋体" w:hAnsi="宋体" w:eastAsia="宋体" w:cs="宋体"/>
                 <w:sz w:val="22"/>
                 <w:szCs w:val="22"/>
                 <w:lang w:eastAsia="zh-CN"/>
@@ -8007,14 +8170,14 @@
               <w:spacing w:before="91" w:line="219" w:lineRule="auto"/>
               <w:ind w:left="113"/>
               <w:rPr>
-                <w:rFonts w:ascii="宋体" w:eastAsia="宋体" w:hAnsi="宋体" w:cs="宋体" w:hint="eastAsia"/>
+                <w:rFonts w:hint="eastAsia" w:ascii="宋体" w:hAnsi="宋体" w:eastAsia="宋体" w:cs="宋体"/>
                 <w:sz w:val="22"/>
                 <w:szCs w:val="22"/>
               </w:rPr>
             </w:pPr>
             <w:r>
               <w:rPr>
-                <w:rFonts w:ascii="宋体" w:eastAsia="宋体" w:hAnsi="宋体" w:cs="宋体" w:hint="eastAsia"/>
+                <w:rFonts w:hint="eastAsia" w:ascii="宋体" w:hAnsi="宋体" w:eastAsia="宋体" w:cs="宋体"/>
                 <w:sz w:val="22"/>
                 <w:szCs w:val="22"/>
                 <w:lang w:eastAsia="zh-CN"/>
@@ -8026,9 +8189,14 @@
       </w:tr>
       <w:tr>
         <w:tblPrEx>
-          <w:tblW w:w="4828" w:type="dxa"/>
-          <w:jc w:val="center"/>
-          <w:tblLayout w:type="fixed"/>
+          <w:tblBorders>
+            <w:top w:val="single" w:color="000000" w:sz="2" w:space="0"/>
+            <w:left w:val="single" w:color="000000" w:sz="2" w:space="0"/>
+            <w:bottom w:val="single" w:color="000000" w:sz="2" w:space="0"/>
+            <w:right w:val="single" w:color="000000" w:sz="2" w:space="0"/>
+            <w:insideH w:val="single" w:color="000000" w:sz="2" w:space="0"/>
+            <w:insideV w:val="single" w:color="000000" w:sz="2" w:space="0"/>
+          </w:tblBorders>
           <w:tblCellMar>
             <w:top w:w="0" w:type="dxa"/>
             <w:left w:w="0" w:type="dxa"/>
@@ -8037,7 +8205,7 @@
           </w:tblCellMar>
         </w:tblPrEx>
         <w:trPr>
-          <w:trHeight w:val="423"/>
+          <w:trHeight w:val="423" w:hRule="atLeast"/>
           <w:jc w:val="center"/>
         </w:trPr>
         <w:tc>
@@ -8054,7 +8222,7 @@
               <w:spacing w:before="99"/>
               <w:jc w:val="center"/>
               <w:rPr>
-                <w:rFonts w:ascii="宋体" w:eastAsia="宋体" w:hAnsi="宋体" w:cs="宋体" w:hint="eastAsia"/>
+                <w:rFonts w:hint="eastAsia" w:ascii="宋体" w:hAnsi="宋体" w:eastAsia="宋体" w:cs="宋体"/>
                 <w:sz w:val="22"/>
                 <w:szCs w:val="22"/>
               </w:rPr>
@@ -8071,7 +8239,7 @@
               <w:spacing w:before="100" w:line="219" w:lineRule="auto"/>
               <w:ind w:left="111"/>
               <w:rPr>
-                <w:rFonts w:ascii="宋体" w:eastAsia="宋体" w:hAnsi="宋体" w:cs="宋体" w:hint="eastAsia"/>
+                <w:rFonts w:hint="eastAsia" w:ascii="宋体" w:hAnsi="宋体" w:eastAsia="宋体" w:cs="宋体"/>
                 <w:sz w:val="22"/>
                 <w:szCs w:val="22"/>
                 <w:lang w:eastAsia="zh-CN"/>
@@ -8079,7 +8247,7 @@
             </w:pPr>
             <w:r>
               <w:rPr>
-                <w:rFonts w:ascii="宋体" w:eastAsia="宋体" w:hAnsi="宋体" w:cs="宋体" w:hint="eastAsia"/>
+                <w:rFonts w:hint="eastAsia" w:ascii="宋体" w:hAnsi="宋体" w:eastAsia="宋体" w:cs="宋体"/>
                 <w:sz w:val="22"/>
                 <w:szCs w:val="22"/>
                 <w:lang w:eastAsia="zh-CN"/>
@@ -8098,14 +8266,14 @@
               <w:spacing w:before="100" w:line="219" w:lineRule="auto"/>
               <w:ind w:left="113"/>
               <w:rPr>
-                <w:rFonts w:ascii="宋体" w:eastAsia="宋体" w:hAnsi="宋体" w:cs="宋体" w:hint="eastAsia"/>
+                <w:rFonts w:hint="eastAsia" w:ascii="宋体" w:hAnsi="宋体" w:eastAsia="宋体" w:cs="宋体"/>
                 <w:sz w:val="22"/>
                 <w:szCs w:val="22"/>
               </w:rPr>
             </w:pPr>
             <w:r>
               <w:rPr>
-                <w:rFonts w:ascii="宋体" w:eastAsia="宋体" w:hAnsi="宋体" w:cs="宋体" w:hint="eastAsia"/>
+                <w:rFonts w:hint="eastAsia" w:ascii="宋体" w:hAnsi="宋体" w:eastAsia="宋体" w:cs="宋体"/>
                 <w:sz w:val="22"/>
                 <w:szCs w:val="22"/>
                 <w:lang w:eastAsia="zh-CN"/>
@@ -8118,7 +8286,7 @@
     </w:tbl>
     <w:p>
       <w:pPr>
-        <w:pStyle w:val="1"/>
+        <w:pStyle w:val="28"/>
         <w:keepNext w:val="0"/>
         <w:keepLines w:val="0"/>
         <w:widowControl w:val="0"/>
@@ -8126,7 +8294,7 @@
           <w:lang w:eastAsia="zh-CN"/>
         </w:rPr>
       </w:pPr>
-      <w:bookmarkStart w:id="17" w:name="_Toc22794"/>
+      <w:bookmarkStart w:id="16" w:name="_Toc22794"/>
       <w:r>
         <w:rPr>
           <w:rFonts w:hint="eastAsia"/>
@@ -8134,11 +8302,11 @@
         </w:rPr>
         <w:t>新技术展望</w:t>
       </w:r>
-      <w:bookmarkEnd w:id="17"/>
+      <w:bookmarkEnd w:id="16"/>
     </w:p>
     <w:p>
       <w:pPr>
-        <w:pStyle w:val="a1"/>
+        <w:pStyle w:val="29"/>
         <w:widowControl w:val="0"/>
         <w:ind w:firstLine="480"/>
       </w:pPr>
@@ -8148,7 +8316,7 @@
     </w:p>
     <w:p>
       <w:pPr>
-        <w:pStyle w:val="a1"/>
+        <w:pStyle w:val="29"/>
         <w:widowControl w:val="0"/>
         <w:ind w:firstLine="480"/>
       </w:pPr>
@@ -8157,10 +8325,10 @@
       </w:r>
     </w:p>
     <w:sectPr>
-      <w:headerReference w:type="default" r:id="rId4"/>
+      <w:headerReference r:id="rId3" w:type="default"/>
       <w:pgSz w:w="11906" w:h="16838"/>
       <w:pgMar w:top="1417" w:right="1800" w:bottom="1440" w:left="1800" w:header="1140" w:footer="992" w:gutter="0"/>
-      <w:cols w:num="1" w:space="425"/>
+      <w:cols w:space="425" w:num="1"/>
       <w:docGrid w:type="lines" w:linePitch="312" w:charSpace="0"/>
     </w:sectPr>
   </w:body>
@@ -8168,12 +8336,12 @@
 </file>
 
 <file path=word/header1.xml><?xml version="1.0" encoding="utf-8"?>
-<w:hdr xmlns:wpc="http://schemas.microsoft.com/office/word/2010/wordprocessingCanvas" xmlns:mc="http://schemas.openxmlformats.org/markup-compatibility/2006" xmlns:o="urn:schemas-microsoft-com:office:office" xmlns:r="http://schemas.openxmlformats.org/officeDocument/2006/relationships" xmlns:m="http://schemas.openxmlformats.org/officeDocument/2006/math" xmlns:v="urn:schemas-microsoft-com:vml" xmlns:wp14="http://schemas.microsoft.com/office/word/2010/wordprocessingDrawing" xmlns:wp="http://schemas.openxmlformats.org/drawingml/2006/wordprocessingDrawing" xmlns:w10="urn:schemas-microsoft-com:office:word" xmlns:w="http://schemas.openxmlformats.org/wordprocessingml/2006/main" xmlns:w14="http://schemas.microsoft.com/office/word/2010/wordml" xmlns:w15="http://schemas.microsoft.com/office/word/2012/wordml" xmlns:wne="http://schemas.microsoft.com/office/word/2006/wordml" xmlns:wpg="http://schemas.microsoft.com/office/word/2010/wordprocessingGroup" xmlns:wpi="http://schemas.microsoft.com/office/word/2010/wordprocessingInk" xmlns:wps="http://schemas.microsoft.com/office/word/2010/wordprocessingShape" mc:Ignorable="w14 w15 wp14">
+<w:hdr xmlns:wpc="http://schemas.microsoft.com/office/word/2010/wordprocessingCanvas" xmlns:mc="http://schemas.openxmlformats.org/markup-compatibility/2006" xmlns:o="urn:schemas-microsoft-com:office:office" xmlns:r="http://schemas.openxmlformats.org/officeDocument/2006/relationships" xmlns:m="http://schemas.openxmlformats.org/officeDocument/2006/math" xmlns:v="urn:schemas-microsoft-com:vml" xmlns:wp14="http://schemas.microsoft.com/office/word/2010/wordprocessingDrawing" xmlns:wp="http://schemas.openxmlformats.org/drawingml/2006/wordprocessingDrawing" xmlns:w10="urn:schemas-microsoft-com:office:word" xmlns:w="http://schemas.openxmlformats.org/wordprocessingml/2006/main" xmlns:w14="http://schemas.microsoft.com/office/word/2010/wordml" xmlns:w15="http://schemas.microsoft.com/office/word/2012/wordml" xmlns:wpg="http://schemas.microsoft.com/office/word/2010/wordprocessingGroup" xmlns:wpi="http://schemas.microsoft.com/office/word/2010/wordprocessingInk" xmlns:wne="http://schemas.microsoft.com/office/word/2006/wordml" xmlns:wps="http://schemas.microsoft.com/office/word/2010/wordprocessingShape" xmlns:wpsCustomData="http://www.wps.cn/officeDocument/2013/wpsCustomData" mc:Ignorable="w14 w15 wp14">
   <w:p>
     <w:pPr>
-      <w:pStyle w:val="Header"/>
+      <w:pStyle w:val="15"/>
       <w:pBdr>
-        <w:bottom w:val="single" w:sz="4" w:space="1" w:color="auto"/>
+        <w:bottom w:val="single" w:color="auto" w:sz="4" w:space="1"/>
       </w:pBdr>
       <w:jc w:val="right"/>
       <w:rPr>
@@ -8183,7 +8351,7 @@
     </w:pPr>
     <w:r>
       <w:rPr>
-        <w:rFonts w:eastAsiaTheme="minorEastAsia" w:hint="eastAsia"/>
+        <w:rFonts w:hint="eastAsia" w:eastAsiaTheme="minorEastAsia"/>
         <w:lang w:eastAsia="zh-CN"/>
       </w:rPr>
       <w:t>天津通海信息技术有限公司</w:t>
@@ -8193,12 +8361,12 @@
 </file>
 
 <file path=word/numbering.xml><?xml version="1.0" encoding="utf-8"?>
-<w:numbering xmlns:wpc="http://schemas.microsoft.com/office/word/2010/wordprocessingCanvas" xmlns:mc="http://schemas.openxmlformats.org/markup-compatibility/2006" xmlns:o="urn:schemas-microsoft-com:office:office" xmlns:r="http://schemas.openxmlformats.org/officeDocument/2006/relationships" xmlns:m="http://schemas.openxmlformats.org/officeDocument/2006/math" xmlns:v="urn:schemas-microsoft-com:vml" xmlns:wp14="http://schemas.microsoft.com/office/word/2010/wordprocessingDrawing" xmlns:wp="http://schemas.openxmlformats.org/drawingml/2006/wordprocessingDrawing" xmlns:w10="urn:schemas-microsoft-com:office:word" xmlns:w="http://schemas.openxmlformats.org/wordprocessingml/2006/main" xmlns:w14="http://schemas.microsoft.com/office/word/2010/wordml" xmlns:w15="http://schemas.microsoft.com/office/word/2012/wordml" xmlns:wne="http://schemas.microsoft.com/office/word/2006/wordml" xmlns:wpg="http://schemas.microsoft.com/office/word/2010/wordprocessingGroup" xmlns:wpi="http://schemas.microsoft.com/office/word/2010/wordprocessingInk" xmlns:wps="http://schemas.microsoft.com/office/word/2010/wordprocessingShape" mc:Ignorable="w14 w15 wp14">
+<w:numbering xmlns:wpc="http://schemas.microsoft.com/office/word/2010/wordprocessingCanvas" xmlns:mc="http://schemas.openxmlformats.org/markup-compatibility/2006" xmlns:o="urn:schemas-microsoft-com:office:office" xmlns:r="http://schemas.openxmlformats.org/officeDocument/2006/relationships" xmlns:m="http://schemas.openxmlformats.org/officeDocument/2006/math" xmlns:v="urn:schemas-microsoft-com:vml" xmlns:wp14="http://schemas.microsoft.com/office/word/2010/wordprocessingDrawing" xmlns:wp="http://schemas.openxmlformats.org/drawingml/2006/wordprocessingDrawing" xmlns:w10="urn:schemas-microsoft-com:office:word" xmlns:w="http://schemas.openxmlformats.org/wordprocessingml/2006/main" xmlns:w14="http://schemas.microsoft.com/office/word/2010/wordml" xmlns:wpg="http://schemas.microsoft.com/office/word/2010/wordprocessingGroup" xmlns:wpi="http://schemas.microsoft.com/office/word/2010/wordprocessingInk" xmlns:wne="http://schemas.microsoft.com/office/word/2006/wordml" xmlns:wps="http://schemas.microsoft.com/office/word/2010/wordprocessingShape" xmlns:wpsCustomData="http://www.wps.cn/officeDocument/2013/wpsCustomData" mc:Ignorable="w14 wp14">
   <w:abstractNum w:abstractNumId="0">
     <w:nsid w:val="8BD1F4BC"/>
     <w:multiLevelType w:val="singleLevel"/>
     <w:tmpl w:val="8BD1F4BC"/>
-    <w:lvl w:ilvl="0">
+    <w:lvl w:ilvl="0" w:tentative="0">
       <w:start w:val="1"/>
       <w:numFmt w:val="decimal"/>
       <w:lvlText w:val="%1."/>
@@ -8215,7 +8383,7 @@
     <w:nsid w:val="8C91E336"/>
     <w:multiLevelType w:val="singleLevel"/>
     <w:tmpl w:val="8C91E336"/>
-    <w:lvl w:ilvl="0">
+    <w:lvl w:ilvl="0" w:tentative="0">
       <w:start w:val="1"/>
       <w:numFmt w:val="decimal"/>
       <w:lvlText w:val="%1."/>
@@ -8232,10 +8400,10 @@
     <w:nsid w:val="8E964DCE"/>
     <w:multiLevelType w:val="multilevel"/>
     <w:tmpl w:val="8E964DCE"/>
-    <w:lvl w:ilvl="0">
+    <w:lvl w:ilvl="0" w:tentative="0">
       <w:start w:val="1"/>
       <w:numFmt w:val="decimal"/>
-      <w:pStyle w:val="Heading1"/>
+      <w:pStyle w:val="2"/>
       <w:lvlText w:val="%1."/>
       <w:lvlJc w:val="left"/>
       <w:pPr>
@@ -8245,10 +8413,10 @@
         <w:rFonts w:hint="default"/>
       </w:rPr>
     </w:lvl>
-    <w:lvl w:ilvl="1">
+    <w:lvl w:ilvl="1" w:tentative="0">
       <w:start w:val="1"/>
       <w:numFmt w:val="decimal"/>
-      <w:pStyle w:val="Heading2"/>
+      <w:pStyle w:val="3"/>
       <w:lvlText w:val="%1.%2."/>
       <w:lvlJc w:val="left"/>
       <w:pPr>
@@ -8258,10 +8426,10 @@
         <w:rFonts w:hint="default"/>
       </w:rPr>
     </w:lvl>
-    <w:lvl w:ilvl="2">
+    <w:lvl w:ilvl="2" w:tentative="0">
       <w:start w:val="1"/>
       <w:numFmt w:val="decimal"/>
-      <w:pStyle w:val="Heading3"/>
+      <w:pStyle w:val="4"/>
       <w:lvlText w:val="%1.%2.%3."/>
       <w:lvlJc w:val="left"/>
       <w:pPr>
@@ -8271,10 +8439,10 @@
         <w:rFonts w:hint="default"/>
       </w:rPr>
     </w:lvl>
-    <w:lvl w:ilvl="3">
+    <w:lvl w:ilvl="3" w:tentative="0">
       <w:start w:val="1"/>
       <w:numFmt w:val="decimal"/>
-      <w:pStyle w:val="Heading4"/>
+      <w:pStyle w:val="5"/>
       <w:lvlText w:val="%1.%2.%3.%4."/>
       <w:lvlJc w:val="left"/>
       <w:pPr>
@@ -8284,10 +8452,10 @@
         <w:rFonts w:hint="default"/>
       </w:rPr>
     </w:lvl>
-    <w:lvl w:ilvl="4">
+    <w:lvl w:ilvl="4" w:tentative="0">
       <w:start w:val="1"/>
       <w:numFmt w:val="decimal"/>
-      <w:pStyle w:val="Heading5"/>
+      <w:pStyle w:val="6"/>
       <w:lvlText w:val="%1.%2.%3.%4.%5."/>
       <w:lvlJc w:val="left"/>
       <w:pPr>
@@ -8297,10 +8465,10 @@
         <w:rFonts w:hint="default"/>
       </w:rPr>
     </w:lvl>
-    <w:lvl w:ilvl="5">
+    <w:lvl w:ilvl="5" w:tentative="0">
       <w:start w:val="1"/>
       <w:numFmt w:val="decimal"/>
-      <w:pStyle w:val="Heading6"/>
+      <w:pStyle w:val="7"/>
       <w:lvlText w:val="%1.%2.%3.%4.%5.%6."/>
       <w:lvlJc w:val="left"/>
       <w:pPr>
@@ -8310,10 +8478,10 @@
         <w:rFonts w:hint="default"/>
       </w:rPr>
     </w:lvl>
-    <w:lvl w:ilvl="6">
+    <w:lvl w:ilvl="6" w:tentative="0">
       <w:start w:val="1"/>
       <w:numFmt w:val="decimal"/>
-      <w:pStyle w:val="Heading7"/>
+      <w:pStyle w:val="8"/>
       <w:lvlText w:val="%1.%2.%3.%4.%5.%6.%7."/>
       <w:lvlJc w:val="left"/>
       <w:pPr>
@@ -8323,10 +8491,10 @@
         <w:rFonts w:hint="default"/>
       </w:rPr>
     </w:lvl>
-    <w:lvl w:ilvl="7">
+    <w:lvl w:ilvl="7" w:tentative="0">
       <w:start w:val="1"/>
       <w:numFmt w:val="decimal"/>
-      <w:pStyle w:val="Heading8"/>
+      <w:pStyle w:val="9"/>
       <w:lvlText w:val="%1.%2.%3.%4.%5.%6.%7.%8."/>
       <w:lvlJc w:val="left"/>
       <w:pPr>
@@ -8336,10 +8504,10 @@
         <w:rFonts w:hint="default"/>
       </w:rPr>
     </w:lvl>
-    <w:lvl w:ilvl="8">
+    <w:lvl w:ilvl="8" w:tentative="0">
       <w:start w:val="1"/>
       <w:numFmt w:val="decimal"/>
-      <w:pStyle w:val="Heading9"/>
+      <w:pStyle w:val="10"/>
       <w:lvlText w:val="%1.%2.%3.%4.%5.%6.%7.%8.%9."/>
       <w:lvlJc w:val="left"/>
       <w:pPr>
@@ -8354,7 +8522,7 @@
     <w:nsid w:val="9FCD5EB3"/>
     <w:multiLevelType w:val="singleLevel"/>
     <w:tmpl w:val="9FCD5EB3"/>
-    <w:lvl w:ilvl="0">
+    <w:lvl w:ilvl="0" w:tentative="0">
       <w:start w:val="1"/>
       <w:numFmt w:val="decimal"/>
       <w:lvlText w:val="%1."/>
@@ -8371,7 +8539,7 @@
     <w:nsid w:val="CBF32B16"/>
     <w:multiLevelType w:val="singleLevel"/>
     <w:tmpl w:val="CBF32B16"/>
-    <w:lvl w:ilvl="0">
+    <w:lvl w:ilvl="0" w:tentative="0">
       <w:start w:val="1"/>
       <w:numFmt w:val="decimal"/>
       <w:lvlText w:val="%1."/>
@@ -8388,7 +8556,7 @@
     <w:nsid w:val="DBD18425"/>
     <w:multiLevelType w:val="singleLevel"/>
     <w:tmpl w:val="DBD18425"/>
-    <w:lvl w:ilvl="0">
+    <w:lvl w:ilvl="0" w:tentative="0">
       <w:start w:val="1"/>
       <w:numFmt w:val="decimal"/>
       <w:lvlText w:val="%1."/>
@@ -8405,7 +8573,7 @@
     <w:nsid w:val="E45434A0"/>
     <w:multiLevelType w:val="singleLevel"/>
     <w:tmpl w:val="E45434A0"/>
-    <w:lvl w:ilvl="0">
+    <w:lvl w:ilvl="0" w:tentative="0">
       <w:start w:val="1"/>
       <w:numFmt w:val="decimal"/>
       <w:lvlText w:val="%1."/>
@@ -8422,7 +8590,7 @@
     <w:nsid w:val="E4C4C4CB"/>
     <w:multiLevelType w:val="singleLevel"/>
     <w:tmpl w:val="E4C4C4CB"/>
-    <w:lvl w:ilvl="0">
+    <w:lvl w:ilvl="0" w:tentative="0">
       <w:start w:val="1"/>
       <w:numFmt w:val="decimal"/>
       <w:lvlText w:val="%1."/>
@@ -8439,7 +8607,7 @@
     <w:nsid w:val="F3EBFA7E"/>
     <w:multiLevelType w:val="singleLevel"/>
     <w:tmpl w:val="F3EBFA7E"/>
-    <w:lvl w:ilvl="0">
+    <w:lvl w:ilvl="0" w:tentative="0">
       <w:start w:val="1"/>
       <w:numFmt w:val="decimal"/>
       <w:lvlText w:val="%1."/>
@@ -8456,7 +8624,7 @@
     <w:nsid w:val="309DACC9"/>
     <w:multiLevelType w:val="singleLevel"/>
     <w:tmpl w:val="309DACC9"/>
-    <w:lvl w:ilvl="0">
+    <w:lvl w:ilvl="0" w:tentative="0">
       <w:start w:val="1"/>
       <w:numFmt w:val="decimal"/>
       <w:lvlText w:val="%1."/>
@@ -8473,7 +8641,7 @@
     <w:nsid w:val="4E7994DE"/>
     <w:multiLevelType w:val="singleLevel"/>
     <w:tmpl w:val="4E7994DE"/>
-    <w:lvl w:ilvl="0">
+    <w:lvl w:ilvl="0" w:tentative="0">
       <w:start w:val="1"/>
       <w:numFmt w:val="decimal"/>
       <w:lvlText w:val="%1."/>
@@ -8490,7 +8658,7 @@
     <w:nsid w:val="6A28AFB9"/>
     <w:multiLevelType w:val="singleLevel"/>
     <w:tmpl w:val="6A28AFB9"/>
-    <w:lvl w:ilvl="0">
+    <w:lvl w:ilvl="0" w:tentative="0">
       <w:start w:val="1"/>
       <w:numFmt w:val="decimal"/>
       <w:lvlText w:val="%1."/>
@@ -8543,268 +8711,270 @@
 </file>
 
 <file path=word/styles.xml><?xml version="1.0" encoding="utf-8"?>
-<w:styles xmlns:mc="http://schemas.openxmlformats.org/markup-compatibility/2006" xmlns:r="http://schemas.openxmlformats.org/officeDocument/2006/relationships" xmlns:w="http://schemas.openxmlformats.org/wordprocessingml/2006/main" xmlns:w14="http://schemas.microsoft.com/office/word/2010/wordml" xmlns:w15="http://schemas.microsoft.com/office/word/2012/wordml" mc:Ignorable="w14 w15">
+<w:styles xmlns:mc="http://schemas.openxmlformats.org/markup-compatibility/2006" xmlns:o="urn:schemas-microsoft-com:office:office" xmlns:r="http://schemas.openxmlformats.org/officeDocument/2006/relationships" xmlns:m="http://schemas.openxmlformats.org/officeDocument/2006/math" xmlns:v="urn:schemas-microsoft-com:vml" xmlns:w="http://schemas.openxmlformats.org/wordprocessingml/2006/main" xmlns:w14="http://schemas.microsoft.com/office/word/2010/wordml" xmlns:w10="urn:schemas-microsoft-com:office:word" xmlns:sl="http://schemas.openxmlformats.org/schemaLibrary/2006/main" xmlns:wpsCustomData="http://www.wps.cn/officeDocument/2013/wpsCustomData" mc:Ignorable="w14">
   <w:docDefaults>
     <w:rPrDefault>
       <w:rPr>
-        <w:rFonts w:ascii="Times New Roman" w:eastAsia="宋体" w:hAnsi="Times New Roman" w:cs="Times New Roman"/>
+        <w:rFonts w:ascii="Times New Roman" w:hAnsi="Times New Roman" w:eastAsia="宋体" w:cs="Times New Roman"/>
       </w:rPr>
     </w:rPrDefault>
     <w:pPrDefault/>
   </w:docDefaults>
-  <w:latentStyles w:defLockedState="0" w:defUIPriority="99" w:defSemiHidden="1" w:defUnhideWhenUsed="1" w:defQFormat="0" w:count="260">
-    <w:lsdException w:name="Normal" w:uiPriority="0" w:unhideWhenUsed="0" w:qFormat="1"/>
-    <w:lsdException w:name="heading 1" w:semiHidden="0" w:uiPriority="0" w:unhideWhenUsed="0" w:qFormat="1"/>
-    <w:lsdException w:name="heading 2" w:semiHidden="0" w:uiPriority="0" w:qFormat="1"/>
-    <w:lsdException w:name="heading 3" w:uiPriority="0" w:qFormat="1"/>
-    <w:lsdException w:name="heading 4" w:semiHidden="0" w:uiPriority="0" w:qFormat="1"/>
-    <w:lsdException w:name="heading 5" w:uiPriority="0" w:qFormat="1"/>
-    <w:lsdException w:name="heading 6" w:uiPriority="0" w:qFormat="1"/>
-    <w:lsdException w:name="heading 7" w:uiPriority="0" w:qFormat="1"/>
-    <w:lsdException w:name="heading 8" w:uiPriority="0" w:qFormat="1"/>
-    <w:lsdException w:name="heading 9" w:uiPriority="0" w:qFormat="1"/>
-    <w:lsdException w:name="index 1" w:semiHidden="0" w:uiPriority="0" w:unhideWhenUsed="0"/>
-    <w:lsdException w:name="index 2" w:semiHidden="0" w:uiPriority="0" w:unhideWhenUsed="0"/>
-    <w:lsdException w:name="index 3" w:semiHidden="0" w:uiPriority="0" w:unhideWhenUsed="0"/>
-    <w:lsdException w:name="index 4" w:semiHidden="0" w:uiPriority="0" w:unhideWhenUsed="0"/>
-    <w:lsdException w:name="index 5" w:semiHidden="0" w:uiPriority="0" w:unhideWhenUsed="0"/>
-    <w:lsdException w:name="index 6" w:semiHidden="0" w:uiPriority="0" w:unhideWhenUsed="0"/>
-    <w:lsdException w:name="index 7" w:semiHidden="0" w:uiPriority="0" w:unhideWhenUsed="0"/>
-    <w:lsdException w:name="index 8" w:semiHidden="0" w:uiPriority="0" w:unhideWhenUsed="0"/>
-    <w:lsdException w:name="index 9" w:semiHidden="0" w:uiPriority="0" w:unhideWhenUsed="0"/>
-    <w:lsdException w:name="toc 1" w:semiHidden="0" w:uiPriority="0" w:unhideWhenUsed="0" w:qFormat="1"/>
-    <w:lsdException w:name="toc 2" w:semiHidden="0" w:uiPriority="0" w:unhideWhenUsed="0" w:qFormat="1"/>
-    <w:lsdException w:name="toc 3" w:semiHidden="0" w:uiPriority="0" w:unhideWhenUsed="0" w:qFormat="1"/>
-    <w:lsdException w:name="toc 4" w:semiHidden="0" w:uiPriority="0" w:unhideWhenUsed="0"/>
-    <w:lsdException w:name="toc 5" w:semiHidden="0" w:uiPriority="0" w:unhideWhenUsed="0"/>
-    <w:lsdException w:name="toc 6" w:semiHidden="0" w:uiPriority="0" w:unhideWhenUsed="0"/>
-    <w:lsdException w:name="toc 7" w:semiHidden="0" w:uiPriority="0" w:unhideWhenUsed="0"/>
-    <w:lsdException w:name="toc 8" w:semiHidden="0" w:uiPriority="0" w:unhideWhenUsed="0"/>
-    <w:lsdException w:name="toc 9" w:semiHidden="0" w:uiPriority="0" w:unhideWhenUsed="0"/>
-    <w:lsdException w:name="Normal Indent" w:semiHidden="0" w:uiPriority="0" w:unhideWhenUsed="0"/>
-    <w:lsdException w:name="footnote text" w:semiHidden="0" w:uiPriority="0" w:unhideWhenUsed="0"/>
-    <w:lsdException w:name="annotation text" w:semiHidden="0" w:uiPriority="0" w:unhideWhenUsed="0" w:qFormat="1"/>
-    <w:lsdException w:name="header" w:semiHidden="0" w:uiPriority="0" w:unhideWhenUsed="0" w:qFormat="1"/>
-    <w:lsdException w:name="footer" w:semiHidden="0" w:uiPriority="0" w:unhideWhenUsed="0" w:qFormat="1"/>
-    <w:lsdException w:name="index heading" w:semiHidden="0" w:uiPriority="0" w:unhideWhenUsed="0"/>
-    <w:lsdException w:name="caption" w:uiPriority="0" w:qFormat="1"/>
-    <w:lsdException w:name="table of figures" w:semiHidden="0" w:uiPriority="0" w:unhideWhenUsed="0"/>
-    <w:lsdException w:name="envelope address" w:semiHidden="0" w:uiPriority="0" w:unhideWhenUsed="0"/>
-    <w:lsdException w:name="envelope return" w:semiHidden="0" w:uiPriority="0" w:unhideWhenUsed="0"/>
-    <w:lsdException w:name="footnote reference" w:semiHidden="0" w:uiPriority="0" w:unhideWhenUsed="0"/>
-    <w:lsdException w:name="annotation reference" w:semiHidden="0" w:uiPriority="0" w:unhideWhenUsed="0"/>
-    <w:lsdException w:name="line number" w:semiHidden="0" w:uiPriority="0" w:unhideWhenUsed="0"/>
-    <w:lsdException w:name="page number" w:semiHidden="0" w:uiPriority="0" w:unhideWhenUsed="0"/>
-    <w:lsdException w:name="endnote reference" w:semiHidden="0" w:uiPriority="0" w:unhideWhenUsed="0"/>
-    <w:lsdException w:name="endnote text" w:semiHidden="0" w:uiPriority="0" w:unhideWhenUsed="0"/>
-    <w:lsdException w:name="table of authorities" w:semiHidden="0" w:uiPriority="0" w:unhideWhenUsed="0"/>
-    <w:lsdException w:name="macro" w:semiHidden="0" w:uiPriority="0" w:unhideWhenUsed="0"/>
-    <w:lsdException w:name="toa heading" w:semiHidden="0" w:uiPriority="0" w:unhideWhenUsed="0"/>
-    <w:lsdException w:name="List" w:semiHidden="0" w:uiPriority="0" w:unhideWhenUsed="0"/>
-    <w:lsdException w:name="List Bullet" w:semiHidden="0" w:uiPriority="0" w:unhideWhenUsed="0"/>
-    <w:lsdException w:name="List Number" w:semiHidden="0" w:uiPriority="0" w:unhideWhenUsed="0"/>
-    <w:lsdException w:name="List 2" w:semiHidden="0" w:uiPriority="0" w:unhideWhenUsed="0"/>
-    <w:lsdException w:name="List 3" w:semiHidden="0" w:uiPriority="0" w:unhideWhenUsed="0"/>
-    <w:lsdException w:name="List 4" w:semiHidden="0" w:uiPriority="0" w:unhideWhenUsed="0"/>
-    <w:lsdException w:name="List 5" w:semiHidden="0" w:uiPriority="0" w:unhideWhenUsed="0"/>
-    <w:lsdException w:name="List Bullet 2" w:semiHidden="0" w:uiPriority="0" w:unhideWhenUsed="0"/>
-    <w:lsdException w:name="List Bullet 3" w:semiHidden="0" w:uiPriority="0" w:unhideWhenUsed="0"/>
-    <w:lsdException w:name="List Bullet 4" w:semiHidden="0" w:uiPriority="0" w:unhideWhenUsed="0"/>
-    <w:lsdException w:name="List Bullet 5" w:semiHidden="0" w:uiPriority="0" w:unhideWhenUsed="0"/>
-    <w:lsdException w:name="List Number 2" w:semiHidden="0" w:uiPriority="0" w:unhideWhenUsed="0"/>
-    <w:lsdException w:name="List Number 3" w:semiHidden="0" w:uiPriority="0" w:unhideWhenUsed="0"/>
-    <w:lsdException w:name="List Number 4" w:semiHidden="0" w:uiPriority="0" w:unhideWhenUsed="0"/>
-    <w:lsdException w:name="List Number 5" w:semiHidden="0" w:uiPriority="0" w:unhideWhenUsed="0"/>
-    <w:lsdException w:name="Title" w:semiHidden="0" w:uiPriority="0" w:unhideWhenUsed="0" w:qFormat="1"/>
-    <w:lsdException w:name="Closing" w:semiHidden="0" w:uiPriority="0" w:unhideWhenUsed="0"/>
-    <w:lsdException w:name="Signature" w:semiHidden="0" w:uiPriority="0" w:unhideWhenUsed="0"/>
-    <w:lsdException w:name="Default Paragraph Font" w:uiPriority="1" w:qFormat="1"/>
-    <w:lsdException w:name="Body Text" w:uiPriority="0" w:unhideWhenUsed="0" w:qFormat="1"/>
-    <w:lsdException w:name="Body Text Indent" w:semiHidden="0" w:uiPriority="0" w:unhideWhenUsed="0"/>
-    <w:lsdException w:name="List Continue" w:semiHidden="0" w:uiPriority="0" w:unhideWhenUsed="0"/>
-    <w:lsdException w:name="List Continue 2" w:semiHidden="0" w:uiPriority="0" w:unhideWhenUsed="0"/>
-    <w:lsdException w:name="List Continue 3" w:semiHidden="0" w:uiPriority="0" w:unhideWhenUsed="0"/>
-    <w:lsdException w:name="List Continue 4" w:semiHidden="0" w:uiPriority="0" w:unhideWhenUsed="0"/>
-    <w:lsdException w:name="List Continue 5" w:semiHidden="0" w:uiPriority="0" w:unhideWhenUsed="0"/>
-    <w:lsdException w:name="Message Header" w:semiHidden="0" w:uiPriority="0" w:unhideWhenUsed="0"/>
-    <w:lsdException w:name="Subtitle" w:semiHidden="0" w:uiPriority="0" w:unhideWhenUsed="0" w:qFormat="1"/>
-    <w:lsdException w:name="Salutation" w:semiHidden="0" w:uiPriority="0" w:unhideWhenUsed="0"/>
-    <w:lsdException w:name="Date" w:semiHidden="0" w:uiPriority="0" w:unhideWhenUsed="0"/>
-    <w:lsdException w:name="Body Text First Indent" w:semiHidden="0" w:uiPriority="0" w:unhideWhenUsed="0"/>
-    <w:lsdException w:name="Body Text First Indent 2" w:semiHidden="0" w:uiPriority="0" w:unhideWhenUsed="0"/>
-    <w:lsdException w:name="Body Text 2" w:semiHidden="0" w:uiPriority="0" w:unhideWhenUsed="0"/>
-    <w:lsdException w:name="Body Text 3" w:semiHidden="0" w:uiPriority="0" w:unhideWhenUsed="0"/>
-    <w:lsdException w:name="Body Text Indent 2" w:semiHidden="0" w:uiPriority="0" w:unhideWhenUsed="0"/>
-    <w:lsdException w:name="Body Text Indent 3" w:semiHidden="0" w:uiPriority="0" w:unhideWhenUsed="0"/>
-    <w:lsdException w:name="Block Text" w:semiHidden="0" w:uiPriority="0" w:unhideWhenUsed="0"/>
-    <w:lsdException w:name="Hyperlink" w:semiHidden="0" w:uiPriority="0" w:unhideWhenUsed="0"/>
-    <w:lsdException w:name="FollowedHyperlink" w:semiHidden="0" w:uiPriority="0" w:unhideWhenUsed="0"/>
-    <w:lsdException w:name="Strong" w:semiHidden="0" w:uiPriority="0" w:unhideWhenUsed="0" w:qFormat="1"/>
-    <w:lsdException w:name="Emphasis" w:semiHidden="0" w:uiPriority="0" w:unhideWhenUsed="0" w:qFormat="1"/>
-    <w:lsdException w:name="Document Map" w:semiHidden="0" w:uiPriority="0" w:unhideWhenUsed="0"/>
-    <w:lsdException w:name="Plain Text" w:semiHidden="0" w:uiPriority="0" w:unhideWhenUsed="0"/>
-    <w:lsdException w:name="E-mail Signature" w:semiHidden="0" w:uiPriority="0" w:unhideWhenUsed="0"/>
-    <w:lsdException w:name="Normal (Web)" w:semiHidden="0" w:uiPriority="0" w:unhideWhenUsed="0" w:qFormat="1"/>
-    <w:lsdException w:name="HTML Acronym" w:semiHidden="0" w:uiPriority="0" w:unhideWhenUsed="0"/>
-    <w:lsdException w:name="HTML Address" w:semiHidden="0" w:uiPriority="0" w:unhideWhenUsed="0"/>
-    <w:lsdException w:name="HTML Cite" w:semiHidden="0" w:uiPriority="0" w:unhideWhenUsed="0"/>
-    <w:lsdException w:name="HTML Code" w:semiHidden="0" w:uiPriority="0" w:unhideWhenUsed="0"/>
-    <w:lsdException w:name="HTML Definition" w:semiHidden="0" w:uiPriority="0" w:unhideWhenUsed="0"/>
-    <w:lsdException w:name="HTML Keyboard" w:semiHidden="0" w:uiPriority="0" w:unhideWhenUsed="0"/>
-    <w:lsdException w:name="HTML Preformatted" w:semiHidden="0" w:uiPriority="0" w:unhideWhenUsed="0"/>
-    <w:lsdException w:name="HTML Sample" w:semiHidden="0" w:uiPriority="0" w:unhideWhenUsed="0"/>
-    <w:lsdException w:name="HTML Typewriter" w:semiHidden="0" w:uiPriority="0" w:unhideWhenUsed="0"/>
-    <w:lsdException w:name="HTML Variable" w:semiHidden="0" w:uiPriority="0" w:unhideWhenUsed="0"/>
-    <w:lsdException w:name="Normal Table" w:qFormat="1"/>
-    <w:lsdException w:name="annotation subject" w:semiHidden="0" w:uiPriority="0" w:unhideWhenUsed="0"/>
-    <w:lsdException w:name="Table Simple 1" w:uiPriority="0"/>
-    <w:lsdException w:name="Table Simple 2" w:uiPriority="0"/>
-    <w:lsdException w:name="Table Simple 3" w:uiPriority="0"/>
-    <w:lsdException w:name="Table Classic 1" w:uiPriority="0"/>
-    <w:lsdException w:name="Table Classic 2" w:uiPriority="0"/>
-    <w:lsdException w:name="Table Classic 3" w:uiPriority="0"/>
-    <w:lsdException w:name="Table Classic 4" w:uiPriority="0"/>
-    <w:lsdException w:name="Table Colorful 1" w:uiPriority="0"/>
-    <w:lsdException w:name="Table Colorful 2" w:uiPriority="0"/>
-    <w:lsdException w:name="Table Colorful 3" w:uiPriority="0"/>
-    <w:lsdException w:name="Table Columns 1" w:uiPriority="0"/>
-    <w:lsdException w:name="Table Columns 2" w:uiPriority="0"/>
-    <w:lsdException w:name="Table Columns 3" w:uiPriority="0"/>
-    <w:lsdException w:name="Table Columns 4" w:uiPriority="0"/>
-    <w:lsdException w:name="Table Columns 5" w:uiPriority="0"/>
-    <w:lsdException w:name="Table Grid 1" w:uiPriority="0"/>
-    <w:lsdException w:name="Table Grid 2" w:uiPriority="0"/>
-    <w:lsdException w:name="Table Grid 3" w:uiPriority="0"/>
-    <w:lsdException w:name="Table Grid 4" w:uiPriority="0"/>
-    <w:lsdException w:name="Table Grid 5" w:uiPriority="0"/>
-    <w:lsdException w:name="Table Grid 6" w:uiPriority="0"/>
-    <w:lsdException w:name="Table Grid 7" w:uiPriority="0"/>
-    <w:lsdException w:name="Table Grid 8" w:uiPriority="0"/>
-    <w:lsdException w:name="Table List 1" w:uiPriority="0"/>
-    <w:lsdException w:name="Table List 2" w:uiPriority="0"/>
-    <w:lsdException w:name="Table List 3" w:uiPriority="0"/>
-    <w:lsdException w:name="Table List 4" w:uiPriority="0"/>
-    <w:lsdException w:name="Table List 5" w:uiPriority="0"/>
-    <w:lsdException w:name="Table List 6" w:uiPriority="0"/>
-    <w:lsdException w:name="Table List 7" w:uiPriority="0"/>
-    <w:lsdException w:name="Table List 8" w:uiPriority="0"/>
-    <w:lsdException w:name="Table 3D effects 1" w:uiPriority="0"/>
-    <w:lsdException w:name="Table 3D effects 2" w:uiPriority="0"/>
-    <w:lsdException w:name="Table 3D effects 3" w:uiPriority="0"/>
-    <w:lsdException w:name="Table Contemporary" w:uiPriority="0"/>
-    <w:lsdException w:name="Table Elegant" w:uiPriority="0"/>
-    <w:lsdException w:name="Table Professional" w:uiPriority="0"/>
-    <w:lsdException w:name="Table Subtle 1" w:uiPriority="0"/>
-    <w:lsdException w:name="Table Subtle 2" w:uiPriority="0"/>
-    <w:lsdException w:name="Table Web 1" w:uiPriority="0"/>
-    <w:lsdException w:name="Table Web 2" w:uiPriority="0"/>
-    <w:lsdException w:name="Table Web 3" w:uiPriority="0"/>
-    <w:lsdException w:name="Balloon Text" w:semiHidden="0" w:uiPriority="0" w:unhideWhenUsed="0"/>
-    <w:lsdException w:name="Table Grid" w:semiHidden="0" w:uiPriority="0" w:unhideWhenUsed="0" w:qFormat="1"/>
-    <w:lsdException w:name="Table Theme" w:uiPriority="0"/>
-    <w:lsdException w:name="Light Shading" w:semiHidden="0" w:uiPriority="60" w:unhideWhenUsed="0"/>
-    <w:lsdException w:name="Light List" w:semiHidden="0" w:uiPriority="61" w:unhideWhenUsed="0"/>
-    <w:lsdException w:name="Light Grid" w:semiHidden="0" w:uiPriority="62" w:unhideWhenUsed="0"/>
-    <w:lsdException w:name="Medium Shading 1" w:semiHidden="0" w:uiPriority="63" w:unhideWhenUsed="0"/>
-    <w:lsdException w:name="Medium Shading 2" w:semiHidden="0" w:uiPriority="64" w:unhideWhenUsed="0"/>
-    <w:lsdException w:name="Medium List 1" w:semiHidden="0" w:uiPriority="65" w:unhideWhenUsed="0"/>
-    <w:lsdException w:name="Medium List 2" w:semiHidden="0" w:uiPriority="66" w:unhideWhenUsed="0"/>
-    <w:lsdException w:name="Medium Grid 1" w:semiHidden="0" w:uiPriority="67" w:unhideWhenUsed="0"/>
-    <w:lsdException w:name="Medium Grid 2" w:semiHidden="0" w:uiPriority="68" w:unhideWhenUsed="0"/>
-    <w:lsdException w:name="Medium Grid 3" w:semiHidden="0" w:uiPriority="69" w:unhideWhenUsed="0"/>
-    <w:lsdException w:name="Dark List" w:semiHidden="0" w:uiPriority="70" w:unhideWhenUsed="0"/>
-    <w:lsdException w:name="Colorful Shading" w:semiHidden="0" w:uiPriority="71" w:unhideWhenUsed="0"/>
-    <w:lsdException w:name="Colorful List" w:semiHidden="0" w:uiPriority="72" w:unhideWhenUsed="0"/>
-    <w:lsdException w:name="Colorful Grid" w:semiHidden="0" w:uiPriority="73" w:unhideWhenUsed="0"/>
-    <w:lsdException w:name="Light Shading Accent 1" w:semiHidden="0" w:uiPriority="60" w:unhideWhenUsed="0"/>
-    <w:lsdException w:name="Light List Accent 1" w:semiHidden="0" w:uiPriority="61" w:unhideWhenUsed="0"/>
-    <w:lsdException w:name="Light Grid Accent 1" w:semiHidden="0" w:uiPriority="62" w:unhideWhenUsed="0"/>
-    <w:lsdException w:name="Medium Shading 1 Accent 1" w:semiHidden="0" w:uiPriority="63" w:unhideWhenUsed="0"/>
-    <w:lsdException w:name="Medium Shading 2 Accent 1" w:semiHidden="0" w:uiPriority="64" w:unhideWhenUsed="0"/>
-    <w:lsdException w:name="Medium List 1 Accent 1" w:semiHidden="0" w:uiPriority="65" w:unhideWhenUsed="0"/>
-    <w:lsdException w:name="Medium List 2 Accent 1" w:semiHidden="0" w:uiPriority="66" w:unhideWhenUsed="0"/>
-    <w:lsdException w:name="Medium Grid 1 Accent 1" w:semiHidden="0" w:uiPriority="67" w:unhideWhenUsed="0"/>
-    <w:lsdException w:name="Medium Grid 2 Accent 1" w:semiHidden="0" w:uiPriority="68" w:unhideWhenUsed="0"/>
-    <w:lsdException w:name="Medium Grid 3 Accent 1" w:semiHidden="0" w:uiPriority="69" w:unhideWhenUsed="0"/>
-    <w:lsdException w:name="Dark List Accent 1" w:semiHidden="0" w:uiPriority="70" w:unhideWhenUsed="0"/>
-    <w:lsdException w:name="Colorful Shading Accent 1" w:semiHidden="0" w:uiPriority="71" w:unhideWhenUsed="0"/>
-    <w:lsdException w:name="Colorful List Accent 1" w:semiHidden="0" w:uiPriority="72" w:unhideWhenUsed="0"/>
-    <w:lsdException w:name="Colorful Grid Accent 1" w:semiHidden="0" w:uiPriority="73" w:unhideWhenUsed="0"/>
-    <w:lsdException w:name="Light Shading Accent 2" w:semiHidden="0" w:uiPriority="60" w:unhideWhenUsed="0"/>
-    <w:lsdException w:name="Light List Accent 2" w:semiHidden="0" w:uiPriority="61" w:unhideWhenUsed="0"/>
-    <w:lsdException w:name="Light Grid Accent 2" w:semiHidden="0" w:uiPriority="62" w:unhideWhenUsed="0"/>
-    <w:lsdException w:name="Medium Shading 1 Accent 2" w:semiHidden="0" w:uiPriority="63" w:unhideWhenUsed="0"/>
-    <w:lsdException w:name="Medium Shading 2 Accent 2" w:semiHidden="0" w:uiPriority="64" w:unhideWhenUsed="0"/>
-    <w:lsdException w:name="Medium List 1 Accent 2" w:semiHidden="0" w:uiPriority="65" w:unhideWhenUsed="0"/>
-    <w:lsdException w:name="Medium List 2 Accent 2" w:semiHidden="0" w:uiPriority="66" w:unhideWhenUsed="0"/>
-    <w:lsdException w:name="Medium Grid 1 Accent 2" w:semiHidden="0" w:uiPriority="67" w:unhideWhenUsed="0"/>
-    <w:lsdException w:name="Medium Grid 2 Accent 2" w:semiHidden="0" w:uiPriority="68" w:unhideWhenUsed="0"/>
-    <w:lsdException w:name="Medium Grid 3 Accent 2" w:semiHidden="0" w:uiPriority="69" w:unhideWhenUsed="0"/>
-    <w:lsdException w:name="Dark List Accent 2" w:semiHidden="0" w:uiPriority="70" w:unhideWhenUsed="0"/>
-    <w:lsdException w:name="Colorful Shading Accent 2" w:semiHidden="0" w:uiPriority="71" w:unhideWhenUsed="0"/>
-    <w:lsdException w:name="Colorful List Accent 2" w:semiHidden="0" w:uiPriority="72" w:unhideWhenUsed="0"/>
-    <w:lsdException w:name="Colorful Grid Accent 2" w:semiHidden="0" w:uiPriority="73" w:unhideWhenUsed="0"/>
-    <w:lsdException w:name="Light Shading Accent 3" w:semiHidden="0" w:uiPriority="60" w:unhideWhenUsed="0"/>
-    <w:lsdException w:name="Light List Accent 3" w:semiHidden="0" w:uiPriority="61" w:unhideWhenUsed="0"/>
-    <w:lsdException w:name="Light Grid Accent 3" w:semiHidden="0" w:uiPriority="62" w:unhideWhenUsed="0"/>
-    <w:lsdException w:name="Medium Shading 1 Accent 3" w:semiHidden="0" w:uiPriority="63" w:unhideWhenUsed="0"/>
-    <w:lsdException w:name="Medium Shading 2 Accent 3" w:semiHidden="0" w:uiPriority="64" w:unhideWhenUsed="0"/>
-    <w:lsdException w:name="Medium List 1 Accent 3" w:semiHidden="0" w:uiPriority="65" w:unhideWhenUsed="0"/>
-    <w:lsdException w:name="Medium List 2 Accent 3" w:semiHidden="0" w:uiPriority="66" w:unhideWhenUsed="0"/>
-    <w:lsdException w:name="Medium Grid 1 Accent 3" w:semiHidden="0" w:uiPriority="67" w:unhideWhenUsed="0"/>
-    <w:lsdException w:name="Medium Grid 2 Accent 3" w:semiHidden="0" w:uiPriority="68" w:unhideWhenUsed="0"/>
-    <w:lsdException w:name="Medium Grid 3 Accent 3" w:semiHidden="0" w:uiPriority="69" w:unhideWhenUsed="0"/>
-    <w:lsdException w:name="Dark List Accent 3" w:semiHidden="0" w:uiPriority="70" w:unhideWhenUsed="0"/>
-    <w:lsdException w:name="Colorful Shading Accent 3" w:semiHidden="0" w:uiPriority="71" w:unhideWhenUsed="0"/>
-    <w:lsdException w:name="Colorful List Accent 3" w:semiHidden="0" w:uiPriority="72" w:unhideWhenUsed="0"/>
-    <w:lsdException w:name="Colorful Grid Accent 3" w:semiHidden="0" w:uiPriority="73" w:unhideWhenUsed="0"/>
-    <w:lsdException w:name="Light Shading Accent 4" w:semiHidden="0" w:uiPriority="60" w:unhideWhenUsed="0"/>
-    <w:lsdException w:name="Light List Accent 4" w:semiHidden="0" w:uiPriority="61" w:unhideWhenUsed="0"/>
-    <w:lsdException w:name="Light Grid Accent 4" w:semiHidden="0" w:uiPriority="62" w:unhideWhenUsed="0"/>
-    <w:lsdException w:name="Medium Shading 1 Accent 4" w:semiHidden="0" w:uiPriority="63" w:unhideWhenUsed="0"/>
-    <w:lsdException w:name="Medium Shading 2 Accent 4" w:semiHidden="0" w:uiPriority="64" w:unhideWhenUsed="0"/>
-    <w:lsdException w:name="Medium List 1 Accent 4" w:semiHidden="0" w:uiPriority="65" w:unhideWhenUsed="0"/>
-    <w:lsdException w:name="Medium List 2 Accent 4" w:semiHidden="0" w:uiPriority="66" w:unhideWhenUsed="0"/>
-    <w:lsdException w:name="Medium Grid 1 Accent 4" w:semiHidden="0" w:uiPriority="67" w:unhideWhenUsed="0"/>
-    <w:lsdException w:name="Medium Grid 2 Accent 4" w:semiHidden="0" w:uiPriority="68" w:unhideWhenUsed="0"/>
-    <w:lsdException w:name="Medium Grid 3 Accent 4" w:semiHidden="0" w:uiPriority="69" w:unhideWhenUsed="0"/>
-    <w:lsdException w:name="Dark List Accent 4" w:semiHidden="0" w:uiPriority="70" w:unhideWhenUsed="0"/>
-    <w:lsdException w:name="Colorful Shading Accent 4" w:semiHidden="0" w:uiPriority="71" w:unhideWhenUsed="0"/>
-    <w:lsdException w:name="Colorful List Accent 4" w:semiHidden="0" w:uiPriority="72" w:unhideWhenUsed="0"/>
-    <w:lsdException w:name="Colorful Grid Accent 4" w:semiHidden="0" w:uiPriority="73" w:unhideWhenUsed="0"/>
-    <w:lsdException w:name="Light Shading Accent 5" w:semiHidden="0" w:uiPriority="60" w:unhideWhenUsed="0"/>
-    <w:lsdException w:name="Light List Accent 5" w:semiHidden="0" w:uiPriority="61" w:unhideWhenUsed="0"/>
-    <w:lsdException w:name="Light Grid Accent 5" w:semiHidden="0" w:uiPriority="62" w:unhideWhenUsed="0"/>
-    <w:lsdException w:name="Medium Shading 1 Accent 5" w:semiHidden="0" w:uiPriority="63" w:unhideWhenUsed="0"/>
-    <w:lsdException w:name="Medium Shading 2 Accent 5" w:semiHidden="0" w:uiPriority="64" w:unhideWhenUsed="0"/>
-    <w:lsdException w:name="Medium List 1 Accent 5" w:semiHidden="0" w:uiPriority="65" w:unhideWhenUsed="0"/>
-    <w:lsdException w:name="Medium List 2 Accent 5" w:semiHidden="0" w:uiPriority="66" w:unhideWhenUsed="0"/>
-    <w:lsdException w:name="Medium Grid 1 Accent 5" w:semiHidden="0" w:uiPriority="67" w:unhideWhenUsed="0"/>
-    <w:lsdException w:name="Medium Grid 2 Accent 5" w:semiHidden="0" w:uiPriority="68" w:unhideWhenUsed="0"/>
-    <w:lsdException w:name="Medium Grid 3 Accent 5" w:semiHidden="0" w:uiPriority="69" w:unhideWhenUsed="0"/>
-    <w:lsdException w:name="Dark List Accent 5" w:semiHidden="0" w:uiPriority="70" w:unhideWhenUsed="0"/>
-    <w:lsdException w:name="Colorful Shading Accent 5" w:semiHidden="0" w:uiPriority="71" w:unhideWhenUsed="0"/>
-    <w:lsdException w:name="Colorful List Accent 5" w:semiHidden="0" w:uiPriority="72" w:unhideWhenUsed="0"/>
-    <w:lsdException w:name="Colorful Grid Accent 5" w:semiHidden="0" w:uiPriority="73" w:unhideWhenUsed="0"/>
-    <w:lsdException w:name="Light Shading Accent 6" w:semiHidden="0" w:uiPriority="60" w:unhideWhenUsed="0"/>
-    <w:lsdException w:name="Light List Accent 6" w:semiHidden="0" w:uiPriority="61" w:unhideWhenUsed="0"/>
-    <w:lsdException w:name="Light Grid Accent 6" w:semiHidden="0" w:uiPriority="62" w:unhideWhenUsed="0"/>
-    <w:lsdException w:name="Medium Shading 1 Accent 6" w:semiHidden="0" w:uiPriority="63" w:unhideWhenUsed="0"/>
-    <w:lsdException w:name="Medium Shading 2 Accent 6" w:semiHidden="0" w:uiPriority="64" w:unhideWhenUsed="0"/>
-    <w:lsdException w:name="Medium List 1 Accent 6" w:semiHidden="0" w:uiPriority="65" w:unhideWhenUsed="0"/>
-    <w:lsdException w:name="Medium List 2 Accent 6" w:semiHidden="0" w:uiPriority="66" w:unhideWhenUsed="0"/>
-    <w:lsdException w:name="Medium Grid 1 Accent 6" w:semiHidden="0" w:uiPriority="67" w:unhideWhenUsed="0"/>
-    <w:lsdException w:name="Medium Grid 2 Accent 6" w:semiHidden="0" w:uiPriority="68" w:unhideWhenUsed="0"/>
-    <w:lsdException w:name="Medium Grid 3 Accent 6" w:semiHidden="0" w:uiPriority="69" w:unhideWhenUsed="0"/>
-    <w:lsdException w:name="Dark List Accent 6" w:semiHidden="0" w:uiPriority="70" w:unhideWhenUsed="0"/>
-    <w:lsdException w:name="Colorful Shading Accent 6" w:semiHidden="0" w:uiPriority="71" w:unhideWhenUsed="0"/>
-    <w:lsdException w:name="Colorful List Accent 6" w:semiHidden="0" w:uiPriority="72" w:unhideWhenUsed="0"/>
-    <w:lsdException w:name="Colorful Grid Accent 6" w:semiHidden="0" w:uiPriority="73" w:unhideWhenUsed="0"/>
+  <w:latentStyles w:count="260" w:defQFormat="0" w:defUnhideWhenUsed="1" w:defSemiHidden="1" w:defUIPriority="99" w:defLockedState="0">
+    <w:lsdException w:qFormat="1" w:unhideWhenUsed="0" w:uiPriority="0" w:name="Normal"/>
+    <w:lsdException w:qFormat="1" w:unhideWhenUsed="0" w:uiPriority="0" w:semiHidden="0" w:name="heading 1"/>
+    <w:lsdException w:qFormat="1" w:uiPriority="0" w:semiHidden="0" w:name="heading 2"/>
+    <w:lsdException w:qFormat="1" w:uiPriority="0" w:name="heading 3"/>
+    <w:lsdException w:qFormat="1" w:uiPriority="0" w:semiHidden="0" w:name="heading 4"/>
+    <w:lsdException w:qFormat="1" w:uiPriority="0" w:name="heading 5"/>
+    <w:lsdException w:qFormat="1" w:uiPriority="0" w:name="heading 6"/>
+    <w:lsdException w:qFormat="1" w:uiPriority="0" w:name="heading 7"/>
+    <w:lsdException w:qFormat="1" w:uiPriority="0" w:name="heading 8"/>
+    <w:lsdException w:qFormat="1" w:uiPriority="0" w:name="heading 9"/>
+    <w:lsdException w:unhideWhenUsed="0" w:uiPriority="0" w:semiHidden="0" w:name="index 1"/>
+    <w:lsdException w:unhideWhenUsed="0" w:uiPriority="0" w:semiHidden="0" w:name="index 2"/>
+    <w:lsdException w:unhideWhenUsed="0" w:uiPriority="0" w:semiHidden="0" w:name="index 3"/>
+    <w:lsdException w:unhideWhenUsed="0" w:uiPriority="0" w:semiHidden="0" w:name="index 4"/>
+    <w:lsdException w:unhideWhenUsed="0" w:uiPriority="0" w:semiHidden="0" w:name="index 5"/>
+    <w:lsdException w:unhideWhenUsed="0" w:uiPriority="0" w:semiHidden="0" w:name="index 6"/>
+    <w:lsdException w:unhideWhenUsed="0" w:uiPriority="0" w:semiHidden="0" w:name="index 7"/>
+    <w:lsdException w:unhideWhenUsed="0" w:uiPriority="0" w:semiHidden="0" w:name="index 8"/>
+    <w:lsdException w:unhideWhenUsed="0" w:uiPriority="0" w:semiHidden="0" w:name="index 9"/>
+    <w:lsdException w:qFormat="1" w:unhideWhenUsed="0" w:uiPriority="0" w:semiHidden="0" w:name="toc 1"/>
+    <w:lsdException w:qFormat="1" w:unhideWhenUsed="0" w:uiPriority="0" w:semiHidden="0" w:name="toc 2"/>
+    <w:lsdException w:qFormat="1" w:unhideWhenUsed="0" w:uiPriority="0" w:semiHidden="0" w:name="toc 3"/>
+    <w:lsdException w:unhideWhenUsed="0" w:uiPriority="0" w:semiHidden="0" w:name="toc 4"/>
+    <w:lsdException w:unhideWhenUsed="0" w:uiPriority="0" w:semiHidden="0" w:name="toc 5"/>
+    <w:lsdException w:unhideWhenUsed="0" w:uiPriority="0" w:semiHidden="0" w:name="toc 6"/>
+    <w:lsdException w:unhideWhenUsed="0" w:uiPriority="0" w:semiHidden="0" w:name="toc 7"/>
+    <w:lsdException w:unhideWhenUsed="0" w:uiPriority="0" w:semiHidden="0" w:name="toc 8"/>
+    <w:lsdException w:unhideWhenUsed="0" w:uiPriority="0" w:semiHidden="0" w:name="toc 9"/>
+    <w:lsdException w:unhideWhenUsed="0" w:uiPriority="0" w:semiHidden="0" w:name="Normal Indent"/>
+    <w:lsdException w:unhideWhenUsed="0" w:uiPriority="0" w:semiHidden="0" w:name="footnote text"/>
+    <w:lsdException w:qFormat="1" w:unhideWhenUsed="0" w:uiPriority="0" w:semiHidden="0" w:name="annotation text"/>
+    <w:lsdException w:qFormat="1" w:unhideWhenUsed="0" w:uiPriority="0" w:semiHidden="0" w:name="header"/>
+    <w:lsdException w:qFormat="1" w:unhideWhenUsed="0" w:uiPriority="0" w:semiHidden="0" w:name="footer"/>
+    <w:lsdException w:unhideWhenUsed="0" w:uiPriority="0" w:semiHidden="0" w:name="index heading"/>
+    <w:lsdException w:qFormat="1" w:uiPriority="0" w:name="caption"/>
+    <w:lsdException w:unhideWhenUsed="0" w:uiPriority="0" w:semiHidden="0" w:name="table of figures"/>
+    <w:lsdException w:unhideWhenUsed="0" w:uiPriority="0" w:semiHidden="0" w:name="envelope address"/>
+    <w:lsdException w:unhideWhenUsed="0" w:uiPriority="0" w:semiHidden="0" w:name="envelope return"/>
+    <w:lsdException w:unhideWhenUsed="0" w:uiPriority="0" w:semiHidden="0" w:name="footnote reference"/>
+    <w:lsdException w:unhideWhenUsed="0" w:uiPriority="0" w:semiHidden="0" w:name="annotation reference"/>
+    <w:lsdException w:unhideWhenUsed="0" w:uiPriority="0" w:semiHidden="0" w:name="line number"/>
+    <w:lsdException w:unhideWhenUsed="0" w:uiPriority="0" w:semiHidden="0" w:name="page number"/>
+    <w:lsdException w:unhideWhenUsed="0" w:uiPriority="0" w:semiHidden="0" w:name="endnote reference"/>
+    <w:lsdException w:unhideWhenUsed="0" w:uiPriority="0" w:semiHidden="0" w:name="endnote text"/>
+    <w:lsdException w:unhideWhenUsed="0" w:uiPriority="0" w:semiHidden="0" w:name="table of authorities"/>
+    <w:lsdException w:unhideWhenUsed="0" w:uiPriority="0" w:semiHidden="0" w:name="macro"/>
+    <w:lsdException w:unhideWhenUsed="0" w:uiPriority="0" w:semiHidden="0" w:name="toa heading"/>
+    <w:lsdException w:unhideWhenUsed="0" w:uiPriority="0" w:semiHidden="0" w:name="List"/>
+    <w:lsdException w:unhideWhenUsed="0" w:uiPriority="0" w:semiHidden="0" w:name="List Bullet"/>
+    <w:lsdException w:unhideWhenUsed="0" w:uiPriority="0" w:semiHidden="0" w:name="List Number"/>
+    <w:lsdException w:unhideWhenUsed="0" w:uiPriority="0" w:semiHidden="0" w:name="List 2"/>
+    <w:lsdException w:unhideWhenUsed="0" w:uiPriority="0" w:semiHidden="0" w:name="List 3"/>
+    <w:lsdException w:unhideWhenUsed="0" w:uiPriority="0" w:semiHidden="0" w:name="List 4"/>
+    <w:lsdException w:unhideWhenUsed="0" w:uiPriority="0" w:semiHidden="0" w:name="List 5"/>
+    <w:lsdException w:unhideWhenUsed="0" w:uiPriority="0" w:semiHidden="0" w:name="List Bullet 2"/>
+    <w:lsdException w:unhideWhenUsed="0" w:uiPriority="0" w:semiHidden="0" w:name="List Bullet 3"/>
+    <w:lsdException w:unhideWhenUsed="0" w:uiPriority="0" w:semiHidden="0" w:name="List Bullet 4"/>
+    <w:lsdException w:unhideWhenUsed="0" w:uiPriority="0" w:semiHidden="0" w:name="List Bullet 5"/>
+    <w:lsdException w:unhideWhenUsed="0" w:uiPriority="0" w:semiHidden="0" w:name="List Number 2"/>
+    <w:lsdException w:unhideWhenUsed="0" w:uiPriority="0" w:semiHidden="0" w:name="List Number 3"/>
+    <w:lsdException w:unhideWhenUsed="0" w:uiPriority="0" w:semiHidden="0" w:name="List Number 4"/>
+    <w:lsdException w:unhideWhenUsed="0" w:uiPriority="0" w:semiHidden="0" w:name="List Number 5"/>
+    <w:lsdException w:qFormat="1" w:unhideWhenUsed="0" w:uiPriority="0" w:semiHidden="0" w:name="Title"/>
+    <w:lsdException w:unhideWhenUsed="0" w:uiPriority="0" w:semiHidden="0" w:name="Closing"/>
+    <w:lsdException w:unhideWhenUsed="0" w:uiPriority="0" w:semiHidden="0" w:name="Signature"/>
+    <w:lsdException w:qFormat="1" w:uiPriority="1" w:name="Default Paragraph Font"/>
+    <w:lsdException w:qFormat="1" w:unhideWhenUsed="0" w:uiPriority="0" w:name="Body Text"/>
+    <w:lsdException w:unhideWhenUsed="0" w:uiPriority="0" w:semiHidden="0" w:name="Body Text Indent"/>
+    <w:lsdException w:unhideWhenUsed="0" w:uiPriority="0" w:semiHidden="0" w:name="List Continue"/>
+    <w:lsdException w:unhideWhenUsed="0" w:uiPriority="0" w:semiHidden="0" w:name="List Continue 2"/>
+    <w:lsdException w:unhideWhenUsed="0" w:uiPriority="0" w:semiHidden="0" w:name="List Continue 3"/>
+    <w:lsdException w:unhideWhenUsed="0" w:uiPriority="0" w:semiHidden="0" w:name="List Continue 4"/>
+    <w:lsdException w:unhideWhenUsed="0" w:uiPriority="0" w:semiHidden="0" w:name="List Continue 5"/>
+    <w:lsdException w:unhideWhenUsed="0" w:uiPriority="0" w:semiHidden="0" w:name="Message Header"/>
+    <w:lsdException w:qFormat="1" w:unhideWhenUsed="0" w:uiPriority="0" w:semiHidden="0" w:name="Subtitle"/>
+    <w:lsdException w:unhideWhenUsed="0" w:uiPriority="0" w:semiHidden="0" w:name="Salutation"/>
+    <w:lsdException w:unhideWhenUsed="0" w:uiPriority="0" w:semiHidden="0" w:name="Date"/>
+    <w:lsdException w:unhideWhenUsed="0" w:uiPriority="0" w:semiHidden="0" w:name="Body Text First Indent"/>
+    <w:lsdException w:unhideWhenUsed="0" w:uiPriority="0" w:semiHidden="0" w:name="Body Text First Indent 2"/>
+    <w:lsdException w:uiPriority="99" w:name="Note Heading"/>
+    <w:lsdException w:unhideWhenUsed="0" w:uiPriority="0" w:semiHidden="0" w:name="Body Text 2"/>
+    <w:lsdException w:unhideWhenUsed="0" w:uiPriority="0" w:semiHidden="0" w:name="Body Text 3"/>
+    <w:lsdException w:unhideWhenUsed="0" w:uiPriority="0" w:semiHidden="0" w:name="Body Text Indent 2"/>
+    <w:lsdException w:unhideWhenUsed="0" w:uiPriority="0" w:semiHidden="0" w:name="Body Text Indent 3"/>
+    <w:lsdException w:unhideWhenUsed="0" w:uiPriority="0" w:semiHidden="0" w:name="Block Text"/>
+    <w:lsdException w:unhideWhenUsed="0" w:uiPriority="0" w:semiHidden="0" w:name="Hyperlink"/>
+    <w:lsdException w:unhideWhenUsed="0" w:uiPriority="0" w:semiHidden="0" w:name="FollowedHyperlink"/>
+    <w:lsdException w:qFormat="1" w:unhideWhenUsed="0" w:uiPriority="0" w:semiHidden="0" w:name="Strong"/>
+    <w:lsdException w:qFormat="1" w:unhideWhenUsed="0" w:uiPriority="0" w:semiHidden="0" w:name="Emphasis"/>
+    <w:lsdException w:unhideWhenUsed="0" w:uiPriority="0" w:semiHidden="0" w:name="Document Map"/>
+    <w:lsdException w:unhideWhenUsed="0" w:uiPriority="0" w:semiHidden="0" w:name="Plain Text"/>
+    <w:lsdException w:unhideWhenUsed="0" w:uiPriority="0" w:semiHidden="0" w:name="E-mail Signature"/>
+    <w:lsdException w:qFormat="1" w:unhideWhenUsed="0" w:uiPriority="0" w:semiHidden="0" w:name="Normal (Web)"/>
+    <w:lsdException w:unhideWhenUsed="0" w:uiPriority="0" w:semiHidden="0" w:name="HTML Acronym"/>
+    <w:lsdException w:unhideWhenUsed="0" w:uiPriority="0" w:semiHidden="0" w:name="HTML Address"/>
+    <w:lsdException w:unhideWhenUsed="0" w:uiPriority="0" w:semiHidden="0" w:name="HTML Cite"/>
+    <w:lsdException w:unhideWhenUsed="0" w:uiPriority="0" w:semiHidden="0" w:name="HTML Code"/>
+    <w:lsdException w:unhideWhenUsed="0" w:uiPriority="0" w:semiHidden="0" w:name="HTML Definition"/>
+    <w:lsdException w:unhideWhenUsed="0" w:uiPriority="0" w:semiHidden="0" w:name="HTML Keyboard"/>
+    <w:lsdException w:unhideWhenUsed="0" w:uiPriority="0" w:semiHidden="0" w:name="HTML Preformatted"/>
+    <w:lsdException w:unhideWhenUsed="0" w:uiPriority="0" w:semiHidden="0" w:name="HTML Sample"/>
+    <w:lsdException w:unhideWhenUsed="0" w:uiPriority="0" w:semiHidden="0" w:name="HTML Typewriter"/>
+    <w:lsdException w:unhideWhenUsed="0" w:uiPriority="0" w:semiHidden="0" w:name="HTML Variable"/>
+    <w:lsdException w:qFormat="1" w:uiPriority="99" w:name="Normal Table"/>
+    <w:lsdException w:unhideWhenUsed="0" w:uiPriority="0" w:semiHidden="0" w:name="annotation subject"/>
+    <w:lsdException w:uiPriority="0" w:name="Table Simple 1"/>
+    <w:lsdException w:uiPriority="0" w:name="Table Simple 2"/>
+    <w:lsdException w:uiPriority="0" w:name="Table Simple 3"/>
+    <w:lsdException w:uiPriority="0" w:name="Table Classic 1"/>
+    <w:lsdException w:uiPriority="0" w:name="Table Classic 2"/>
+    <w:lsdException w:uiPriority="0" w:name="Table Classic 3"/>
+    <w:lsdException w:uiPriority="0" w:name="Table Classic 4"/>
+    <w:lsdException w:uiPriority="0" w:name="Table Colorful 1"/>
+    <w:lsdException w:uiPriority="0" w:name="Table Colorful 2"/>
+    <w:lsdException w:uiPriority="0" w:name="Table Colorful 3"/>
+    <w:lsdException w:uiPriority="0" w:name="Table Columns 1"/>
+    <w:lsdException w:uiPriority="0" w:name="Table Columns 2"/>
+    <w:lsdException w:uiPriority="0" w:name="Table Columns 3"/>
+    <w:lsdException w:uiPriority="0" w:name="Table Columns 4"/>
+    <w:lsdException w:uiPriority="0" w:name="Table Columns 5"/>
+    <w:lsdException w:uiPriority="0" w:name="Table Grid 1"/>
+    <w:lsdException w:uiPriority="0" w:name="Table Grid 2"/>
+    <w:lsdException w:uiPriority="0" w:name="Table Grid 3"/>
+    <w:lsdException w:uiPriority="0" w:name="Table Grid 4"/>
+    <w:lsdException w:uiPriority="0" w:name="Table Grid 5"/>
+    <w:lsdException w:uiPriority="0" w:name="Table Grid 6"/>
+    <w:lsdException w:uiPriority="0" w:name="Table Grid 7"/>
+    <w:lsdException w:uiPriority="0" w:name="Table Grid 8"/>
+    <w:lsdException w:uiPriority="0" w:name="Table List 1"/>
+    <w:lsdException w:uiPriority="0" w:name="Table List 2"/>
+    <w:lsdException w:uiPriority="0" w:name="Table List 3"/>
+    <w:lsdException w:uiPriority="0" w:name="Table List 4"/>
+    <w:lsdException w:uiPriority="0" w:name="Table List 5"/>
+    <w:lsdException w:uiPriority="0" w:name="Table List 6"/>
+    <w:lsdException w:uiPriority="0" w:name="Table List 7"/>
+    <w:lsdException w:uiPriority="0" w:name="Table List 8"/>
+    <w:lsdException w:uiPriority="0" w:name="Table 3D effects 1"/>
+    <w:lsdException w:uiPriority="0" w:name="Table 3D effects 2"/>
+    <w:lsdException w:uiPriority="0" w:name="Table 3D effects 3"/>
+    <w:lsdException w:uiPriority="0" w:name="Table Contemporary"/>
+    <w:lsdException w:uiPriority="0" w:name="Table Elegant"/>
+    <w:lsdException w:uiPriority="0" w:name="Table Professional"/>
+    <w:lsdException w:uiPriority="0" w:name="Table Subtle 1"/>
+    <w:lsdException w:uiPriority="0" w:name="Table Subtle 2"/>
+    <w:lsdException w:uiPriority="0" w:name="Table Web 1"/>
+    <w:lsdException w:uiPriority="0" w:name="Table Web 2"/>
+    <w:lsdException w:uiPriority="0" w:name="Table Web 3"/>
+    <w:lsdException w:unhideWhenUsed="0" w:uiPriority="0" w:semiHidden="0" w:name="Balloon Text"/>
+    <w:lsdException w:qFormat="1" w:unhideWhenUsed="0" w:uiPriority="0" w:semiHidden="0" w:name="Table Grid"/>
+    <w:lsdException w:uiPriority="0" w:name="Table Theme"/>
+    <w:lsdException w:unhideWhenUsed="0" w:uiPriority="60" w:semiHidden="0" w:name="Light Shading"/>
+    <w:lsdException w:unhideWhenUsed="0" w:uiPriority="61" w:semiHidden="0" w:name="Light List"/>
+    <w:lsdException w:unhideWhenUsed="0" w:uiPriority="62" w:semiHidden="0" w:name="Light Grid"/>
+    <w:lsdException w:unhideWhenUsed="0" w:uiPriority="63" w:semiHidden="0" w:name="Medium Shading 1"/>
+    <w:lsdException w:unhideWhenUsed="0" w:uiPriority="64" w:semiHidden="0" w:name="Medium Shading 2"/>
+    <w:lsdException w:unhideWhenUsed="0" w:uiPriority="65" w:semiHidden="0" w:name="Medium List 1"/>
+    <w:lsdException w:unhideWhenUsed="0" w:uiPriority="66" w:semiHidden="0" w:name="Medium List 2"/>
+    <w:lsdException w:unhideWhenUsed="0" w:uiPriority="67" w:semiHidden="0" w:name="Medium Grid 1"/>
+    <w:lsdException w:unhideWhenUsed="0" w:uiPriority="68" w:semiHidden="0" w:name="Medium Grid 2"/>
+    <w:lsdException w:unhideWhenUsed="0" w:uiPriority="69" w:semiHidden="0" w:name="Medium Grid 3"/>
+    <w:lsdException w:unhideWhenUsed="0" w:uiPriority="70" w:semiHidden="0" w:name="Dark List"/>
+    <w:lsdException w:unhideWhenUsed="0" w:uiPriority="71" w:semiHidden="0" w:name="Colorful Shading"/>
+    <w:lsdException w:unhideWhenUsed="0" w:uiPriority="72" w:semiHidden="0" w:name="Colorful List"/>
+    <w:lsdException w:unhideWhenUsed="0" w:uiPriority="73" w:semiHidden="0" w:name="Colorful Grid"/>
+    <w:lsdException w:unhideWhenUsed="0" w:uiPriority="60" w:semiHidden="0" w:name="Light Shading Accent 1"/>
+    <w:lsdException w:unhideWhenUsed="0" w:uiPriority="61" w:semiHidden="0" w:name="Light List Accent 1"/>
+    <w:lsdException w:unhideWhenUsed="0" w:uiPriority="62" w:semiHidden="0" w:name="Light Grid Accent 1"/>
+    <w:lsdException w:unhideWhenUsed="0" w:uiPriority="63" w:semiHidden="0" w:name="Medium Shading 1 Accent 1"/>
+    <w:lsdException w:unhideWhenUsed="0" w:uiPriority="64" w:semiHidden="0" w:name="Medium Shading 2 Accent 1"/>
+    <w:lsdException w:unhideWhenUsed="0" w:uiPriority="65" w:semiHidden="0" w:name="Medium List 1 Accent 1"/>
+    <w:lsdException w:unhideWhenUsed="0" w:uiPriority="66" w:semiHidden="0" w:name="Medium List 2 Accent 1"/>
+    <w:lsdException w:unhideWhenUsed="0" w:uiPriority="67" w:semiHidden="0" w:name="Medium Grid 1 Accent 1"/>
+    <w:lsdException w:unhideWhenUsed="0" w:uiPriority="68" w:semiHidden="0" w:name="Medium Grid 2 Accent 1"/>
+    <w:lsdException w:unhideWhenUsed="0" w:uiPriority="69" w:semiHidden="0" w:name="Medium Grid 3 Accent 1"/>
+    <w:lsdException w:unhideWhenUsed="0" w:uiPriority="70" w:semiHidden="0" w:name="Dark List Accent 1"/>
+    <w:lsdException w:unhideWhenUsed="0" w:uiPriority="71" w:semiHidden="0" w:name="Colorful Shading Accent 1"/>
+    <w:lsdException w:unhideWhenUsed="0" w:uiPriority="72" w:semiHidden="0" w:name="Colorful List Accent 1"/>
+    <w:lsdException w:unhideWhenUsed="0" w:uiPriority="73" w:semiHidden="0" w:name="Colorful Grid Accent 1"/>
+    <w:lsdException w:unhideWhenUsed="0" w:uiPriority="60" w:semiHidden="0" w:name="Light Shading Accent 2"/>
+    <w:lsdException w:unhideWhenUsed="0" w:uiPriority="61" w:semiHidden="0" w:name="Light List Accent 2"/>
+    <w:lsdException w:unhideWhenUsed="0" w:uiPriority="62" w:semiHidden="0" w:name="Light Grid Accent 2"/>
+    <w:lsdException w:unhideWhenUsed="0" w:uiPriority="63" w:semiHidden="0" w:name="Medium Shading 1 Accent 2"/>
+    <w:lsdException w:unhideWhenUsed="0" w:uiPriority="64" w:semiHidden="0" w:name="Medium Shading 2 Accent 2"/>
+    <w:lsdException w:unhideWhenUsed="0" w:uiPriority="65" w:semiHidden="0" w:name="Medium List 1 Accent 2"/>
+    <w:lsdException w:unhideWhenUsed="0" w:uiPriority="66" w:semiHidden="0" w:name="Medium List 2 Accent 2"/>
+    <w:lsdException w:unhideWhenUsed="0" w:uiPriority="67" w:semiHidden="0" w:name="Medium Grid 1 Accent 2"/>
+    <w:lsdException w:unhideWhenUsed="0" w:uiPriority="68" w:semiHidden="0" w:name="Medium Grid 2 Accent 2"/>
+    <w:lsdException w:unhideWhenUsed="0" w:uiPriority="69" w:semiHidden="0" w:name="Medium Grid 3 Accent 2"/>
+    <w:lsdException w:unhideWhenUsed="0" w:uiPriority="70" w:semiHidden="0" w:name="Dark List Accent 2"/>
+    <w:lsdException w:unhideWhenUsed="0" w:uiPriority="71" w:semiHidden="0" w:name="Colorful Shading Accent 2"/>
+    <w:lsdException w:unhideWhenUsed="0" w:uiPriority="72" w:semiHidden="0" w:name="Colorful List Accent 2"/>
+    <w:lsdException w:unhideWhenUsed="0" w:uiPriority="73" w:semiHidden="0" w:name="Colorful Grid Accent 2"/>
+    <w:lsdException w:unhideWhenUsed="0" w:uiPriority="60" w:semiHidden="0" w:name="Light Shading Accent 3"/>
+    <w:lsdException w:unhideWhenUsed="0" w:uiPriority="61" w:semiHidden="0" w:name="Light List Accent 3"/>
+    <w:lsdException w:unhideWhenUsed="0" w:uiPriority="62" w:semiHidden="0" w:name="Light Grid Accent 3"/>
+    <w:lsdException w:unhideWhenUsed="0" w:uiPriority="63" w:semiHidden="0" w:name="Medium Shading 1 Accent 3"/>
+    <w:lsdException w:unhideWhenUsed="0" w:uiPriority="64" w:semiHidden="0" w:name="Medium Shading 2 Accent 3"/>
+    <w:lsdException w:unhideWhenUsed="0" w:uiPriority="65" w:semiHidden="0" w:name="Medium List 1 Accent 3"/>
+    <w:lsdException w:unhideWhenUsed="0" w:uiPriority="66" w:semiHidden="0" w:name="Medium List 2 Accent 3"/>
+    <w:lsdException w:unhideWhenUsed="0" w:uiPriority="67" w:semiHidden="0" w:name="Medium Grid 1 Accent 3"/>
+    <w:lsdException w:unhideWhenUsed="0" w:uiPriority="68" w:semiHidden="0" w:name="Medium Grid 2 Accent 3"/>
+    <w:lsdException w:unhideWhenUsed="0" w:uiPriority="69" w:semiHidden="0" w:name="Medium Grid 3 Accent 3"/>
+    <w:lsdException w:unhideWhenUsed="0" w:uiPriority="70" w:semiHidden="0" w:name="Dark List Accent 3"/>
+    <w:lsdException w:unhideWhenUsed="0" w:uiPriority="71" w:semiHidden="0" w:name="Colorful Shading Accent 3"/>
+    <w:lsdException w:unhideWhenUsed="0" w:uiPriority="72" w:semiHidden="0" w:name="Colorful List Accent 3"/>
+    <w:lsdException w:unhideWhenUsed="0" w:uiPriority="73" w:semiHidden="0" w:name="Colorful Grid Accent 3"/>
+    <w:lsdException w:unhideWhenUsed="0" w:uiPriority="60" w:semiHidden="0" w:name="Light Shading Accent 4"/>
+    <w:lsdException w:unhideWhenUsed="0" w:uiPriority="61" w:semiHidden="0" w:name="Light List Accent 4"/>
+    <w:lsdException w:unhideWhenUsed="0" w:uiPriority="62" w:semiHidden="0" w:name="Light Grid Accent 4"/>
+    <w:lsdException w:unhideWhenUsed="0" w:uiPriority="63" w:semiHidden="0" w:name="Medium Shading 1 Accent 4"/>
+    <w:lsdException w:unhideWhenUsed="0" w:uiPriority="64" w:semiHidden="0" w:name="Medium Shading 2 Accent 4"/>
+    <w:lsdException w:unhideWhenUsed="0" w:uiPriority="65" w:semiHidden="0" w:name="Medium List 1 Accent 4"/>
+    <w:lsdException w:unhideWhenUsed="0" w:uiPriority="66" w:semiHidden="0" w:name="Medium List 2 Accent 4"/>
+    <w:lsdException w:unhideWhenUsed="0" w:uiPriority="67" w:semiHidden="0" w:name="Medium Grid 1 Accent 4"/>
+    <w:lsdException w:unhideWhenUsed="0" w:uiPriority="68" w:semiHidden="0" w:name="Medium Grid 2 Accent 4"/>
+    <w:lsdException w:unhideWhenUsed="0" w:uiPriority="69" w:semiHidden="0" w:name="Medium Grid 3 Accent 4"/>
+    <w:lsdException w:unhideWhenUsed="0" w:uiPriority="70" w:semiHidden="0" w:name="Dark List Accent 4"/>
+    <w:lsdException w:unhideWhenUsed="0" w:uiPriority="71" w:semiHidden="0" w:name="Colorful Shading Accent 4"/>
+    <w:lsdException w:unhideWhenUsed="0" w:uiPriority="72" w:semiHidden="0" w:name="Colorful List Accent 4"/>
+    <w:lsdException w:unhideWhenUsed="0" w:uiPriority="73" w:semiHidden="0" w:name="Colorful Grid Accent 4"/>
+    <w:lsdException w:unhideWhenUsed="0" w:uiPriority="60" w:semiHidden="0" w:name="Light Shading Accent 5"/>
+    <w:lsdException w:unhideWhenUsed="0" w:uiPriority="61" w:semiHidden="0" w:name="Light List Accent 5"/>
+    <w:lsdException w:unhideWhenUsed="0" w:uiPriority="62" w:semiHidden="0" w:name="Light Grid Accent 5"/>
+    <w:lsdException w:unhideWhenUsed="0" w:uiPriority="63" w:semiHidden="0" w:name="Medium Shading 1 Accent 5"/>
+    <w:lsdException w:unhideWhenUsed="0" w:uiPriority="64" w:semiHidden="0" w:name="Medium Shading 2 Accent 5"/>
+    <w:lsdException w:unhideWhenUsed="0" w:uiPriority="65" w:semiHidden="0" w:name="Medium List 1 Accent 5"/>
+    <w:lsdException w:unhideWhenUsed="0" w:uiPriority="66" w:semiHidden="0" w:name="Medium List 2 Accent 5"/>
+    <w:lsdException w:unhideWhenUsed="0" w:uiPriority="67" w:semiHidden="0" w:name="Medium Grid 1 Accent 5"/>
+    <w:lsdException w:unhideWhenUsed="0" w:uiPriority="68" w:semiHidden="0" w:name="Medium Grid 2 Accent 5"/>
+    <w:lsdException w:unhideWhenUsed="0" w:uiPriority="69" w:semiHidden="0" w:name="Medium Grid 3 Accent 5"/>
+    <w:lsdException w:unhideWhenUsed="0" w:uiPriority="70" w:semiHidden="0" w:name="Dark List Accent 5"/>
+    <w:lsdException w:unhideWhenUsed="0" w:uiPriority="71" w:semiHidden="0" w:name="Colorful Shading Accent 5"/>
+    <w:lsdException w:unhideWhenUsed="0" w:uiPriority="72" w:semiHidden="0" w:name="Colorful List Accent 5"/>
+    <w:lsdException w:unhideWhenUsed="0" w:uiPriority="73" w:semiHidden="0" w:name="Colorful Grid Accent 5"/>
+    <w:lsdException w:unhideWhenUsed="0" w:uiPriority="60" w:semiHidden="0" w:name="Light Shading Accent 6"/>
+    <w:lsdException w:unhideWhenUsed="0" w:uiPriority="61" w:semiHidden="0" w:name="Light List Accent 6"/>
+    <w:lsdException w:unhideWhenUsed="0" w:uiPriority="62" w:semiHidden="0" w:name="Light Grid Accent 6"/>
+    <w:lsdException w:unhideWhenUsed="0" w:uiPriority="63" w:semiHidden="0" w:name="Medium Shading 1 Accent 6"/>
+    <w:lsdException w:unhideWhenUsed="0" w:uiPriority="64" w:semiHidden="0" w:name="Medium Shading 2 Accent 6"/>
+    <w:lsdException w:unhideWhenUsed="0" w:uiPriority="65" w:semiHidden="0" w:name="Medium List 1 Accent 6"/>
+    <w:lsdException w:unhideWhenUsed="0" w:uiPriority="66" w:semiHidden="0" w:name="Medium List 2 Accent 6"/>
+    <w:lsdException w:unhideWhenUsed="0" w:uiPriority="67" w:semiHidden="0" w:name="Medium Grid 1 Accent 6"/>
+    <w:lsdException w:unhideWhenUsed="0" w:uiPriority="68" w:semiHidden="0" w:name="Medium Grid 2 Accent 6"/>
+    <w:lsdException w:unhideWhenUsed="0" w:uiPriority="69" w:semiHidden="0" w:name="Medium Grid 3 Accent 6"/>
+    <w:lsdException w:unhideWhenUsed="0" w:uiPriority="70" w:semiHidden="0" w:name="Dark List Accent 6"/>
+    <w:lsdException w:unhideWhenUsed="0" w:uiPriority="71" w:semiHidden="0" w:name="Colorful Shading Accent 6"/>
+    <w:lsdException w:unhideWhenUsed="0" w:uiPriority="72" w:semiHidden="0" w:name="Colorful List Accent 6"/>
+    <w:lsdException w:unhideWhenUsed="0" w:uiPriority="73" w:semiHidden="0" w:name="Colorful Grid Accent 6"/>
   </w:latentStyles>
-  <w:style w:type="paragraph" w:default="1" w:styleId="Normal">
+  <w:style w:type="paragraph" w:default="1" w:styleId="1">
     <w:name w:val="Normal"/>
     <w:semiHidden/>
     <w:qFormat/>
+    <w:uiPriority w:val="0"/>
     <w:pPr>
       <w:kinsoku w:val="0"/>
       <w:autoSpaceDE w:val="0"/>
@@ -8814,7 +8984,7 @@
       <w:textAlignment w:val="baseline"/>
     </w:pPr>
     <w:rPr>
-      <w:rFonts w:ascii="Arial" w:eastAsia="Arial" w:hAnsi="Arial" w:cs="Arial"/>
+      <w:rFonts w:ascii="Arial" w:hAnsi="Arial" w:eastAsia="Arial" w:cs="Arial"/>
       <w:snapToGrid w:val="0"/>
       <w:color w:val="000000"/>
       <w:sz w:val="21"/>
@@ -8822,11 +8992,12 @@
       <w:lang w:val="en-US" w:eastAsia="en-US" w:bidi="ar-SA"/>
     </w:rPr>
   </w:style>
-  <w:style w:type="paragraph" w:styleId="Heading1">
+  <w:style w:type="paragraph" w:styleId="2">
     <w:name w:val="heading 1"/>
-    <w:basedOn w:val="Normal"/>
-    <w:next w:val="Normal"/>
+    <w:basedOn w:val="1"/>
+    <w:next w:val="1"/>
     <w:qFormat/>
+    <w:uiPriority w:val="0"/>
     <w:pPr>
       <w:keepNext/>
       <w:keepLines/>
@@ -8843,12 +9014,13 @@
       <w:sz w:val="44"/>
     </w:rPr>
   </w:style>
-  <w:style w:type="paragraph" w:styleId="Heading2">
+  <w:style w:type="paragraph" w:styleId="3">
     <w:name w:val="heading 2"/>
-    <w:basedOn w:val="Normal"/>
-    <w:next w:val="Normal"/>
+    <w:basedOn w:val="1"/>
+    <w:next w:val="1"/>
     <w:unhideWhenUsed/>
     <w:qFormat/>
+    <w:uiPriority w:val="0"/>
     <w:pPr>
       <w:keepNext/>
       <w:keepLines/>
@@ -8865,13 +9037,14 @@
       <w:sz w:val="32"/>
     </w:rPr>
   </w:style>
-  <w:style w:type="paragraph" w:styleId="Heading3">
+  <w:style w:type="paragraph" w:styleId="4">
     <w:name w:val="heading 3"/>
-    <w:basedOn w:val="Normal"/>
-    <w:next w:val="Normal"/>
+    <w:basedOn w:val="1"/>
+    <w:next w:val="1"/>
     <w:semiHidden/>
     <w:unhideWhenUsed/>
     <w:qFormat/>
+    <w:uiPriority w:val="0"/>
     <w:pPr>
       <w:keepNext/>
       <w:keepLines/>
@@ -8887,12 +9060,13 @@
       <w:sz w:val="32"/>
     </w:rPr>
   </w:style>
-  <w:style w:type="paragraph" w:styleId="Heading4">
+  <w:style w:type="paragraph" w:styleId="5">
     <w:name w:val="heading 4"/>
-    <w:basedOn w:val="Normal"/>
-    <w:next w:val="Normal"/>
+    <w:basedOn w:val="1"/>
+    <w:next w:val="1"/>
     <w:unhideWhenUsed/>
     <w:qFormat/>
+    <w:uiPriority w:val="0"/>
     <w:pPr>
       <w:keepNext/>
       <w:keepLines/>
@@ -8909,13 +9083,14 @@
       <w:sz w:val="28"/>
     </w:rPr>
   </w:style>
-  <w:style w:type="paragraph" w:styleId="Heading5">
+  <w:style w:type="paragraph" w:styleId="6">
     <w:name w:val="heading 5"/>
-    <w:basedOn w:val="Normal"/>
-    <w:next w:val="Normal"/>
+    <w:basedOn w:val="1"/>
+    <w:next w:val="1"/>
     <w:semiHidden/>
     <w:unhideWhenUsed/>
     <w:qFormat/>
+    <w:uiPriority w:val="0"/>
     <w:pPr>
       <w:keepNext/>
       <w:keepLines/>
@@ -8931,13 +9106,14 @@
       <w:sz w:val="28"/>
     </w:rPr>
   </w:style>
-  <w:style w:type="paragraph" w:styleId="Heading6">
+  <w:style w:type="paragraph" w:styleId="7">
     <w:name w:val="heading 6"/>
-    <w:basedOn w:val="Normal"/>
-    <w:next w:val="Normal"/>
+    <w:basedOn w:val="1"/>
+    <w:next w:val="1"/>
     <w:semiHidden/>
     <w:unhideWhenUsed/>
     <w:qFormat/>
+    <w:uiPriority w:val="0"/>
     <w:pPr>
       <w:keepNext/>
       <w:keepLines/>
@@ -8954,13 +9130,14 @@
       <w:sz w:val="24"/>
     </w:rPr>
   </w:style>
-  <w:style w:type="paragraph" w:styleId="Heading7">
+  <w:style w:type="paragraph" w:styleId="8">
     <w:name w:val="heading 7"/>
-    <w:basedOn w:val="Normal"/>
-    <w:next w:val="Normal"/>
+    <w:basedOn w:val="1"/>
+    <w:next w:val="1"/>
     <w:semiHidden/>
     <w:unhideWhenUsed/>
     <w:qFormat/>
+    <w:uiPriority w:val="0"/>
     <w:pPr>
       <w:keepNext/>
       <w:keepLines/>
@@ -8976,13 +9153,14 @@
       <w:sz w:val="24"/>
     </w:rPr>
   </w:style>
-  <w:style w:type="paragraph" w:styleId="Heading8">
+  <w:style w:type="paragraph" w:styleId="9">
     <w:name w:val="heading 8"/>
-    <w:basedOn w:val="Normal"/>
-    <w:next w:val="Normal"/>
+    <w:basedOn w:val="1"/>
+    <w:next w:val="1"/>
     <w:semiHidden/>
     <w:unhideWhenUsed/>
     <w:qFormat/>
+    <w:uiPriority w:val="0"/>
     <w:pPr>
       <w:keepNext/>
       <w:keepLines/>
@@ -8998,13 +9176,14 @@
       <w:sz w:val="24"/>
     </w:rPr>
   </w:style>
-  <w:style w:type="paragraph" w:styleId="Heading9">
+  <w:style w:type="paragraph" w:styleId="10">
     <w:name w:val="heading 9"/>
-    <w:basedOn w:val="Normal"/>
-    <w:next w:val="Normal"/>
+    <w:basedOn w:val="1"/>
+    <w:next w:val="1"/>
     <w:semiHidden/>
     <w:unhideWhenUsed/>
     <w:qFormat/>
+    <w:uiPriority w:val="0"/>
     <w:pPr>
       <w:keepNext/>
       <w:keepLines/>
@@ -9019,19 +9198,19 @@
       <w:rFonts w:eastAsia="黑体"/>
     </w:rPr>
   </w:style>
-  <w:style w:type="character" w:default="1" w:styleId="DefaultParagraphFont">
+  <w:style w:type="character" w:default="1" w:styleId="22">
     <w:name w:val="Default Paragraph Font"/>
-    <w:uiPriority w:val="1"/>
     <w:semiHidden/>
     <w:unhideWhenUsed/>
     <w:qFormat/>
+    <w:uiPriority w:val="1"/>
   </w:style>
-  <w:style w:type="table" w:default="1" w:styleId="TableNormal">
+  <w:style w:type="table" w:default="1" w:styleId="20">
     <w:name w:val="Normal Table"/>
-    <w:uiPriority w:val="99"/>
     <w:semiHidden/>
     <w:unhideWhenUsed/>
     <w:qFormat/>
+    <w:uiPriority w:val="99"/>
     <w:tblPr>
       <w:tblCellMar>
         <w:top w:w="0" w:type="dxa"/>
@@ -9041,30 +9220,34 @@
       </w:tblCellMar>
     </w:tblPr>
   </w:style>
-  <w:style w:type="paragraph" w:styleId="CommentText">
+  <w:style w:type="paragraph" w:styleId="11">
     <w:name w:val="annotation text"/>
-    <w:basedOn w:val="Normal"/>
+    <w:basedOn w:val="1"/>
     <w:qFormat/>
+    <w:uiPriority w:val="0"/>
   </w:style>
-  <w:style w:type="paragraph" w:styleId="BodyText">
+  <w:style w:type="paragraph" w:styleId="12">
     <w:name w:val="Body Text"/>
-    <w:basedOn w:val="Normal"/>
+    <w:basedOn w:val="1"/>
     <w:semiHidden/>
     <w:qFormat/>
+    <w:uiPriority w:val="0"/>
   </w:style>
-  <w:style w:type="paragraph" w:styleId="TOC3">
+  <w:style w:type="paragraph" w:styleId="13">
     <w:name w:val="toc 3"/>
-    <w:basedOn w:val="Normal"/>
-    <w:next w:val="Normal"/>
+    <w:basedOn w:val="1"/>
+    <w:next w:val="1"/>
     <w:qFormat/>
+    <w:uiPriority w:val="0"/>
     <w:pPr>
       <w:ind w:left="840" w:leftChars="400"/>
     </w:pPr>
   </w:style>
-  <w:style w:type="paragraph" w:styleId="Footer">
+  <w:style w:type="paragraph" w:styleId="14">
     <w:name w:val="footer"/>
-    <w:basedOn w:val="Normal"/>
+    <w:basedOn w:val="1"/>
     <w:qFormat/>
+    <w:uiPriority w:val="0"/>
     <w:pPr>
       <w:tabs>
         <w:tab w:val="center" w:pos="4153"/>
@@ -9075,16 +9258,17 @@
       <w:sz w:val="18"/>
     </w:rPr>
   </w:style>
-  <w:style w:type="paragraph" w:styleId="Header">
+  <w:style w:type="paragraph" w:styleId="15">
     <w:name w:val="header"/>
-    <w:basedOn w:val="Normal"/>
+    <w:basedOn w:val="1"/>
     <w:qFormat/>
+    <w:uiPriority w:val="0"/>
     <w:pPr>
       <w:pBdr>
-        <w:top w:val="nil"/>
-        <w:left w:val="nil"/>
-        <w:bottom w:val="nil"/>
-        <w:right w:val="nil"/>
+        <w:top w:val="none" w:color="auto" w:sz="0" w:space="0"/>
+        <w:left w:val="none" w:color="auto" w:sz="0" w:space="0"/>
+        <w:bottom w:val="none" w:color="auto" w:sz="0" w:space="0"/>
+        <w:right w:val="none" w:color="auto" w:sz="0" w:space="0"/>
       </w:pBdr>
       <w:tabs>
         <w:tab w:val="center" w:pos="4153"/>
@@ -9096,37 +9280,41 @@
       <w:sz w:val="18"/>
     </w:rPr>
   </w:style>
-  <w:style w:type="paragraph" w:styleId="TOC1">
+  <w:style w:type="paragraph" w:styleId="16">
     <w:name w:val="toc 1"/>
-    <w:basedOn w:val="Normal"/>
-    <w:next w:val="Normal"/>
+    <w:basedOn w:val="1"/>
+    <w:next w:val="1"/>
     <w:qFormat/>
+    <w:uiPriority w:val="0"/>
     <w:rPr>
       <w:rFonts w:eastAsia="Microsoft JhengHei"/>
       <w:sz w:val="24"/>
     </w:rPr>
   </w:style>
-  <w:style w:type="paragraph" w:styleId="TOC2">
+  <w:style w:type="paragraph" w:styleId="17">
     <w:name w:val="toc 2"/>
-    <w:basedOn w:val="Normal"/>
-    <w:next w:val="Normal"/>
+    <w:basedOn w:val="1"/>
+    <w:next w:val="1"/>
     <w:qFormat/>
+    <w:uiPriority w:val="0"/>
     <w:pPr>
       <w:ind w:left="420" w:leftChars="200"/>
     </w:pPr>
   </w:style>
-  <w:style w:type="paragraph" w:styleId="NormalWeb">
+  <w:style w:type="paragraph" w:styleId="18">
     <w:name w:val="Normal (Web)"/>
-    <w:basedOn w:val="Normal"/>
+    <w:basedOn w:val="1"/>
     <w:qFormat/>
+    <w:uiPriority w:val="0"/>
     <w:rPr>
       <w:sz w:val="24"/>
     </w:rPr>
   </w:style>
-  <w:style w:type="paragraph" w:styleId="Title">
+  <w:style w:type="paragraph" w:styleId="19">
     <w:name w:val="Title"/>
-    <w:basedOn w:val="Normal"/>
+    <w:basedOn w:val="1"/>
     <w:qFormat/>
+    <w:uiPriority w:val="0"/>
     <w:pPr>
       <w:spacing w:before="240" w:after="60"/>
       <w:jc w:val="center"/>
@@ -9137,68 +9325,73 @@
       <w:sz w:val="32"/>
     </w:rPr>
   </w:style>
-  <w:style w:type="table" w:styleId="TableGrid">
+  <w:style w:type="table" w:styleId="21">
     <w:name w:val="Table Grid"/>
-    <w:basedOn w:val="TableNormal"/>
+    <w:basedOn w:val="20"/>
     <w:qFormat/>
+    <w:uiPriority w:val="0"/>
     <w:pPr>
       <w:widowControl w:val="0"/>
       <w:jc w:val="both"/>
     </w:pPr>
     <w:tblPr>
       <w:tblBorders>
-        <w:top w:val="single" w:sz="4" w:space="0" w:color="auto"/>
-        <w:left w:val="single" w:sz="4" w:space="0" w:color="auto"/>
-        <w:bottom w:val="single" w:sz="4" w:space="0" w:color="auto"/>
-        <w:right w:val="single" w:sz="4" w:space="0" w:color="auto"/>
-        <w:insideH w:val="single" w:sz="4" w:space="0" w:color="auto"/>
-        <w:insideV w:val="single" w:sz="4" w:space="0" w:color="auto"/>
+        <w:top w:val="single" w:color="auto" w:sz="4" w:space="0"/>
+        <w:left w:val="single" w:color="auto" w:sz="4" w:space="0"/>
+        <w:bottom w:val="single" w:color="auto" w:sz="4" w:space="0"/>
+        <w:right w:val="single" w:color="auto" w:sz="4" w:space="0"/>
+        <w:insideH w:val="single" w:color="auto" w:sz="4" w:space="0"/>
+        <w:insideV w:val="single" w:color="auto" w:sz="4" w:space="0"/>
       </w:tblBorders>
     </w:tblPr>
   </w:style>
-  <w:style w:type="character" w:styleId="Strong">
+  <w:style w:type="character" w:styleId="23">
     <w:name w:val="Strong"/>
-    <w:basedOn w:val="DefaultParagraphFont"/>
+    <w:basedOn w:val="22"/>
     <w:qFormat/>
+    <w:uiPriority w:val="0"/>
     <w:rPr>
       <w:b/>
     </w:rPr>
   </w:style>
-  <w:style w:type="paragraph" w:customStyle="1" w:styleId="a">
+  <w:style w:type="paragraph" w:customStyle="1" w:styleId="24">
     <w:name w:val="柴_公司名"/>
-    <w:basedOn w:val="Title"/>
+    <w:basedOn w:val="19"/>
     <w:qFormat/>
+    <w:uiPriority w:val="0"/>
     <w:pPr>
       <w:spacing w:after="600" w:afterLines="600"/>
     </w:pPr>
     <w:rPr>
-      <w:rFonts w:ascii="宋体" w:eastAsia="宋体" w:hAnsi="宋体" w:cs="宋体" w:hint="eastAsia"/>
+      <w:rFonts w:hint="eastAsia" w:ascii="宋体" w:hAnsi="宋体" w:eastAsia="宋体" w:cs="宋体"/>
       <w:bCs/>
       <w:spacing w:val="-6"/>
       <w:sz w:val="52"/>
       <w:szCs w:val="52"/>
     </w:rPr>
   </w:style>
-  <w:style w:type="paragraph" w:customStyle="1" w:styleId="a0">
+  <w:style w:type="paragraph" w:customStyle="1" w:styleId="25">
     <w:name w:val="柴_文档名"/>
-    <w:basedOn w:val="Title"/>
+    <w:basedOn w:val="19"/>
     <w:qFormat/>
+    <w:uiPriority w:val="0"/>
     <w:pPr>
       <w:spacing w:after="900" w:afterLines="900"/>
     </w:pPr>
     <w:rPr>
-      <w:rFonts w:ascii="黑体" w:eastAsia="黑体" w:hAnsi="黑体" w:cs="黑体"/>
+      <w:rFonts w:ascii="黑体" w:hAnsi="黑体" w:eastAsia="黑体" w:cs="黑体"/>
       <w:bCs/>
       <w:spacing w:val="-7"/>
       <w:sz w:val="52"/>
       <w:szCs w:val="52"/>
     </w:rPr>
   </w:style>
-  <w:style w:type="table" w:customStyle="1" w:styleId="TableNormal0">
+  <w:style w:type="table" w:customStyle="1" w:styleId="26">
     <w:name w:val="Table Normal_0"/>
     <w:semiHidden/>
     <w:unhideWhenUsed/>
     <w:qFormat/>
+    <w:uiPriority w:val="0"/>
     <w:tblPr>
       <w:tblCellMar>
         <w:top w:w="0" w:type="dxa"/>
@@ -9208,21 +9401,23 @@
       </w:tblCellMar>
     </w:tblPr>
   </w:style>
-  <w:style w:type="paragraph" w:customStyle="1" w:styleId="TableText">
+  <w:style w:type="paragraph" w:customStyle="1" w:styleId="27">
     <w:name w:val="Table Text"/>
-    <w:basedOn w:val="Normal"/>
+    <w:basedOn w:val="1"/>
     <w:semiHidden/>
     <w:qFormat/>
+    <w:uiPriority w:val="0"/>
     <w:rPr>
-      <w:rFonts w:ascii="宋体" w:eastAsia="宋体" w:hAnsi="宋体" w:cs="宋体"/>
+      <w:rFonts w:ascii="宋体" w:hAnsi="宋体" w:eastAsia="宋体" w:cs="宋体"/>
     </w:rPr>
   </w:style>
-  <w:style w:type="paragraph" w:customStyle="1" w:styleId="1">
+  <w:style w:type="paragraph" w:customStyle="1" w:styleId="28">
     <w:name w:val="柴_标题1"/>
-    <w:basedOn w:val="Heading1"/>
-    <w:next w:val="a1"/>
-    <w:link w:val="1Char"/>
+    <w:basedOn w:val="2"/>
+    <w:next w:val="29"/>
+    <w:link w:val="38"/>
     <w:qFormat/>
+    <w:uiPriority w:val="0"/>
     <w:pPr>
       <w:spacing w:before="100" w:after="90" w:line="360" w:lineRule="auto"/>
     </w:pPr>
@@ -9231,11 +9426,12 @@
       <w:sz w:val="32"/>
     </w:rPr>
   </w:style>
-  <w:style w:type="paragraph" w:customStyle="1" w:styleId="a1">
+  <w:style w:type="paragraph" w:customStyle="1" w:styleId="29">
     <w:name w:val="柴_正文"/>
-    <w:basedOn w:val="BodyText"/>
-    <w:link w:val="Char"/>
+    <w:basedOn w:val="12"/>
+    <w:link w:val="39"/>
     <w:qFormat/>
+    <w:uiPriority w:val="0"/>
     <w:pPr>
       <w:spacing w:line="360" w:lineRule="auto"/>
       <w:ind w:firstLine="470" w:firstLineChars="200"/>
@@ -9246,11 +9442,12 @@
       <w:lang w:eastAsia="zh-CN"/>
     </w:rPr>
   </w:style>
-  <w:style w:type="paragraph" w:customStyle="1" w:styleId="2">
+  <w:style w:type="paragraph" w:customStyle="1" w:styleId="30">
     <w:name w:val="柴_标题2"/>
-    <w:basedOn w:val="Heading2"/>
-    <w:next w:val="a1"/>
+    <w:basedOn w:val="3"/>
+    <w:next w:val="29"/>
     <w:qFormat/>
+    <w:uiPriority w:val="0"/>
     <w:pPr>
       <w:spacing w:line="360" w:lineRule="auto"/>
     </w:pPr>
@@ -9259,27 +9456,29 @@
       <w:sz w:val="28"/>
     </w:rPr>
   </w:style>
-  <w:style w:type="paragraph" w:customStyle="1" w:styleId="3">
+  <w:style w:type="paragraph" w:customStyle="1" w:styleId="31">
     <w:name w:val="柴_标题3"/>
-    <w:basedOn w:val="Heading3"/>
-    <w:next w:val="Normal"/>
+    <w:basedOn w:val="4"/>
+    <w:next w:val="1"/>
     <w:qFormat/>
+    <w:uiPriority w:val="0"/>
     <w:pPr>
       <w:spacing w:line="360" w:lineRule="auto"/>
       <w:ind w:left="0" w:firstLine="472" w:firstLineChars="200"/>
     </w:pPr>
     <w:rPr>
-      <w:rFonts w:ascii="宋体" w:eastAsia="宋体" w:hAnsi="宋体" w:cs="宋体"/>
+      <w:rFonts w:ascii="宋体" w:hAnsi="宋体" w:eastAsia="宋体" w:cs="宋体"/>
       <w:spacing w:val="-2"/>
       <w:sz w:val="24"/>
       <w:szCs w:val="24"/>
     </w:rPr>
   </w:style>
-  <w:style w:type="paragraph" w:customStyle="1" w:styleId="a2">
+  <w:style w:type="paragraph" w:customStyle="1" w:styleId="32">
     <w:name w:val="柴_目录"/>
-    <w:basedOn w:val="Normal"/>
-    <w:next w:val="BodyText"/>
+    <w:basedOn w:val="1"/>
+    <w:next w:val="12"/>
     <w:qFormat/>
+    <w:uiPriority w:val="0"/>
     <w:pPr>
       <w:tabs>
         <w:tab w:val="right" w:leader="dot" w:pos="8442"/>
@@ -9290,49 +9489,54 @@
       <w:sz w:val="24"/>
     </w:rPr>
   </w:style>
-  <w:style w:type="paragraph" w:customStyle="1" w:styleId="WPSOffice1">
+  <w:style w:type="paragraph" w:customStyle="1" w:styleId="33">
     <w:name w:val="WPSOffice手动目录 1"/>
     <w:qFormat/>
+    <w:uiPriority w:val="0"/>
     <w:rPr>
-      <w:rFonts w:ascii="Times New Roman" w:eastAsia="宋体" w:hAnsi="Times New Roman" w:cs="Times New Roman"/>
+      <w:rFonts w:ascii="Times New Roman" w:hAnsi="Times New Roman" w:eastAsia="宋体" w:cs="Times New Roman"/>
       <w:lang w:val="en-US" w:eastAsia="zh-CN" w:bidi="ar-SA"/>
     </w:rPr>
   </w:style>
-  <w:style w:type="paragraph" w:customStyle="1" w:styleId="WPSOffice2">
+  <w:style w:type="paragraph" w:customStyle="1" w:styleId="34">
     <w:name w:val="WPSOffice手动目录 2"/>
     <w:qFormat/>
+    <w:uiPriority w:val="0"/>
     <w:pPr>
       <w:ind w:left="200" w:leftChars="200"/>
     </w:pPr>
     <w:rPr>
-      <w:rFonts w:ascii="Times New Roman" w:eastAsia="宋体" w:hAnsi="Times New Roman" w:cs="Times New Roman"/>
+      <w:rFonts w:ascii="Times New Roman" w:hAnsi="Times New Roman" w:eastAsia="宋体" w:cs="Times New Roman"/>
       <w:lang w:val="en-US" w:eastAsia="zh-CN" w:bidi="ar-SA"/>
     </w:rPr>
   </w:style>
-  <w:style w:type="paragraph" w:customStyle="1" w:styleId="WPSOffice3">
+  <w:style w:type="paragraph" w:customStyle="1" w:styleId="35">
     <w:name w:val="WPSOffice手动目录 3"/>
     <w:qFormat/>
+    <w:uiPriority w:val="0"/>
     <w:pPr>
       <w:ind w:left="400" w:leftChars="400"/>
     </w:pPr>
     <w:rPr>
-      <w:rFonts w:ascii="Times New Roman" w:eastAsia="宋体" w:hAnsi="Times New Roman" w:cs="Times New Roman"/>
+      <w:rFonts w:ascii="Times New Roman" w:hAnsi="Times New Roman" w:eastAsia="宋体" w:cs="Times New Roman"/>
       <w:lang w:val="en-US" w:eastAsia="zh-CN" w:bidi="ar-SA"/>
     </w:rPr>
   </w:style>
-  <w:style w:type="paragraph" w:customStyle="1" w:styleId="Compact">
+  <w:style w:type="paragraph" w:customStyle="1" w:styleId="36">
     <w:name w:val="Compact"/>
-    <w:basedOn w:val="BodyText"/>
+    <w:basedOn w:val="12"/>
     <w:qFormat/>
+    <w:uiPriority w:val="0"/>
     <w:pPr>
       <w:spacing w:before="36" w:after="36"/>
     </w:pPr>
   </w:style>
-  <w:style w:type="table" w:customStyle="1" w:styleId="Table">
+  <w:style w:type="table" w:customStyle="1" w:styleId="37">
     <w:name w:val="Table"/>
     <w:semiHidden/>
     <w:unhideWhenUsed/>
     <w:qFormat/>
+    <w:uiPriority w:val="0"/>
     <w:tblPr>
       <w:tblCellMar>
         <w:top w:w="0" w:type="dxa"/>
@@ -9344,27 +9548,29 @@
     <w:tblStylePr w:type="firstRow">
       <w:tcPr>
         <w:tcBorders>
-          <w:bottom w:val="single" w:sz="0" w:space="0" w:color="auto"/>
+          <w:bottom w:val="single" w:color="auto" w:sz="0" w:space="0"/>
         </w:tcBorders>
         <w:vAlign w:val="bottom"/>
       </w:tcPr>
     </w:tblStylePr>
   </w:style>
-  <w:style w:type="character" w:customStyle="1" w:styleId="1Char">
+  <w:style w:type="character" w:customStyle="1" w:styleId="38">
     <w:name w:val="柴_标题1 Char"/>
-    <w:link w:val="1"/>
+    <w:link w:val="28"/>
     <w:qFormat/>
+    <w:uiPriority w:val="0"/>
     <w:rPr>
-      <w:rFonts w:ascii="Arial" w:eastAsia="宋体" w:hAnsi="Arial"/>
+      <w:rFonts w:ascii="Arial" w:hAnsi="Arial" w:eastAsia="宋体"/>
       <w:sz w:val="32"/>
     </w:rPr>
   </w:style>
-  <w:style w:type="character" w:customStyle="1" w:styleId="Char">
+  <w:style w:type="character" w:customStyle="1" w:styleId="39">
     <w:name w:val="柴_正文 Char"/>
-    <w:link w:val="a1"/>
+    <w:link w:val="29"/>
     <w:qFormat/>
+    <w:uiPriority w:val="0"/>
     <w:rPr>
-      <w:rFonts w:ascii="Arial" w:eastAsia="宋体" w:hAnsi="Arial"/>
+      <w:rFonts w:ascii="Arial" w:hAnsi="Arial" w:eastAsia="宋体"/>
       <w:sz w:val="24"/>
       <w:lang w:eastAsia="zh-CN"/>
     </w:rPr>
